--- a/document/customer-segmentation.docx
+++ b/document/customer-segmentation.docx
@@ -33,9 +33,9 @@
             <wp:wrapTight wrapText="bothSides">
               <wp:wrapPolygon edited="0">
                 <wp:start x="-83" y="0"/>
-                <wp:lineTo x="-83" y="21116"/>
-                <wp:lineTo x="21265" y="21116"/>
-                <wp:lineTo x="21265" y="0"/>
+                <wp:lineTo x="-83" y="20956"/>
+                <wp:lineTo x="21182" y="20956"/>
+                <wp:lineTo x="21182" y="0"/>
                 <wp:lineTo x="-83" y="0"/>
               </wp:wrapPolygon>
             </wp:wrapTight>
@@ -275,7 +275,12 @@
         </w:rPr>
       </w:pPr>
       <w:r>
-        <w:rPr/>
+        <w:rPr>
+          <w:rFonts w:cs="Times New Roman" w:ascii="Times New Roman" w:hAnsi="Times New Roman"/>
+          <w:b/>
+          <w:sz w:val="32"/>
+          <w:szCs w:val="32"/>
+        </w:rPr>
       </w:r>
     </w:p>
     <w:p>
@@ -326,16 +331,7 @@
           <w:sz w:val="32"/>
           <w:szCs w:val="32"/>
         </w:rPr>
-        <w:t xml:space="preserve">Customer Segmentation &amp; </w:t>
-      </w:r>
-      <w:r>
-        <w:rPr>
-          <w:rFonts w:cs="Times New Roman" w:ascii="Times New Roman" w:hAnsi="Times New Roman"/>
-          <w:b/>
-          <w:sz w:val="32"/>
-          <w:szCs w:val="32"/>
-        </w:rPr>
-        <w:t>Purchase Behaviour Classification</w:t>
+        <w:t>Customer Segmentation &amp; Purchase Behaviour Classification</w:t>
       </w:r>
     </w:p>
     <w:p>
@@ -371,7 +367,12 @@
         </w:rPr>
       </w:pPr>
       <w:r>
-        <w:rPr/>
+        <w:rPr>
+          <w:rFonts w:cs="Times New Roman" w:ascii="Times New Roman" w:hAnsi="Times New Roman"/>
+          <w:b/>
+          <w:sz w:val="32"/>
+          <w:szCs w:val="32"/>
+        </w:rPr>
       </w:r>
     </w:p>
     <w:p>
@@ -454,8 +455,8 @@
       </w:pPr>
       <w:r>
         <w:rPr>
-          <w:sz w:val="32"/>
-          <w:szCs w:val="32"/>
+          <w:rFonts w:cs="Times New Roman" w:ascii="Times New Roman" w:hAnsi="Times New Roman"/>
+          <w:b/>
         </w:rPr>
       </w:r>
     </w:p>
@@ -544,25 +545,6 @@
         <w:pStyle w:val="Normal"/>
         <w:spacing w:lineRule="auto" w:line="360" w:before="0" w:after="0"/>
         <w:jc w:val="center"/>
-        <w:rPr>
-          <w:rFonts w:ascii="Times New Roman" w:hAnsi="Times New Roman" w:cs="Times New Roman"/>
-          <w:b/>
-          <w:sz w:val="32"/>
-          <w:szCs w:val="26"/>
-        </w:rPr>
-      </w:pPr>
-      <w:r>
-        <w:rPr/>
-      </w:r>
-      <w:r>
-        <w:br w:type="page"/>
-      </w:r>
-    </w:p>
-    <w:p>
-      <w:pPr>
-        <w:pStyle w:val="Normal"/>
-        <w:spacing w:lineRule="auto" w:line="360" w:before="0" w:after="0"/>
-        <w:jc w:val="center"/>
         <w:rPr/>
       </w:pPr>
       <w:r>
@@ -1137,15 +1119,6 @@
           <w:szCs w:val="24"/>
         </w:rPr>
         <w:tab/>
-      </w:r>
-      <w:r>
-        <w:rPr>
-          <w:rFonts w:cs="Times New Roman" w:ascii="Times New Roman" w:hAnsi="Times New Roman"/>
-          <w:b w:val="false"/>
-          <w:bCs w:val="false"/>
-          <w:sz w:val="24"/>
-          <w:szCs w:val="24"/>
-        </w:rPr>
         <w:t xml:space="preserve">5.4 Outlier Handling ……………………………………………………. </w:t>
         <w:tab/>
         <w:t>19</w:t>
@@ -1452,10 +1425,7 @@
       </w:pPr>
       <w:r>
         <w:rPr>
-          <w:b/>
-          <w:bCs/>
-          <w:sz w:val="24"/>
-          <w:szCs w:val="24"/>
+          <w:rFonts w:cs="Times New Roman" w:ascii="Times New Roman" w:hAnsi="Times New Roman"/>
         </w:rPr>
       </w:r>
     </w:p>
@@ -1872,50 +1842,52 @@
       </w:pPr>
       <w:r>
         <w:rPr>
+          <w:rFonts w:eastAsia="Times New Roman" w:cs="Times New Roman" w:ascii="Times New Roman" w:hAnsi="Times New Roman"/>
+          <w:b/>
+          <w:color w:val="000000"/>
+        </w:rPr>
+      </w:r>
+    </w:p>
+    <w:p>
+      <w:pPr>
+        <w:pStyle w:val="Normal"/>
+        <w:spacing w:lineRule="auto" w:line="360" w:before="0" w:after="0"/>
+        <w:jc w:val="both"/>
+        <w:rPr>
+          <w:rFonts w:ascii="Times New Roman" w:hAnsi="Times New Roman" w:eastAsia="Times New Roman" w:cs="Times New Roman"/>
+          <w:b/>
+          <w:color w:val="000000"/>
+        </w:rPr>
+      </w:pPr>
+      <w:r>
+        <w:rPr>
+          <w:rFonts w:eastAsia="Times New Roman" w:cs="Times New Roman" w:ascii="Times New Roman" w:hAnsi="Times New Roman"/>
+          <w:b/>
+          <w:color w:val="000000"/>
+        </w:rPr>
+      </w:r>
+      <w:r>
+        <w:br w:type="page"/>
+      </w:r>
+    </w:p>
+    <w:p>
+      <w:pPr>
+        <w:pStyle w:val="Normal"/>
+        <w:spacing w:lineRule="auto" w:line="360" w:before="0" w:after="0"/>
+        <w:jc w:val="both"/>
+        <w:rPr>
           <w:sz w:val="32"/>
           <w:szCs w:val="32"/>
         </w:rPr>
-      </w:r>
-    </w:p>
-    <w:p>
-      <w:pPr>
-        <w:pStyle w:val="Normal"/>
-        <w:spacing w:lineRule="auto" w:line="360" w:before="0" w:after="0"/>
-        <w:jc w:val="both"/>
-        <w:rPr>
-          <w:rFonts w:ascii="Times New Roman" w:hAnsi="Times New Roman" w:eastAsia="Times New Roman" w:cs="Times New Roman"/>
-          <w:b/>
-          <w:color w:val="000000"/>
-        </w:rPr>
-      </w:pPr>
-      <w:r>
-        <w:rPr>
+      </w:pPr>
+      <w:r>
+        <w:rPr>
+          <w:rFonts w:eastAsia="Times New Roman" w:cs="Times New Roman" w:ascii="Times New Roman" w:hAnsi="Times New Roman"/>
+          <w:b/>
+          <w:color w:val="000000"/>
           <w:sz w:val="32"/>
           <w:szCs w:val="32"/>
         </w:rPr>
-      </w:r>
-      <w:r>
-        <w:br w:type="page"/>
-      </w:r>
-    </w:p>
-    <w:p>
-      <w:pPr>
-        <w:pStyle w:val="Normal"/>
-        <w:spacing w:lineRule="auto" w:line="360" w:before="0" w:after="0"/>
-        <w:jc w:val="both"/>
-        <w:rPr>
-          <w:sz w:val="32"/>
-          <w:szCs w:val="32"/>
-        </w:rPr>
-      </w:pPr>
-      <w:r>
-        <w:rPr>
-          <w:rFonts w:eastAsia="Times New Roman" w:cs="Times New Roman" w:ascii="Times New Roman" w:hAnsi="Times New Roman"/>
-          <w:b/>
-          <w:color w:val="000000"/>
-          <w:sz w:val="32"/>
-          <w:szCs w:val="32"/>
-        </w:rPr>
         <w:t>Abstract</w:t>
       </w:r>
     </w:p>
@@ -1956,39 +1928,7 @@
           <w:sz w:val="24"/>
           <w:szCs w:val="24"/>
         </w:rPr>
-        <w:t xml:space="preserve">The dataset used in this project contains </w:t>
-      </w:r>
-      <w:r>
-        <w:rPr>
-          <w:rFonts w:ascii="Times New Roman" w:hAnsi="Times New Roman"/>
-          <w:sz w:val="24"/>
-          <w:szCs w:val="24"/>
-        </w:rPr>
-        <w:t>12,873</w:t>
-      </w:r>
-      <w:r>
-        <w:rPr>
-          <w:rFonts w:ascii="Times New Roman" w:hAnsi="Times New Roman"/>
-          <w:sz w:val="24"/>
-          <w:szCs w:val="24"/>
-        </w:rPr>
-        <w:t xml:space="preserve"> customer records with demographic and behavioral attributes such as gender, age, profession, work experience, spending score, marital status, and family size, </w:t>
-      </w:r>
-      <w:r>
-        <w:rPr>
-          <w:rFonts w:ascii="Times New Roman" w:hAnsi="Times New Roman"/>
-          <w:sz w:val="24"/>
-          <w:szCs w:val="24"/>
-        </w:rPr>
-        <w:t>BuyLaptop</w:t>
-      </w:r>
-      <w:r>
-        <w:rPr>
-          <w:rFonts w:ascii="Times New Roman" w:hAnsi="Times New Roman"/>
-          <w:sz w:val="24"/>
-          <w:szCs w:val="24"/>
-        </w:rPr>
-        <w:t>. Data preprocessing techniques including handling missing values, encoding categorical variables, and feature scaling were applied to prepare the dataset for model training.</w:t>
+        <w:t>The dataset used in this project contains 12,873 customer records with demographic and behavioral attributes such as gender, age, profession, work experience, spending score, marital status, and family size, BuyLaptop. Data preprocessing techniques including handling missing values, encoding categorical variables, and feature scaling were applied to prepare the dataset for model training.</w:t>
       </w:r>
     </w:p>
     <w:p>
@@ -2042,9 +1982,7 @@
       </w:pPr>
       <w:r>
         <w:rPr>
-          <w:rFonts w:ascii="Times New Roman" w:hAnsi="Times New Roman"/>
-          <w:sz w:val="24"/>
-          <w:szCs w:val="24"/>
+          <w:rFonts w:cs="Times New Roman"/>
         </w:rPr>
       </w:r>
     </w:p>
@@ -2125,7 +2063,12 @@
         </w:rPr>
       </w:pPr>
       <w:r>
-        <w:rPr/>
+        <w:rPr>
+          <w:rFonts w:cs="Times New Roman" w:ascii="Times New Roman" w:hAnsi="Times New Roman"/>
+          <w:b/>
+          <w:sz w:val="32"/>
+          <w:szCs w:val="26"/>
+        </w:rPr>
       </w:r>
     </w:p>
     <w:p>
@@ -2162,7 +2105,79 @@
           <w:sz w:val="26"/>
           <w:szCs w:val="26"/>
         </w:rPr>
-        <w:t xml:space="preserve">1.1 </w:t>
+        <w:t xml:space="preserve">1.1 Background </w:t>
+      </w:r>
+    </w:p>
+    <w:p>
+      <w:pPr>
+        <w:pStyle w:val="NoSpacing"/>
+        <w:spacing w:lineRule="auto" w:line="360"/>
+        <w:jc w:val="both"/>
+        <w:rPr>
+          <w:rFonts w:ascii="Times New Roman" w:hAnsi="Times New Roman"/>
+        </w:rPr>
+      </w:pPr>
+      <w:r>
+        <w:rPr>
+          <w:rFonts w:cs="Times New Roman" w:ascii="Times New Roman" w:hAnsi="Times New Roman"/>
+          <w:sz w:val="24"/>
+          <w:szCs w:val="24"/>
+        </w:rPr>
+        <w:t>In today’s digital era, businesses generate a large volume of customer data from various sources such as online transactions, user interactions, and service usage. Extracting meaningful insights from this data is crucial for improving business strategies and decision-making. Machine learning has become an essential tool for analyzing customer behavior, identifying patterns, and making predictions based on historical data.</w:t>
+      </w:r>
+    </w:p>
+    <w:p>
+      <w:pPr>
+        <w:pStyle w:val="BodyText"/>
+        <w:spacing w:lineRule="auto" w:line="360"/>
+        <w:jc w:val="both"/>
+        <w:rPr/>
+      </w:pPr>
+      <w:r>
+        <w:rPr>
+          <w:rFonts w:ascii="Times New Roman" w:hAnsi="Times New Roman"/>
+          <w:sz w:val="24"/>
+          <w:szCs w:val="24"/>
+        </w:rPr>
+        <w:t>Customer segmentation and purchase prediction are widely used techniques in business analytics. Customer segmentation helps in grouping similar customers together based on their demographic and behavioral attributes, while purchase prediction helps in identifying whether a customer is likely to purchase a product. These techniques allow businesses to deliver personalized services and improve marketing efficiency.</w:t>
+      </w:r>
+    </w:p>
+    <w:p>
+      <w:pPr>
+        <w:pStyle w:val="BodyText"/>
+        <w:spacing w:lineRule="auto" w:line="360"/>
+        <w:jc w:val="both"/>
+        <w:rPr>
+          <w:rFonts w:ascii="Times New Roman" w:hAnsi="Times New Roman" w:cs="Times New Roman"/>
+          <w:b/>
+          <w:sz w:val="24"/>
+          <w:szCs w:val="24"/>
+        </w:rPr>
+      </w:pPr>
+      <w:r>
+        <w:rPr>
+          <w:rFonts w:cs="Times New Roman" w:ascii="Times New Roman" w:hAnsi="Times New Roman"/>
+          <w:b/>
+          <w:sz w:val="24"/>
+          <w:szCs w:val="24"/>
+        </w:rPr>
+      </w:r>
+    </w:p>
+    <w:p>
+      <w:pPr>
+        <w:pStyle w:val="BodyText"/>
+        <w:spacing w:lineRule="auto" w:line="360"/>
+        <w:jc w:val="both"/>
+        <w:rPr/>
+      </w:pPr>
+      <w:r>
+        <w:rPr>
+          <w:rFonts w:cs="Times New Roman" w:ascii="Times New Roman" w:hAnsi="Times New Roman"/>
+          <w:b/>
+          <w:sz w:val="24"/>
+          <w:szCs w:val="24"/>
+        </w:rPr>
+        <w:t xml:space="preserve">1.2 </w:t>
       </w:r>
       <w:r>
         <w:rPr>
@@ -2171,25 +2186,7 @@
           <w:sz w:val="26"/>
           <w:szCs w:val="26"/>
         </w:rPr>
-        <w:t xml:space="preserve">Background </w:t>
-      </w:r>
-    </w:p>
-    <w:p>
-      <w:pPr>
-        <w:pStyle w:val="NoSpacing"/>
-        <w:spacing w:lineRule="auto" w:line="360"/>
-        <w:jc w:val="both"/>
-        <w:rPr>
-          <w:rFonts w:ascii="Times New Roman" w:hAnsi="Times New Roman"/>
-        </w:rPr>
-      </w:pPr>
-      <w:r>
-        <w:rPr>
-          <w:rFonts w:cs="Times New Roman" w:ascii="Times New Roman" w:hAnsi="Times New Roman"/>
-          <w:sz w:val="24"/>
-          <w:szCs w:val="24"/>
-        </w:rPr>
-        <w:t>In today’s digital era, businesses generate a large volume of customer data from various sources such as online transactions, user interactions, and service usage. Extracting meaningful insights from this data is crucial for improving business strategies and decision-making. Machine learning has become an essential tool for analyzing customer behavior, identifying patterns, and making predictions based on historical data.</w:t>
+        <w:t>Problem Statement</w:t>
       </w:r>
     </w:p>
     <w:p>
@@ -2197,15 +2194,18 @@
         <w:pStyle w:val="BodyText"/>
         <w:spacing w:lineRule="auto" w:line="360"/>
         <w:jc w:val="both"/>
-        <w:rPr/>
-      </w:pPr>
-      <w:r>
-        <w:rPr>
-          <w:rFonts w:ascii="Times New Roman" w:hAnsi="Times New Roman"/>
-          <w:sz w:val="24"/>
-          <w:szCs w:val="24"/>
-        </w:rPr>
-        <w:t>Customer segmentation and purchase prediction are widely used techniques in business analytics. Customer segmentation helps in grouping similar customers together based on their demographic and behavioral attributes, while purchase prediction helps in identifying whether a customer is likely to purchase a product. These techniques allow businesses to deliver personalized services and improve marketing efficiency.</w:t>
+        <w:rPr>
+          <w:sz w:val="24"/>
+          <w:szCs w:val="24"/>
+        </w:rPr>
+      </w:pPr>
+      <w:r>
+        <w:rPr>
+          <w:rFonts w:cs="Times New Roman" w:ascii="Times New Roman" w:hAnsi="Times New Roman"/>
+          <w:sz w:val="24"/>
+          <w:szCs w:val="24"/>
+        </w:rPr>
+        <w:t>Traditional business approaches often fail to effectively analyze large and complex customer datasets. Without proper segmentation, businesses treat all customers equally, which leads to inefficient marketing strategies and low conversion rates. Additionally, predicting customer purchasing behavior manually is not feasible due to the complexity and size of data.</w:t>
       </w:r>
     </w:p>
     <w:p>
@@ -2214,14 +2214,18 @@
         <w:spacing w:lineRule="auto" w:line="360"/>
         <w:jc w:val="both"/>
         <w:rPr>
-          <w:rFonts w:ascii="Times New Roman" w:hAnsi="Times New Roman" w:cs="Times New Roman"/>
-          <w:b/>
-          <w:sz w:val="24"/>
-          <w:szCs w:val="24"/>
-        </w:rPr>
-      </w:pPr>
-      <w:r>
-        <w:rPr/>
+          <w:rFonts w:ascii="Times New Roman" w:hAnsi="Times New Roman"/>
+          <w:sz w:val="24"/>
+          <w:szCs w:val="24"/>
+        </w:rPr>
+      </w:pPr>
+      <w:r>
+        <w:rPr>
+          <w:rFonts w:ascii="Times New Roman" w:hAnsi="Times New Roman"/>
+          <w:sz w:val="24"/>
+          <w:szCs w:val="24"/>
+        </w:rPr>
+        <w:t>Therefore, there is a need for an intelligent system that can automatically segment customers into meaningful groups and accurately predict their purchasing behavior using machine learning techniques.</w:t>
       </w:r>
     </w:p>
     <w:p>
@@ -2229,7 +2233,12 @@
         <w:pStyle w:val="BodyText"/>
         <w:spacing w:lineRule="auto" w:line="360"/>
         <w:jc w:val="both"/>
-        <w:rPr/>
+        <w:rPr>
+          <w:rFonts w:ascii="Times New Roman" w:hAnsi="Times New Roman" w:cs="Times New Roman"/>
+          <w:b/>
+          <w:sz w:val="24"/>
+          <w:szCs w:val="24"/>
+        </w:rPr>
       </w:pPr>
       <w:r>
         <w:rPr>
@@ -2238,71 +2247,6 @@
           <w:sz w:val="24"/>
           <w:szCs w:val="24"/>
         </w:rPr>
-        <w:t xml:space="preserve">1.2 </w:t>
-      </w:r>
-      <w:r>
-        <w:rPr>
-          <w:rFonts w:cs="Times New Roman" w:ascii="Times New Roman" w:hAnsi="Times New Roman"/>
-          <w:b/>
-          <w:sz w:val="26"/>
-          <w:szCs w:val="26"/>
-        </w:rPr>
-        <w:t>Problem Statement</w:t>
-      </w:r>
-    </w:p>
-    <w:p>
-      <w:pPr>
-        <w:pStyle w:val="BodyText"/>
-        <w:spacing w:lineRule="auto" w:line="360"/>
-        <w:jc w:val="both"/>
-        <w:rPr>
-          <w:sz w:val="24"/>
-          <w:szCs w:val="24"/>
-        </w:rPr>
-      </w:pPr>
-      <w:r>
-        <w:rPr>
-          <w:rFonts w:cs="Times New Roman" w:ascii="Times New Roman" w:hAnsi="Times New Roman"/>
-          <w:sz w:val="24"/>
-          <w:szCs w:val="24"/>
-        </w:rPr>
-        <w:t>Traditional business approaches often fail to effectively analyze large and complex customer datasets. Without proper segmentation, businesses treat all customers equally, which leads to inefficient marketing strategies and low conversion rates. Additionally, predicting customer purchasing behavior manually is not feasible due to the complexity and size of data.</w:t>
-      </w:r>
-    </w:p>
-    <w:p>
-      <w:pPr>
-        <w:pStyle w:val="BodyText"/>
-        <w:spacing w:lineRule="auto" w:line="360"/>
-        <w:jc w:val="both"/>
-        <w:rPr>
-          <w:rFonts w:ascii="Times New Roman" w:hAnsi="Times New Roman"/>
-          <w:sz w:val="24"/>
-          <w:szCs w:val="24"/>
-        </w:rPr>
-      </w:pPr>
-      <w:r>
-        <w:rPr>
-          <w:rFonts w:ascii="Times New Roman" w:hAnsi="Times New Roman"/>
-          <w:sz w:val="24"/>
-          <w:szCs w:val="24"/>
-        </w:rPr>
-        <w:t>Therefore, there is a need for an intelligent system that can automatically segment customers into meaningful groups and accurately predict their purchasing behavior using machine learning techniques.</w:t>
-      </w:r>
-    </w:p>
-    <w:p>
-      <w:pPr>
-        <w:pStyle w:val="BodyText"/>
-        <w:spacing w:lineRule="auto" w:line="360"/>
-        <w:jc w:val="both"/>
-        <w:rPr>
-          <w:rFonts w:ascii="Times New Roman" w:hAnsi="Times New Roman" w:cs="Times New Roman"/>
-          <w:b/>
-          <w:sz w:val="24"/>
-          <w:szCs w:val="24"/>
-        </w:rPr>
-      </w:pPr>
-      <w:r>
-        <w:rPr/>
       </w:r>
     </w:p>
     <w:p>
@@ -2644,10 +2588,6 @@
       <w:r>
         <w:rPr>
           <w:rFonts w:cs="Times New Roman" w:ascii="Times New Roman" w:hAnsi="Times New Roman"/>
-          <w:b w:val="false"/>
-          <w:bCs w:val="false"/>
-          <w:sz w:val="24"/>
-          <w:szCs w:val="24"/>
         </w:rPr>
       </w:r>
     </w:p>
@@ -2702,7 +2642,14 @@
         </w:rPr>
       </w:pPr>
       <w:r>
-        <w:rPr/>
+        <w:rPr>
+          <w:rFonts w:eastAsia="Times New Roman" w:cs="Times New Roman" w:ascii="Times New Roman" w:hAnsi="Times New Roman"/>
+          <w:b/>
+          <w:bCs w:val="false"/>
+          <w:color w:themeColor="accent1" w:themeShade="bf" w:val="000000"/>
+          <w:sz w:val="28"/>
+          <w:szCs w:val="21"/>
+        </w:rPr>
       </w:r>
     </w:p>
     <w:p>
@@ -3186,7 +3133,10 @@
         </w:rPr>
       </w:pPr>
       <w:r>
-        <w:rPr/>
+        <w:rPr>
+          <w:sz w:val="24"/>
+          <w:szCs w:val="24"/>
+        </w:rPr>
       </w:r>
     </w:p>
     <w:p>
@@ -3493,7 +3443,10 @@
         </w:rPr>
       </w:pPr>
       <w:r>
-        <w:rPr/>
+        <w:rPr>
+          <w:sz w:val="26"/>
+          <w:szCs w:val="26"/>
+        </w:rPr>
       </w:r>
     </w:p>
     <w:p>
@@ -3507,7 +3460,10 @@
         </w:rPr>
       </w:pPr>
       <w:r>
-        <w:rPr/>
+        <w:rPr>
+          <w:sz w:val="26"/>
+          <w:szCs w:val="26"/>
+        </w:rPr>
       </w:r>
       <w:r>
         <w:br w:type="page"/>
@@ -3516,7 +3472,7 @@
     <w:p>
       <w:pPr>
         <w:pStyle w:val="BodyText"/>
-        <w:spacing w:lineRule="auto" w:line="360"/>
+        <w:spacing w:lineRule="auto" w:line="360" w:before="0" w:after="140"/>
         <w:rPr/>
       </w:pPr>
       <w:r>
@@ -3905,7 +3861,14 @@
         </w:rPr>
       </w:pPr>
       <w:r>
-        <w:rPr/>
+        <w:rPr>
+          <w:rFonts w:eastAsia="Times New Roman" w:cs="Times New Roman" w:ascii="Times New Roman" w:hAnsi="Times New Roman"/>
+          <w:b/>
+          <w:bCs w:val="false"/>
+          <w:color w:val="000000"/>
+          <w:sz w:val="28"/>
+          <w:szCs w:val="21"/>
+        </w:rPr>
       </w:r>
     </w:p>
     <w:p>
@@ -3921,7 +3884,12 @@
         </w:rPr>
       </w:pPr>
       <w:r>
-        <w:rPr/>
+        <w:rPr>
+          <w:rFonts w:cs="Times New Roman" w:ascii="Times New Roman" w:hAnsi="Times New Roman"/>
+          <w:b/>
+          <w:sz w:val="28"/>
+          <w:szCs w:val="26"/>
+        </w:rPr>
       </w:r>
     </w:p>
     <w:p>
@@ -4187,7 +4155,12 @@
         </w:rPr>
       </w:pPr>
       <w:r>
-        <w:rPr/>
+        <w:rPr>
+          <w:rFonts w:cs="Times New Roman" w:ascii="Times New Roman" w:hAnsi="Times New Roman"/>
+          <w:b/>
+          <w:sz w:val="32"/>
+          <w:szCs w:val="26"/>
+        </w:rPr>
       </w:r>
     </w:p>
     <w:p>
@@ -4203,7 +4176,12 @@
         </w:rPr>
       </w:pPr>
       <w:r>
-        <w:rPr/>
+        <w:rPr>
+          <w:rFonts w:cs="Times New Roman" w:ascii="Times New Roman" w:hAnsi="Times New Roman"/>
+          <w:b/>
+          <w:sz w:val="32"/>
+          <w:szCs w:val="26"/>
+        </w:rPr>
       </w:r>
     </w:p>
     <w:p>
@@ -4361,7 +4339,11 @@
         </w:rPr>
       </w:pPr>
       <w:r>
-        <w:rPr/>
+        <w:rPr>
+          <w:rFonts w:cs="Times New Roman" w:ascii="Times New Roman" w:hAnsi="Times New Roman"/>
+          <w:sz w:val="26"/>
+          <w:szCs w:val="26"/>
+        </w:rPr>
       </w:r>
       <w:r>
         <w:br w:type="page"/>
@@ -4370,7 +4352,7 @@
     <w:p>
       <w:pPr>
         <w:pStyle w:val="NoSpacing"/>
-        <w:spacing w:lineRule="auto" w:line="360"/>
+        <w:spacing w:lineRule="auto" w:line="360" w:before="0" w:after="0"/>
         <w:jc w:val="both"/>
         <w:rPr>
           <w:rFonts w:ascii="Times New Roman" w:hAnsi="Times New Roman" w:cs="Times New Roman"/>
@@ -4379,7 +4361,11 @@
         </w:rPr>
       </w:pPr>
       <w:r>
-        <w:rPr/>
+        <w:rPr>
+          <w:rFonts w:cs="Times New Roman" w:ascii="Times New Roman" w:hAnsi="Times New Roman"/>
+          <w:sz w:val="26"/>
+          <w:szCs w:val="26"/>
+        </w:rPr>
         <w:drawing>
           <wp:anchor behindDoc="0" distT="0" distB="0" distL="0" distR="0" simplePos="0" locked="0" layoutInCell="0" allowOverlap="1" relativeHeight="5">
             <wp:simplePos x="0" y="0"/>
@@ -4503,7 +4489,12 @@
         </w:rPr>
       </w:pPr>
       <w:r>
-        <w:rPr/>
+        <w:rPr>
+          <w:rFonts w:cs="Times New Roman" w:ascii="Times New Roman" w:hAnsi="Times New Roman"/>
+          <w:b/>
+          <w:sz w:val="28"/>
+          <w:szCs w:val="26"/>
+        </w:rPr>
       </w:r>
     </w:p>
     <w:p>
@@ -4519,7 +4510,12 @@
         </w:rPr>
       </w:pPr>
       <w:r>
-        <w:rPr/>
+        <w:rPr>
+          <w:rFonts w:cs="Times New Roman" w:ascii="Times New Roman" w:hAnsi="Times New Roman"/>
+          <w:b/>
+          <w:sz w:val="28"/>
+          <w:szCs w:val="26"/>
+        </w:rPr>
       </w:r>
     </w:p>
     <w:p>
@@ -4535,7 +4531,12 @@
         </w:rPr>
       </w:pPr>
       <w:r>
-        <w:rPr/>
+        <w:rPr>
+          <w:rFonts w:cs="Times New Roman" w:ascii="Times New Roman" w:hAnsi="Times New Roman"/>
+          <w:b/>
+          <w:sz w:val="28"/>
+          <w:szCs w:val="26"/>
+        </w:rPr>
       </w:r>
     </w:p>
     <w:p>
@@ -4551,7 +4552,12 @@
         </w:rPr>
       </w:pPr>
       <w:r>
-        <w:rPr/>
+        <w:rPr>
+          <w:rFonts w:cs="Times New Roman" w:ascii="Times New Roman" w:hAnsi="Times New Roman"/>
+          <w:b/>
+          <w:sz w:val="28"/>
+          <w:szCs w:val="26"/>
+        </w:rPr>
       </w:r>
     </w:p>
     <w:p>
@@ -4567,7 +4573,12 @@
         </w:rPr>
       </w:pPr>
       <w:r>
-        <w:rPr/>
+        <w:rPr>
+          <w:rFonts w:cs="Times New Roman" w:ascii="Times New Roman" w:hAnsi="Times New Roman"/>
+          <w:b/>
+          <w:sz w:val="28"/>
+          <w:szCs w:val="26"/>
+        </w:rPr>
       </w:r>
     </w:p>
     <w:p>
@@ -4583,7 +4594,12 @@
         </w:rPr>
       </w:pPr>
       <w:r>
-        <w:rPr/>
+        <w:rPr>
+          <w:rFonts w:cs="Times New Roman" w:ascii="Times New Roman" w:hAnsi="Times New Roman"/>
+          <w:b/>
+          <w:sz w:val="28"/>
+          <w:szCs w:val="26"/>
+        </w:rPr>
       </w:r>
     </w:p>
     <w:p>
@@ -4619,7 +4635,12 @@
         </w:rPr>
       </w:pPr>
       <w:r>
-        <w:rPr/>
+        <w:rPr>
+          <w:rFonts w:cs="Times New Roman" w:ascii="Times New Roman" w:hAnsi="Times New Roman"/>
+          <w:b/>
+          <w:sz w:val="28"/>
+          <w:szCs w:val="26"/>
+        </w:rPr>
       </w:r>
     </w:p>
     <w:p>
@@ -4667,7 +4688,11 @@
         </w:rPr>
       </w:pPr>
       <w:r>
-        <w:rPr/>
+        <w:rPr>
+          <w:rFonts w:cs="Times New Roman" w:ascii="Times New Roman" w:hAnsi="Times New Roman"/>
+          <w:sz w:val="26"/>
+          <w:szCs w:val="26"/>
+        </w:rPr>
       </w:r>
     </w:p>
     <w:p>
@@ -4752,7 +4777,11 @@
         </w:rPr>
       </w:pPr>
       <w:r>
-        <w:rPr/>
+        <w:rPr>
+          <w:rFonts w:cs="Times New Roman" w:ascii="Times New Roman" w:hAnsi="Times New Roman"/>
+          <w:sz w:val="26"/>
+          <w:szCs w:val="26"/>
+        </w:rPr>
       </w:r>
     </w:p>
     <w:p>
@@ -4831,7 +4860,7 @@
     <w:p>
       <w:pPr>
         <w:pStyle w:val="NoSpacing"/>
-        <w:spacing w:lineRule="auto" w:line="360"/>
+        <w:spacing w:lineRule="auto" w:line="360" w:before="0" w:after="0"/>
         <w:jc w:val="center"/>
         <w:rPr>
           <w:rFonts w:ascii="Times New Roman" w:hAnsi="Times New Roman" w:cs="Times New Roman"/>
@@ -4841,8 +4870,9 @@
       </w:pPr>
       <w:r>
         <w:rPr>
-          <w:b/>
-          <w:bCs/>
+          <w:rFonts w:cs="Times New Roman" w:ascii="Times New Roman" w:hAnsi="Times New Roman"/>
+          <w:sz w:val="26"/>
+          <w:szCs w:val="26"/>
         </w:rPr>
         <w:drawing>
           <wp:anchor behindDoc="0" distT="0" distB="0" distL="0" distR="0" simplePos="0" locked="0" layoutInCell="0" allowOverlap="1" relativeHeight="8">
@@ -4923,7 +4953,12 @@
         </w:rPr>
       </w:pPr>
       <w:r>
-        <w:rPr/>
+        <w:rPr>
+          <w:rFonts w:cs="Times New Roman" w:ascii="Times New Roman" w:hAnsi="Times New Roman"/>
+          <w:b/>
+          <w:sz w:val="28"/>
+          <w:szCs w:val="26"/>
+        </w:rPr>
       </w:r>
     </w:p>
     <w:p>
@@ -4939,7 +4974,12 @@
         </w:rPr>
       </w:pPr>
       <w:r>
-        <w:rPr/>
+        <w:rPr>
+          <w:rFonts w:cs="Times New Roman" w:ascii="Times New Roman" w:hAnsi="Times New Roman"/>
+          <w:b/>
+          <w:sz w:val="28"/>
+          <w:szCs w:val="26"/>
+        </w:rPr>
       </w:r>
     </w:p>
     <w:p>
@@ -4955,7 +4995,12 @@
         </w:rPr>
       </w:pPr>
       <w:r>
-        <w:rPr/>
+        <w:rPr>
+          <w:rFonts w:cs="Times New Roman" w:ascii="Times New Roman" w:hAnsi="Times New Roman"/>
+          <w:b/>
+          <w:sz w:val="28"/>
+          <w:szCs w:val="26"/>
+        </w:rPr>
       </w:r>
     </w:p>
     <w:p>
@@ -4971,7 +5016,12 @@
         </w:rPr>
       </w:pPr>
       <w:r>
-        <w:rPr/>
+        <w:rPr>
+          <w:rFonts w:cs="Times New Roman" w:ascii="Times New Roman" w:hAnsi="Times New Roman"/>
+          <w:b/>
+          <w:sz w:val="28"/>
+          <w:szCs w:val="26"/>
+        </w:rPr>
       </w:r>
     </w:p>
     <w:p>
@@ -4987,7 +5037,12 @@
         </w:rPr>
       </w:pPr>
       <w:r>
-        <w:rPr/>
+        <w:rPr>
+          <w:rFonts w:cs="Times New Roman" w:ascii="Times New Roman" w:hAnsi="Times New Roman"/>
+          <w:b/>
+          <w:sz w:val="28"/>
+          <w:szCs w:val="26"/>
+        </w:rPr>
       </w:r>
     </w:p>
     <w:p>
@@ -5003,7 +5058,12 @@
         </w:rPr>
       </w:pPr>
       <w:r>
-        <w:rPr/>
+        <w:rPr>
+          <w:rFonts w:cs="Times New Roman" w:ascii="Times New Roman" w:hAnsi="Times New Roman"/>
+          <w:b/>
+          <w:sz w:val="28"/>
+          <w:szCs w:val="26"/>
+        </w:rPr>
       </w:r>
     </w:p>
     <w:p>
@@ -5019,7 +5079,12 @@
         </w:rPr>
       </w:pPr>
       <w:r>
-        <w:rPr/>
+        <w:rPr>
+          <w:rFonts w:cs="Times New Roman" w:ascii="Times New Roman" w:hAnsi="Times New Roman"/>
+          <w:b/>
+          <w:sz w:val="28"/>
+          <w:szCs w:val="26"/>
+        </w:rPr>
       </w:r>
     </w:p>
     <w:p>
@@ -5035,7 +5100,12 @@
         </w:rPr>
       </w:pPr>
       <w:r>
-        <w:rPr/>
+        <w:rPr>
+          <w:rFonts w:cs="Times New Roman" w:ascii="Times New Roman" w:hAnsi="Times New Roman"/>
+          <w:b/>
+          <w:sz w:val="28"/>
+          <w:szCs w:val="26"/>
+        </w:rPr>
       </w:r>
     </w:p>
     <w:p>
@@ -5051,7 +5121,12 @@
         </w:rPr>
       </w:pPr>
       <w:r>
-        <w:rPr/>
+        <w:rPr>
+          <w:rFonts w:cs="Times New Roman" w:ascii="Times New Roman" w:hAnsi="Times New Roman"/>
+          <w:b/>
+          <w:sz w:val="28"/>
+          <w:szCs w:val="26"/>
+        </w:rPr>
       </w:r>
     </w:p>
     <w:p>
@@ -5067,7 +5142,12 @@
         </w:rPr>
       </w:pPr>
       <w:r>
-        <w:rPr/>
+        <w:rPr>
+          <w:rFonts w:cs="Times New Roman" w:ascii="Times New Roman" w:hAnsi="Times New Roman"/>
+          <w:b/>
+          <w:sz w:val="28"/>
+          <w:szCs w:val="26"/>
+        </w:rPr>
       </w:r>
     </w:p>
     <w:p>
@@ -5083,7 +5163,12 @@
         </w:rPr>
       </w:pPr>
       <w:r>
-        <w:rPr/>
+        <w:rPr>
+          <w:rFonts w:cs="Times New Roman" w:ascii="Times New Roman" w:hAnsi="Times New Roman"/>
+          <w:b/>
+          <w:sz w:val="28"/>
+          <w:szCs w:val="26"/>
+        </w:rPr>
       </w:r>
     </w:p>
     <w:p>
@@ -5099,7 +5184,12 @@
         </w:rPr>
       </w:pPr>
       <w:r>
-        <w:rPr/>
+        <w:rPr>
+          <w:rFonts w:cs="Times New Roman" w:ascii="Times New Roman" w:hAnsi="Times New Roman"/>
+          <w:b/>
+          <w:sz w:val="28"/>
+          <w:szCs w:val="26"/>
+        </w:rPr>
       </w:r>
     </w:p>
     <w:p>
@@ -5115,7 +5205,12 @@
         </w:rPr>
       </w:pPr>
       <w:r>
-        <w:rPr/>
+        <w:rPr>
+          <w:rFonts w:cs="Times New Roman" w:ascii="Times New Roman" w:hAnsi="Times New Roman"/>
+          <w:b/>
+          <w:sz w:val="28"/>
+          <w:szCs w:val="26"/>
+        </w:rPr>
       </w:r>
     </w:p>
     <w:p>
@@ -5131,23 +5226,12 @@
         </w:rPr>
       </w:pPr>
       <w:r>
-        <w:rPr/>
-      </w:r>
-    </w:p>
-    <w:p>
-      <w:pPr>
-        <w:pStyle w:val="NoSpacing"/>
-        <w:spacing w:lineRule="auto" w:line="360"/>
-        <w:jc w:val="both"/>
-        <w:rPr>
-          <w:rFonts w:ascii="Times New Roman" w:hAnsi="Times New Roman" w:cs="Times New Roman"/>
+        <w:rPr>
+          <w:rFonts w:cs="Times New Roman" w:ascii="Times New Roman" w:hAnsi="Times New Roman"/>
           <w:b/>
           <w:sz w:val="28"/>
           <w:szCs w:val="26"/>
         </w:rPr>
-      </w:pPr>
-      <w:r>
-        <w:rPr/>
       </w:r>
     </w:p>
     <w:p>
@@ -5182,15 +5266,8 @@
       </w:pPr>
       <w:r>
         <w:rPr>
-          <w:rFonts w:ascii="Times New Roman" w:hAnsi="Times New Roman"/>
-          <w:b w:val="false"/>
-          <w:i w:val="false"/>
-          <w:caps w:val="false"/>
-          <w:smallCaps w:val="false"/>
-          <w:color w:val="000000"/>
-          <w:spacing w:val="0"/>
-          <w:sz w:val="28"/>
-          <w:szCs w:val="28"/>
+          <w:rFonts w:cs="Times New Roman"/>
+          <w:b/>
         </w:rPr>
       </w:r>
     </w:p>
@@ -5202,6 +5279,7 @@
         <w:rPr>
           <w:rFonts w:ascii="Times New Roman" w:hAnsi="Times New Roman"/>
           <w:b w:val="false"/>
+          <w:i w:val="false"/>
           <w:i w:val="false"/>
           <w:caps w:val="false"/>
           <w:smallCaps w:val="false"/>
@@ -5637,6 +5715,7 @@
           <w:rFonts w:ascii="Times New Roman" w:hAnsi="Times New Roman"/>
           <w:b w:val="false"/>
           <w:i w:val="false"/>
+          <w:i w:val="false"/>
           <w:caps w:val="false"/>
           <w:smallCaps w:val="false"/>
           <w:color w:val="000000"/>
@@ -5673,7 +5752,12 @@
         </w:rPr>
       </w:pPr>
       <w:r>
-        <w:rPr/>
+        <w:rPr>
+          <w:rFonts w:cs="Times New Roman" w:ascii="Times New Roman" w:hAnsi="Times New Roman"/>
+          <w:b/>
+          <w:sz w:val="26"/>
+          <w:szCs w:val="26"/>
+        </w:rPr>
       </w:r>
     </w:p>
     <w:p>
@@ -5931,41 +6015,17 @@
     <w:p>
       <w:pPr>
         <w:pStyle w:val="NoSpacing"/>
-        <w:spacing w:lineRule="auto" w:line="360"/>
-        <w:jc w:val="both"/>
-        <w:rPr>
-          <w:rFonts w:ascii="Times New Roman" w:hAnsi="Times New Roman" w:cs="Times New Roman"/>
+        <w:spacing w:lineRule="auto" w:line="360" w:before="0" w:after="0"/>
+        <w:jc w:val="both"/>
+        <w:rPr/>
+      </w:pPr>
+      <w:r>
+        <w:rPr>
+          <w:rFonts w:cs="Times New Roman" w:ascii="Times New Roman" w:hAnsi="Times New Roman"/>
           <w:b/>
           <w:sz w:val="32"/>
           <w:szCs w:val="26"/>
         </w:rPr>
-      </w:pPr>
-      <w:r>
-        <w:rPr>
-          <w:rFonts w:cs="Times New Roman" w:ascii="Times New Roman" w:hAnsi="Times New Roman"/>
-          <w:b/>
-          <w:sz w:val="32"/>
-          <w:szCs w:val="26"/>
-        </w:rPr>
-      </w:r>
-      <w:r>
-        <w:br w:type="page"/>
-      </w:r>
-    </w:p>
-    <w:p>
-      <w:pPr>
-        <w:pStyle w:val="NoSpacing"/>
-        <w:spacing w:lineRule="auto" w:line="360" w:before="0" w:after="0"/>
-        <w:jc w:val="both"/>
-        <w:rPr/>
-      </w:pPr>
-      <w:r>
-        <w:rPr>
-          <w:rFonts w:cs="Times New Roman" w:ascii="Times New Roman" w:hAnsi="Times New Roman"/>
-          <w:b/>
-          <w:sz w:val="32"/>
-          <w:szCs w:val="26"/>
-        </w:rPr>
         <w:t xml:space="preserve">5. Data Preprocessing </w:t>
       </w:r>
     </w:p>
@@ -6006,7 +6066,11 @@
         </w:rPr>
       </w:pPr>
       <w:r>
-        <w:rPr/>
+        <w:rPr>
+          <w:rFonts w:ascii="Times New Roman" w:hAnsi="Times New Roman"/>
+          <w:sz w:val="28"/>
+          <w:szCs w:val="28"/>
+        </w:rPr>
       </w:r>
     </w:p>
     <w:p>
@@ -6999,11 +7063,11 @@
         </w:tblCellMar>
       </w:tblPr>
       <w:tblGrid>
-        <w:gridCol w:w="797"/>
+        <w:gridCol w:w="796"/>
         <w:gridCol w:w="1356"/>
-        <w:gridCol w:w="454"/>
+        <w:gridCol w:w="455"/>
         <w:gridCol w:w="1083"/>
-        <w:gridCol w:w="1066"/>
+        <w:gridCol w:w="1065"/>
         <w:gridCol w:w="1718"/>
         <w:gridCol w:w="1564"/>
         <w:gridCol w:w="1218"/>
@@ -7014,7 +7078,7 @@
         </w:trPr>
         <w:tc>
           <w:tcPr>
-            <w:tcW w:w="797" w:type="dxa"/>
+            <w:tcW w:w="796" w:type="dxa"/>
             <w:tcBorders>
               <w:top w:val="single" w:sz="2" w:space="0" w:color="000000"/>
               <w:left w:val="single" w:sz="2" w:space="0" w:color="000000"/>
@@ -7060,7 +7124,7 @@
         </w:tc>
         <w:tc>
           <w:tcPr>
-            <w:tcW w:w="454" w:type="dxa"/>
+            <w:tcW w:w="455" w:type="dxa"/>
             <w:tcBorders>
               <w:top w:val="single" w:sz="2" w:space="0" w:color="000000"/>
               <w:left w:val="single" w:sz="2" w:space="0" w:color="000000"/>
@@ -7106,7 +7170,7 @@
         </w:tc>
         <w:tc>
           <w:tcPr>
-            <w:tcW w:w="1066" w:type="dxa"/>
+            <w:tcW w:w="1065" w:type="dxa"/>
             <w:tcBorders>
               <w:top w:val="single" w:sz="2" w:space="0" w:color="000000"/>
               <w:left w:val="single" w:sz="2" w:space="0" w:color="000000"/>
@@ -7202,7 +7266,7 @@
         <w:trPr/>
         <w:tc>
           <w:tcPr>
-            <w:tcW w:w="797" w:type="dxa"/>
+            <w:tcW w:w="796" w:type="dxa"/>
             <w:tcBorders>
               <w:left w:val="single" w:sz="2" w:space="0" w:color="000000"/>
               <w:bottom w:val="single" w:sz="2" w:space="0" w:color="000000"/>
@@ -7246,7 +7310,7 @@
         </w:tc>
         <w:tc>
           <w:tcPr>
-            <w:tcW w:w="454" w:type="dxa"/>
+            <w:tcW w:w="455" w:type="dxa"/>
             <w:tcBorders>
               <w:left w:val="single" w:sz="2" w:space="0" w:color="000000"/>
               <w:bottom w:val="single" w:sz="2" w:space="0" w:color="000000"/>
@@ -7290,7 +7354,7 @@
         </w:tc>
         <w:tc>
           <w:tcPr>
-            <w:tcW w:w="1066" w:type="dxa"/>
+            <w:tcW w:w="1065" w:type="dxa"/>
             <w:tcBorders>
               <w:left w:val="single" w:sz="2" w:space="0" w:color="000000"/>
               <w:bottom w:val="single" w:sz="2" w:space="0" w:color="000000"/>
@@ -7382,7 +7446,7 @@
         <w:trPr/>
         <w:tc>
           <w:tcPr>
-            <w:tcW w:w="797" w:type="dxa"/>
+            <w:tcW w:w="796" w:type="dxa"/>
             <w:tcBorders>
               <w:left w:val="single" w:sz="2" w:space="0" w:color="000000"/>
               <w:bottom w:val="single" w:sz="2" w:space="0" w:color="000000"/>
@@ -7426,7 +7490,7 @@
         </w:tc>
         <w:tc>
           <w:tcPr>
-            <w:tcW w:w="454" w:type="dxa"/>
+            <w:tcW w:w="455" w:type="dxa"/>
             <w:tcBorders>
               <w:left w:val="single" w:sz="2" w:space="0" w:color="000000"/>
               <w:bottom w:val="single" w:sz="2" w:space="0" w:color="000000"/>
@@ -7470,7 +7534,7 @@
         </w:tc>
         <w:tc>
           <w:tcPr>
-            <w:tcW w:w="1066" w:type="dxa"/>
+            <w:tcW w:w="1065" w:type="dxa"/>
             <w:tcBorders>
               <w:left w:val="single" w:sz="2" w:space="0" w:color="000000"/>
               <w:bottom w:val="single" w:sz="2" w:space="0" w:color="000000"/>
@@ -7562,7 +7626,7 @@
         <w:trPr/>
         <w:tc>
           <w:tcPr>
-            <w:tcW w:w="797" w:type="dxa"/>
+            <w:tcW w:w="796" w:type="dxa"/>
             <w:tcBorders>
               <w:left w:val="single" w:sz="2" w:space="0" w:color="000000"/>
               <w:bottom w:val="single" w:sz="2" w:space="0" w:color="000000"/>
@@ -7606,7 +7670,7 @@
         </w:tc>
         <w:tc>
           <w:tcPr>
-            <w:tcW w:w="454" w:type="dxa"/>
+            <w:tcW w:w="455" w:type="dxa"/>
             <w:tcBorders>
               <w:left w:val="single" w:sz="2" w:space="0" w:color="000000"/>
               <w:bottom w:val="single" w:sz="2" w:space="0" w:color="000000"/>
@@ -7650,7 +7714,7 @@
         </w:tc>
         <w:tc>
           <w:tcPr>
-            <w:tcW w:w="1066" w:type="dxa"/>
+            <w:tcW w:w="1065" w:type="dxa"/>
             <w:tcBorders>
               <w:left w:val="single" w:sz="2" w:space="0" w:color="000000"/>
               <w:bottom w:val="single" w:sz="2" w:space="0" w:color="000000"/>
@@ -7742,7 +7806,7 @@
         <w:trPr/>
         <w:tc>
           <w:tcPr>
-            <w:tcW w:w="797" w:type="dxa"/>
+            <w:tcW w:w="796" w:type="dxa"/>
             <w:tcBorders>
               <w:left w:val="single" w:sz="2" w:space="0" w:color="000000"/>
               <w:bottom w:val="single" w:sz="2" w:space="0" w:color="000000"/>
@@ -7786,7 +7850,7 @@
         </w:tc>
         <w:tc>
           <w:tcPr>
-            <w:tcW w:w="454" w:type="dxa"/>
+            <w:tcW w:w="455" w:type="dxa"/>
             <w:tcBorders>
               <w:left w:val="single" w:sz="2" w:space="0" w:color="000000"/>
               <w:bottom w:val="single" w:sz="2" w:space="0" w:color="000000"/>
@@ -7830,7 +7894,7 @@
         </w:tc>
         <w:tc>
           <w:tcPr>
-            <w:tcW w:w="1066" w:type="dxa"/>
+            <w:tcW w:w="1065" w:type="dxa"/>
             <w:tcBorders>
               <w:left w:val="single" w:sz="2" w:space="0" w:color="000000"/>
               <w:bottom w:val="single" w:sz="2" w:space="0" w:color="000000"/>
@@ -7922,7 +7986,7 @@
         <w:trPr/>
         <w:tc>
           <w:tcPr>
-            <w:tcW w:w="797" w:type="dxa"/>
+            <w:tcW w:w="796" w:type="dxa"/>
             <w:tcBorders>
               <w:left w:val="single" w:sz="2" w:space="0" w:color="000000"/>
               <w:bottom w:val="single" w:sz="2" w:space="0" w:color="000000"/>
@@ -7966,7 +8030,7 @@
         </w:tc>
         <w:tc>
           <w:tcPr>
-            <w:tcW w:w="454" w:type="dxa"/>
+            <w:tcW w:w="455" w:type="dxa"/>
             <w:tcBorders>
               <w:left w:val="single" w:sz="2" w:space="0" w:color="000000"/>
               <w:bottom w:val="single" w:sz="2" w:space="0" w:color="000000"/>
@@ -8010,7 +8074,7 @@
         </w:tc>
         <w:tc>
           <w:tcPr>
-            <w:tcW w:w="1066" w:type="dxa"/>
+            <w:tcW w:w="1065" w:type="dxa"/>
             <w:tcBorders>
               <w:left w:val="single" w:sz="2" w:space="0" w:color="000000"/>
               <w:bottom w:val="single" w:sz="2" w:space="0" w:color="000000"/>
@@ -8117,16 +8181,7 @@
           <w:sz w:val="22"/>
           <w:szCs w:val="22"/>
         </w:rPr>
-        <w:t xml:space="preserve">Table 5.1: </w:t>
-      </w:r>
-      <w:r>
-        <w:rPr>
-          <w:rFonts w:ascii="Times New Roman" w:hAnsi="Times New Roman"/>
-          <w:b/>
-          <w:sz w:val="22"/>
-          <w:szCs w:val="22"/>
-        </w:rPr>
-        <w:t>Processed Dataset after Encoding</w:t>
+        <w:t>Table 5.1: Processed Dataset after Encoding</w:t>
       </w:r>
     </w:p>
     <w:p>
@@ -8457,9 +8512,9 @@
       </w:tblPr>
       <w:tblGrid>
         <w:gridCol w:w="847"/>
-        <w:gridCol w:w="942"/>
-        <w:gridCol w:w="1032"/>
-        <w:gridCol w:w="942"/>
+        <w:gridCol w:w="941"/>
+        <w:gridCol w:w="1033"/>
+        <w:gridCol w:w="941"/>
         <w:gridCol w:w="1083"/>
         <w:gridCol w:w="1066"/>
         <w:gridCol w:w="1240"/>
@@ -8495,7 +8550,7 @@
         </w:tc>
         <w:tc>
           <w:tcPr>
-            <w:tcW w:w="942" w:type="dxa"/>
+            <w:tcW w:w="941" w:type="dxa"/>
             <w:tcBorders>
               <w:top w:val="single" w:sz="2" w:space="0" w:color="000000"/>
               <w:left w:val="single" w:sz="2" w:space="0" w:color="000000"/>
@@ -8518,7 +8573,7 @@
         </w:tc>
         <w:tc>
           <w:tcPr>
-            <w:tcW w:w="1032" w:type="dxa"/>
+            <w:tcW w:w="1033" w:type="dxa"/>
             <w:tcBorders>
               <w:top w:val="single" w:sz="2" w:space="0" w:color="000000"/>
               <w:left w:val="single" w:sz="2" w:space="0" w:color="000000"/>
@@ -8541,7 +8596,7 @@
         </w:tc>
         <w:tc>
           <w:tcPr>
-            <w:tcW w:w="942" w:type="dxa"/>
+            <w:tcW w:w="941" w:type="dxa"/>
             <w:tcBorders>
               <w:top w:val="single" w:sz="2" w:space="0" w:color="000000"/>
               <w:left w:val="single" w:sz="2" w:space="0" w:color="000000"/>
@@ -8705,7 +8760,7 @@
         </w:tc>
         <w:tc>
           <w:tcPr>
-            <w:tcW w:w="942" w:type="dxa"/>
+            <w:tcW w:w="941" w:type="dxa"/>
             <w:tcBorders>
               <w:left w:val="single" w:sz="2" w:space="0" w:color="000000"/>
               <w:bottom w:val="single" w:sz="2" w:space="0" w:color="000000"/>
@@ -8727,7 +8782,7 @@
         </w:tc>
         <w:tc>
           <w:tcPr>
-            <w:tcW w:w="1032" w:type="dxa"/>
+            <w:tcW w:w="1033" w:type="dxa"/>
             <w:tcBorders>
               <w:left w:val="single" w:sz="2" w:space="0" w:color="000000"/>
               <w:bottom w:val="single" w:sz="2" w:space="0" w:color="000000"/>
@@ -8749,7 +8804,7 @@
         </w:tc>
         <w:tc>
           <w:tcPr>
-            <w:tcW w:w="942" w:type="dxa"/>
+            <w:tcW w:w="941" w:type="dxa"/>
             <w:tcBorders>
               <w:left w:val="single" w:sz="2" w:space="0" w:color="000000"/>
               <w:bottom w:val="single" w:sz="2" w:space="0" w:color="000000"/>
@@ -8907,7 +8962,7 @@
         </w:tc>
         <w:tc>
           <w:tcPr>
-            <w:tcW w:w="942" w:type="dxa"/>
+            <w:tcW w:w="941" w:type="dxa"/>
             <w:tcBorders>
               <w:left w:val="single" w:sz="2" w:space="0" w:color="000000"/>
               <w:bottom w:val="single" w:sz="2" w:space="0" w:color="000000"/>
@@ -8929,7 +8984,7 @@
         </w:tc>
         <w:tc>
           <w:tcPr>
-            <w:tcW w:w="1032" w:type="dxa"/>
+            <w:tcW w:w="1033" w:type="dxa"/>
             <w:tcBorders>
               <w:left w:val="single" w:sz="2" w:space="0" w:color="000000"/>
               <w:bottom w:val="single" w:sz="2" w:space="0" w:color="000000"/>
@@ -8951,7 +9006,7 @@
         </w:tc>
         <w:tc>
           <w:tcPr>
-            <w:tcW w:w="942" w:type="dxa"/>
+            <w:tcW w:w="941" w:type="dxa"/>
             <w:tcBorders>
               <w:left w:val="single" w:sz="2" w:space="0" w:color="000000"/>
               <w:bottom w:val="single" w:sz="2" w:space="0" w:color="000000"/>
@@ -9109,7 +9164,7 @@
         </w:tc>
         <w:tc>
           <w:tcPr>
-            <w:tcW w:w="942" w:type="dxa"/>
+            <w:tcW w:w="941" w:type="dxa"/>
             <w:tcBorders>
               <w:left w:val="single" w:sz="2" w:space="0" w:color="000000"/>
               <w:bottom w:val="single" w:sz="2" w:space="0" w:color="000000"/>
@@ -9131,7 +9186,7 @@
         </w:tc>
         <w:tc>
           <w:tcPr>
-            <w:tcW w:w="1032" w:type="dxa"/>
+            <w:tcW w:w="1033" w:type="dxa"/>
             <w:tcBorders>
               <w:left w:val="single" w:sz="2" w:space="0" w:color="000000"/>
               <w:bottom w:val="single" w:sz="2" w:space="0" w:color="000000"/>
@@ -9153,7 +9208,7 @@
         </w:tc>
         <w:tc>
           <w:tcPr>
-            <w:tcW w:w="942" w:type="dxa"/>
+            <w:tcW w:w="941" w:type="dxa"/>
             <w:tcBorders>
               <w:left w:val="single" w:sz="2" w:space="0" w:color="000000"/>
               <w:bottom w:val="single" w:sz="2" w:space="0" w:color="000000"/>
@@ -9311,7 +9366,7 @@
         </w:tc>
         <w:tc>
           <w:tcPr>
-            <w:tcW w:w="942" w:type="dxa"/>
+            <w:tcW w:w="941" w:type="dxa"/>
             <w:tcBorders>
               <w:left w:val="single" w:sz="2" w:space="0" w:color="000000"/>
               <w:bottom w:val="single" w:sz="2" w:space="0" w:color="000000"/>
@@ -9333,7 +9388,7 @@
         </w:tc>
         <w:tc>
           <w:tcPr>
-            <w:tcW w:w="1032" w:type="dxa"/>
+            <w:tcW w:w="1033" w:type="dxa"/>
             <w:tcBorders>
               <w:left w:val="single" w:sz="2" w:space="0" w:color="000000"/>
               <w:bottom w:val="single" w:sz="2" w:space="0" w:color="000000"/>
@@ -9355,7 +9410,7 @@
         </w:tc>
         <w:tc>
           <w:tcPr>
-            <w:tcW w:w="942" w:type="dxa"/>
+            <w:tcW w:w="941" w:type="dxa"/>
             <w:tcBorders>
               <w:left w:val="single" w:sz="2" w:space="0" w:color="000000"/>
               <w:bottom w:val="single" w:sz="2" w:space="0" w:color="000000"/>
@@ -9513,7 +9568,7 @@
         </w:tc>
         <w:tc>
           <w:tcPr>
-            <w:tcW w:w="942" w:type="dxa"/>
+            <w:tcW w:w="941" w:type="dxa"/>
             <w:tcBorders>
               <w:left w:val="single" w:sz="2" w:space="0" w:color="000000"/>
               <w:bottom w:val="single" w:sz="2" w:space="0" w:color="000000"/>
@@ -9535,7 +9590,7 @@
         </w:tc>
         <w:tc>
           <w:tcPr>
-            <w:tcW w:w="1032" w:type="dxa"/>
+            <w:tcW w:w="1033" w:type="dxa"/>
             <w:tcBorders>
               <w:left w:val="single" w:sz="2" w:space="0" w:color="000000"/>
               <w:bottom w:val="single" w:sz="2" w:space="0" w:color="000000"/>
@@ -9557,7 +9612,7 @@
         </w:tc>
         <w:tc>
           <w:tcPr>
-            <w:tcW w:w="942" w:type="dxa"/>
+            <w:tcW w:w="941" w:type="dxa"/>
             <w:tcBorders>
               <w:left w:val="single" w:sz="2" w:space="0" w:color="000000"/>
               <w:bottom w:val="single" w:sz="2" w:space="0" w:color="000000"/>
@@ -9715,7 +9770,7 @@
         </w:tc>
         <w:tc>
           <w:tcPr>
-            <w:tcW w:w="942" w:type="dxa"/>
+            <w:tcW w:w="941" w:type="dxa"/>
             <w:tcBorders>
               <w:left w:val="single" w:sz="2" w:space="0" w:color="000000"/>
               <w:bottom w:val="single" w:sz="2" w:space="0" w:color="000000"/>
@@ -9737,7 +9792,7 @@
         </w:tc>
         <w:tc>
           <w:tcPr>
-            <w:tcW w:w="1032" w:type="dxa"/>
+            <w:tcW w:w="1033" w:type="dxa"/>
             <w:tcBorders>
               <w:left w:val="single" w:sz="2" w:space="0" w:color="000000"/>
               <w:bottom w:val="single" w:sz="2" w:space="0" w:color="000000"/>
@@ -9759,7 +9814,7 @@
         </w:tc>
         <w:tc>
           <w:tcPr>
-            <w:tcW w:w="942" w:type="dxa"/>
+            <w:tcW w:w="941" w:type="dxa"/>
             <w:tcBorders>
               <w:left w:val="single" w:sz="2" w:space="0" w:color="000000"/>
               <w:bottom w:val="single" w:sz="2" w:space="0" w:color="000000"/>
@@ -9917,7 +9972,7 @@
         </w:tc>
         <w:tc>
           <w:tcPr>
-            <w:tcW w:w="942" w:type="dxa"/>
+            <w:tcW w:w="941" w:type="dxa"/>
             <w:tcBorders>
               <w:left w:val="single" w:sz="2" w:space="0" w:color="000000"/>
               <w:bottom w:val="single" w:sz="2" w:space="0" w:color="000000"/>
@@ -9939,7 +9994,7 @@
         </w:tc>
         <w:tc>
           <w:tcPr>
-            <w:tcW w:w="1032" w:type="dxa"/>
+            <w:tcW w:w="1033" w:type="dxa"/>
             <w:tcBorders>
               <w:left w:val="single" w:sz="2" w:space="0" w:color="000000"/>
               <w:bottom w:val="single" w:sz="2" w:space="0" w:color="000000"/>
@@ -9961,7 +10016,7 @@
         </w:tc>
         <w:tc>
           <w:tcPr>
-            <w:tcW w:w="942" w:type="dxa"/>
+            <w:tcW w:w="941" w:type="dxa"/>
             <w:tcBorders>
               <w:left w:val="single" w:sz="2" w:space="0" w:color="000000"/>
               <w:bottom w:val="single" w:sz="2" w:space="0" w:color="000000"/>
@@ -10119,7 +10174,7 @@
         </w:tc>
         <w:tc>
           <w:tcPr>
-            <w:tcW w:w="942" w:type="dxa"/>
+            <w:tcW w:w="941" w:type="dxa"/>
             <w:tcBorders>
               <w:left w:val="single" w:sz="2" w:space="0" w:color="000000"/>
               <w:bottom w:val="single" w:sz="2" w:space="0" w:color="000000"/>
@@ -10141,7 +10196,7 @@
         </w:tc>
         <w:tc>
           <w:tcPr>
-            <w:tcW w:w="1032" w:type="dxa"/>
+            <w:tcW w:w="1033" w:type="dxa"/>
             <w:tcBorders>
               <w:left w:val="single" w:sz="2" w:space="0" w:color="000000"/>
               <w:bottom w:val="single" w:sz="2" w:space="0" w:color="000000"/>
@@ -10163,7 +10218,7 @@
         </w:tc>
         <w:tc>
           <w:tcPr>
-            <w:tcW w:w="942" w:type="dxa"/>
+            <w:tcW w:w="941" w:type="dxa"/>
             <w:tcBorders>
               <w:left w:val="single" w:sz="2" w:space="0" w:color="000000"/>
               <w:bottom w:val="single" w:sz="2" w:space="0" w:color="000000"/>
@@ -11304,12 +11359,12 @@
       </w:pPr>
       <w:r>
         <w:rPr>
-          <w:rFonts w:eastAsia="Times New Roman" w:cs="Times New Roman" w:ascii="Times New Roman" w:hAnsi="Times New Roman"/>
-          <w:i/>
-          <w:iCs/>
-          <w:color w:val="000000"/>
-          <w:sz w:val="17"/>
-          <w:szCs w:val="17"/>
+          <w:b/>
+          <w:bCs/>
+          <w:i w:val="false"/>
+          <w:iCs w:val="false"/>
+          <w:sz w:val="24"/>
+          <w:szCs w:val="24"/>
         </w:rPr>
       </w:r>
     </w:p>
@@ -11934,6 +11989,8 @@
         <w:rPr>
           <w:rStyle w:val="Strong"/>
           <w:rFonts w:ascii="Times New Roman" w:hAnsi="Times New Roman" w:eastAsia="Times New Roman" w:cs="Times New Roman"/>
+          <w:b w:val="false"/>
+          <w:bCs w:val="false"/>
           <w:iCs/>
           <w:color w:val="000000"/>
           <w:sz w:val="24"/>
@@ -11941,7 +11998,15 @@
         </w:rPr>
       </w:pPr>
       <w:r>
-        <w:rPr/>
+        <w:rPr>
+          <w:rFonts w:eastAsia="Times New Roman" w:cs="Times New Roman" w:ascii="Times New Roman" w:hAnsi="Times New Roman"/>
+          <w:b w:val="false"/>
+          <w:bCs w:val="false"/>
+          <w:iCs/>
+          <w:color w:val="000000"/>
+          <w:sz w:val="24"/>
+          <w:szCs w:val="24"/>
+        </w:rPr>
       </w:r>
     </w:p>
     <w:p>
@@ -12210,12 +12275,7 @@
       </w:pPr>
       <w:r>
         <w:rPr>
-          <w:b w:val="false"/>
-          <w:bCs w:val="false"/>
-          <w:i/>
-          <w:iCs/>
-          <w:sz w:val="22"/>
-          <w:szCs w:val="22"/>
+          <w:rFonts w:cs="Times New Roman" w:ascii="Times New Roman" w:hAnsi="Times New Roman"/>
         </w:rPr>
       </w:r>
     </w:p>
@@ -12314,11 +12374,11 @@
             <wp:effectExtent l="0" t="0" r="0" b="0"/>
             <wp:wrapTight wrapText="bothSides">
               <wp:wrapPolygon edited="0">
-                <wp:start x="-36" y="0"/>
-                <wp:lineTo x="-36" y="21294"/>
-                <wp:lineTo x="21509" y="21294"/>
-                <wp:lineTo x="21509" y="0"/>
-                <wp:lineTo x="-36" y="0"/>
+                <wp:start x="-54" y="0"/>
+                <wp:lineTo x="-54" y="21258"/>
+                <wp:lineTo x="21491" y="21258"/>
+                <wp:lineTo x="21491" y="0"/>
+                <wp:lineTo x="-54" y="0"/>
               </wp:wrapPolygon>
             </wp:wrapTight>
             <wp:docPr id="10" name="Picture 4" descr=""/>
@@ -12539,7 +12599,13 @@
         </w:rPr>
       </w:pPr>
       <w:r>
-        <w:rPr/>
+        <w:rPr>
+          <w:rFonts w:eastAsia="Times New Roman" w:cs="Times New Roman" w:ascii="Times New Roman" w:hAnsi="Times New Roman"/>
+          <w:iCs/>
+          <w:color w:val="000000"/>
+          <w:sz w:val="28"/>
+          <w:szCs w:val="26"/>
+        </w:rPr>
       </w:r>
     </w:p>
     <w:p>
@@ -12614,11 +12680,11 @@
             <wp:effectExtent l="0" t="0" r="0" b="0"/>
             <wp:wrapTight wrapText="bothSides">
               <wp:wrapPolygon edited="0">
-                <wp:start x="-6" y="0"/>
-                <wp:lineTo x="-6" y="21491"/>
-                <wp:lineTo x="21454" y="21491"/>
-                <wp:lineTo x="21454" y="0"/>
-                <wp:lineTo x="-6" y="0"/>
+                <wp:start x="-10" y="0"/>
+                <wp:lineTo x="-10" y="21488"/>
+                <wp:lineTo x="21451" y="21488"/>
+                <wp:lineTo x="21451" y="0"/>
+                <wp:lineTo x="-10" y="0"/>
               </wp:wrapPolygon>
             </wp:wrapTight>
             <wp:docPr id="11" name="Picture 5" descr=""/>
@@ -13057,8 +13123,6 @@
           <w:rFonts w:eastAsia="Times New Roman" w:cs="Times New Roman" w:ascii="Times New Roman" w:hAnsi="Times New Roman"/>
           <w:iCs/>
           <w:color w:val="000000"/>
-          <w:sz w:val="24"/>
-          <w:szCs w:val="24"/>
         </w:rPr>
       </w:r>
     </w:p>
@@ -13076,7 +13140,7 @@
         </w:tblCellMar>
       </w:tblPr>
       <w:tblGrid>
-        <w:gridCol w:w="763"/>
+        <w:gridCol w:w="762"/>
         <w:gridCol w:w="1254"/>
         <w:gridCol w:w="2458"/>
         <w:gridCol w:w="1958"/>
@@ -13087,7 +13151,7 @@
         </w:trPr>
         <w:tc>
           <w:tcPr>
-            <w:tcW w:w="763" w:type="dxa"/>
+            <w:tcW w:w="762" w:type="dxa"/>
             <w:tcBorders>
               <w:top w:val="single" w:sz="2" w:space="0" w:color="000000"/>
               <w:left w:val="single" w:sz="2" w:space="0" w:color="000000"/>
@@ -13183,7 +13247,7 @@
         <w:trPr/>
         <w:tc>
           <w:tcPr>
-            <w:tcW w:w="763" w:type="dxa"/>
+            <w:tcW w:w="762" w:type="dxa"/>
             <w:tcBorders>
               <w:left w:val="single" w:sz="2" w:space="0" w:color="000000"/>
               <w:bottom w:val="single" w:sz="2" w:space="0" w:color="000000"/>
@@ -13275,7 +13339,7 @@
         <w:trPr/>
         <w:tc>
           <w:tcPr>
-            <w:tcW w:w="763" w:type="dxa"/>
+            <w:tcW w:w="762" w:type="dxa"/>
             <w:tcBorders>
               <w:left w:val="single" w:sz="2" w:space="0" w:color="000000"/>
               <w:bottom w:val="single" w:sz="2" w:space="0" w:color="000000"/>
@@ -13367,7 +13431,7 @@
         <w:trPr/>
         <w:tc>
           <w:tcPr>
-            <w:tcW w:w="763" w:type="dxa"/>
+            <w:tcW w:w="762" w:type="dxa"/>
             <w:tcBorders>
               <w:left w:val="single" w:sz="2" w:space="0" w:color="000000"/>
               <w:bottom w:val="single" w:sz="2" w:space="0" w:color="000000"/>
@@ -13459,7 +13523,7 @@
         <w:trPr/>
         <w:tc>
           <w:tcPr>
-            <w:tcW w:w="763" w:type="dxa"/>
+            <w:tcW w:w="762" w:type="dxa"/>
             <w:tcBorders>
               <w:left w:val="single" w:sz="2" w:space="0" w:color="000000"/>
               <w:bottom w:val="single" w:sz="2" w:space="0" w:color="000000"/>
@@ -13551,7 +13615,7 @@
         <w:trPr/>
         <w:tc>
           <w:tcPr>
-            <w:tcW w:w="763" w:type="dxa"/>
+            <w:tcW w:w="762" w:type="dxa"/>
             <w:tcBorders>
               <w:left w:val="single" w:sz="2" w:space="0" w:color="000000"/>
               <w:bottom w:val="single" w:sz="2" w:space="0" w:color="000000"/>
@@ -13680,8 +13744,9 @@
       </w:pPr>
       <w:r>
         <w:rPr>
-          <w:sz w:val="24"/>
-          <w:szCs w:val="24"/>
+          <w:rFonts w:eastAsia="Times New Roman" w:cs="Times New Roman" w:ascii="Times New Roman" w:hAnsi="Times New Roman"/>
+          <w:iCs/>
+          <w:color w:val="000000"/>
         </w:rPr>
       </w:r>
     </w:p>
@@ -13719,11 +13784,8 @@
       </w:pPr>
       <w:r>
         <w:rPr>
-          <w:rFonts w:eastAsia="Times New Roman" w:cs="Times New Roman" w:ascii="Times New Roman" w:hAnsi="Times New Roman"/>
-          <w:iCs/>
-          <w:color w:val="000000"/>
-          <w:sz w:val="24"/>
-          <w:szCs w:val="24"/>
+          <w:b/>
+          <w:bCs/>
         </w:rPr>
       </w:r>
     </w:p>
@@ -14063,7 +14125,352 @@
       </w:pPr>
       <w:r>
         <w:rPr>
-          <w:rFonts w:ascii="Times New Roman" w:hAnsi="Times New Roman"/>
+          <w:rFonts w:eastAsia="Times New Roman" w:cs="Times New Roman" w:ascii="Times New Roman" w:hAnsi="Times New Roman"/>
+          <w:iCs/>
+          <w:color w:val="000000"/>
+        </w:rPr>
+      </w:r>
+    </w:p>
+    <w:p>
+      <w:pPr>
+        <w:pStyle w:val="BodyText"/>
+        <w:spacing w:lineRule="auto" w:line="360" w:before="0" w:after="15"/>
+        <w:jc w:val="both"/>
+        <w:rPr/>
+      </w:pPr>
+      <w:r>
+        <w:rPr>
+          <w:rStyle w:val="Strong"/>
+          <w:rFonts w:eastAsia="Times New Roman" w:cs="Times New Roman" w:ascii="Times New Roman" w:hAnsi="Times New Roman"/>
+          <w:b/>
+          <w:bCs/>
+          <w:iCs/>
+          <w:color w:val="000000"/>
+          <w:sz w:val="24"/>
+          <w:szCs w:val="24"/>
+        </w:rPr>
+        <w:t>Silhouette Score</w:t>
+      </w:r>
+      <w:r>
+        <w:rPr>
+          <w:rFonts w:eastAsia="Times New Roman" w:cs="Times New Roman" w:ascii="Times New Roman" w:hAnsi="Times New Roman"/>
+          <w:b/>
+          <w:bCs/>
+          <w:iCs/>
+          <w:color w:val="000000"/>
+          <w:sz w:val="24"/>
+          <w:szCs w:val="24"/>
+        </w:rPr>
+        <w:t xml:space="preserve"> </w:t>
+      </w:r>
+      <w:r>
+        <w:rPr>
+          <w:rFonts w:eastAsia="Times New Roman" w:cs="Times New Roman" w:ascii="Times New Roman" w:hAnsi="Times New Roman"/>
+          <w:b w:val="false"/>
+          <w:bCs w:val="false"/>
+          <w:iCs/>
+          <w:color w:val="000000"/>
+          <w:sz w:val="24"/>
+          <w:szCs w:val="24"/>
+        </w:rPr>
+        <w:t xml:space="preserve">measures how similar data points are within their own cluster compared to other clusters. Its value ranges from -1 to 1, where higher values indicate better clustering quality. The obtained score of </w:t>
+      </w:r>
+      <w:r>
+        <w:rPr>
+          <w:rStyle w:val="Strong"/>
+          <w:rFonts w:eastAsia="Times New Roman" w:cs="Times New Roman" w:ascii="Times New Roman" w:hAnsi="Times New Roman"/>
+          <w:b w:val="false"/>
+          <w:bCs w:val="false"/>
+          <w:iCs/>
+          <w:color w:val="000000"/>
+          <w:sz w:val="24"/>
+          <w:szCs w:val="24"/>
+        </w:rPr>
+        <w:t>0.1945</w:t>
+      </w:r>
+      <w:r>
+        <w:rPr>
+          <w:rFonts w:eastAsia="Times New Roman" w:cs="Times New Roman" w:ascii="Times New Roman" w:hAnsi="Times New Roman"/>
+          <w:b w:val="false"/>
+          <w:bCs w:val="false"/>
+          <w:iCs/>
+          <w:color w:val="000000"/>
+          <w:sz w:val="24"/>
+          <w:szCs w:val="24"/>
+        </w:rPr>
+        <w:t xml:space="preserve"> suggests moderate cluster separation. </w:t>
+      </w:r>
+    </w:p>
+    <w:p>
+      <w:pPr>
+        <w:pStyle w:val="BodyText"/>
+        <w:spacing w:lineRule="auto" w:line="360" w:before="0" w:after="15"/>
+        <w:jc w:val="both"/>
+        <w:rPr/>
+      </w:pPr>
+      <w:r>
+        <w:rPr/>
+        <w:t>silhouette = silhouette_score(df_features, clusters)</w:t>
+      </w:r>
+    </w:p>
+    <w:p>
+      <w:pPr>
+        <w:pStyle w:val="BodyText"/>
+        <w:spacing w:lineRule="auto" w:line="360" w:before="0" w:after="15"/>
+        <w:jc w:val="both"/>
+        <w:rPr/>
+      </w:pPr>
+      <w:r>
+        <w:rPr/>
+      </w:r>
+    </w:p>
+    <w:p>
+      <w:pPr>
+        <w:pStyle w:val="BodyText"/>
+        <w:spacing w:lineRule="auto" w:line="360" w:before="0" w:after="15"/>
+        <w:jc w:val="both"/>
+        <w:rPr/>
+      </w:pPr>
+      <w:r>
+        <w:rPr>
+          <w:rStyle w:val="Strong"/>
+          <w:b/>
+          <w:bCs/>
+          <w:sz w:val="24"/>
+          <w:szCs w:val="24"/>
+        </w:rPr>
+        <w:t xml:space="preserve">Davies-Bouldin </w:t>
+      </w:r>
+      <w:r>
+        <w:rPr>
+          <w:rStyle w:val="Strong"/>
+          <w:b w:val="false"/>
+          <w:bCs w:val="false"/>
+          <w:sz w:val="24"/>
+          <w:szCs w:val="24"/>
+        </w:rPr>
+        <w:t>Index</w:t>
+      </w:r>
+      <w:r>
+        <w:rPr>
+          <w:b w:val="false"/>
+          <w:bCs w:val="false"/>
+          <w:sz w:val="24"/>
+          <w:szCs w:val="24"/>
+        </w:rPr>
+        <w:t xml:space="preserve"> evaluates the similarity between clusters. Lower values indicate better clustering performance. The obtained value of </w:t>
+      </w:r>
+      <w:r>
+        <w:rPr>
+          <w:rStyle w:val="Strong"/>
+          <w:b w:val="false"/>
+          <w:bCs w:val="false"/>
+          <w:sz w:val="24"/>
+          <w:szCs w:val="24"/>
+        </w:rPr>
+        <w:t>1.8225</w:t>
+      </w:r>
+      <w:r>
+        <w:rPr>
+          <w:b w:val="false"/>
+          <w:bCs w:val="false"/>
+          <w:sz w:val="24"/>
+          <w:szCs w:val="24"/>
+        </w:rPr>
+        <w:t xml:space="preserve"> indicates acceptable but not highly distinct cluster separation.</w:t>
+      </w:r>
+    </w:p>
+    <w:p>
+      <w:pPr>
+        <w:pStyle w:val="BodyText"/>
+        <w:spacing w:lineRule="auto" w:line="360" w:before="0" w:after="15"/>
+        <w:jc w:val="both"/>
+        <w:rPr/>
+      </w:pPr>
+      <w:r>
+        <w:rPr/>
+        <w:t>davies_bouldin = davies_bouldin_score(df_features, clusters)</w:t>
+      </w:r>
+    </w:p>
+    <w:p>
+      <w:pPr>
+        <w:pStyle w:val="BodyText"/>
+        <w:spacing w:lineRule="auto" w:line="360" w:before="0" w:after="15"/>
+        <w:jc w:val="both"/>
+        <w:rPr>
+          <w:b w:val="false"/>
+          <w:bCs w:val="false"/>
+          <w:sz w:val="24"/>
+          <w:szCs w:val="24"/>
+        </w:rPr>
+      </w:pPr>
+      <w:r>
+        <w:rPr>
+          <w:b w:val="false"/>
+          <w:bCs w:val="false"/>
+          <w:sz w:val="24"/>
+          <w:szCs w:val="24"/>
+        </w:rPr>
+      </w:r>
+    </w:p>
+    <w:p>
+      <w:pPr>
+        <w:pStyle w:val="BodyText"/>
+        <w:spacing w:lineRule="auto" w:line="360" w:before="0" w:after="15"/>
+        <w:jc w:val="both"/>
+        <w:rPr/>
+      </w:pPr>
+      <w:r>
+        <w:rPr>
+          <w:rStyle w:val="Strong"/>
+          <w:b/>
+          <w:bCs/>
+          <w:sz w:val="24"/>
+          <w:szCs w:val="24"/>
+        </w:rPr>
+        <w:t>Calinski-Harabasz</w:t>
+      </w:r>
+      <w:r>
+        <w:rPr>
+          <w:rStyle w:val="Strong"/>
+          <w:b w:val="false"/>
+          <w:bCs w:val="false"/>
+          <w:sz w:val="24"/>
+          <w:szCs w:val="24"/>
+        </w:rPr>
+        <w:t xml:space="preserve"> Index</w:t>
+      </w:r>
+      <w:r>
+        <w:rPr>
+          <w:b w:val="false"/>
+          <w:bCs w:val="false"/>
+          <w:sz w:val="24"/>
+          <w:szCs w:val="24"/>
+        </w:rPr>
+        <w:t xml:space="preserve"> measures cluster compactness and separation. Higher values represent better-defined clusters. The obtained score of </w:t>
+      </w:r>
+      <w:r>
+        <w:rPr>
+          <w:rStyle w:val="Strong"/>
+          <w:b w:val="false"/>
+          <w:bCs w:val="false"/>
+          <w:sz w:val="24"/>
+          <w:szCs w:val="24"/>
+        </w:rPr>
+        <w:t>2365.1835</w:t>
+      </w:r>
+      <w:r>
+        <w:rPr>
+          <w:b w:val="false"/>
+          <w:bCs w:val="false"/>
+          <w:sz w:val="24"/>
+          <w:szCs w:val="24"/>
+        </w:rPr>
+        <w:t xml:space="preserve"> indicates strong clustering structure within the dataset. </w:t>
+      </w:r>
+    </w:p>
+    <w:p>
+      <w:pPr>
+        <w:pStyle w:val="BodyText"/>
+        <w:spacing w:lineRule="auto" w:line="360" w:before="0" w:after="15"/>
+        <w:jc w:val="both"/>
+        <w:rPr/>
+      </w:pPr>
+      <w:r>
+        <w:rPr>
+          <w:b w:val="false"/>
+          <w:bCs w:val="false"/>
+          <w:sz w:val="24"/>
+          <w:szCs w:val="24"/>
+        </w:rPr>
+        <w:t>calinski_harabasz = calinski_harabasz_score(df_features, clusters)</w:t>
+      </w:r>
+    </w:p>
+    <w:p>
+      <w:pPr>
+        <w:pStyle w:val="BodyText"/>
+        <w:spacing w:lineRule="auto" w:line="360" w:before="0" w:after="15"/>
+        <w:jc w:val="both"/>
+        <w:rPr>
+          <w:b w:val="false"/>
+          <w:bCs w:val="false"/>
+          <w:sz w:val="24"/>
+          <w:szCs w:val="24"/>
+        </w:rPr>
+      </w:pPr>
+      <w:r>
+        <w:rPr>
+          <w:b w:val="false"/>
+          <w:bCs w:val="false"/>
+          <w:sz w:val="24"/>
+          <w:szCs w:val="24"/>
+        </w:rPr>
+      </w:r>
+    </w:p>
+    <w:p>
+      <w:pPr>
+        <w:pStyle w:val="BodyText"/>
+        <w:jc w:val="both"/>
+        <w:rPr>
+          <w:b w:val="false"/>
+          <w:bCs w:val="false"/>
+          <w:sz w:val="24"/>
+          <w:szCs w:val="24"/>
+        </w:rPr>
+      </w:pPr>
+      <w:r>
+        <w:rPr>
+          <w:b w:val="false"/>
+          <w:bCs w:val="false"/>
+          <w:sz w:val="24"/>
+          <w:szCs w:val="24"/>
+        </w:rPr>
+        <w:t>Although the clustering results are acceptable for customer segmentation, the evaluation metrics suggest that experimenting with different values of K or additional feature engineering techniques may further improve clustering performance.</w:t>
+      </w:r>
+    </w:p>
+    <w:p>
+      <w:pPr>
+        <w:pStyle w:val="Normal"/>
+        <w:spacing w:lineRule="auto" w:line="360" w:before="0" w:after="15"/>
+        <w:jc w:val="both"/>
+        <w:rPr>
+          <w:rFonts w:ascii="Times New Roman" w:hAnsi="Times New Roman" w:eastAsia="Times New Roman" w:cs="Times New Roman"/>
+          <w:iCs/>
+          <w:color w:val="000000"/>
+          <w:sz w:val="24"/>
+          <w:szCs w:val="24"/>
+        </w:rPr>
+      </w:pPr>
+      <w:r>
+        <w:rPr>
+          <w:rFonts w:eastAsia="Times New Roman" w:cs="Times New Roman" w:ascii="Times New Roman" w:hAnsi="Times New Roman"/>
+          <w:iCs/>
+          <w:color w:val="000000"/>
+          <w:sz w:val="24"/>
+          <w:szCs w:val="24"/>
+        </w:rPr>
+      </w:r>
+    </w:p>
+    <w:p>
+      <w:pPr>
+        <w:pStyle w:val="BodyText"/>
+        <w:spacing w:lineRule="auto" w:line="360" w:before="0" w:after="15"/>
+        <w:jc w:val="both"/>
+        <w:rPr>
+          <w:rFonts w:cs="Times New Roman"/>
+          <w:b w:val="false"/>
+          <w:bCs w:val="false"/>
+          <w:sz w:val="24"/>
+          <w:szCs w:val="24"/>
+        </w:rPr>
+      </w:pPr>
+      <w:r>
+        <w:rPr>
+          <w:rFonts w:cs="Times New Roman"/>
+          <w:b w:val="false"/>
+          <w:bCs w:val="false"/>
+          <w:sz w:val="24"/>
+          <w:szCs w:val="24"/>
         </w:rPr>
       </w:r>
     </w:p>
@@ -14082,8 +14489,8 @@
       </w:tblPr>
       <w:tblGrid>
         <w:gridCol w:w="2224"/>
-        <w:gridCol w:w="1054"/>
-        <w:gridCol w:w="2730"/>
+        <w:gridCol w:w="1053"/>
+        <w:gridCol w:w="2731"/>
       </w:tblGrid>
       <w:tr>
         <w:trPr>
@@ -14118,7 +14525,7 @@
         </w:tc>
         <w:tc>
           <w:tcPr>
-            <w:tcW w:w="1054" w:type="dxa"/>
+            <w:tcW w:w="1053" w:type="dxa"/>
             <w:tcBorders>
               <w:top w:val="single" w:sz="2" w:space="0" w:color="000000"/>
               <w:left w:val="single" w:sz="2" w:space="0" w:color="000000"/>
@@ -14145,7 +14552,7 @@
         </w:tc>
         <w:tc>
           <w:tcPr>
-            <w:tcW w:w="2730" w:type="dxa"/>
+            <w:tcW w:w="2731" w:type="dxa"/>
             <w:tcBorders>
               <w:top w:val="single" w:sz="2" w:space="0" w:color="000000"/>
               <w:left w:val="single" w:sz="2" w:space="0" w:color="000000"/>
@@ -14202,7 +14609,7 @@
         </w:tc>
         <w:tc>
           <w:tcPr>
-            <w:tcW w:w="1054" w:type="dxa"/>
+            <w:tcW w:w="1053" w:type="dxa"/>
             <w:tcBorders>
               <w:left w:val="single" w:sz="2" w:space="0" w:color="000000"/>
               <w:bottom w:val="single" w:sz="2" w:space="0" w:color="000000"/>
@@ -14228,7 +14635,7 @@
         </w:tc>
         <w:tc>
           <w:tcPr>
-            <w:tcW w:w="2730" w:type="dxa"/>
+            <w:tcW w:w="2731" w:type="dxa"/>
             <w:tcBorders>
               <w:left w:val="single" w:sz="2" w:space="0" w:color="000000"/>
               <w:bottom w:val="single" w:sz="2" w:space="0" w:color="000000"/>
@@ -14284,7 +14691,7 @@
         </w:tc>
         <w:tc>
           <w:tcPr>
-            <w:tcW w:w="1054" w:type="dxa"/>
+            <w:tcW w:w="1053" w:type="dxa"/>
             <w:tcBorders>
               <w:left w:val="single" w:sz="2" w:space="0" w:color="000000"/>
               <w:bottom w:val="single" w:sz="2" w:space="0" w:color="000000"/>
@@ -14310,7 +14717,7 @@
         </w:tc>
         <w:tc>
           <w:tcPr>
-            <w:tcW w:w="2730" w:type="dxa"/>
+            <w:tcW w:w="2731" w:type="dxa"/>
             <w:tcBorders>
               <w:left w:val="single" w:sz="2" w:space="0" w:color="000000"/>
               <w:bottom w:val="single" w:sz="2" w:space="0" w:color="000000"/>
@@ -14368,7 +14775,7 @@
         </w:tc>
         <w:tc>
           <w:tcPr>
-            <w:tcW w:w="1054" w:type="dxa"/>
+            <w:tcW w:w="1053" w:type="dxa"/>
             <w:tcBorders>
               <w:left w:val="single" w:sz="2" w:space="0" w:color="000000"/>
               <w:bottom w:val="single" w:sz="2" w:space="0" w:color="000000"/>
@@ -14394,7 +14801,7 @@
         </w:tc>
         <w:tc>
           <w:tcPr>
-            <w:tcW w:w="2730" w:type="dxa"/>
+            <w:tcW w:w="2731" w:type="dxa"/>
             <w:tcBorders>
               <w:left w:val="single" w:sz="2" w:space="0" w:color="000000"/>
               <w:bottom w:val="single" w:sz="2" w:space="0" w:color="000000"/>
@@ -14424,18 +14831,22 @@
     <w:p>
       <w:pPr>
         <w:pStyle w:val="Heading5"/>
+        <w:numPr>
+          <w:ilvl w:val="4"/>
+          <w:numId w:val="1"/>
+        </w:numPr>
         <w:ind w:hanging="0" w:left="0"/>
         <w:rPr/>
       </w:pPr>
       <w:r>
         <w:rPr>
           <w:rStyle w:val="Strong"/>
-          <w:rFonts w:ascii="Times New Roman" w:hAnsi="Times New Roman"/>
           <w:b/>
           <w:bCs/>
           <w:sz w:val="22"/>
           <w:szCs w:val="22"/>
         </w:rPr>
+        <w:tab/>
         <w:t>Table 6.2: Clustering Evaluation Metrics</w:t>
       </w:r>
     </w:p>
@@ -14448,6 +14859,8 @@
           <w:rFonts w:ascii="Times New Roman" w:hAnsi="Times New Roman" w:eastAsia="Times New Roman" w:cs="Times New Roman"/>
           <w:iCs/>
           <w:color w:val="000000"/>
+          <w:sz w:val="24"/>
+          <w:szCs w:val="24"/>
         </w:rPr>
       </w:pPr>
       <w:r>
@@ -14462,173 +14875,1871 @@
     </w:p>
     <w:p>
       <w:pPr>
+        <w:pStyle w:val="Normal"/>
+        <w:spacing w:lineRule="auto" w:line="360" w:before="0" w:after="15"/>
+        <w:jc w:val="both"/>
+        <w:rPr>
+          <w:rFonts w:ascii="Times New Roman" w:hAnsi="Times New Roman" w:eastAsia="Times New Roman" w:cs="Times New Roman"/>
+          <w:iCs/>
+          <w:color w:val="000000"/>
+          <w:sz w:val="24"/>
+          <w:szCs w:val="24"/>
+        </w:rPr>
+      </w:pPr>
+      <w:r>
+        <w:rPr>
+          <w:rFonts w:eastAsia="Times New Roman" w:cs="Times New Roman" w:ascii="Times New Roman" w:hAnsi="Times New Roman"/>
+          <w:iCs/>
+          <w:color w:val="000000"/>
+          <w:sz w:val="24"/>
+          <w:szCs w:val="24"/>
+        </w:rPr>
+      </w:r>
+    </w:p>
+    <w:p>
+      <w:pPr>
+        <w:pStyle w:val="Normal"/>
+        <w:spacing w:lineRule="auto" w:line="360" w:before="0" w:after="15"/>
+        <w:jc w:val="both"/>
+        <w:rPr>
+          <w:rFonts w:ascii="Times New Roman" w:hAnsi="Times New Roman" w:eastAsia="Times New Roman" w:cs="Times New Roman"/>
+          <w:iCs/>
+          <w:color w:val="000000"/>
+          <w:sz w:val="24"/>
+          <w:szCs w:val="24"/>
+        </w:rPr>
+      </w:pPr>
+      <w:r>
+        <w:rPr>
+          <w:rFonts w:eastAsia="Times New Roman" w:cs="Times New Roman" w:ascii="Times New Roman" w:hAnsi="Times New Roman"/>
+          <w:iCs/>
+          <w:color w:val="000000"/>
+          <w:sz w:val="24"/>
+          <w:szCs w:val="24"/>
+        </w:rPr>
+      </w:r>
+    </w:p>
+    <w:p>
+      <w:pPr>
+        <w:pStyle w:val="Normal"/>
+        <w:spacing w:lineRule="auto" w:line="360" w:before="0" w:after="15"/>
+        <w:jc w:val="both"/>
+        <w:rPr>
+          <w:rFonts w:ascii="Times New Roman" w:hAnsi="Times New Roman" w:eastAsia="Times New Roman" w:cs="Times New Roman"/>
+          <w:iCs/>
+          <w:color w:val="000000"/>
+          <w:sz w:val="24"/>
+          <w:szCs w:val="24"/>
+        </w:rPr>
+      </w:pPr>
+      <w:r>
+        <w:rPr>
+          <w:rFonts w:eastAsia="Times New Roman" w:cs="Times New Roman" w:ascii="Times New Roman" w:hAnsi="Times New Roman"/>
+          <w:iCs/>
+          <w:color w:val="000000"/>
+          <w:sz w:val="24"/>
+          <w:szCs w:val="24"/>
+        </w:rPr>
+      </w:r>
+    </w:p>
+    <w:p>
+      <w:pPr>
+        <w:pStyle w:val="Normal"/>
+        <w:spacing w:lineRule="auto" w:line="360" w:before="0" w:after="15"/>
+        <w:jc w:val="both"/>
+        <w:rPr>
+          <w:rFonts w:ascii="Times New Roman" w:hAnsi="Times New Roman" w:eastAsia="Times New Roman" w:cs="Times New Roman"/>
+          <w:iCs/>
+          <w:color w:val="000000"/>
+          <w:sz w:val="24"/>
+          <w:szCs w:val="24"/>
+        </w:rPr>
+      </w:pPr>
+      <w:r>
+        <w:rPr>
+          <w:rFonts w:eastAsia="Times New Roman" w:cs="Times New Roman" w:ascii="Times New Roman" w:hAnsi="Times New Roman"/>
+          <w:iCs/>
+          <w:color w:val="000000"/>
+          <w:sz w:val="24"/>
+          <w:szCs w:val="24"/>
+        </w:rPr>
+      </w:r>
+    </w:p>
+    <w:p>
+      <w:pPr>
+        <w:pStyle w:val="Normal"/>
+        <w:spacing w:lineRule="auto" w:line="360" w:before="0" w:after="15"/>
+        <w:jc w:val="both"/>
+        <w:rPr>
+          <w:rFonts w:ascii="Times New Roman" w:hAnsi="Times New Roman" w:eastAsia="Times New Roman" w:cs="Times New Roman"/>
+          <w:iCs/>
+          <w:color w:val="000000"/>
+          <w:sz w:val="24"/>
+          <w:szCs w:val="24"/>
+        </w:rPr>
+      </w:pPr>
+      <w:r>
+        <w:rPr>
+          <w:rFonts w:eastAsia="Times New Roman" w:cs="Times New Roman" w:ascii="Times New Roman" w:hAnsi="Times New Roman"/>
+          <w:iCs/>
+          <w:color w:val="000000"/>
+          <w:sz w:val="24"/>
+          <w:szCs w:val="24"/>
+        </w:rPr>
+      </w:r>
+    </w:p>
+    <w:p>
+      <w:pPr>
+        <w:pStyle w:val="Normal"/>
+        <w:spacing w:lineRule="auto" w:line="360" w:before="0" w:after="15"/>
+        <w:jc w:val="both"/>
+        <w:rPr>
+          <w:rFonts w:ascii="Times New Roman" w:hAnsi="Times New Roman" w:eastAsia="Times New Roman" w:cs="Times New Roman"/>
+          <w:iCs/>
+          <w:color w:val="000000"/>
+          <w:sz w:val="24"/>
+          <w:szCs w:val="24"/>
+        </w:rPr>
+      </w:pPr>
+      <w:r>
+        <w:rPr>
+          <w:rFonts w:eastAsia="Times New Roman" w:cs="Times New Roman" w:ascii="Times New Roman" w:hAnsi="Times New Roman"/>
+          <w:iCs/>
+          <w:color w:val="000000"/>
+          <w:sz w:val="24"/>
+          <w:szCs w:val="24"/>
+        </w:rPr>
+      </w:r>
+    </w:p>
+    <w:p>
+      <w:pPr>
+        <w:pStyle w:val="Normal"/>
+        <w:spacing w:lineRule="auto" w:line="360" w:before="0" w:after="15"/>
+        <w:jc w:val="both"/>
+        <w:rPr>
+          <w:rFonts w:ascii="Times New Roman" w:hAnsi="Times New Roman" w:eastAsia="Times New Roman" w:cs="Times New Roman"/>
+          <w:iCs/>
+          <w:color w:val="000000"/>
+          <w:sz w:val="24"/>
+          <w:szCs w:val="24"/>
+        </w:rPr>
+      </w:pPr>
+      <w:r>
+        <w:rPr>
+          <w:rFonts w:eastAsia="Times New Roman" w:cs="Times New Roman" w:ascii="Times New Roman" w:hAnsi="Times New Roman"/>
+          <w:iCs/>
+          <w:color w:val="000000"/>
+          <w:sz w:val="24"/>
+          <w:szCs w:val="24"/>
+        </w:rPr>
+      </w:r>
+    </w:p>
+    <w:p>
+      <w:pPr>
+        <w:pStyle w:val="Normal"/>
+        <w:spacing w:lineRule="auto" w:line="360" w:before="0" w:after="15"/>
+        <w:jc w:val="both"/>
+        <w:rPr>
+          <w:rFonts w:ascii="Times New Roman" w:hAnsi="Times New Roman" w:eastAsia="Times New Roman" w:cs="Times New Roman"/>
+          <w:iCs/>
+          <w:color w:val="000000"/>
+          <w:sz w:val="24"/>
+          <w:szCs w:val="24"/>
+        </w:rPr>
+      </w:pPr>
+      <w:r>
+        <w:rPr>
+          <w:rFonts w:eastAsia="Times New Roman" w:cs="Times New Roman" w:ascii="Times New Roman" w:hAnsi="Times New Roman"/>
+          <w:iCs/>
+          <w:color w:val="000000"/>
+          <w:sz w:val="24"/>
+          <w:szCs w:val="24"/>
+        </w:rPr>
+      </w:r>
+    </w:p>
+    <w:p>
+      <w:pPr>
+        <w:pStyle w:val="Normal"/>
+        <w:spacing w:lineRule="auto" w:line="360" w:before="0" w:after="15"/>
+        <w:jc w:val="both"/>
+        <w:rPr>
+          <w:rFonts w:ascii="Times New Roman" w:hAnsi="Times New Roman" w:eastAsia="Times New Roman" w:cs="Times New Roman"/>
+          <w:iCs/>
+          <w:color w:val="000000"/>
+          <w:sz w:val="24"/>
+          <w:szCs w:val="24"/>
+        </w:rPr>
+      </w:pPr>
+      <w:r>
+        <w:rPr>
+          <w:rFonts w:eastAsia="Times New Roman" w:cs="Times New Roman" w:ascii="Times New Roman" w:hAnsi="Times New Roman"/>
+          <w:iCs/>
+          <w:color w:val="000000"/>
+          <w:sz w:val="24"/>
+          <w:szCs w:val="24"/>
+        </w:rPr>
+      </w:r>
+    </w:p>
+    <w:p>
+      <w:pPr>
+        <w:pStyle w:val="Normal"/>
+        <w:spacing w:lineRule="auto" w:line="360" w:before="0" w:after="15"/>
+        <w:jc w:val="both"/>
+        <w:rPr>
+          <w:rFonts w:ascii="Times New Roman" w:hAnsi="Times New Roman" w:eastAsia="Times New Roman" w:cs="Times New Roman"/>
+          <w:iCs/>
+          <w:color w:val="000000"/>
+          <w:sz w:val="24"/>
+          <w:szCs w:val="24"/>
+        </w:rPr>
+      </w:pPr>
+      <w:r>
+        <w:rPr>
+          <w:rFonts w:eastAsia="Times New Roman" w:cs="Times New Roman" w:ascii="Times New Roman" w:hAnsi="Times New Roman"/>
+          <w:iCs/>
+          <w:color w:val="000000"/>
+          <w:sz w:val="24"/>
+          <w:szCs w:val="24"/>
+        </w:rPr>
+      </w:r>
+    </w:p>
+    <w:p>
+      <w:pPr>
+        <w:pStyle w:val="Normal"/>
+        <w:spacing w:lineRule="auto" w:line="360" w:before="0" w:after="15"/>
+        <w:jc w:val="both"/>
+        <w:rPr>
+          <w:rFonts w:ascii="Times New Roman" w:hAnsi="Times New Roman" w:eastAsia="Times New Roman" w:cs="Times New Roman"/>
+          <w:iCs/>
+          <w:color w:val="000000"/>
+          <w:sz w:val="24"/>
+          <w:szCs w:val="24"/>
+        </w:rPr>
+      </w:pPr>
+      <w:r>
+        <w:rPr>
+          <w:rFonts w:eastAsia="Times New Roman" w:cs="Times New Roman" w:ascii="Times New Roman" w:hAnsi="Times New Roman"/>
+          <w:iCs/>
+          <w:color w:val="000000"/>
+          <w:sz w:val="24"/>
+          <w:szCs w:val="24"/>
+        </w:rPr>
+      </w:r>
+    </w:p>
+    <w:p>
+      <w:pPr>
+        <w:pStyle w:val="Normal"/>
+        <w:spacing w:lineRule="auto" w:line="360" w:before="0" w:after="15"/>
+        <w:jc w:val="both"/>
+        <w:rPr>
+          <w:rFonts w:ascii="Times New Roman" w:hAnsi="Times New Roman" w:eastAsia="Times New Roman" w:cs="Times New Roman"/>
+          <w:iCs/>
+          <w:color w:val="000000"/>
+          <w:sz w:val="24"/>
+          <w:szCs w:val="24"/>
+        </w:rPr>
+      </w:pPr>
+      <w:r>
+        <w:rPr>
+          <w:rFonts w:eastAsia="Times New Roman" w:cs="Times New Roman" w:ascii="Times New Roman" w:hAnsi="Times New Roman"/>
+          <w:iCs/>
+          <w:color w:val="000000"/>
+          <w:sz w:val="24"/>
+          <w:szCs w:val="24"/>
+        </w:rPr>
+      </w:r>
+    </w:p>
+    <w:p>
+      <w:pPr>
+        <w:pStyle w:val="Normal"/>
+        <w:spacing w:lineRule="auto" w:line="360" w:before="0" w:after="15"/>
+        <w:jc w:val="both"/>
+        <w:rPr>
+          <w:rFonts w:ascii="Times New Roman" w:hAnsi="Times New Roman" w:eastAsia="Times New Roman" w:cs="Times New Roman"/>
+          <w:iCs/>
+          <w:color w:val="000000"/>
+          <w:sz w:val="24"/>
+          <w:szCs w:val="24"/>
+        </w:rPr>
+      </w:pPr>
+      <w:r>
+        <w:rPr>
+          <w:rFonts w:eastAsia="Times New Roman" w:cs="Times New Roman" w:ascii="Times New Roman" w:hAnsi="Times New Roman"/>
+          <w:iCs/>
+          <w:color w:val="000000"/>
+          <w:sz w:val="24"/>
+          <w:szCs w:val="24"/>
+        </w:rPr>
+      </w:r>
+    </w:p>
+    <w:p>
+      <w:pPr>
+        <w:pStyle w:val="Normal"/>
+        <w:spacing w:lineRule="auto" w:line="360" w:before="0" w:after="15"/>
+        <w:jc w:val="both"/>
+        <w:rPr>
+          <w:rFonts w:ascii="Times New Roman" w:hAnsi="Times New Roman" w:eastAsia="Times New Roman" w:cs="Times New Roman"/>
+          <w:iCs/>
+          <w:color w:val="000000"/>
+          <w:sz w:val="24"/>
+          <w:szCs w:val="24"/>
+        </w:rPr>
+      </w:pPr>
+      <w:r>
+        <w:rPr>
+          <w:rFonts w:eastAsia="Times New Roman" w:cs="Times New Roman" w:ascii="Times New Roman" w:hAnsi="Times New Roman"/>
+          <w:iCs/>
+          <w:color w:val="000000"/>
+          <w:sz w:val="24"/>
+          <w:szCs w:val="24"/>
+        </w:rPr>
+      </w:r>
+    </w:p>
+    <w:p>
+      <w:pPr>
+        <w:pStyle w:val="NoSpacing"/>
+        <w:spacing w:lineRule="auto" w:line="360"/>
+        <w:jc w:val="both"/>
+        <w:rPr>
+          <w:rFonts w:ascii="Times New Roman" w:hAnsi="Times New Roman" w:cs="Times New Roman"/>
+          <w:b/>
+        </w:rPr>
+      </w:pPr>
+      <w:r>
+        <w:rPr>
+          <w:rFonts w:cs="Times New Roman" w:ascii="Times New Roman" w:hAnsi="Times New Roman"/>
+          <w:b/>
+        </w:rPr>
+      </w:r>
+      <w:r>
+        <w:br w:type="page"/>
+      </w:r>
+    </w:p>
+    <w:p>
+      <w:pPr>
+        <w:pStyle w:val="NoSpacing"/>
+        <w:spacing w:lineRule="auto" w:line="360" w:before="0" w:after="0"/>
+        <w:jc w:val="both"/>
+        <w:rPr>
+          <w:sz w:val="28"/>
+          <w:szCs w:val="28"/>
+        </w:rPr>
+      </w:pPr>
+      <w:r>
+        <w:rPr>
+          <w:rFonts w:cs="Times New Roman" w:ascii="Times New Roman" w:hAnsi="Times New Roman"/>
+          <w:b/>
+          <w:sz w:val="28"/>
+          <w:szCs w:val="28"/>
+        </w:rPr>
+        <w:t>7. Classification</w:t>
+      </w:r>
+    </w:p>
+    <w:p>
+      <w:pPr>
+        <w:pStyle w:val="Normal"/>
+        <w:spacing w:lineRule="auto" w:line="360" w:before="0" w:after="15"/>
+        <w:jc w:val="both"/>
+        <w:rPr>
+          <w:sz w:val="26"/>
+          <w:szCs w:val="26"/>
+        </w:rPr>
+      </w:pPr>
+      <w:r>
+        <w:rPr>
+          <w:rFonts w:cs="Times New Roman" w:ascii="Times New Roman" w:hAnsi="Times New Roman"/>
+          <w:b/>
+          <w:sz w:val="26"/>
+          <w:szCs w:val="26"/>
+        </w:rPr>
+        <w:t>7.1 Random Forest Overview</w:t>
+      </w:r>
+    </w:p>
+    <w:p>
+      <w:pPr>
         <w:pStyle w:val="BodyText"/>
         <w:spacing w:lineRule="auto" w:line="360" w:before="0" w:after="15"/>
         <w:jc w:val="both"/>
+        <w:rPr>
+          <w:rFonts w:ascii="Times New Roman" w:hAnsi="Times New Roman"/>
+          <w:sz w:val="24"/>
+          <w:szCs w:val="24"/>
+        </w:rPr>
+      </w:pPr>
+      <w:r>
+        <w:rPr>
+          <w:rFonts w:eastAsia="Times New Roman" w:cs="Times New Roman" w:ascii="Times New Roman" w:hAnsi="Times New Roman"/>
+          <w:iCs/>
+          <w:color w:val="000000"/>
+          <w:sz w:val="24"/>
+          <w:szCs w:val="24"/>
+        </w:rPr>
+        <w:t>Random Forest is an ensemble learning algorithm that combines multiple decision trees to improve prediction performance and reduce overfitting. Each tree in the forest is trained on random subsets of the dataset and features, and the final prediction is determined through majority voting.</w:t>
+      </w:r>
+    </w:p>
+    <w:p>
+      <w:pPr>
+        <w:pStyle w:val="BodyText"/>
+        <w:rPr>
+          <w:rFonts w:ascii="Times New Roman" w:hAnsi="Times New Roman"/>
+          <w:sz w:val="24"/>
+          <w:szCs w:val="24"/>
+        </w:rPr>
+      </w:pPr>
+      <w:r>
+        <w:rPr>
+          <w:rFonts w:ascii="Times New Roman" w:hAnsi="Times New Roman"/>
+          <w:sz w:val="24"/>
+          <w:szCs w:val="24"/>
+        </w:rPr>
+        <w:t>The major advantages of Random Forest include:</w:t>
+      </w:r>
+    </w:p>
+    <w:p>
+      <w:pPr>
+        <w:pStyle w:val="BodyText"/>
+        <w:numPr>
+          <w:ilvl w:val="0"/>
+          <w:numId w:val="14"/>
+        </w:numPr>
+        <w:tabs>
+          <w:tab w:val="clear" w:pos="720"/>
+          <w:tab w:val="left" w:pos="0" w:leader="none"/>
+        </w:tabs>
+        <w:spacing w:before="0" w:after="0"/>
+        <w:ind w:hanging="283" w:left="709"/>
+        <w:rPr>
+          <w:rFonts w:ascii="Times New Roman" w:hAnsi="Times New Roman"/>
+          <w:sz w:val="24"/>
+          <w:szCs w:val="24"/>
+        </w:rPr>
+      </w:pPr>
+      <w:r>
+        <w:rPr>
+          <w:rFonts w:ascii="Times New Roman" w:hAnsi="Times New Roman"/>
+          <w:sz w:val="24"/>
+          <w:szCs w:val="24"/>
+        </w:rPr>
+        <w:t xml:space="preserve">High prediction accuracy </w:t>
+      </w:r>
+    </w:p>
+    <w:p>
+      <w:pPr>
+        <w:pStyle w:val="BodyText"/>
+        <w:numPr>
+          <w:ilvl w:val="0"/>
+          <w:numId w:val="14"/>
+        </w:numPr>
+        <w:tabs>
+          <w:tab w:val="clear" w:pos="720"/>
+          <w:tab w:val="left" w:pos="0" w:leader="none"/>
+        </w:tabs>
+        <w:spacing w:before="0" w:after="0"/>
+        <w:ind w:hanging="283" w:left="709"/>
+        <w:rPr>
+          <w:rFonts w:ascii="Times New Roman" w:hAnsi="Times New Roman"/>
+          <w:sz w:val="24"/>
+          <w:szCs w:val="24"/>
+        </w:rPr>
+      </w:pPr>
+      <w:r>
+        <w:rPr>
+          <w:rFonts w:ascii="Times New Roman" w:hAnsi="Times New Roman"/>
+          <w:sz w:val="24"/>
+          <w:szCs w:val="24"/>
+        </w:rPr>
+        <w:t xml:space="preserve">Reduced overfitting compared to single decision trees </w:t>
+      </w:r>
+    </w:p>
+    <w:p>
+      <w:pPr>
+        <w:pStyle w:val="BodyText"/>
+        <w:numPr>
+          <w:ilvl w:val="0"/>
+          <w:numId w:val="14"/>
+        </w:numPr>
+        <w:tabs>
+          <w:tab w:val="clear" w:pos="720"/>
+          <w:tab w:val="left" w:pos="0" w:leader="none"/>
+        </w:tabs>
+        <w:spacing w:before="0" w:after="0"/>
+        <w:ind w:hanging="283" w:left="709"/>
+        <w:rPr>
+          <w:rFonts w:ascii="Times New Roman" w:hAnsi="Times New Roman"/>
+          <w:sz w:val="24"/>
+          <w:szCs w:val="24"/>
+        </w:rPr>
+      </w:pPr>
+      <w:r>
+        <w:rPr>
+          <w:rFonts w:ascii="Times New Roman" w:hAnsi="Times New Roman"/>
+          <w:sz w:val="24"/>
+          <w:szCs w:val="24"/>
+        </w:rPr>
+        <w:t xml:space="preserve">Ability to handle large datasets </w:t>
+      </w:r>
+    </w:p>
+    <w:p>
+      <w:pPr>
+        <w:pStyle w:val="BodyText"/>
+        <w:numPr>
+          <w:ilvl w:val="0"/>
+          <w:numId w:val="14"/>
+        </w:numPr>
+        <w:tabs>
+          <w:tab w:val="clear" w:pos="720"/>
+          <w:tab w:val="left" w:pos="0" w:leader="none"/>
+        </w:tabs>
+        <w:spacing w:before="0" w:after="0"/>
+        <w:ind w:hanging="283" w:left="709"/>
+        <w:rPr>
+          <w:rFonts w:ascii="Times New Roman" w:hAnsi="Times New Roman"/>
+          <w:sz w:val="24"/>
+          <w:szCs w:val="24"/>
+        </w:rPr>
+      </w:pPr>
+      <w:r>
+        <w:rPr>
+          <w:rFonts w:ascii="Times New Roman" w:hAnsi="Times New Roman"/>
+          <w:sz w:val="24"/>
+          <w:szCs w:val="24"/>
+        </w:rPr>
+        <w:t xml:space="preserve">Support for both categorical and numerical features </w:t>
+      </w:r>
+    </w:p>
+    <w:p>
+      <w:pPr>
+        <w:pStyle w:val="BodyText"/>
+        <w:numPr>
+          <w:ilvl w:val="0"/>
+          <w:numId w:val="14"/>
+        </w:numPr>
+        <w:tabs>
+          <w:tab w:val="clear" w:pos="720"/>
+          <w:tab w:val="left" w:pos="0" w:leader="none"/>
+        </w:tabs>
+        <w:ind w:hanging="283" w:left="709"/>
+        <w:rPr>
+          <w:rFonts w:ascii="Times New Roman" w:hAnsi="Times New Roman"/>
+          <w:sz w:val="24"/>
+          <w:szCs w:val="24"/>
+        </w:rPr>
+      </w:pPr>
+      <w:r>
+        <w:rPr>
+          <w:rFonts w:ascii="Times New Roman" w:hAnsi="Times New Roman"/>
+          <w:sz w:val="24"/>
+          <w:szCs w:val="24"/>
+        </w:rPr>
+        <w:t xml:space="preserve">Automatic feature importance estimation </w:t>
+      </w:r>
+    </w:p>
+    <w:p>
+      <w:pPr>
+        <w:pStyle w:val="Heading3"/>
+        <w:spacing w:lineRule="auto" w:line="360"/>
+        <w:rPr>
+          <w:rFonts w:ascii="Times New Roman" w:hAnsi="Times New Roman"/>
+          <w:sz w:val="24"/>
+          <w:szCs w:val="24"/>
+        </w:rPr>
+      </w:pPr>
+      <w:r>
+        <w:rPr>
+          <w:rStyle w:val="Strong"/>
+          <w:rFonts w:ascii="Times New Roman" w:hAnsi="Times New Roman"/>
+          <w:b/>
+          <w:bCs/>
+          <w:sz w:val="24"/>
+          <w:szCs w:val="24"/>
+        </w:rPr>
+        <w:t>Key Characteristics</w:t>
+      </w:r>
+    </w:p>
+    <w:p>
+      <w:pPr>
+        <w:pStyle w:val="BodyText"/>
+        <w:numPr>
+          <w:ilvl w:val="0"/>
+          <w:numId w:val="16"/>
+        </w:numPr>
+        <w:tabs>
+          <w:tab w:val="clear" w:pos="720"/>
+          <w:tab w:val="left" w:pos="0" w:leader="none"/>
+        </w:tabs>
+        <w:spacing w:lineRule="auto" w:line="360" w:before="0" w:after="0"/>
+        <w:ind w:hanging="283" w:left="709"/>
+        <w:rPr/>
+      </w:pPr>
+      <w:r>
+        <w:rPr>
+          <w:rStyle w:val="Strong"/>
+          <w:rFonts w:ascii="Times New Roman" w:hAnsi="Times New Roman"/>
+          <w:b w:val="false"/>
+          <w:bCs w:val="false"/>
+          <w:sz w:val="24"/>
+          <w:szCs w:val="24"/>
+        </w:rPr>
+        <w:t>Ensemble Method:</w:t>
+      </w:r>
+      <w:r>
+        <w:rPr>
+          <w:rFonts w:ascii="Times New Roman" w:hAnsi="Times New Roman"/>
+          <w:b w:val="false"/>
+          <w:bCs w:val="false"/>
+          <w:sz w:val="24"/>
+          <w:szCs w:val="24"/>
+        </w:rPr>
+        <w:t xml:space="preserve"> Combines multiple decision trees to create a strong predictive model </w:t>
+      </w:r>
+    </w:p>
+    <w:p>
+      <w:pPr>
+        <w:pStyle w:val="BodyText"/>
+        <w:numPr>
+          <w:ilvl w:val="0"/>
+          <w:numId w:val="16"/>
+        </w:numPr>
+        <w:tabs>
+          <w:tab w:val="clear" w:pos="720"/>
+          <w:tab w:val="left" w:pos="0" w:leader="none"/>
+        </w:tabs>
+        <w:spacing w:lineRule="auto" w:line="360" w:before="0" w:after="0"/>
+        <w:ind w:hanging="283" w:left="709"/>
+        <w:rPr/>
+      </w:pPr>
+      <w:r>
+        <w:rPr>
+          <w:rStyle w:val="Strong"/>
+          <w:rFonts w:ascii="Times New Roman" w:hAnsi="Times New Roman"/>
+          <w:b w:val="false"/>
+          <w:bCs w:val="false"/>
+          <w:sz w:val="24"/>
+          <w:szCs w:val="24"/>
+        </w:rPr>
+        <w:t>Bootstrap Aggregating (Bagging):</w:t>
+      </w:r>
+      <w:r>
+        <w:rPr>
+          <w:rFonts w:ascii="Times New Roman" w:hAnsi="Times New Roman"/>
+          <w:b w:val="false"/>
+          <w:bCs w:val="false"/>
+          <w:sz w:val="24"/>
+          <w:szCs w:val="24"/>
+        </w:rPr>
+        <w:t xml:space="preserve"> Uses different subsets of training data for each tree </w:t>
+      </w:r>
+    </w:p>
+    <w:p>
+      <w:pPr>
+        <w:pStyle w:val="BodyText"/>
+        <w:numPr>
+          <w:ilvl w:val="0"/>
+          <w:numId w:val="16"/>
+        </w:numPr>
+        <w:tabs>
+          <w:tab w:val="clear" w:pos="720"/>
+          <w:tab w:val="left" w:pos="0" w:leader="none"/>
+        </w:tabs>
+        <w:spacing w:lineRule="auto" w:line="360" w:before="0" w:after="0"/>
+        <w:ind w:hanging="283" w:left="709"/>
+        <w:rPr/>
+      </w:pPr>
+      <w:r>
+        <w:rPr>
+          <w:rStyle w:val="Strong"/>
+          <w:rFonts w:ascii="Times New Roman" w:hAnsi="Times New Roman"/>
+          <w:b w:val="false"/>
+          <w:bCs w:val="false"/>
+          <w:sz w:val="24"/>
+          <w:szCs w:val="24"/>
+        </w:rPr>
+        <w:t>Feature Randomness:</w:t>
+      </w:r>
+      <w:r>
+        <w:rPr>
+          <w:rFonts w:ascii="Times New Roman" w:hAnsi="Times New Roman"/>
+          <w:b w:val="false"/>
+          <w:bCs w:val="false"/>
+          <w:sz w:val="24"/>
+          <w:szCs w:val="24"/>
+        </w:rPr>
+        <w:t xml:space="preserve"> Random feature selection at each split reduces correlation between trees </w:t>
+      </w:r>
+    </w:p>
+    <w:p>
+      <w:pPr>
+        <w:pStyle w:val="BodyText"/>
+        <w:numPr>
+          <w:ilvl w:val="0"/>
+          <w:numId w:val="16"/>
+        </w:numPr>
+        <w:tabs>
+          <w:tab w:val="clear" w:pos="720"/>
+          <w:tab w:val="left" w:pos="0" w:leader="none"/>
+        </w:tabs>
+        <w:spacing w:lineRule="auto" w:line="360"/>
+        <w:ind w:hanging="283" w:left="709"/>
+        <w:rPr/>
+      </w:pPr>
+      <w:r>
+        <w:rPr>
+          <w:rStyle w:val="Strong"/>
+          <w:rFonts w:ascii="Times New Roman" w:hAnsi="Times New Roman"/>
+          <w:b w:val="false"/>
+          <w:bCs w:val="false"/>
+          <w:sz w:val="24"/>
+          <w:szCs w:val="24"/>
+        </w:rPr>
+        <w:t>Robustness:</w:t>
+      </w:r>
+      <w:r>
+        <w:rPr>
+          <w:rFonts w:ascii="Times New Roman" w:hAnsi="Times New Roman"/>
+          <w:b w:val="false"/>
+          <w:bCs w:val="false"/>
+          <w:sz w:val="24"/>
+          <w:szCs w:val="24"/>
+        </w:rPr>
+        <w:t xml:space="preserve"> Handles non-linear relationships and reduces overfitting through averaging</w:t>
+      </w:r>
+    </w:p>
+    <w:p>
+      <w:pPr>
+        <w:pStyle w:val="Heading3"/>
+        <w:spacing w:lineRule="auto" w:line="360"/>
+        <w:rPr>
+          <w:b/>
+          <w:bCs/>
+        </w:rPr>
+      </w:pPr>
+      <w:r>
+        <w:rPr>
+          <w:rStyle w:val="Strong"/>
+          <w:rFonts w:ascii="Times New Roman" w:hAnsi="Times New Roman"/>
+          <w:b/>
+          <w:bCs/>
+          <w:sz w:val="24"/>
+          <w:szCs w:val="24"/>
+        </w:rPr>
+        <w:t>Algorithm Workflow</w:t>
+      </w:r>
+    </w:p>
+    <w:p>
+      <w:pPr>
+        <w:pStyle w:val="BodyText"/>
+        <w:numPr>
+          <w:ilvl w:val="0"/>
+          <w:numId w:val="15"/>
+        </w:numPr>
+        <w:tabs>
+          <w:tab w:val="clear" w:pos="720"/>
+          <w:tab w:val="left" w:pos="0" w:leader="none"/>
+        </w:tabs>
+        <w:spacing w:lineRule="auto" w:line="360" w:before="0" w:after="0"/>
+        <w:ind w:hanging="283" w:left="709"/>
+        <w:rPr>
+          <w:rFonts w:ascii="Times New Roman" w:hAnsi="Times New Roman"/>
+          <w:sz w:val="24"/>
+          <w:szCs w:val="24"/>
+        </w:rPr>
+      </w:pPr>
+      <w:r>
+        <w:rPr>
+          <w:rFonts w:ascii="Times New Roman" w:hAnsi="Times New Roman"/>
+          <w:sz w:val="24"/>
+          <w:szCs w:val="24"/>
+        </w:rPr>
+        <w:t xml:space="preserve">Generate multiple bootstrap samples from the training dataset </w:t>
+      </w:r>
+    </w:p>
+    <w:p>
+      <w:pPr>
+        <w:pStyle w:val="BodyText"/>
+        <w:numPr>
+          <w:ilvl w:val="0"/>
+          <w:numId w:val="15"/>
+        </w:numPr>
+        <w:tabs>
+          <w:tab w:val="clear" w:pos="720"/>
+          <w:tab w:val="left" w:pos="0" w:leader="none"/>
+        </w:tabs>
+        <w:spacing w:lineRule="auto" w:line="360" w:before="0" w:after="0"/>
+        <w:ind w:hanging="283" w:left="709"/>
+        <w:rPr>
+          <w:rFonts w:ascii="Times New Roman" w:hAnsi="Times New Roman"/>
+          <w:sz w:val="24"/>
+          <w:szCs w:val="24"/>
+        </w:rPr>
+      </w:pPr>
+      <w:r>
+        <w:rPr>
+          <w:rFonts w:ascii="Times New Roman" w:hAnsi="Times New Roman"/>
+          <w:sz w:val="24"/>
+          <w:szCs w:val="24"/>
+        </w:rPr>
+        <w:t xml:space="preserve">Train one decision tree on each sample </w:t>
+      </w:r>
+    </w:p>
+    <w:p>
+      <w:pPr>
+        <w:pStyle w:val="BodyText"/>
+        <w:numPr>
+          <w:ilvl w:val="0"/>
+          <w:numId w:val="15"/>
+        </w:numPr>
+        <w:tabs>
+          <w:tab w:val="clear" w:pos="720"/>
+          <w:tab w:val="left" w:pos="0" w:leader="none"/>
+        </w:tabs>
+        <w:spacing w:lineRule="auto" w:line="360" w:before="0" w:after="0"/>
+        <w:ind w:hanging="283" w:left="709"/>
+        <w:rPr>
+          <w:rFonts w:ascii="Times New Roman" w:hAnsi="Times New Roman"/>
+          <w:sz w:val="24"/>
+          <w:szCs w:val="24"/>
+        </w:rPr>
+      </w:pPr>
+      <w:r>
+        <w:rPr>
+          <w:rFonts w:ascii="Times New Roman" w:hAnsi="Times New Roman"/>
+          <w:sz w:val="24"/>
+          <w:szCs w:val="24"/>
+        </w:rPr>
+        <w:t xml:space="preserve">Select random subsets of features at each split </w:t>
+      </w:r>
+    </w:p>
+    <w:p>
+      <w:pPr>
+        <w:pStyle w:val="BodyText"/>
+        <w:numPr>
+          <w:ilvl w:val="0"/>
+          <w:numId w:val="15"/>
+        </w:numPr>
+        <w:tabs>
+          <w:tab w:val="clear" w:pos="720"/>
+          <w:tab w:val="left" w:pos="0" w:leader="none"/>
+        </w:tabs>
+        <w:spacing w:lineRule="auto" w:line="360" w:before="0" w:after="0"/>
+        <w:ind w:hanging="283" w:left="709"/>
+        <w:rPr>
+          <w:rFonts w:ascii="Times New Roman" w:hAnsi="Times New Roman"/>
+          <w:sz w:val="24"/>
+          <w:szCs w:val="24"/>
+        </w:rPr>
+      </w:pPr>
+      <w:r>
+        <w:rPr>
+          <w:rFonts w:ascii="Times New Roman" w:hAnsi="Times New Roman"/>
+          <w:sz w:val="24"/>
+          <w:szCs w:val="24"/>
+        </w:rPr>
+        <w:t xml:space="preserve">Combine predictions from all trees </w:t>
+      </w:r>
+    </w:p>
+    <w:p>
+      <w:pPr>
+        <w:pStyle w:val="BodyText"/>
+        <w:numPr>
+          <w:ilvl w:val="0"/>
+          <w:numId w:val="15"/>
+        </w:numPr>
+        <w:tabs>
+          <w:tab w:val="clear" w:pos="720"/>
+          <w:tab w:val="left" w:pos="0" w:leader="none"/>
+        </w:tabs>
+        <w:spacing w:lineRule="auto" w:line="360"/>
+        <w:ind w:hanging="283" w:left="709"/>
+        <w:rPr>
+          <w:rFonts w:ascii="Times New Roman" w:hAnsi="Times New Roman"/>
+          <w:sz w:val="24"/>
+          <w:szCs w:val="24"/>
+        </w:rPr>
+      </w:pPr>
+      <w:r>
+        <w:rPr>
+          <w:rFonts w:ascii="Times New Roman" w:hAnsi="Times New Roman"/>
+          <w:sz w:val="24"/>
+          <w:szCs w:val="24"/>
+        </w:rPr>
+        <w:t>Use majority voting for final classification</w:t>
+      </w:r>
+    </w:p>
+    <w:p>
+      <w:pPr>
+        <w:pStyle w:val="BodyText"/>
+        <w:rPr/>
+      </w:pPr>
+      <w:r>
+        <w:rPr>
+          <w:rStyle w:val="Strong"/>
+          <w:rFonts w:ascii="Times New Roman" w:hAnsi="Times New Roman"/>
+          <w:b w:val="false"/>
+          <w:bCs w:val="false"/>
+          <w:sz w:val="24"/>
+          <w:szCs w:val="24"/>
+        </w:rPr>
+        <w:t>In this project, Random Forest was used to predict the target variable BuyLaptop, indicating whether a customer is likely to purchase a laptop.</w:t>
+      </w:r>
+    </w:p>
+    <w:p>
+      <w:pPr>
+        <w:pStyle w:val="BodyText"/>
+        <w:rPr>
+          <w:rFonts w:ascii="Times New Roman" w:hAnsi="Times New Roman"/>
+          <w:sz w:val="24"/>
+          <w:szCs w:val="24"/>
+        </w:rPr>
+      </w:pPr>
+      <w:r>
+        <w:rPr/>
+      </w:r>
+      <w:r>
+        <w:br w:type="page"/>
+      </w:r>
+    </w:p>
+    <w:p>
+      <w:pPr>
+        <w:pStyle w:val="BodyText"/>
+        <w:rPr>
+          <w:rFonts w:ascii="Times New Roman" w:hAnsi="Times New Roman"/>
+          <w:sz w:val="24"/>
+          <w:szCs w:val="24"/>
+        </w:rPr>
+      </w:pPr>
+      <w:r>
+        <w:rPr/>
+      </w:r>
+    </w:p>
+    <w:p>
+      <w:pPr>
+        <w:pStyle w:val="Normal"/>
+        <w:spacing w:lineRule="auto" w:line="360" w:before="0" w:after="15"/>
+        <w:jc w:val="both"/>
+        <w:rPr>
+          <w:rFonts w:ascii="Times New Roman" w:hAnsi="Times New Roman" w:eastAsia="Times New Roman" w:cs="Times New Roman"/>
+          <w:iCs/>
+          <w:color w:val="000000"/>
+          <w:sz w:val="24"/>
+          <w:szCs w:val="24"/>
+        </w:rPr>
+      </w:pPr>
+      <w:r>
+        <w:rPr>
+          <w:rFonts w:eastAsia="Times New Roman" w:cs="Times New Roman" w:ascii="Times New Roman" w:hAnsi="Times New Roman"/>
+          <w:iCs/>
+          <w:color w:val="000000"/>
+          <w:sz w:val="24"/>
+          <w:szCs w:val="24"/>
+        </w:rPr>
+        <w:drawing>
+          <wp:anchor behindDoc="0" distT="0" distB="0" distL="0" distR="0" simplePos="0" locked="0" layoutInCell="0" allowOverlap="1" relativeHeight="13">
+            <wp:simplePos x="0" y="0"/>
+            <wp:positionH relativeFrom="column">
+              <wp:align>center</wp:align>
+            </wp:positionH>
+            <wp:positionV relativeFrom="paragraph">
+              <wp:posOffset>635</wp:posOffset>
+            </wp:positionV>
+            <wp:extent cx="4363085" cy="2711450"/>
+            <wp:effectExtent l="0" t="0" r="0" b="0"/>
+            <wp:wrapSquare wrapText="largest"/>
+            <wp:docPr id="12" name="Image9" descr=""/>
+            <wp:cNvGraphicFramePr>
+              <a:graphicFrameLocks xmlns:a="http://schemas.openxmlformats.org/drawingml/2006/main" noChangeAspect="1"/>
+            </wp:cNvGraphicFramePr>
+            <a:graphic xmlns:a="http://schemas.openxmlformats.org/drawingml/2006/main">
+              <a:graphicData uri="http://schemas.openxmlformats.org/drawingml/2006/picture">
+                <pic:pic xmlns:pic="http://schemas.openxmlformats.org/drawingml/2006/picture">
+                  <pic:nvPicPr>
+                    <pic:cNvPr id="12" name="Image9" descr=""/>
+                    <pic:cNvPicPr>
+                      <a:picLocks noChangeAspect="1" noChangeArrowheads="1"/>
+                    </pic:cNvPicPr>
+                  </pic:nvPicPr>
+                  <pic:blipFill>
+                    <a:blip r:embed="rId13"/>
+                    <a:stretch>
+                      <a:fillRect/>
+                    </a:stretch>
+                  </pic:blipFill>
+                  <pic:spPr bwMode="auto">
+                    <a:xfrm>
+                      <a:off x="0" y="0"/>
+                      <a:ext cx="4363085" cy="2711450"/>
+                    </a:xfrm>
+                    <a:prstGeom prst="rect">
+                      <a:avLst/>
+                    </a:prstGeom>
+                  </pic:spPr>
+                </pic:pic>
+              </a:graphicData>
+            </a:graphic>
+          </wp:anchor>
+        </w:drawing>
+      </w:r>
+    </w:p>
+    <w:p>
+      <w:pPr>
+        <w:pStyle w:val="Normal"/>
+        <w:spacing w:lineRule="auto" w:line="360" w:before="0" w:after="15"/>
+        <w:jc w:val="both"/>
+        <w:rPr>
+          <w:sz w:val="24"/>
+          <w:szCs w:val="24"/>
+        </w:rPr>
+      </w:pPr>
+      <w:r>
+        <w:rPr/>
+      </w:r>
+    </w:p>
+    <w:p>
+      <w:pPr>
+        <w:pStyle w:val="Normal"/>
+        <w:spacing w:lineRule="auto" w:line="360" w:before="0" w:after="15"/>
+        <w:jc w:val="both"/>
+        <w:rPr>
+          <w:sz w:val="24"/>
+          <w:szCs w:val="24"/>
+        </w:rPr>
+      </w:pPr>
+      <w:r>
+        <w:rPr/>
+      </w:r>
+    </w:p>
+    <w:p>
+      <w:pPr>
+        <w:pStyle w:val="Normal"/>
+        <w:spacing w:lineRule="auto" w:line="360" w:before="0" w:after="15"/>
+        <w:jc w:val="center"/>
+        <w:rPr>
+          <w:sz w:val="24"/>
+          <w:szCs w:val="24"/>
+        </w:rPr>
+      </w:pPr>
+      <w:r>
+        <w:rPr>
+          <w:rFonts w:cs="Times New Roman" w:ascii="Times New Roman" w:hAnsi="Times New Roman"/>
+          <w:b/>
+          <w:sz w:val="24"/>
+          <w:szCs w:val="24"/>
+        </w:rPr>
+        <w:tab/>
+        <w:tab/>
+        <w:tab/>
+        <w:tab/>
+        <w:tab/>
+        <w:tab/>
+        <w:tab/>
+        <w:tab/>
+        <w:tab/>
+        <w:tab/>
+      </w:r>
+      <w:r>
+        <w:rPr>
+          <w:rFonts w:cs="Times New Roman" w:ascii="Times New Roman" w:hAnsi="Times New Roman"/>
+          <w:b/>
+          <w:sz w:val="24"/>
+          <w:szCs w:val="24"/>
+        </w:rPr>
+        <w:t>Figure 7.1 Random Forest Architecture</w:t>
+      </w:r>
+    </w:p>
+    <w:p>
+      <w:pPr>
+        <w:pStyle w:val="Heading2"/>
+        <w:spacing w:lineRule="auto" w:line="360" w:before="0" w:after="15"/>
+        <w:jc w:val="both"/>
+        <w:rPr>
+          <w:rStyle w:val="Strong"/>
+          <w:rFonts w:ascii="Times New Roman" w:hAnsi="Times New Roman" w:eastAsia="Times New Roman" w:cs="Times New Roman"/>
+          <w:iCs/>
+          <w:color w:val="000000"/>
+          <w:sz w:val="24"/>
+          <w:szCs w:val="24"/>
+        </w:rPr>
+      </w:pPr>
+      <w:r>
+        <w:rPr/>
+      </w:r>
+    </w:p>
+    <w:p>
+      <w:pPr>
+        <w:pStyle w:val="Heading2"/>
+        <w:spacing w:lineRule="auto" w:line="360" w:before="0" w:after="15"/>
+        <w:jc w:val="both"/>
         <w:rPr/>
       </w:pPr>
       <w:r>
         <w:rPr>
           <w:rStyle w:val="Strong"/>
           <w:rFonts w:eastAsia="Times New Roman" w:cs="Times New Roman" w:ascii="Times New Roman" w:hAnsi="Times New Roman"/>
+          <w:iCs/>
+          <w:color w:val="000000"/>
+          <w:sz w:val="26"/>
+          <w:szCs w:val="26"/>
+        </w:rPr>
+        <w:t>7.2 Data Preparation</w:t>
+      </w:r>
+    </w:p>
+    <w:p>
+      <w:pPr>
+        <w:pStyle w:val="Heading3"/>
+        <w:rPr/>
+      </w:pPr>
+      <w:r>
+        <w:rPr>
+          <w:rStyle w:val="Strong"/>
+          <w:rFonts w:ascii="Times New Roman" w:hAnsi="Times New Roman"/>
           <w:b/>
           <w:bCs/>
-          <w:iCs/>
-          <w:color w:val="000000"/>
-          <w:sz w:val="24"/>
-          <w:szCs w:val="24"/>
-        </w:rPr>
-        <w:t>Silhouette Score</w:t>
-      </w:r>
-      <w:r>
-        <w:rPr>
-          <w:rFonts w:eastAsia="Times New Roman" w:cs="Times New Roman" w:ascii="Times New Roman" w:hAnsi="Times New Roman"/>
+          <w:sz w:val="24"/>
+          <w:szCs w:val="24"/>
+        </w:rPr>
+        <w:t>Dataset Information</w:t>
+      </w:r>
+    </w:p>
+    <w:p>
+      <w:pPr>
+        <w:pStyle w:val="BodyText"/>
+        <w:rPr>
+          <w:rFonts w:ascii="Times New Roman" w:hAnsi="Times New Roman"/>
+        </w:rPr>
+      </w:pPr>
+      <w:r>
+        <w:rPr>
+          <w:rFonts w:ascii="Times New Roman" w:hAnsi="Times New Roman"/>
+        </w:rPr>
+        <w:t>The classification model was trained using the processed dataset stored in:</w:t>
+      </w:r>
+    </w:p>
+    <w:p>
+      <w:pPr>
+        <w:pStyle w:val="BodyText"/>
+        <w:rPr>
+          <w:rFonts w:ascii="Times New Roman" w:hAnsi="Times New Roman"/>
+        </w:rPr>
+      </w:pPr>
+      <w:r>
+        <w:rPr>
+          <w:rFonts w:ascii="Times New Roman" w:hAnsi="Times New Roman"/>
+        </w:rPr>
+        <w:t>data/processed/processed_data.csv</w:t>
+      </w:r>
+    </w:p>
+    <w:p>
+      <w:pPr>
+        <w:pStyle w:val="Heading3"/>
+        <w:rPr>
+          <w:rStyle w:val="Strong"/>
+          <w:rFonts w:ascii="Times New Roman" w:hAnsi="Times New Roman"/>
+          <w:sz w:val="24"/>
+          <w:szCs w:val="24"/>
+        </w:rPr>
+      </w:pPr>
+      <w:r>
+        <w:rPr/>
+      </w:r>
+    </w:p>
+    <w:p>
+      <w:pPr>
+        <w:pStyle w:val="Heading3"/>
+        <w:rPr/>
+      </w:pPr>
+      <w:r>
+        <w:rPr>
+          <w:rStyle w:val="Strong"/>
+          <w:rFonts w:ascii="Times New Roman" w:hAnsi="Times New Roman"/>
           <w:b/>
           <w:bCs/>
-          <w:iCs/>
-          <w:color w:val="000000"/>
-          <w:sz w:val="24"/>
-          <w:szCs w:val="24"/>
-        </w:rPr>
-        <w:t xml:space="preserve"> </w:t>
-      </w:r>
-      <w:r>
-        <w:rPr>
-          <w:rFonts w:eastAsia="Times New Roman" w:cs="Times New Roman" w:ascii="Times New Roman" w:hAnsi="Times New Roman"/>
+          <w:sz w:val="24"/>
+          <w:szCs w:val="24"/>
+        </w:rPr>
+        <w:t>Target Variable</w:t>
+      </w:r>
+    </w:p>
+    <w:p>
+      <w:pPr>
+        <w:pStyle w:val="Heading3"/>
+        <w:rPr/>
+      </w:pPr>
+      <w:r>
+        <w:rPr>
+          <w:rStyle w:val="Strong"/>
+          <w:rFonts w:ascii="Times New Roman" w:hAnsi="Times New Roman"/>
           <w:b w:val="false"/>
           <w:bCs w:val="false"/>
-          <w:iCs/>
-          <w:color w:val="000000"/>
-          <w:sz w:val="24"/>
-          <w:szCs w:val="24"/>
-        </w:rPr>
-        <w:t xml:space="preserve">measures how similar data points are within their own cluster compared to other clusters. Its value ranges from -1 to 1, where higher values indicate better clustering quality. The obtained score of </w:t>
-      </w:r>
-      <w:r>
-        <w:rPr>
-          <w:rStyle w:val="Strong"/>
-          <w:rFonts w:eastAsia="Times New Roman" w:cs="Times New Roman" w:ascii="Times New Roman" w:hAnsi="Times New Roman"/>
+          <w:sz w:val="24"/>
+          <w:szCs w:val="24"/>
+        </w:rPr>
+        <w:t>BuyLaptop</w:t>
+      </w:r>
+      <w:r>
+        <w:rPr>
+          <w:rFonts w:ascii="Times New Roman" w:hAnsi="Times New Roman"/>
           <w:b w:val="false"/>
           <w:bCs w:val="false"/>
-          <w:iCs/>
-          <w:color w:val="000000"/>
-          <w:sz w:val="24"/>
-          <w:szCs w:val="24"/>
-        </w:rPr>
-        <w:t>0.1945</w:t>
-      </w:r>
-      <w:r>
-        <w:rPr>
-          <w:rFonts w:eastAsia="Times New Roman" w:cs="Times New Roman" w:ascii="Times New Roman" w:hAnsi="Times New Roman"/>
+          <w:sz w:val="24"/>
+          <w:szCs w:val="24"/>
+        </w:rPr>
+        <w:t xml:space="preserve"> </w:t>
+      </w:r>
+    </w:p>
+    <w:p>
+      <w:pPr>
+        <w:pStyle w:val="Heading3"/>
+        <w:rPr>
+          <w:rFonts w:ascii="Times New Roman" w:hAnsi="Times New Roman"/>
           <w:b w:val="false"/>
           <w:bCs w:val="false"/>
-          <w:iCs/>
-          <w:color w:val="000000"/>
-          <w:sz w:val="24"/>
-          <w:szCs w:val="24"/>
-        </w:rPr>
-        <w:t xml:space="preserve"> suggests moderate cluster separation. </w:t>
-      </w:r>
-    </w:p>
-    <w:p>
-      <w:pPr>
-        <w:pStyle w:val="BodyText"/>
-        <w:spacing w:lineRule="auto" w:line="360" w:before="0" w:after="15"/>
-        <w:jc w:val="both"/>
-        <w:rPr/>
-      </w:pPr>
-      <w:r>
-        <w:rPr/>
-        <w:t>silhouette = silhouette_score(df_features, clusters)</w:t>
-      </w:r>
-    </w:p>
-    <w:p>
-      <w:pPr>
-        <w:pStyle w:val="BodyText"/>
-        <w:spacing w:lineRule="auto" w:line="360" w:before="0" w:after="15"/>
-        <w:jc w:val="both"/>
-        <w:rPr/>
-      </w:pPr>
-      <w:r>
-        <w:rPr/>
-      </w:r>
-    </w:p>
-    <w:p>
-      <w:pPr>
-        <w:pStyle w:val="BodyText"/>
-        <w:spacing w:lineRule="auto" w:line="360" w:before="0" w:after="15"/>
-        <w:jc w:val="both"/>
-        <w:rPr/>
-      </w:pPr>
-      <w:r>
-        <w:rPr>
-          <w:rStyle w:val="Strong"/>
-          <w:b/>
-          <w:bCs/>
-          <w:sz w:val="24"/>
-          <w:szCs w:val="24"/>
-        </w:rPr>
-        <w:t xml:space="preserve">Davies-Bouldin </w:t>
-      </w:r>
-      <w:r>
-        <w:rPr>
-          <w:rStyle w:val="Strong"/>
+          <w:sz w:val="24"/>
+          <w:szCs w:val="24"/>
+        </w:rPr>
+      </w:pPr>
+      <w:r>
+        <w:rPr>
+          <w:rFonts w:ascii="Times New Roman" w:hAnsi="Times New Roman"/>
           <w:b w:val="false"/>
           <w:bCs w:val="false"/>
           <w:sz w:val="24"/>
           <w:szCs w:val="24"/>
         </w:rPr>
-        <w:t>Index</w:t>
-      </w:r>
-      <w:r>
-        <w:rPr>
+        <w:t xml:space="preserve">0 = Customer did not purchase a laptop </w:t>
+      </w:r>
+    </w:p>
+    <w:p>
+      <w:pPr>
+        <w:pStyle w:val="Heading3"/>
+        <w:rPr>
+          <w:rFonts w:ascii="Times New Roman" w:hAnsi="Times New Roman"/>
           <w:b w:val="false"/>
           <w:bCs w:val="false"/>
           <w:sz w:val="24"/>
           <w:szCs w:val="24"/>
         </w:rPr>
-        <w:t xml:space="preserve"> evaluates the similarity between clusters. Lower values indicate better clustering performance. The obtained value of </w:t>
-      </w:r>
-      <w:r>
-        <w:rPr>
-          <w:rStyle w:val="Strong"/>
+      </w:pPr>
+      <w:r>
+        <w:rPr>
+          <w:rFonts w:ascii="Times New Roman" w:hAnsi="Times New Roman"/>
           <w:b w:val="false"/>
           <w:bCs w:val="false"/>
           <w:sz w:val="24"/>
           <w:szCs w:val="24"/>
         </w:rPr>
-        <w:t>1.8225</w:t>
-      </w:r>
-      <w:r>
-        <w:rPr>
-          <w:b w:val="false"/>
-          <w:bCs w:val="false"/>
-          <w:sz w:val="24"/>
-          <w:szCs w:val="24"/>
-        </w:rPr>
-        <w:t xml:space="preserve"> indicates acceptable but not highly distinct cluster separation.</w:t>
+        <w:t xml:space="preserve">1 = Customer purchased a laptop </w:t>
+      </w:r>
+    </w:p>
+    <w:p>
+      <w:pPr>
+        <w:pStyle w:val="Heading3"/>
+        <w:rPr>
+          <w:rStyle w:val="Strong"/>
+          <w:rFonts w:ascii="Times New Roman" w:hAnsi="Times New Roman"/>
+        </w:rPr>
+      </w:pPr>
+      <w:r>
+        <w:rPr/>
+      </w:r>
+    </w:p>
+    <w:p>
+      <w:pPr>
+        <w:pStyle w:val="Heading3"/>
+        <w:spacing w:lineRule="auto" w:line="360"/>
+        <w:rPr/>
+      </w:pPr>
+      <w:r>
+        <w:rPr>
+          <w:rStyle w:val="Strong"/>
+          <w:rFonts w:ascii="Times New Roman" w:hAnsi="Times New Roman"/>
+          <w:b/>
+          <w:bCs/>
+          <w:sz w:val="24"/>
+          <w:szCs w:val="24"/>
+        </w:rPr>
+        <w:t>Dataset Characteristics</w:t>
       </w:r>
     </w:p>
     <w:p>
       <w:pPr>
         <w:pStyle w:val="BodyText"/>
-        <w:spacing w:lineRule="auto" w:line="360" w:before="0" w:after="15"/>
-        <w:jc w:val="both"/>
+        <w:spacing w:lineRule="auto" w:line="360"/>
+        <w:rPr>
+          <w:rFonts w:ascii="Times New Roman" w:hAnsi="Times New Roman"/>
+          <w:sz w:val="24"/>
+          <w:szCs w:val="24"/>
+        </w:rPr>
+      </w:pPr>
+      <w:r>
+        <w:rPr>
+          <w:rFonts w:ascii="Times New Roman" w:hAnsi="Times New Roman"/>
+          <w:sz w:val="24"/>
+          <w:szCs w:val="24"/>
+        </w:rPr>
+        <w:t>The dataset underwent preprocessing before training:</w:t>
+      </w:r>
+    </w:p>
+    <w:p>
+      <w:pPr>
+        <w:pStyle w:val="BodyText"/>
+        <w:numPr>
+          <w:ilvl w:val="0"/>
+          <w:numId w:val="17"/>
+        </w:numPr>
+        <w:tabs>
+          <w:tab w:val="clear" w:pos="720"/>
+          <w:tab w:val="left" w:pos="0" w:leader="none"/>
+        </w:tabs>
+        <w:spacing w:lineRule="auto" w:line="360" w:before="0" w:after="0"/>
+        <w:ind w:hanging="283" w:left="709"/>
+        <w:rPr>
+          <w:rFonts w:ascii="Times New Roman" w:hAnsi="Times New Roman"/>
+          <w:sz w:val="24"/>
+          <w:szCs w:val="24"/>
+        </w:rPr>
+      </w:pPr>
+      <w:r>
+        <w:rPr>
+          <w:rFonts w:ascii="Times New Roman" w:hAnsi="Times New Roman"/>
+          <w:sz w:val="24"/>
+          <w:szCs w:val="24"/>
+        </w:rPr>
+        <w:t xml:space="preserve">Missing value handling </w:t>
+      </w:r>
+    </w:p>
+    <w:p>
+      <w:pPr>
+        <w:pStyle w:val="BodyText"/>
+        <w:numPr>
+          <w:ilvl w:val="0"/>
+          <w:numId w:val="17"/>
+        </w:numPr>
+        <w:tabs>
+          <w:tab w:val="clear" w:pos="720"/>
+          <w:tab w:val="left" w:pos="0" w:leader="none"/>
+        </w:tabs>
+        <w:spacing w:lineRule="auto" w:line="360" w:before="0" w:after="0"/>
+        <w:ind w:hanging="283" w:left="709"/>
+        <w:rPr>
+          <w:rFonts w:ascii="Times New Roman" w:hAnsi="Times New Roman"/>
+          <w:sz w:val="24"/>
+          <w:szCs w:val="24"/>
+        </w:rPr>
+      </w:pPr>
+      <w:r>
+        <w:rPr>
+          <w:rFonts w:ascii="Times New Roman" w:hAnsi="Times New Roman"/>
+          <w:sz w:val="24"/>
+          <w:szCs w:val="24"/>
+        </w:rPr>
+        <w:t xml:space="preserve">Categorical encoding </w:t>
+      </w:r>
+    </w:p>
+    <w:p>
+      <w:pPr>
+        <w:pStyle w:val="BodyText"/>
+        <w:numPr>
+          <w:ilvl w:val="0"/>
+          <w:numId w:val="17"/>
+        </w:numPr>
+        <w:tabs>
+          <w:tab w:val="clear" w:pos="720"/>
+          <w:tab w:val="left" w:pos="0" w:leader="none"/>
+        </w:tabs>
+        <w:spacing w:lineRule="auto" w:line="360" w:before="0" w:after="0"/>
+        <w:ind w:hanging="283" w:left="709"/>
+        <w:rPr>
+          <w:rFonts w:ascii="Times New Roman" w:hAnsi="Times New Roman"/>
+          <w:sz w:val="24"/>
+          <w:szCs w:val="24"/>
+        </w:rPr>
+      </w:pPr>
+      <w:r>
+        <w:rPr>
+          <w:rFonts w:ascii="Times New Roman" w:hAnsi="Times New Roman"/>
+          <w:sz w:val="24"/>
+          <w:szCs w:val="24"/>
+        </w:rPr>
+        <w:t xml:space="preserve">Feature scaling and normalization </w:t>
+      </w:r>
+    </w:p>
+    <w:p>
+      <w:pPr>
+        <w:pStyle w:val="BodyText"/>
+        <w:numPr>
+          <w:ilvl w:val="0"/>
+          <w:numId w:val="17"/>
+        </w:numPr>
+        <w:tabs>
+          <w:tab w:val="clear" w:pos="720"/>
+          <w:tab w:val="left" w:pos="0" w:leader="none"/>
+        </w:tabs>
+        <w:spacing w:lineRule="auto" w:line="360"/>
+        <w:ind w:hanging="283" w:left="709"/>
+        <w:rPr>
+          <w:rFonts w:ascii="Times New Roman" w:hAnsi="Times New Roman"/>
+          <w:sz w:val="24"/>
+          <w:szCs w:val="24"/>
+        </w:rPr>
+      </w:pPr>
+      <w:r>
+        <w:rPr>
+          <w:rFonts w:ascii="Times New Roman" w:hAnsi="Times New Roman"/>
+          <w:sz w:val="24"/>
+          <w:szCs w:val="24"/>
+        </w:rPr>
+        <w:t xml:space="preserve">Outlier treatment using IQR method </w:t>
+      </w:r>
+    </w:p>
+    <w:p>
+      <w:pPr>
+        <w:pStyle w:val="Heading3"/>
+        <w:spacing w:lineRule="auto" w:line="360"/>
         <w:rPr/>
       </w:pPr>
       <w:r>
+        <w:rPr>
+          <w:rStyle w:val="Strong"/>
+          <w:rFonts w:ascii="Times New Roman" w:hAnsi="Times New Roman"/>
+          <w:b/>
+          <w:bCs/>
+          <w:sz w:val="24"/>
+          <w:szCs w:val="24"/>
+        </w:rPr>
+        <w:t>Class Distribution</w:t>
+      </w:r>
+    </w:p>
+    <w:p>
+      <w:pPr>
+        <w:pStyle w:val="BodyText"/>
+        <w:spacing w:lineRule="auto" w:line="360"/>
+        <w:rPr>
+          <w:rFonts w:ascii="Times New Roman" w:hAnsi="Times New Roman"/>
+          <w:sz w:val="24"/>
+          <w:szCs w:val="24"/>
+        </w:rPr>
+      </w:pPr>
+      <w:r>
+        <w:rPr>
+          <w:rFonts w:ascii="Times New Roman" w:hAnsi="Times New Roman"/>
+          <w:sz w:val="24"/>
+          <w:szCs w:val="24"/>
+        </w:rPr>
+        <w:t>The dataset contains a perfectly balanced binary target variable.</w:t>
+      </w:r>
+    </w:p>
+    <w:tbl>
+      <w:tblPr>
+        <w:tblW w:w="3737" w:type="dxa"/>
+        <w:jc w:val="left"/>
+        <w:tblInd w:w="29" w:type="dxa"/>
+        <w:tblLayout w:type="fixed"/>
+        <w:tblCellMar>
+          <w:top w:w="29" w:type="dxa"/>
+          <w:left w:w="29" w:type="dxa"/>
+          <w:bottom w:w="29" w:type="dxa"/>
+          <w:right w:w="29" w:type="dxa"/>
+        </w:tblCellMar>
+      </w:tblPr>
+      <w:tblGrid>
+        <w:gridCol w:w="668"/>
+        <w:gridCol w:w="2065"/>
+        <w:gridCol w:w="1004"/>
+      </w:tblGrid>
+      <w:tr>
+        <w:trPr>
+          <w:tblHeader w:val="true"/>
+        </w:trPr>
+        <w:tc>
+          <w:tcPr>
+            <w:tcW w:w="668" w:type="dxa"/>
+            <w:tcBorders>
+              <w:top w:val="single" w:sz="2" w:space="0" w:color="000000"/>
+              <w:left w:val="single" w:sz="2" w:space="0" w:color="000000"/>
+              <w:bottom w:val="single" w:sz="2" w:space="0" w:color="000000"/>
+            </w:tcBorders>
+            <w:vAlign w:val="center"/>
+          </w:tcPr>
+          <w:p>
+            <w:pPr>
+              <w:pStyle w:val="TableHeading"/>
+              <w:spacing w:lineRule="auto" w:line="276" w:before="0" w:after="160"/>
+              <w:rPr>
+                <w:rFonts w:ascii="Times New Roman" w:hAnsi="Times New Roman"/>
+                <w:sz w:val="24"/>
+                <w:szCs w:val="24"/>
+              </w:rPr>
+            </w:pPr>
+            <w:r>
+              <w:rPr>
+                <w:rFonts w:ascii="Times New Roman" w:hAnsi="Times New Roman"/>
+                <w:sz w:val="24"/>
+                <w:szCs w:val="24"/>
+              </w:rPr>
+              <w:t>Class</w:t>
+            </w:r>
+          </w:p>
+        </w:tc>
+        <w:tc>
+          <w:tcPr>
+            <w:tcW w:w="2065" w:type="dxa"/>
+            <w:tcBorders>
+              <w:top w:val="single" w:sz="2" w:space="0" w:color="000000"/>
+              <w:left w:val="single" w:sz="2" w:space="0" w:color="000000"/>
+              <w:bottom w:val="single" w:sz="2" w:space="0" w:color="000000"/>
+            </w:tcBorders>
+            <w:vAlign w:val="center"/>
+          </w:tcPr>
+          <w:p>
+            <w:pPr>
+              <w:pStyle w:val="TableHeading"/>
+              <w:spacing w:lineRule="auto" w:line="276" w:before="0" w:after="160"/>
+              <w:rPr>
+                <w:rFonts w:ascii="Times New Roman" w:hAnsi="Times New Roman"/>
+                <w:sz w:val="24"/>
+                <w:szCs w:val="24"/>
+              </w:rPr>
+            </w:pPr>
+            <w:r>
+              <w:rPr>
+                <w:rFonts w:ascii="Times New Roman" w:hAnsi="Times New Roman"/>
+                <w:sz w:val="24"/>
+                <w:szCs w:val="24"/>
+              </w:rPr>
+              <w:t>Description</w:t>
+            </w:r>
+          </w:p>
+        </w:tc>
+        <w:tc>
+          <w:tcPr>
+            <w:tcW w:w="1004" w:type="dxa"/>
+            <w:tcBorders>
+              <w:top w:val="single" w:sz="2" w:space="0" w:color="000000"/>
+              <w:left w:val="single" w:sz="2" w:space="0" w:color="000000"/>
+              <w:bottom w:val="single" w:sz="2" w:space="0" w:color="000000"/>
+              <w:right w:val="single" w:sz="2" w:space="0" w:color="000000"/>
+            </w:tcBorders>
+            <w:vAlign w:val="center"/>
+          </w:tcPr>
+          <w:p>
+            <w:pPr>
+              <w:pStyle w:val="TableHeading"/>
+              <w:spacing w:lineRule="auto" w:line="276" w:before="0" w:after="160"/>
+              <w:rPr>
+                <w:rFonts w:ascii="Times New Roman" w:hAnsi="Times New Roman"/>
+                <w:sz w:val="24"/>
+                <w:szCs w:val="24"/>
+              </w:rPr>
+            </w:pPr>
+            <w:r>
+              <w:rPr>
+                <w:rFonts w:ascii="Times New Roman" w:hAnsi="Times New Roman"/>
+                <w:sz w:val="24"/>
+                <w:szCs w:val="24"/>
+              </w:rPr>
+              <w:t>Samples</w:t>
+            </w:r>
+          </w:p>
+        </w:tc>
+      </w:tr>
+      <w:tr>
+        <w:trPr/>
+        <w:tc>
+          <w:tcPr>
+            <w:tcW w:w="668" w:type="dxa"/>
+            <w:tcBorders>
+              <w:left w:val="single" w:sz="2" w:space="0" w:color="000000"/>
+              <w:bottom w:val="single" w:sz="2" w:space="0" w:color="000000"/>
+            </w:tcBorders>
+            <w:vAlign w:val="center"/>
+          </w:tcPr>
+          <w:p>
+            <w:pPr>
+              <w:pStyle w:val="TableContents"/>
+              <w:spacing w:lineRule="auto" w:line="276" w:before="0" w:after="160"/>
+              <w:rPr>
+                <w:rFonts w:ascii="Times New Roman" w:hAnsi="Times New Roman"/>
+                <w:sz w:val="24"/>
+                <w:szCs w:val="24"/>
+              </w:rPr>
+            </w:pPr>
+            <w:r>
+              <w:rPr>
+                <w:rFonts w:ascii="Times New Roman" w:hAnsi="Times New Roman"/>
+                <w:sz w:val="24"/>
+                <w:szCs w:val="24"/>
+              </w:rPr>
+              <w:t>0</w:t>
+            </w:r>
+          </w:p>
+        </w:tc>
+        <w:tc>
+          <w:tcPr>
+            <w:tcW w:w="2065" w:type="dxa"/>
+            <w:tcBorders>
+              <w:left w:val="single" w:sz="2" w:space="0" w:color="000000"/>
+              <w:bottom w:val="single" w:sz="2" w:space="0" w:color="000000"/>
+            </w:tcBorders>
+            <w:vAlign w:val="center"/>
+          </w:tcPr>
+          <w:p>
+            <w:pPr>
+              <w:pStyle w:val="TableContents"/>
+              <w:spacing w:lineRule="auto" w:line="276" w:before="0" w:after="160"/>
+              <w:rPr>
+                <w:rFonts w:ascii="Times New Roman" w:hAnsi="Times New Roman"/>
+                <w:sz w:val="24"/>
+                <w:szCs w:val="24"/>
+              </w:rPr>
+            </w:pPr>
+            <w:r>
+              <w:rPr>
+                <w:rFonts w:ascii="Times New Roman" w:hAnsi="Times New Roman"/>
+                <w:sz w:val="24"/>
+                <w:szCs w:val="24"/>
+              </w:rPr>
+              <w:t>No Laptop Purchase</w:t>
+            </w:r>
+          </w:p>
+        </w:tc>
+        <w:tc>
+          <w:tcPr>
+            <w:tcW w:w="1004" w:type="dxa"/>
+            <w:tcBorders>
+              <w:left w:val="single" w:sz="2" w:space="0" w:color="000000"/>
+              <w:bottom w:val="single" w:sz="2" w:space="0" w:color="000000"/>
+              <w:right w:val="single" w:sz="2" w:space="0" w:color="000000"/>
+            </w:tcBorders>
+            <w:vAlign w:val="center"/>
+          </w:tcPr>
+          <w:p>
+            <w:pPr>
+              <w:pStyle w:val="TableContents"/>
+              <w:spacing w:lineRule="auto" w:line="276" w:before="0" w:after="160"/>
+              <w:rPr>
+                <w:rFonts w:ascii="Times New Roman" w:hAnsi="Times New Roman"/>
+                <w:sz w:val="24"/>
+                <w:szCs w:val="24"/>
+              </w:rPr>
+            </w:pPr>
+            <w:r>
+              <w:rPr>
+                <w:rFonts w:ascii="Times New Roman" w:hAnsi="Times New Roman"/>
+                <w:sz w:val="24"/>
+                <w:szCs w:val="24"/>
+              </w:rPr>
+              <w:t>6,436</w:t>
+            </w:r>
+          </w:p>
+        </w:tc>
+      </w:tr>
+      <w:tr>
+        <w:trPr/>
+        <w:tc>
+          <w:tcPr>
+            <w:tcW w:w="668" w:type="dxa"/>
+            <w:tcBorders>
+              <w:left w:val="single" w:sz="2" w:space="0" w:color="000000"/>
+              <w:bottom w:val="single" w:sz="2" w:space="0" w:color="000000"/>
+            </w:tcBorders>
+            <w:vAlign w:val="center"/>
+          </w:tcPr>
+          <w:p>
+            <w:pPr>
+              <w:pStyle w:val="TableContents"/>
+              <w:spacing w:lineRule="auto" w:line="276" w:before="0" w:after="160"/>
+              <w:rPr>
+                <w:rFonts w:ascii="Times New Roman" w:hAnsi="Times New Roman"/>
+                <w:sz w:val="24"/>
+                <w:szCs w:val="24"/>
+              </w:rPr>
+            </w:pPr>
+            <w:r>
+              <w:rPr>
+                <w:rFonts w:ascii="Times New Roman" w:hAnsi="Times New Roman"/>
+                <w:sz w:val="24"/>
+                <w:szCs w:val="24"/>
+              </w:rPr>
+              <w:t>1</w:t>
+            </w:r>
+          </w:p>
+        </w:tc>
+        <w:tc>
+          <w:tcPr>
+            <w:tcW w:w="2065" w:type="dxa"/>
+            <w:tcBorders>
+              <w:left w:val="single" w:sz="2" w:space="0" w:color="000000"/>
+              <w:bottom w:val="single" w:sz="2" w:space="0" w:color="000000"/>
+            </w:tcBorders>
+            <w:vAlign w:val="center"/>
+          </w:tcPr>
+          <w:p>
+            <w:pPr>
+              <w:pStyle w:val="TableContents"/>
+              <w:spacing w:lineRule="auto" w:line="276" w:before="0" w:after="160"/>
+              <w:rPr>
+                <w:rFonts w:ascii="Times New Roman" w:hAnsi="Times New Roman"/>
+                <w:sz w:val="24"/>
+                <w:szCs w:val="24"/>
+              </w:rPr>
+            </w:pPr>
+            <w:r>
+              <w:rPr>
+                <w:rFonts w:ascii="Times New Roman" w:hAnsi="Times New Roman"/>
+                <w:sz w:val="24"/>
+                <w:szCs w:val="24"/>
+              </w:rPr>
+              <w:t>Laptop Purchase</w:t>
+            </w:r>
+          </w:p>
+        </w:tc>
+        <w:tc>
+          <w:tcPr>
+            <w:tcW w:w="1004" w:type="dxa"/>
+            <w:tcBorders>
+              <w:left w:val="single" w:sz="2" w:space="0" w:color="000000"/>
+              <w:bottom w:val="single" w:sz="2" w:space="0" w:color="000000"/>
+              <w:right w:val="single" w:sz="2" w:space="0" w:color="000000"/>
+            </w:tcBorders>
+            <w:vAlign w:val="center"/>
+          </w:tcPr>
+          <w:p>
+            <w:pPr>
+              <w:pStyle w:val="TableContents"/>
+              <w:spacing w:lineRule="auto" w:line="276" w:before="0" w:after="160"/>
+              <w:rPr>
+                <w:rFonts w:ascii="Times New Roman" w:hAnsi="Times New Roman"/>
+                <w:sz w:val="24"/>
+                <w:szCs w:val="24"/>
+              </w:rPr>
+            </w:pPr>
+            <w:r>
+              <w:rPr>
+                <w:rFonts w:ascii="Times New Roman" w:hAnsi="Times New Roman"/>
+                <w:sz w:val="24"/>
+                <w:szCs w:val="24"/>
+              </w:rPr>
+              <w:t>6,436</w:t>
+            </w:r>
+          </w:p>
+        </w:tc>
+      </w:tr>
+      <w:tr>
+        <w:trPr/>
+        <w:tc>
+          <w:tcPr>
+            <w:tcW w:w="668" w:type="dxa"/>
+            <w:tcBorders>
+              <w:left w:val="single" w:sz="2" w:space="0" w:color="000000"/>
+              <w:bottom w:val="single" w:sz="2" w:space="0" w:color="000000"/>
+            </w:tcBorders>
+            <w:vAlign w:val="center"/>
+          </w:tcPr>
+          <w:p>
+            <w:pPr>
+              <w:pStyle w:val="TableContents"/>
+              <w:spacing w:lineRule="auto" w:line="276" w:before="0" w:after="160"/>
+              <w:rPr>
+                <w:rFonts w:ascii="Times New Roman" w:hAnsi="Times New Roman"/>
+                <w:sz w:val="24"/>
+                <w:szCs w:val="24"/>
+              </w:rPr>
+            </w:pPr>
+            <w:r>
+              <w:rPr>
+                <w:rFonts w:ascii="Times New Roman" w:hAnsi="Times New Roman"/>
+                <w:sz w:val="24"/>
+                <w:szCs w:val="24"/>
+              </w:rPr>
+              <w:t>Total</w:t>
+            </w:r>
+          </w:p>
+        </w:tc>
+        <w:tc>
+          <w:tcPr>
+            <w:tcW w:w="2065" w:type="dxa"/>
+            <w:tcBorders>
+              <w:left w:val="single" w:sz="2" w:space="0" w:color="000000"/>
+              <w:bottom w:val="single" w:sz="2" w:space="0" w:color="000000"/>
+            </w:tcBorders>
+            <w:vAlign w:val="center"/>
+          </w:tcPr>
+          <w:p>
+            <w:pPr>
+              <w:pStyle w:val="TableContents"/>
+              <w:spacing w:lineRule="auto" w:line="276" w:before="0" w:after="160"/>
+              <w:rPr>
+                <w:rFonts w:ascii="Times New Roman" w:hAnsi="Times New Roman"/>
+                <w:sz w:val="24"/>
+                <w:szCs w:val="24"/>
+              </w:rPr>
+            </w:pPr>
+            <w:r>
+              <w:rPr>
+                <w:rFonts w:ascii="Times New Roman" w:hAnsi="Times New Roman"/>
+                <w:sz w:val="24"/>
+                <w:szCs w:val="24"/>
+              </w:rPr>
+              <w:t>Overall Dataset</w:t>
+            </w:r>
+          </w:p>
+        </w:tc>
+        <w:tc>
+          <w:tcPr>
+            <w:tcW w:w="1004" w:type="dxa"/>
+            <w:tcBorders>
+              <w:left w:val="single" w:sz="2" w:space="0" w:color="000000"/>
+              <w:bottom w:val="single" w:sz="2" w:space="0" w:color="000000"/>
+              <w:right w:val="single" w:sz="2" w:space="0" w:color="000000"/>
+            </w:tcBorders>
+            <w:vAlign w:val="center"/>
+          </w:tcPr>
+          <w:p>
+            <w:pPr>
+              <w:pStyle w:val="TableContents"/>
+              <w:spacing w:lineRule="auto" w:line="276" w:before="0" w:after="160"/>
+              <w:rPr>
+                <w:rFonts w:ascii="Times New Roman" w:hAnsi="Times New Roman"/>
+                <w:sz w:val="24"/>
+                <w:szCs w:val="24"/>
+              </w:rPr>
+            </w:pPr>
+            <w:r>
+              <w:rPr>
+                <w:rFonts w:ascii="Times New Roman" w:hAnsi="Times New Roman"/>
+                <w:sz w:val="24"/>
+                <w:szCs w:val="24"/>
+              </w:rPr>
+              <w:t>12,872</w:t>
+            </w:r>
+          </w:p>
+        </w:tc>
+      </w:tr>
+    </w:tbl>
+    <w:p>
+      <w:pPr>
+        <w:pStyle w:val="Heading3"/>
+        <w:spacing w:lineRule="auto" w:line="360"/>
         <w:rPr/>
-        <w:t>davies_bouldin = davies_bouldin_score(df_features, clusters)</w:t>
+      </w:pPr>
+      <w:r>
+        <w:rPr>
+          <w:rStyle w:val="Strong"/>
+          <w:rFonts w:ascii="Times New Roman" w:hAnsi="Times New Roman"/>
+          <w:b/>
+          <w:bCs/>
+          <w:sz w:val="24"/>
+          <w:szCs w:val="24"/>
+        </w:rPr>
+        <w:t>Table 7.1: Target Variable Distribution</w:t>
       </w:r>
     </w:p>
     <w:p>
       <w:pPr>
         <w:pStyle w:val="BodyText"/>
-        <w:spacing w:lineRule="auto" w:line="360" w:before="0" w:after="15"/>
-        <w:jc w:val="both"/>
-        <w:rPr>
-          <w:b w:val="false"/>
-          <w:bCs w:val="false"/>
+        <w:spacing w:lineRule="auto" w:line="360"/>
+        <w:rPr>
+          <w:rStyle w:val="Strong"/>
+          <w:rFonts w:ascii="Times New Roman" w:hAnsi="Times New Roman"/>
           <w:sz w:val="24"/>
           <w:szCs w:val="24"/>
         </w:rPr>
@@ -14639,112 +16750,1766 @@
     </w:p>
     <w:p>
       <w:pPr>
+        <w:pStyle w:val="Heading3"/>
+        <w:spacing w:lineRule="auto" w:line="360"/>
+        <w:rPr/>
+      </w:pPr>
+      <w:r>
+        <w:rPr>
+          <w:rStyle w:val="Strong"/>
+          <w:rFonts w:ascii="Times New Roman" w:hAnsi="Times New Roman"/>
+          <w:b/>
+          <w:bCs/>
+          <w:sz w:val="24"/>
+          <w:szCs w:val="24"/>
+        </w:rPr>
+        <w:t>Train-Test Split</w:t>
+      </w:r>
+    </w:p>
+    <w:p>
+      <w:pPr>
         <w:pStyle w:val="BodyText"/>
-        <w:spacing w:lineRule="auto" w:line="360" w:before="0" w:after="15"/>
-        <w:jc w:val="both"/>
+        <w:spacing w:lineRule="auto" w:line="360"/>
+        <w:rPr>
+          <w:rFonts w:ascii="Times New Roman" w:hAnsi="Times New Roman"/>
+          <w:sz w:val="24"/>
+          <w:szCs w:val="24"/>
+        </w:rPr>
+      </w:pPr>
+      <w:r>
+        <w:rPr>
+          <w:rFonts w:ascii="Times New Roman" w:hAnsi="Times New Roman"/>
+          <w:sz w:val="24"/>
+          <w:szCs w:val="24"/>
+        </w:rPr>
+        <w:t>The dataset was divided into training and testing sets using an 80:20 ratio.</w:t>
+      </w:r>
+    </w:p>
+    <w:tbl>
+      <w:tblPr>
+        <w:tblW w:w="3557" w:type="dxa"/>
+        <w:jc w:val="left"/>
+        <w:tblInd w:w="29" w:type="dxa"/>
+        <w:tblLayout w:type="fixed"/>
+        <w:tblCellMar>
+          <w:top w:w="29" w:type="dxa"/>
+          <w:left w:w="29" w:type="dxa"/>
+          <w:bottom w:w="29" w:type="dxa"/>
+          <w:right w:w="29" w:type="dxa"/>
+        </w:tblCellMar>
+      </w:tblPr>
+      <w:tblGrid>
+        <w:gridCol w:w="1314"/>
+        <w:gridCol w:w="959"/>
+        <w:gridCol w:w="1284"/>
+      </w:tblGrid>
+      <w:tr>
+        <w:trPr>
+          <w:tblHeader w:val="true"/>
+        </w:trPr>
+        <w:tc>
+          <w:tcPr>
+            <w:tcW w:w="1314" w:type="dxa"/>
+            <w:tcBorders>
+              <w:top w:val="single" w:sz="2" w:space="0" w:color="000000"/>
+              <w:left w:val="single" w:sz="2" w:space="0" w:color="000000"/>
+              <w:bottom w:val="single" w:sz="2" w:space="0" w:color="000000"/>
+            </w:tcBorders>
+            <w:vAlign w:val="center"/>
+          </w:tcPr>
+          <w:p>
+            <w:pPr>
+              <w:pStyle w:val="TableHeading"/>
+              <w:spacing w:lineRule="auto" w:line="360" w:before="0" w:after="160"/>
+              <w:rPr>
+                <w:rFonts w:ascii="Times New Roman" w:hAnsi="Times New Roman"/>
+                <w:sz w:val="24"/>
+                <w:szCs w:val="24"/>
+              </w:rPr>
+            </w:pPr>
+            <w:r>
+              <w:rPr>
+                <w:rFonts w:ascii="Times New Roman" w:hAnsi="Times New Roman"/>
+                <w:sz w:val="24"/>
+                <w:szCs w:val="24"/>
+              </w:rPr>
+              <w:t>Dataset</w:t>
+            </w:r>
+          </w:p>
+        </w:tc>
+        <w:tc>
+          <w:tcPr>
+            <w:tcW w:w="959" w:type="dxa"/>
+            <w:tcBorders>
+              <w:top w:val="single" w:sz="2" w:space="0" w:color="000000"/>
+              <w:left w:val="single" w:sz="2" w:space="0" w:color="000000"/>
+              <w:bottom w:val="single" w:sz="2" w:space="0" w:color="000000"/>
+            </w:tcBorders>
+            <w:vAlign w:val="center"/>
+          </w:tcPr>
+          <w:p>
+            <w:pPr>
+              <w:pStyle w:val="TableHeading"/>
+              <w:spacing w:lineRule="auto" w:line="360" w:before="0" w:after="160"/>
+              <w:rPr>
+                <w:rFonts w:ascii="Times New Roman" w:hAnsi="Times New Roman"/>
+                <w:sz w:val="24"/>
+                <w:szCs w:val="24"/>
+              </w:rPr>
+            </w:pPr>
+            <w:r>
+              <w:rPr>
+                <w:rFonts w:ascii="Times New Roman" w:hAnsi="Times New Roman"/>
+                <w:sz w:val="24"/>
+                <w:szCs w:val="24"/>
+              </w:rPr>
+              <w:t>Samples</w:t>
+            </w:r>
+          </w:p>
+        </w:tc>
+        <w:tc>
+          <w:tcPr>
+            <w:tcW w:w="1284" w:type="dxa"/>
+            <w:tcBorders>
+              <w:top w:val="single" w:sz="2" w:space="0" w:color="000000"/>
+              <w:left w:val="single" w:sz="2" w:space="0" w:color="000000"/>
+              <w:bottom w:val="single" w:sz="2" w:space="0" w:color="000000"/>
+              <w:right w:val="single" w:sz="2" w:space="0" w:color="000000"/>
+            </w:tcBorders>
+            <w:vAlign w:val="center"/>
+          </w:tcPr>
+          <w:p>
+            <w:pPr>
+              <w:pStyle w:val="TableHeading"/>
+              <w:spacing w:lineRule="auto" w:line="360" w:before="0" w:after="160"/>
+              <w:rPr>
+                <w:rFonts w:ascii="Times New Roman" w:hAnsi="Times New Roman"/>
+                <w:sz w:val="24"/>
+                <w:szCs w:val="24"/>
+              </w:rPr>
+            </w:pPr>
+            <w:r>
+              <w:rPr>
+                <w:rFonts w:ascii="Times New Roman" w:hAnsi="Times New Roman"/>
+                <w:sz w:val="24"/>
+                <w:szCs w:val="24"/>
+              </w:rPr>
+              <w:t>Percentage</w:t>
+            </w:r>
+          </w:p>
+        </w:tc>
+      </w:tr>
+      <w:tr>
+        <w:trPr/>
+        <w:tc>
+          <w:tcPr>
+            <w:tcW w:w="1314" w:type="dxa"/>
+            <w:tcBorders>
+              <w:left w:val="single" w:sz="2" w:space="0" w:color="000000"/>
+              <w:bottom w:val="single" w:sz="2" w:space="0" w:color="000000"/>
+            </w:tcBorders>
+            <w:vAlign w:val="center"/>
+          </w:tcPr>
+          <w:p>
+            <w:pPr>
+              <w:pStyle w:val="TableContents"/>
+              <w:spacing w:lineRule="auto" w:line="360" w:before="0" w:after="160"/>
+              <w:rPr>
+                <w:rFonts w:ascii="Times New Roman" w:hAnsi="Times New Roman"/>
+                <w:sz w:val="24"/>
+                <w:szCs w:val="24"/>
+              </w:rPr>
+            </w:pPr>
+            <w:r>
+              <w:rPr>
+                <w:rFonts w:ascii="Times New Roman" w:hAnsi="Times New Roman"/>
+                <w:sz w:val="24"/>
+                <w:szCs w:val="24"/>
+              </w:rPr>
+              <w:t>Training Set</w:t>
+            </w:r>
+          </w:p>
+        </w:tc>
+        <w:tc>
+          <w:tcPr>
+            <w:tcW w:w="959" w:type="dxa"/>
+            <w:tcBorders>
+              <w:left w:val="single" w:sz="2" w:space="0" w:color="000000"/>
+              <w:bottom w:val="single" w:sz="2" w:space="0" w:color="000000"/>
+            </w:tcBorders>
+            <w:vAlign w:val="center"/>
+          </w:tcPr>
+          <w:p>
+            <w:pPr>
+              <w:pStyle w:val="TableContents"/>
+              <w:spacing w:lineRule="auto" w:line="360" w:before="0" w:after="160"/>
+              <w:rPr>
+                <w:rFonts w:ascii="Times New Roman" w:hAnsi="Times New Roman"/>
+                <w:sz w:val="24"/>
+                <w:szCs w:val="24"/>
+              </w:rPr>
+            </w:pPr>
+            <w:r>
+              <w:rPr>
+                <w:rFonts w:ascii="Times New Roman" w:hAnsi="Times New Roman"/>
+                <w:sz w:val="24"/>
+                <w:szCs w:val="24"/>
+              </w:rPr>
+              <w:t>10,297</w:t>
+            </w:r>
+          </w:p>
+        </w:tc>
+        <w:tc>
+          <w:tcPr>
+            <w:tcW w:w="1284" w:type="dxa"/>
+            <w:tcBorders>
+              <w:left w:val="single" w:sz="2" w:space="0" w:color="000000"/>
+              <w:bottom w:val="single" w:sz="2" w:space="0" w:color="000000"/>
+              <w:right w:val="single" w:sz="2" w:space="0" w:color="000000"/>
+            </w:tcBorders>
+            <w:vAlign w:val="center"/>
+          </w:tcPr>
+          <w:p>
+            <w:pPr>
+              <w:pStyle w:val="TableContents"/>
+              <w:spacing w:lineRule="auto" w:line="360" w:before="0" w:after="160"/>
+              <w:rPr>
+                <w:rFonts w:ascii="Times New Roman" w:hAnsi="Times New Roman"/>
+                <w:sz w:val="24"/>
+                <w:szCs w:val="24"/>
+              </w:rPr>
+            </w:pPr>
+            <w:r>
+              <w:rPr>
+                <w:rFonts w:ascii="Times New Roman" w:hAnsi="Times New Roman"/>
+                <w:sz w:val="24"/>
+                <w:szCs w:val="24"/>
+              </w:rPr>
+              <w:t>80%</w:t>
+            </w:r>
+          </w:p>
+        </w:tc>
+      </w:tr>
+      <w:tr>
+        <w:trPr/>
+        <w:tc>
+          <w:tcPr>
+            <w:tcW w:w="1314" w:type="dxa"/>
+            <w:tcBorders>
+              <w:left w:val="single" w:sz="2" w:space="0" w:color="000000"/>
+              <w:bottom w:val="single" w:sz="2" w:space="0" w:color="000000"/>
+            </w:tcBorders>
+            <w:vAlign w:val="center"/>
+          </w:tcPr>
+          <w:p>
+            <w:pPr>
+              <w:pStyle w:val="TableContents"/>
+              <w:spacing w:lineRule="auto" w:line="360" w:before="0" w:after="160"/>
+              <w:rPr>
+                <w:rFonts w:ascii="Times New Roman" w:hAnsi="Times New Roman"/>
+                <w:sz w:val="24"/>
+                <w:szCs w:val="24"/>
+              </w:rPr>
+            </w:pPr>
+            <w:r>
+              <w:rPr>
+                <w:rFonts w:ascii="Times New Roman" w:hAnsi="Times New Roman"/>
+                <w:sz w:val="24"/>
+                <w:szCs w:val="24"/>
+              </w:rPr>
+              <w:t>Testing Set</w:t>
+            </w:r>
+          </w:p>
+        </w:tc>
+        <w:tc>
+          <w:tcPr>
+            <w:tcW w:w="959" w:type="dxa"/>
+            <w:tcBorders>
+              <w:left w:val="single" w:sz="2" w:space="0" w:color="000000"/>
+              <w:bottom w:val="single" w:sz="2" w:space="0" w:color="000000"/>
+            </w:tcBorders>
+            <w:vAlign w:val="center"/>
+          </w:tcPr>
+          <w:p>
+            <w:pPr>
+              <w:pStyle w:val="TableContents"/>
+              <w:spacing w:lineRule="auto" w:line="360" w:before="0" w:after="160"/>
+              <w:rPr>
+                <w:rFonts w:ascii="Times New Roman" w:hAnsi="Times New Roman"/>
+                <w:sz w:val="24"/>
+                <w:szCs w:val="24"/>
+              </w:rPr>
+            </w:pPr>
+            <w:r>
+              <w:rPr>
+                <w:rFonts w:ascii="Times New Roman" w:hAnsi="Times New Roman"/>
+                <w:sz w:val="24"/>
+                <w:szCs w:val="24"/>
+              </w:rPr>
+              <w:t>2,575</w:t>
+            </w:r>
+          </w:p>
+        </w:tc>
+        <w:tc>
+          <w:tcPr>
+            <w:tcW w:w="1284" w:type="dxa"/>
+            <w:tcBorders>
+              <w:left w:val="single" w:sz="2" w:space="0" w:color="000000"/>
+              <w:bottom w:val="single" w:sz="2" w:space="0" w:color="000000"/>
+              <w:right w:val="single" w:sz="2" w:space="0" w:color="000000"/>
+            </w:tcBorders>
+            <w:vAlign w:val="center"/>
+          </w:tcPr>
+          <w:p>
+            <w:pPr>
+              <w:pStyle w:val="TableContents"/>
+              <w:spacing w:lineRule="auto" w:line="360" w:before="0" w:after="160"/>
+              <w:rPr>
+                <w:rFonts w:ascii="Times New Roman" w:hAnsi="Times New Roman"/>
+                <w:sz w:val="24"/>
+                <w:szCs w:val="24"/>
+              </w:rPr>
+            </w:pPr>
+            <w:r>
+              <w:rPr>
+                <w:rFonts w:ascii="Times New Roman" w:hAnsi="Times New Roman"/>
+                <w:sz w:val="24"/>
+                <w:szCs w:val="24"/>
+              </w:rPr>
+              <w:t>20%</w:t>
+            </w:r>
+          </w:p>
+        </w:tc>
+      </w:tr>
+    </w:tbl>
+    <w:p>
+      <w:pPr>
+        <w:pStyle w:val="Heading3"/>
+        <w:spacing w:lineRule="auto" w:line="360"/>
         <w:rPr/>
       </w:pPr>
       <w:r>
         <w:rPr>
           <w:rStyle w:val="Strong"/>
+          <w:rFonts w:ascii="Times New Roman" w:hAnsi="Times New Roman"/>
           <w:b/>
           <w:bCs/>
           <w:sz w:val="24"/>
           <w:szCs w:val="24"/>
         </w:rPr>
-        <w:t>Calinski-Harabasz</w:t>
-      </w:r>
+        <w:t>Table 7.2: Train-Test Split</w:t>
+      </w:r>
+    </w:p>
+    <w:p>
+      <w:pPr>
+        <w:pStyle w:val="BodyText"/>
+        <w:spacing w:lineRule="auto" w:line="360"/>
+        <w:rPr>
+          <w:rFonts w:ascii="Times New Roman" w:hAnsi="Times New Roman"/>
+          <w:sz w:val="24"/>
+          <w:szCs w:val="24"/>
+        </w:rPr>
+      </w:pPr>
+      <w:r>
+        <w:rPr>
+          <w:rFonts w:ascii="Times New Roman" w:hAnsi="Times New Roman"/>
+          <w:sz w:val="24"/>
+          <w:szCs w:val="24"/>
+        </w:rPr>
+        <w:t>Stratified sampling was used to preserve equal class distribution across both datasets.</w:t>
+      </w:r>
+    </w:p>
+    <w:p>
+      <w:pPr>
+        <w:pStyle w:val="BodyText"/>
+        <w:rPr>
+          <w:sz w:val="24"/>
+          <w:szCs w:val="24"/>
+        </w:rPr>
+      </w:pPr>
+      <w:r>
+        <w:rPr/>
+      </w:r>
+    </w:p>
+    <w:p>
+      <w:pPr>
+        <w:pStyle w:val="Heading3"/>
+        <w:rPr>
+          <w:rFonts w:ascii="Times New Roman" w:hAnsi="Times New Roman" w:cs="Times New Roman"/>
+          <w:b/>
+          <w:sz w:val="24"/>
+          <w:szCs w:val="24"/>
+        </w:rPr>
+      </w:pPr>
+      <w:r>
+        <w:rPr/>
+      </w:r>
+    </w:p>
+    <w:p>
+      <w:pPr>
+        <w:pStyle w:val="NoSpacing"/>
+        <w:spacing w:lineRule="auto" w:line="360"/>
+        <w:jc w:val="both"/>
+        <w:rPr>
+          <w:sz w:val="24"/>
+          <w:szCs w:val="24"/>
+        </w:rPr>
+      </w:pPr>
+      <w:r>
+        <w:rPr/>
+      </w:r>
+      <w:r>
+        <w:br w:type="page"/>
+      </w:r>
+    </w:p>
+    <w:p>
+      <w:pPr>
+        <w:pStyle w:val="NoSpacing"/>
+        <w:spacing w:lineRule="auto" w:line="360"/>
+        <w:jc w:val="both"/>
+        <w:rPr>
+          <w:rFonts w:ascii="Times New Roman" w:hAnsi="Times New Roman"/>
+          <w:sz w:val="26"/>
+          <w:szCs w:val="26"/>
+        </w:rPr>
+      </w:pPr>
+      <w:r>
+        <w:rPr>
+          <w:rFonts w:cs="Times New Roman" w:ascii="Times New Roman" w:hAnsi="Times New Roman"/>
+          <w:b/>
+          <w:sz w:val="26"/>
+          <w:szCs w:val="26"/>
+        </w:rPr>
+        <w:t xml:space="preserve">7.3 Model Training </w:t>
+      </w:r>
+    </w:p>
+    <w:p>
+      <w:pPr>
+        <w:pStyle w:val="BodyText"/>
+        <w:spacing w:lineRule="auto" w:line="360"/>
+        <w:rPr/>
+      </w:pPr>
+      <w:r>
+        <w:rPr>
+          <w:rFonts w:ascii="Times New Roman" w:hAnsi="Times New Roman"/>
+          <w:sz w:val="24"/>
+          <w:szCs w:val="24"/>
+        </w:rPr>
+        <w:t>The Random Forest classifier was implemented using the Scikit-learn library.</w:t>
+      </w:r>
+    </w:p>
+    <w:p>
+      <w:pPr>
+        <w:pStyle w:val="Heading3"/>
+        <w:spacing w:lineRule="auto" w:line="360"/>
+        <w:rPr/>
+      </w:pPr>
       <w:r>
         <w:rPr>
           <w:rStyle w:val="Strong"/>
-          <w:b w:val="false"/>
-          <w:bCs w:val="false"/>
-          <w:sz w:val="24"/>
-          <w:szCs w:val="24"/>
-        </w:rPr>
-        <w:t xml:space="preserve"> Index</w:t>
-      </w:r>
-      <w:r>
-        <w:rPr>
-          <w:b w:val="false"/>
-          <w:bCs w:val="false"/>
-          <w:sz w:val="24"/>
-          <w:szCs w:val="24"/>
-        </w:rPr>
-        <w:t xml:space="preserve"> measures cluster compactness and separation. Higher values represent better-defined clusters. The obtained score of </w:t>
-      </w:r>
+          <w:rFonts w:ascii="Times New Roman" w:hAnsi="Times New Roman"/>
+          <w:b/>
+          <w:bCs/>
+          <w:sz w:val="24"/>
+          <w:szCs w:val="24"/>
+        </w:rPr>
+        <w:t>Hyperparameter Configuration</w:t>
+      </w:r>
+    </w:p>
+    <w:tbl>
+      <w:tblPr>
+        <w:tblW w:w="3330" w:type="dxa"/>
+        <w:jc w:val="left"/>
+        <w:tblInd w:w="29" w:type="dxa"/>
+        <w:tblLayout w:type="fixed"/>
+        <w:tblCellMar>
+          <w:top w:w="29" w:type="dxa"/>
+          <w:left w:w="29" w:type="dxa"/>
+          <w:bottom w:w="29" w:type="dxa"/>
+          <w:right w:w="29" w:type="dxa"/>
+        </w:tblCellMar>
+      </w:tblPr>
+      <w:tblGrid>
+        <w:gridCol w:w="2160"/>
+        <w:gridCol w:w="1170"/>
+      </w:tblGrid>
+      <w:tr>
+        <w:trPr>
+          <w:tblHeader w:val="true"/>
+        </w:trPr>
+        <w:tc>
+          <w:tcPr>
+            <w:tcW w:w="2160" w:type="dxa"/>
+            <w:tcBorders>
+              <w:top w:val="single" w:sz="2" w:space="0" w:color="000000"/>
+              <w:left w:val="single" w:sz="2" w:space="0" w:color="000000"/>
+              <w:bottom w:val="single" w:sz="2" w:space="0" w:color="000000"/>
+            </w:tcBorders>
+            <w:vAlign w:val="center"/>
+          </w:tcPr>
+          <w:p>
+            <w:pPr>
+              <w:pStyle w:val="TableHeading"/>
+              <w:spacing w:lineRule="auto" w:line="276" w:before="0" w:after="160"/>
+              <w:rPr>
+                <w:rFonts w:ascii="Times New Roman" w:hAnsi="Times New Roman"/>
+                <w:sz w:val="24"/>
+                <w:szCs w:val="24"/>
+              </w:rPr>
+            </w:pPr>
+            <w:r>
+              <w:rPr>
+                <w:rFonts w:ascii="Times New Roman" w:hAnsi="Times New Roman"/>
+                <w:sz w:val="24"/>
+                <w:szCs w:val="24"/>
+              </w:rPr>
+              <w:t>Parameter</w:t>
+            </w:r>
+          </w:p>
+        </w:tc>
+        <w:tc>
+          <w:tcPr>
+            <w:tcW w:w="1170" w:type="dxa"/>
+            <w:tcBorders>
+              <w:top w:val="single" w:sz="2" w:space="0" w:color="000000"/>
+              <w:left w:val="single" w:sz="2" w:space="0" w:color="000000"/>
+              <w:bottom w:val="single" w:sz="2" w:space="0" w:color="000000"/>
+              <w:right w:val="single" w:sz="2" w:space="0" w:color="000000"/>
+            </w:tcBorders>
+            <w:vAlign w:val="center"/>
+          </w:tcPr>
+          <w:p>
+            <w:pPr>
+              <w:pStyle w:val="TableHeading"/>
+              <w:spacing w:lineRule="auto" w:line="276" w:before="0" w:after="160"/>
+              <w:rPr>
+                <w:rFonts w:ascii="Times New Roman" w:hAnsi="Times New Roman"/>
+                <w:sz w:val="24"/>
+                <w:szCs w:val="24"/>
+              </w:rPr>
+            </w:pPr>
+            <w:r>
+              <w:rPr>
+                <w:rFonts w:ascii="Times New Roman" w:hAnsi="Times New Roman"/>
+                <w:sz w:val="24"/>
+                <w:szCs w:val="24"/>
+              </w:rPr>
+              <w:t>Value</w:t>
+            </w:r>
+          </w:p>
+        </w:tc>
+      </w:tr>
+      <w:tr>
+        <w:trPr/>
+        <w:tc>
+          <w:tcPr>
+            <w:tcW w:w="2160" w:type="dxa"/>
+            <w:tcBorders>
+              <w:left w:val="single" w:sz="2" w:space="0" w:color="000000"/>
+              <w:bottom w:val="single" w:sz="2" w:space="0" w:color="000000"/>
+            </w:tcBorders>
+            <w:vAlign w:val="center"/>
+          </w:tcPr>
+          <w:p>
+            <w:pPr>
+              <w:pStyle w:val="TableContents"/>
+              <w:spacing w:lineRule="auto" w:line="276" w:before="0" w:after="160"/>
+              <w:rPr>
+                <w:rFonts w:ascii="Times New Roman" w:hAnsi="Times New Roman"/>
+                <w:sz w:val="24"/>
+                <w:szCs w:val="24"/>
+              </w:rPr>
+            </w:pPr>
+            <w:r>
+              <w:rPr>
+                <w:rFonts w:ascii="Times New Roman" w:hAnsi="Times New Roman"/>
+                <w:sz w:val="24"/>
+                <w:szCs w:val="24"/>
+              </w:rPr>
+              <w:t>n_estimators</w:t>
+            </w:r>
+          </w:p>
+        </w:tc>
+        <w:tc>
+          <w:tcPr>
+            <w:tcW w:w="1170" w:type="dxa"/>
+            <w:tcBorders>
+              <w:left w:val="single" w:sz="2" w:space="0" w:color="000000"/>
+              <w:bottom w:val="single" w:sz="2" w:space="0" w:color="000000"/>
+              <w:right w:val="single" w:sz="2" w:space="0" w:color="000000"/>
+            </w:tcBorders>
+            <w:vAlign w:val="center"/>
+          </w:tcPr>
+          <w:p>
+            <w:pPr>
+              <w:pStyle w:val="TableContents"/>
+              <w:spacing w:lineRule="auto" w:line="276" w:before="0" w:after="160"/>
+              <w:rPr>
+                <w:rFonts w:ascii="Times New Roman" w:hAnsi="Times New Roman"/>
+                <w:sz w:val="24"/>
+                <w:szCs w:val="24"/>
+              </w:rPr>
+            </w:pPr>
+            <w:r>
+              <w:rPr>
+                <w:rFonts w:ascii="Times New Roman" w:hAnsi="Times New Roman"/>
+                <w:sz w:val="24"/>
+                <w:szCs w:val="24"/>
+              </w:rPr>
+              <w:t>200</w:t>
+            </w:r>
+          </w:p>
+        </w:tc>
+      </w:tr>
+      <w:tr>
+        <w:trPr/>
+        <w:tc>
+          <w:tcPr>
+            <w:tcW w:w="2160" w:type="dxa"/>
+            <w:tcBorders>
+              <w:left w:val="single" w:sz="2" w:space="0" w:color="000000"/>
+              <w:bottom w:val="single" w:sz="2" w:space="0" w:color="000000"/>
+            </w:tcBorders>
+            <w:vAlign w:val="center"/>
+          </w:tcPr>
+          <w:p>
+            <w:pPr>
+              <w:pStyle w:val="TableContents"/>
+              <w:spacing w:lineRule="auto" w:line="276" w:before="0" w:after="160"/>
+              <w:rPr>
+                <w:rFonts w:ascii="Times New Roman" w:hAnsi="Times New Roman"/>
+                <w:sz w:val="24"/>
+                <w:szCs w:val="24"/>
+              </w:rPr>
+            </w:pPr>
+            <w:r>
+              <w:rPr>
+                <w:rFonts w:ascii="Times New Roman" w:hAnsi="Times New Roman"/>
+                <w:sz w:val="24"/>
+                <w:szCs w:val="24"/>
+              </w:rPr>
+              <w:t>random_state</w:t>
+            </w:r>
+          </w:p>
+        </w:tc>
+        <w:tc>
+          <w:tcPr>
+            <w:tcW w:w="1170" w:type="dxa"/>
+            <w:tcBorders>
+              <w:left w:val="single" w:sz="2" w:space="0" w:color="000000"/>
+              <w:bottom w:val="single" w:sz="2" w:space="0" w:color="000000"/>
+              <w:right w:val="single" w:sz="2" w:space="0" w:color="000000"/>
+            </w:tcBorders>
+            <w:vAlign w:val="center"/>
+          </w:tcPr>
+          <w:p>
+            <w:pPr>
+              <w:pStyle w:val="TableContents"/>
+              <w:spacing w:lineRule="auto" w:line="276" w:before="0" w:after="160"/>
+              <w:rPr>
+                <w:rFonts w:ascii="Times New Roman" w:hAnsi="Times New Roman"/>
+                <w:sz w:val="24"/>
+                <w:szCs w:val="24"/>
+              </w:rPr>
+            </w:pPr>
+            <w:r>
+              <w:rPr>
+                <w:rFonts w:ascii="Times New Roman" w:hAnsi="Times New Roman"/>
+                <w:sz w:val="24"/>
+                <w:szCs w:val="24"/>
+              </w:rPr>
+              <w:t>42</w:t>
+            </w:r>
+          </w:p>
+        </w:tc>
+      </w:tr>
+      <w:tr>
+        <w:trPr/>
+        <w:tc>
+          <w:tcPr>
+            <w:tcW w:w="2160" w:type="dxa"/>
+            <w:tcBorders>
+              <w:left w:val="single" w:sz="2" w:space="0" w:color="000000"/>
+              <w:bottom w:val="single" w:sz="2" w:space="0" w:color="000000"/>
+            </w:tcBorders>
+            <w:vAlign w:val="center"/>
+          </w:tcPr>
+          <w:p>
+            <w:pPr>
+              <w:pStyle w:val="TableContents"/>
+              <w:spacing w:lineRule="auto" w:line="276" w:before="0" w:after="160"/>
+              <w:rPr>
+                <w:rFonts w:ascii="Times New Roman" w:hAnsi="Times New Roman"/>
+                <w:sz w:val="24"/>
+                <w:szCs w:val="24"/>
+              </w:rPr>
+            </w:pPr>
+            <w:r>
+              <w:rPr>
+                <w:rFonts w:ascii="Times New Roman" w:hAnsi="Times New Roman"/>
+                <w:sz w:val="24"/>
+                <w:szCs w:val="24"/>
+              </w:rPr>
+              <w:t>n_jobs</w:t>
+            </w:r>
+          </w:p>
+        </w:tc>
+        <w:tc>
+          <w:tcPr>
+            <w:tcW w:w="1170" w:type="dxa"/>
+            <w:tcBorders>
+              <w:left w:val="single" w:sz="2" w:space="0" w:color="000000"/>
+              <w:bottom w:val="single" w:sz="2" w:space="0" w:color="000000"/>
+              <w:right w:val="single" w:sz="2" w:space="0" w:color="000000"/>
+            </w:tcBorders>
+            <w:vAlign w:val="center"/>
+          </w:tcPr>
+          <w:p>
+            <w:pPr>
+              <w:pStyle w:val="TableContents"/>
+              <w:spacing w:lineRule="auto" w:line="276" w:before="0" w:after="160"/>
+              <w:rPr>
+                <w:rFonts w:ascii="Times New Roman" w:hAnsi="Times New Roman"/>
+                <w:sz w:val="24"/>
+                <w:szCs w:val="24"/>
+              </w:rPr>
+            </w:pPr>
+            <w:r>
+              <w:rPr>
+                <w:rFonts w:ascii="Times New Roman" w:hAnsi="Times New Roman"/>
+                <w:sz w:val="24"/>
+                <w:szCs w:val="24"/>
+              </w:rPr>
+              <w:t>-1</w:t>
+            </w:r>
+          </w:p>
+        </w:tc>
+      </w:tr>
+      <w:tr>
+        <w:trPr/>
+        <w:tc>
+          <w:tcPr>
+            <w:tcW w:w="2160" w:type="dxa"/>
+            <w:tcBorders>
+              <w:left w:val="single" w:sz="2" w:space="0" w:color="000000"/>
+              <w:bottom w:val="single" w:sz="2" w:space="0" w:color="000000"/>
+            </w:tcBorders>
+            <w:vAlign w:val="center"/>
+          </w:tcPr>
+          <w:p>
+            <w:pPr>
+              <w:pStyle w:val="TableContents"/>
+              <w:spacing w:lineRule="auto" w:line="276" w:before="0" w:after="160"/>
+              <w:rPr>
+                <w:rFonts w:ascii="Times New Roman" w:hAnsi="Times New Roman"/>
+                <w:sz w:val="24"/>
+                <w:szCs w:val="24"/>
+              </w:rPr>
+            </w:pPr>
+            <w:r>
+              <w:rPr>
+                <w:rFonts w:ascii="Times New Roman" w:hAnsi="Times New Roman"/>
+                <w:sz w:val="24"/>
+                <w:szCs w:val="24"/>
+              </w:rPr>
+              <w:t>max_depth</w:t>
+            </w:r>
+          </w:p>
+        </w:tc>
+        <w:tc>
+          <w:tcPr>
+            <w:tcW w:w="1170" w:type="dxa"/>
+            <w:tcBorders>
+              <w:left w:val="single" w:sz="2" w:space="0" w:color="000000"/>
+              <w:bottom w:val="single" w:sz="2" w:space="0" w:color="000000"/>
+              <w:right w:val="single" w:sz="2" w:space="0" w:color="000000"/>
+            </w:tcBorders>
+            <w:vAlign w:val="center"/>
+          </w:tcPr>
+          <w:p>
+            <w:pPr>
+              <w:pStyle w:val="TableContents"/>
+              <w:spacing w:lineRule="auto" w:line="276" w:before="0" w:after="160"/>
+              <w:rPr>
+                <w:rFonts w:ascii="Times New Roman" w:hAnsi="Times New Roman"/>
+                <w:sz w:val="24"/>
+                <w:szCs w:val="24"/>
+              </w:rPr>
+            </w:pPr>
+            <w:r>
+              <w:rPr>
+                <w:rFonts w:ascii="Times New Roman" w:hAnsi="Times New Roman"/>
+                <w:sz w:val="24"/>
+                <w:szCs w:val="24"/>
+              </w:rPr>
+              <w:t>None</w:t>
+            </w:r>
+          </w:p>
+        </w:tc>
+      </w:tr>
+      <w:tr>
+        <w:trPr/>
+        <w:tc>
+          <w:tcPr>
+            <w:tcW w:w="2160" w:type="dxa"/>
+            <w:tcBorders>
+              <w:left w:val="single" w:sz="2" w:space="0" w:color="000000"/>
+              <w:bottom w:val="single" w:sz="2" w:space="0" w:color="000000"/>
+            </w:tcBorders>
+            <w:vAlign w:val="center"/>
+          </w:tcPr>
+          <w:p>
+            <w:pPr>
+              <w:pStyle w:val="TableContents"/>
+              <w:spacing w:lineRule="auto" w:line="276" w:before="0" w:after="160"/>
+              <w:rPr>
+                <w:rFonts w:ascii="Times New Roman" w:hAnsi="Times New Roman"/>
+                <w:sz w:val="24"/>
+                <w:szCs w:val="24"/>
+              </w:rPr>
+            </w:pPr>
+            <w:r>
+              <w:rPr>
+                <w:rFonts w:ascii="Times New Roman" w:hAnsi="Times New Roman"/>
+                <w:sz w:val="24"/>
+                <w:szCs w:val="24"/>
+              </w:rPr>
+              <w:t>min_samples_split</w:t>
+            </w:r>
+          </w:p>
+        </w:tc>
+        <w:tc>
+          <w:tcPr>
+            <w:tcW w:w="1170" w:type="dxa"/>
+            <w:tcBorders>
+              <w:left w:val="single" w:sz="2" w:space="0" w:color="000000"/>
+              <w:bottom w:val="single" w:sz="2" w:space="0" w:color="000000"/>
+              <w:right w:val="single" w:sz="2" w:space="0" w:color="000000"/>
+            </w:tcBorders>
+            <w:vAlign w:val="center"/>
+          </w:tcPr>
+          <w:p>
+            <w:pPr>
+              <w:pStyle w:val="TableContents"/>
+              <w:spacing w:lineRule="auto" w:line="276" w:before="0" w:after="160"/>
+              <w:rPr>
+                <w:rFonts w:ascii="Times New Roman" w:hAnsi="Times New Roman"/>
+                <w:sz w:val="24"/>
+                <w:szCs w:val="24"/>
+              </w:rPr>
+            </w:pPr>
+            <w:r>
+              <w:rPr>
+                <w:rFonts w:ascii="Times New Roman" w:hAnsi="Times New Roman"/>
+                <w:sz w:val="24"/>
+                <w:szCs w:val="24"/>
+              </w:rPr>
+              <w:t>2</w:t>
+            </w:r>
+          </w:p>
+        </w:tc>
+      </w:tr>
+    </w:tbl>
+    <w:p>
+      <w:pPr>
+        <w:pStyle w:val="Heading3"/>
+        <w:spacing w:lineRule="auto" w:line="360"/>
+        <w:rPr/>
+      </w:pPr>
       <w:r>
         <w:rPr>
           <w:rStyle w:val="Strong"/>
-          <w:b w:val="false"/>
-          <w:bCs w:val="false"/>
-          <w:sz w:val="24"/>
-          <w:szCs w:val="24"/>
-        </w:rPr>
-        <w:t>2365.1835</w:t>
-      </w:r>
-      <w:r>
-        <w:rPr>
-          <w:b w:val="false"/>
-          <w:bCs w:val="false"/>
-          <w:sz w:val="24"/>
-          <w:szCs w:val="24"/>
-        </w:rPr>
-        <w:t xml:space="preserve"> indicates strong clustering structure within the dataset. </w:t>
+          <w:rFonts w:ascii="Times New Roman" w:hAnsi="Times New Roman"/>
+          <w:b/>
+          <w:bCs/>
+          <w:sz w:val="24"/>
+          <w:szCs w:val="24"/>
+        </w:rPr>
+        <w:t>Table 7.3: Random Forest Hyperparameters</w:t>
+      </w:r>
+    </w:p>
+    <w:p>
+      <w:pPr>
+        <w:pStyle w:val="Heading3"/>
+        <w:spacing w:lineRule="auto" w:line="360"/>
+        <w:rPr>
+          <w:rStyle w:val="Strong"/>
+          <w:rFonts w:ascii="Times New Roman" w:hAnsi="Times New Roman"/>
+          <w:sz w:val="24"/>
+          <w:szCs w:val="24"/>
+        </w:rPr>
+      </w:pPr>
+      <w:r>
+        <w:rPr/>
+      </w:r>
+    </w:p>
+    <w:p>
+      <w:pPr>
+        <w:pStyle w:val="Heading3"/>
+        <w:spacing w:lineRule="auto" w:line="360"/>
+        <w:rPr/>
+      </w:pPr>
+      <w:r>
+        <w:rPr>
+          <w:rStyle w:val="Strong"/>
+          <w:rFonts w:ascii="Times New Roman" w:hAnsi="Times New Roman"/>
+          <w:b/>
+          <w:bCs/>
+          <w:sz w:val="24"/>
+          <w:szCs w:val="24"/>
+        </w:rPr>
+        <w:t>Training Process</w:t>
       </w:r>
     </w:p>
     <w:p>
       <w:pPr>
         <w:pStyle w:val="BodyText"/>
-        <w:spacing w:lineRule="auto" w:line="360" w:before="0" w:after="15"/>
-        <w:jc w:val="both"/>
+        <w:spacing w:lineRule="auto" w:line="360"/>
+        <w:rPr>
+          <w:rFonts w:ascii="Times New Roman" w:hAnsi="Times New Roman"/>
+          <w:sz w:val="24"/>
+          <w:szCs w:val="24"/>
+        </w:rPr>
+      </w:pPr>
+      <w:r>
+        <w:rPr>
+          <w:rFonts w:ascii="Times New Roman" w:hAnsi="Times New Roman"/>
+          <w:sz w:val="24"/>
+          <w:szCs w:val="24"/>
+        </w:rPr>
+        <w:t>The training workflow involved:</w:t>
+      </w:r>
+    </w:p>
+    <w:p>
+      <w:pPr>
+        <w:pStyle w:val="BodyText"/>
+        <w:numPr>
+          <w:ilvl w:val="0"/>
+          <w:numId w:val="18"/>
+        </w:numPr>
+        <w:tabs>
+          <w:tab w:val="clear" w:pos="720"/>
+          <w:tab w:val="left" w:pos="0" w:leader="none"/>
+        </w:tabs>
+        <w:spacing w:lineRule="auto" w:line="360" w:before="0" w:after="0"/>
+        <w:ind w:hanging="283" w:left="709"/>
+        <w:rPr>
+          <w:rFonts w:ascii="Times New Roman" w:hAnsi="Times New Roman"/>
+          <w:sz w:val="24"/>
+          <w:szCs w:val="24"/>
+        </w:rPr>
+      </w:pPr>
+      <w:r>
+        <w:rPr>
+          <w:rFonts w:ascii="Times New Roman" w:hAnsi="Times New Roman"/>
+          <w:sz w:val="24"/>
+          <w:szCs w:val="24"/>
+        </w:rPr>
+        <w:t xml:space="preserve">Initializing the Random Forest classifier </w:t>
+      </w:r>
+    </w:p>
+    <w:p>
+      <w:pPr>
+        <w:pStyle w:val="BodyText"/>
+        <w:numPr>
+          <w:ilvl w:val="0"/>
+          <w:numId w:val="18"/>
+        </w:numPr>
+        <w:tabs>
+          <w:tab w:val="clear" w:pos="720"/>
+          <w:tab w:val="left" w:pos="0" w:leader="none"/>
+        </w:tabs>
+        <w:spacing w:lineRule="auto" w:line="360" w:before="0" w:after="0"/>
+        <w:ind w:hanging="283" w:left="709"/>
+        <w:rPr>
+          <w:rFonts w:ascii="Times New Roman" w:hAnsi="Times New Roman"/>
+          <w:sz w:val="24"/>
+          <w:szCs w:val="24"/>
+        </w:rPr>
+      </w:pPr>
+      <w:r>
+        <w:rPr>
+          <w:rFonts w:ascii="Times New Roman" w:hAnsi="Times New Roman"/>
+          <w:sz w:val="24"/>
+          <w:szCs w:val="24"/>
+        </w:rPr>
+        <w:t xml:space="preserve">Training the model on the training dataset </w:t>
+      </w:r>
+    </w:p>
+    <w:p>
+      <w:pPr>
+        <w:pStyle w:val="BodyText"/>
+        <w:numPr>
+          <w:ilvl w:val="0"/>
+          <w:numId w:val="18"/>
+        </w:numPr>
+        <w:tabs>
+          <w:tab w:val="clear" w:pos="720"/>
+          <w:tab w:val="left" w:pos="0" w:leader="none"/>
+        </w:tabs>
+        <w:spacing w:lineRule="auto" w:line="360" w:before="0" w:after="0"/>
+        <w:ind w:hanging="283" w:left="709"/>
+        <w:rPr>
+          <w:rFonts w:ascii="Times New Roman" w:hAnsi="Times New Roman"/>
+          <w:sz w:val="24"/>
+          <w:szCs w:val="24"/>
+        </w:rPr>
+      </w:pPr>
+      <w:r>
+        <w:rPr>
+          <w:rFonts w:ascii="Times New Roman" w:hAnsi="Times New Roman"/>
+          <w:sz w:val="24"/>
+          <w:szCs w:val="24"/>
+        </w:rPr>
+        <w:t xml:space="preserve">Building multiple decision trees in parallel </w:t>
+      </w:r>
+    </w:p>
+    <w:p>
+      <w:pPr>
+        <w:pStyle w:val="BodyText"/>
+        <w:numPr>
+          <w:ilvl w:val="0"/>
+          <w:numId w:val="18"/>
+        </w:numPr>
+        <w:tabs>
+          <w:tab w:val="clear" w:pos="720"/>
+          <w:tab w:val="left" w:pos="0" w:leader="none"/>
+        </w:tabs>
+        <w:spacing w:lineRule="auto" w:line="360"/>
+        <w:ind w:hanging="283" w:left="709"/>
+        <w:rPr>
+          <w:rFonts w:ascii="Times New Roman" w:hAnsi="Times New Roman"/>
+          <w:sz w:val="24"/>
+          <w:szCs w:val="24"/>
+        </w:rPr>
+      </w:pPr>
+      <w:r>
+        <w:rPr>
+          <w:rFonts w:ascii="Times New Roman" w:hAnsi="Times New Roman"/>
+          <w:sz w:val="24"/>
+          <w:szCs w:val="24"/>
+        </w:rPr>
+        <w:t xml:space="preserve">Combining predictions through majority voting </w:t>
+      </w:r>
+    </w:p>
+    <w:p>
+      <w:pPr>
+        <w:pStyle w:val="BodyText"/>
+        <w:spacing w:lineRule="auto" w:line="360"/>
+        <w:rPr>
+          <w:rStyle w:val="SourceText"/>
+          <w:rFonts w:ascii="Times New Roman" w:hAnsi="Times New Roman"/>
+          <w:b/>
+          <w:bCs/>
+          <w:sz w:val="24"/>
+          <w:szCs w:val="24"/>
+        </w:rPr>
+      </w:pPr>
+      <w:r>
         <w:rPr/>
-      </w:pPr>
-      <w:r>
-        <w:rPr>
-          <w:b w:val="false"/>
-          <w:bCs w:val="false"/>
-          <w:sz w:val="24"/>
-          <w:szCs w:val="24"/>
-        </w:rPr>
-        <w:t>calinski_harabasz = calinski_harabasz_score(df_features, clusters)</w:t>
       </w:r>
     </w:p>
     <w:p>
       <w:pPr>
         <w:pStyle w:val="BodyText"/>
-        <w:spacing w:lineRule="auto" w:line="360" w:before="0" w:after="15"/>
-        <w:jc w:val="both"/>
-        <w:rPr>
-          <w:b w:val="false"/>
-          <w:bCs w:val="false"/>
-          <w:sz w:val="24"/>
-          <w:szCs w:val="24"/>
-        </w:rPr>
-      </w:pPr>
-      <w:r>
+        <w:spacing w:lineRule="auto" w:line="360"/>
         <w:rPr/>
+      </w:pPr>
+      <w:r>
+        <w:rPr>
+          <w:rStyle w:val="SourceText"/>
+          <w:rFonts w:ascii="Times New Roman" w:hAnsi="Times New Roman"/>
+          <w:b/>
+          <w:bCs/>
+          <w:sz w:val="24"/>
+          <w:szCs w:val="24"/>
+        </w:rPr>
+        <w:t>code:</w:t>
       </w:r>
     </w:p>
     <w:p>
       <w:pPr>
         <w:pStyle w:val="BodyText"/>
-        <w:jc w:val="both"/>
-        <w:rPr>
-          <w:b w:val="false"/>
-          <w:bCs w:val="false"/>
-          <w:sz w:val="24"/>
-          <w:szCs w:val="24"/>
-        </w:rPr>
-      </w:pPr>
-      <w:r>
-        <w:rPr>
-          <w:b w:val="false"/>
-          <w:bCs w:val="false"/>
-          <w:sz w:val="24"/>
-          <w:szCs w:val="24"/>
-        </w:rPr>
-        <w:t>Although the clustering results are acceptable for customer segmentation, the evaluation metrics suggest that experimenting with different values of K or additional feature engineering techniques may further improve clustering performance.</w:t>
+        <w:spacing w:lineRule="auto" w:line="360"/>
+        <w:rPr/>
+      </w:pPr>
+      <w:r>
+        <w:rPr>
+          <w:rStyle w:val="SourceText"/>
+          <w:rFonts w:ascii="Times New Roman" w:hAnsi="Times New Roman"/>
+          <w:sz w:val="24"/>
+          <w:szCs w:val="24"/>
+        </w:rPr>
+        <w:t>from sklearn.ensemble import RandomForestClassifier</w:t>
+      </w:r>
+    </w:p>
+    <w:p>
+      <w:pPr>
+        <w:pStyle w:val="BodyText"/>
+        <w:spacing w:lineRule="auto" w:line="360"/>
+        <w:rPr/>
+      </w:pPr>
+      <w:r>
+        <w:rPr>
+          <w:rStyle w:val="SourceText"/>
+          <w:rFonts w:ascii="Times New Roman" w:hAnsi="Times New Roman"/>
+          <w:sz w:val="24"/>
+          <w:szCs w:val="24"/>
+        </w:rPr>
+        <w:t>clf = RandomForestClassifier(</w:t>
+      </w:r>
+    </w:p>
+    <w:p>
+      <w:pPr>
+        <w:pStyle w:val="BodyText"/>
+        <w:spacing w:lineRule="auto" w:line="360"/>
+        <w:rPr/>
+      </w:pPr>
+      <w:r>
+        <w:rPr>
+          <w:rStyle w:val="SourceText"/>
+          <w:rFonts w:ascii="Times New Roman" w:hAnsi="Times New Roman"/>
+          <w:sz w:val="24"/>
+          <w:szCs w:val="24"/>
+        </w:rPr>
+        <w:t>n_estimators=200, random_state=42,n_jobs=-1)</w:t>
+      </w:r>
+    </w:p>
+    <w:p>
+      <w:pPr>
+        <w:pStyle w:val="BodyText"/>
+        <w:spacing w:lineRule="auto" w:line="360"/>
+        <w:rPr/>
+      </w:pPr>
+      <w:r>
+        <w:rPr>
+          <w:rStyle w:val="SourceText"/>
+          <w:rFonts w:ascii="Times New Roman" w:hAnsi="Times New Roman"/>
+          <w:sz w:val="24"/>
+          <w:szCs w:val="24"/>
+        </w:rPr>
+        <w:t>clf.fit(X_train, y_train)</w:t>
+      </w:r>
+    </w:p>
+    <w:p>
+      <w:pPr>
+        <w:pStyle w:val="BodyText"/>
+        <w:spacing w:lineRule="auto" w:line="360"/>
+        <w:rPr>
+          <w:rStyle w:val="SourceText"/>
+          <w:rFonts w:ascii="Times New Roman" w:hAnsi="Times New Roman"/>
+          <w:sz w:val="24"/>
+          <w:szCs w:val="24"/>
+        </w:rPr>
+      </w:pPr>
+      <w:r>
+        <w:rPr/>
+      </w:r>
+    </w:p>
+    <w:p>
+      <w:pPr>
+        <w:pStyle w:val="BodyText"/>
+        <w:spacing w:lineRule="auto" w:line="360"/>
+        <w:rPr/>
+      </w:pPr>
+      <w:r>
+        <w:rPr>
+          <w:rStyle w:val="SourceText"/>
+          <w:rFonts w:ascii="Times New Roman" w:hAnsi="Times New Roman"/>
+          <w:sz w:val="24"/>
+          <w:szCs w:val="24"/>
+        </w:rPr>
+        <w:t>The trained model was saved on:</w:t>
+      </w:r>
+    </w:p>
+    <w:p>
+      <w:pPr>
+        <w:pStyle w:val="BodyText"/>
+        <w:spacing w:lineRule="auto" w:line="360"/>
+        <w:rPr/>
+      </w:pPr>
+      <w:r>
+        <w:rPr>
+          <w:rStyle w:val="SourceText"/>
+          <w:rFonts w:ascii="Times New Roman" w:hAnsi="Times New Roman"/>
+          <w:sz w:val="24"/>
+          <w:szCs w:val="24"/>
+        </w:rPr>
+        <w:t>models/laptop_classifier.pkl</w:t>
+      </w:r>
+    </w:p>
+    <w:p>
+      <w:pPr>
+        <w:pStyle w:val="BodyText"/>
+        <w:spacing w:lineRule="auto" w:line="360"/>
+        <w:rPr>
+          <w:rStyle w:val="SourceText"/>
+          <w:rFonts w:ascii="Times New Roman" w:hAnsi="Times New Roman"/>
+          <w:sz w:val="24"/>
+          <w:szCs w:val="24"/>
+        </w:rPr>
+      </w:pPr>
+      <w:r>
+        <w:rPr/>
+      </w:r>
+    </w:p>
+    <w:p>
+      <w:pPr>
+        <w:pStyle w:val="Heading3"/>
+        <w:spacing w:lineRule="auto" w:line="360"/>
+        <w:rPr/>
+      </w:pPr>
+      <w:r>
+        <w:rPr>
+          <w:rStyle w:val="Strong"/>
+          <w:rFonts w:ascii="Times New Roman" w:hAnsi="Times New Roman"/>
+          <w:b/>
+          <w:bCs/>
+          <w:sz w:val="24"/>
+          <w:szCs w:val="24"/>
+        </w:rPr>
+        <w:t>Cross-Validation</w:t>
+      </w:r>
+    </w:p>
+    <w:p>
+      <w:pPr>
+        <w:pStyle w:val="BodyText"/>
+        <w:spacing w:lineRule="auto" w:line="360"/>
+        <w:rPr>
+          <w:rFonts w:ascii="Times New Roman" w:hAnsi="Times New Roman"/>
+          <w:sz w:val="24"/>
+          <w:szCs w:val="24"/>
+        </w:rPr>
+      </w:pPr>
+      <w:r>
+        <w:rPr>
+          <w:rFonts w:ascii="Times New Roman" w:hAnsi="Times New Roman"/>
+          <w:sz w:val="24"/>
+          <w:szCs w:val="24"/>
+        </w:rPr>
+        <w:t>To evaluate model robustness, 5-fold cross-validation was performed.</w:t>
+      </w:r>
+    </w:p>
+    <w:p>
+      <w:pPr>
+        <w:pStyle w:val="BodyText"/>
+        <w:spacing w:lineRule="auto" w:line="360"/>
+        <w:rPr>
+          <w:rFonts w:ascii="Times New Roman" w:hAnsi="Times New Roman"/>
+          <w:sz w:val="24"/>
+          <w:szCs w:val="24"/>
+        </w:rPr>
+      </w:pPr>
+      <w:r>
+        <w:rPr>
+          <w:rFonts w:ascii="Times New Roman" w:hAnsi="Times New Roman"/>
+          <w:sz w:val="24"/>
+          <w:szCs w:val="24"/>
+        </w:rPr>
+        <w:t>cv_scores = cross_val_score(clf, X_train, y_train, cv=5, scoring='f1')</w:t>
+      </w:r>
+    </w:p>
+    <w:p>
+      <w:pPr>
+        <w:pStyle w:val="BodyText"/>
+        <w:spacing w:lineRule="auto" w:line="360"/>
+        <w:rPr>
+          <w:rFonts w:ascii="Times New Roman" w:hAnsi="Times New Roman"/>
+          <w:sz w:val="24"/>
+          <w:szCs w:val="24"/>
+        </w:rPr>
+      </w:pPr>
+      <w:r>
+        <w:rPr>
+          <w:rFonts w:ascii="Times New Roman" w:hAnsi="Times New Roman"/>
+          <w:sz w:val="24"/>
+          <w:szCs w:val="24"/>
+        </w:rPr>
+      </w:r>
+    </w:p>
+    <w:p>
+      <w:pPr>
+        <w:pStyle w:val="Heading3"/>
+        <w:spacing w:lineRule="auto" w:line="360"/>
+        <w:rPr/>
+      </w:pPr>
+      <w:r>
+        <w:rPr>
+          <w:rStyle w:val="Strong"/>
+          <w:rFonts w:ascii="Times New Roman" w:hAnsi="Times New Roman"/>
+          <w:b/>
+          <w:bCs/>
+          <w:sz w:val="24"/>
+          <w:szCs w:val="24"/>
+        </w:rPr>
+        <w:t>Cross-Validation Results</w:t>
+      </w:r>
+    </w:p>
+    <w:tbl>
+      <w:tblPr>
+        <w:tblW w:w="2708" w:type="dxa"/>
+        <w:jc w:val="left"/>
+        <w:tblInd w:w="29" w:type="dxa"/>
+        <w:tblLayout w:type="fixed"/>
+        <w:tblCellMar>
+          <w:top w:w="29" w:type="dxa"/>
+          <w:left w:w="29" w:type="dxa"/>
+          <w:bottom w:w="29" w:type="dxa"/>
+          <w:right w:w="29" w:type="dxa"/>
+        </w:tblCellMar>
+      </w:tblPr>
+      <w:tblGrid>
+        <w:gridCol w:w="1834"/>
+        <w:gridCol w:w="874"/>
+      </w:tblGrid>
+      <w:tr>
+        <w:trPr>
+          <w:tblHeader w:val="true"/>
+        </w:trPr>
+        <w:tc>
+          <w:tcPr>
+            <w:tcW w:w="1834" w:type="dxa"/>
+            <w:tcBorders>
+              <w:top w:val="single" w:sz="2" w:space="0" w:color="000000"/>
+              <w:left w:val="single" w:sz="2" w:space="0" w:color="000000"/>
+              <w:bottom w:val="single" w:sz="2" w:space="0" w:color="000000"/>
+            </w:tcBorders>
+            <w:vAlign w:val="center"/>
+          </w:tcPr>
+          <w:p>
+            <w:pPr>
+              <w:pStyle w:val="TableHeading"/>
+              <w:spacing w:lineRule="auto" w:line="276" w:before="0" w:after="160"/>
+              <w:rPr>
+                <w:rFonts w:ascii="Times New Roman" w:hAnsi="Times New Roman"/>
+                <w:sz w:val="24"/>
+                <w:szCs w:val="24"/>
+              </w:rPr>
+            </w:pPr>
+            <w:r>
+              <w:rPr>
+                <w:rFonts w:ascii="Times New Roman" w:hAnsi="Times New Roman"/>
+                <w:sz w:val="24"/>
+                <w:szCs w:val="24"/>
+              </w:rPr>
+              <w:t>Metric</w:t>
+            </w:r>
+          </w:p>
+        </w:tc>
+        <w:tc>
+          <w:tcPr>
+            <w:tcW w:w="874" w:type="dxa"/>
+            <w:tcBorders>
+              <w:top w:val="single" w:sz="2" w:space="0" w:color="000000"/>
+              <w:left w:val="single" w:sz="2" w:space="0" w:color="000000"/>
+              <w:bottom w:val="single" w:sz="2" w:space="0" w:color="000000"/>
+              <w:right w:val="single" w:sz="2" w:space="0" w:color="000000"/>
+            </w:tcBorders>
+            <w:vAlign w:val="center"/>
+          </w:tcPr>
+          <w:p>
+            <w:pPr>
+              <w:pStyle w:val="TableHeading"/>
+              <w:spacing w:lineRule="auto" w:line="276" w:before="0" w:after="160"/>
+              <w:rPr>
+                <w:rFonts w:ascii="Times New Roman" w:hAnsi="Times New Roman"/>
+                <w:sz w:val="24"/>
+                <w:szCs w:val="24"/>
+              </w:rPr>
+            </w:pPr>
+            <w:r>
+              <w:rPr>
+                <w:rFonts w:ascii="Times New Roman" w:hAnsi="Times New Roman"/>
+                <w:sz w:val="24"/>
+                <w:szCs w:val="24"/>
+              </w:rPr>
+              <w:t>Value</w:t>
+            </w:r>
+          </w:p>
+        </w:tc>
+      </w:tr>
+      <w:tr>
+        <w:trPr/>
+        <w:tc>
+          <w:tcPr>
+            <w:tcW w:w="1834" w:type="dxa"/>
+            <w:tcBorders>
+              <w:left w:val="single" w:sz="2" w:space="0" w:color="000000"/>
+              <w:bottom w:val="single" w:sz="2" w:space="0" w:color="000000"/>
+            </w:tcBorders>
+            <w:vAlign w:val="center"/>
+          </w:tcPr>
+          <w:p>
+            <w:pPr>
+              <w:pStyle w:val="TableContents"/>
+              <w:spacing w:lineRule="auto" w:line="276" w:before="0" w:after="160"/>
+              <w:rPr>
+                <w:rFonts w:ascii="Times New Roman" w:hAnsi="Times New Roman"/>
+                <w:sz w:val="24"/>
+                <w:szCs w:val="24"/>
+              </w:rPr>
+            </w:pPr>
+            <w:r>
+              <w:rPr>
+                <w:rFonts w:ascii="Times New Roman" w:hAnsi="Times New Roman"/>
+                <w:sz w:val="24"/>
+                <w:szCs w:val="24"/>
+              </w:rPr>
+              <w:t>Mean F1 Score</w:t>
+            </w:r>
+          </w:p>
+        </w:tc>
+        <w:tc>
+          <w:tcPr>
+            <w:tcW w:w="874" w:type="dxa"/>
+            <w:tcBorders>
+              <w:left w:val="single" w:sz="2" w:space="0" w:color="000000"/>
+              <w:bottom w:val="single" w:sz="2" w:space="0" w:color="000000"/>
+              <w:right w:val="single" w:sz="2" w:space="0" w:color="000000"/>
+            </w:tcBorders>
+            <w:vAlign w:val="center"/>
+          </w:tcPr>
+          <w:p>
+            <w:pPr>
+              <w:pStyle w:val="TableContents"/>
+              <w:spacing w:lineRule="auto" w:line="276" w:before="0" w:after="160"/>
+              <w:rPr>
+                <w:rFonts w:ascii="Times New Roman" w:hAnsi="Times New Roman"/>
+                <w:sz w:val="24"/>
+                <w:szCs w:val="24"/>
+              </w:rPr>
+            </w:pPr>
+            <w:r>
+              <w:rPr>
+                <w:rFonts w:ascii="Times New Roman" w:hAnsi="Times New Roman"/>
+                <w:sz w:val="24"/>
+                <w:szCs w:val="24"/>
+              </w:rPr>
+              <w:t>0.9991</w:t>
+            </w:r>
+          </w:p>
+        </w:tc>
+      </w:tr>
+      <w:tr>
+        <w:trPr/>
+        <w:tc>
+          <w:tcPr>
+            <w:tcW w:w="1834" w:type="dxa"/>
+            <w:tcBorders>
+              <w:left w:val="single" w:sz="2" w:space="0" w:color="000000"/>
+              <w:bottom w:val="single" w:sz="2" w:space="0" w:color="000000"/>
+            </w:tcBorders>
+            <w:vAlign w:val="center"/>
+          </w:tcPr>
+          <w:p>
+            <w:pPr>
+              <w:pStyle w:val="TableContents"/>
+              <w:spacing w:lineRule="auto" w:line="276" w:before="0" w:after="160"/>
+              <w:rPr>
+                <w:rFonts w:ascii="Times New Roman" w:hAnsi="Times New Roman"/>
+                <w:sz w:val="24"/>
+                <w:szCs w:val="24"/>
+              </w:rPr>
+            </w:pPr>
+            <w:r>
+              <w:rPr>
+                <w:rFonts w:ascii="Times New Roman" w:hAnsi="Times New Roman"/>
+                <w:sz w:val="24"/>
+                <w:szCs w:val="24"/>
+              </w:rPr>
+              <w:t>Standard Deviation</w:t>
+            </w:r>
+          </w:p>
+        </w:tc>
+        <w:tc>
+          <w:tcPr>
+            <w:tcW w:w="874" w:type="dxa"/>
+            <w:tcBorders>
+              <w:left w:val="single" w:sz="2" w:space="0" w:color="000000"/>
+              <w:bottom w:val="single" w:sz="2" w:space="0" w:color="000000"/>
+              <w:right w:val="single" w:sz="2" w:space="0" w:color="000000"/>
+            </w:tcBorders>
+            <w:vAlign w:val="center"/>
+          </w:tcPr>
+          <w:p>
+            <w:pPr>
+              <w:pStyle w:val="TableContents"/>
+              <w:spacing w:lineRule="auto" w:line="276" w:before="0" w:after="160"/>
+              <w:rPr>
+                <w:rFonts w:ascii="Times New Roman" w:hAnsi="Times New Roman"/>
+                <w:sz w:val="24"/>
+                <w:szCs w:val="24"/>
+              </w:rPr>
+            </w:pPr>
+            <w:r>
+              <w:rPr>
+                <w:rFonts w:ascii="Times New Roman" w:hAnsi="Times New Roman"/>
+                <w:sz w:val="24"/>
+                <w:szCs w:val="24"/>
+              </w:rPr>
+              <w:t>±0.0004</w:t>
+            </w:r>
+          </w:p>
+        </w:tc>
+      </w:tr>
+    </w:tbl>
+    <w:p>
+      <w:pPr>
+        <w:pStyle w:val="Heading3"/>
+        <w:spacing w:lineRule="auto" w:line="360"/>
+        <w:rPr/>
+      </w:pPr>
+      <w:r>
+        <w:rPr>
+          <w:rStyle w:val="Strong"/>
+          <w:rFonts w:ascii="Times New Roman" w:hAnsi="Times New Roman"/>
+          <w:b/>
+          <w:bCs/>
+          <w:sz w:val="24"/>
+          <w:szCs w:val="24"/>
+        </w:rPr>
+        <w:t>Table 7.4 : Cross-Validation Results</w:t>
+      </w:r>
+    </w:p>
+    <w:p>
+      <w:pPr>
+        <w:pStyle w:val="Heading3"/>
+        <w:spacing w:lineRule="auto" w:line="360"/>
+        <w:rPr>
+          <w:rStyle w:val="Strong"/>
+          <w:rFonts w:ascii="Times New Roman" w:hAnsi="Times New Roman"/>
+          <w:sz w:val="24"/>
+          <w:szCs w:val="24"/>
+        </w:rPr>
+      </w:pPr>
+      <w:r>
+        <w:rPr/>
+      </w:r>
+    </w:p>
+    <w:p>
+      <w:pPr>
+        <w:pStyle w:val="Heading3"/>
+        <w:spacing w:lineRule="auto" w:line="360"/>
+        <w:rPr/>
+      </w:pPr>
+      <w:r>
+        <w:rPr>
+          <w:rStyle w:val="Strong"/>
+          <w:rFonts w:ascii="Times New Roman" w:hAnsi="Times New Roman"/>
+          <w:b/>
+          <w:bCs/>
+          <w:sz w:val="24"/>
+          <w:szCs w:val="24"/>
+        </w:rPr>
+        <w:t>Fold Scores</w:t>
+      </w:r>
+    </w:p>
+    <w:p>
+      <w:pPr>
+        <w:pStyle w:val="PreformattedText"/>
+        <w:spacing w:lineRule="auto" w:line="360" w:before="0" w:after="283"/>
+        <w:ind w:hanging="0" w:left="0" w:right="0"/>
+        <w:rPr/>
+      </w:pPr>
+      <w:bookmarkStart w:id="0" w:name="code-block-viewer"/>
+      <w:bookmarkEnd w:id="0"/>
+      <w:r>
+        <w:rPr>
+          <w:rStyle w:val="SourceText"/>
+          <w:rFonts w:ascii="Times New Roman" w:hAnsi="Times New Roman"/>
+          <w:sz w:val="24"/>
+          <w:szCs w:val="24"/>
+        </w:rPr>
+        <w:t>[0.9995, 0.9990, 0.9995, 0.9990, 0.9985]</w:t>
+      </w:r>
+    </w:p>
+    <w:p>
+      <w:pPr>
+        <w:pStyle w:val="BodyText"/>
+        <w:spacing w:lineRule="auto" w:line="360"/>
+        <w:rPr>
+          <w:rFonts w:ascii="Times New Roman" w:hAnsi="Times New Roman"/>
+          <w:sz w:val="24"/>
+          <w:szCs w:val="24"/>
+        </w:rPr>
+      </w:pPr>
+      <w:r>
+        <w:rPr>
+          <w:rFonts w:ascii="Times New Roman" w:hAnsi="Times New Roman"/>
+          <w:sz w:val="24"/>
+          <w:szCs w:val="24"/>
+        </w:rPr>
+        <w:t>The consistency across all folds indicates excellent model generalization and stability.</w:t>
+      </w:r>
+    </w:p>
+    <w:p>
+      <w:pPr>
+        <w:pStyle w:val="NoSpacing"/>
+        <w:spacing w:lineRule="auto" w:line="360"/>
+        <w:jc w:val="both"/>
+        <w:rPr>
+          <w:rFonts w:ascii="Times New Roman" w:hAnsi="Times New Roman"/>
+          <w:sz w:val="24"/>
+          <w:szCs w:val="24"/>
+        </w:rPr>
+      </w:pPr>
+      <w:r>
+        <w:rPr>
+          <w:rFonts w:ascii="Times New Roman" w:hAnsi="Times New Roman"/>
+          <w:sz w:val="24"/>
+          <w:szCs w:val="24"/>
+        </w:rPr>
+      </w:r>
+    </w:p>
+    <w:p>
+      <w:pPr>
+        <w:pStyle w:val="NoSpacing"/>
+        <w:spacing w:lineRule="auto" w:line="360"/>
+        <w:jc w:val="both"/>
+        <w:rPr>
+          <w:rFonts w:ascii="Times New Roman" w:hAnsi="Times New Roman" w:cs="Times New Roman"/>
+          <w:sz w:val="24"/>
+          <w:szCs w:val="24"/>
+        </w:rPr>
+      </w:pPr>
+      <w:r>
+        <w:rPr>
+          <w:rFonts w:cs="Times New Roman" w:ascii="Times New Roman" w:hAnsi="Times New Roman"/>
+          <w:sz w:val="24"/>
+          <w:szCs w:val="24"/>
+        </w:rPr>
+      </w:r>
+    </w:p>
+    <w:p>
+      <w:pPr>
+        <w:pStyle w:val="NoSpacing"/>
+        <w:spacing w:lineRule="auto" w:line="360"/>
+        <w:jc w:val="both"/>
+        <w:rPr>
+          <w:sz w:val="24"/>
+          <w:szCs w:val="24"/>
+        </w:rPr>
+      </w:pPr>
+      <w:r>
+        <w:rPr/>
+      </w:r>
+      <w:r>
+        <w:br w:type="page"/>
+      </w:r>
+    </w:p>
+    <w:p>
+      <w:pPr>
+        <w:pStyle w:val="NoSpacing"/>
+        <w:spacing w:lineRule="auto" w:line="360"/>
+        <w:jc w:val="both"/>
+        <w:rPr>
+          <w:sz w:val="24"/>
+          <w:szCs w:val="24"/>
+        </w:rPr>
+      </w:pPr>
+      <w:r>
+        <w:rPr>
+          <w:rFonts w:cs="Times New Roman" w:ascii="Times New Roman" w:hAnsi="Times New Roman"/>
+          <w:b/>
+          <w:sz w:val="24"/>
+          <w:szCs w:val="24"/>
+        </w:rPr>
+        <w:t xml:space="preserve">7.4 Results and Evaluation </w:t>
+      </w:r>
+    </w:p>
+    <w:p>
+      <w:pPr>
+        <w:pStyle w:val="NoSpacing"/>
+        <w:spacing w:lineRule="auto" w:line="360"/>
+        <w:jc w:val="both"/>
+        <w:rPr>
+          <w:sz w:val="24"/>
+          <w:szCs w:val="24"/>
+        </w:rPr>
+      </w:pPr>
+      <w:r>
+        <w:rPr>
+          <w:rFonts w:cs="Times New Roman" w:ascii="Times New Roman" w:hAnsi="Times New Roman"/>
+          <w:sz w:val="24"/>
+          <w:szCs w:val="24"/>
+        </w:rPr>
+        <w:t>The performance of the Random Forest classifier was evaluated using accuracy, classification report, and the confusion matrix. These metrics provided a comprehensive understanding of the model’s predictive performance.</w:t>
+      </w:r>
+    </w:p>
+    <w:p>
+      <w:pPr>
+        <w:pStyle w:val="NoSpacing"/>
+        <w:spacing w:lineRule="auto" w:line="360"/>
+        <w:jc w:val="both"/>
+        <w:rPr>
+          <w:sz w:val="24"/>
+          <w:szCs w:val="24"/>
+        </w:rPr>
+      </w:pPr>
+      <w:r>
+        <w:rPr>
+          <w:rFonts w:cs="Times New Roman" w:ascii="Times New Roman" w:hAnsi="Times New Roman"/>
+          <w:sz w:val="24"/>
+          <w:szCs w:val="24"/>
+        </w:rPr>
+        <w:t>The classification report, which includes precision, recall, and F1-score, was particularly useful in assessing how well the model performed across different classes. The confusion matrix further illustrated the number of correct and incorrect predictions made by the model.</w:t>
+      </w:r>
+    </w:p>
+    <w:p>
+      <w:pPr>
+        <w:pStyle w:val="NoSpacing"/>
+        <w:spacing w:lineRule="auto" w:line="360"/>
+        <w:jc w:val="both"/>
+        <w:rPr>
+          <w:sz w:val="24"/>
+          <w:szCs w:val="24"/>
+        </w:rPr>
+      </w:pPr>
+      <w:r>
+        <w:rPr>
+          <w:rFonts w:cs="Times New Roman" w:ascii="Times New Roman" w:hAnsi="Times New Roman"/>
+          <w:sz w:val="24"/>
+          <w:szCs w:val="24"/>
+        </w:rPr>
+        <w:t>Overall, the model achieved strong performance on the test dataset, indicating that the selected features had good predictive capability for determining laptop purchase behavior.</w:t>
+      </w:r>
+    </w:p>
+    <w:p>
+      <w:pPr>
+        <w:pStyle w:val="NoSpacing"/>
+        <w:spacing w:lineRule="auto" w:line="360"/>
+        <w:jc w:val="both"/>
+        <w:rPr>
+          <w:rFonts w:ascii="Times New Roman" w:hAnsi="Times New Roman" w:cs="Times New Roman"/>
+          <w:sz w:val="24"/>
+          <w:szCs w:val="24"/>
+        </w:rPr>
+      </w:pPr>
+      <w:r>
+        <w:rPr>
+          <w:rFonts w:cs="Times New Roman" w:ascii="Times New Roman" w:hAnsi="Times New Roman"/>
+          <w:sz w:val="24"/>
+          <w:szCs w:val="24"/>
+        </w:rPr>
+      </w:r>
+    </w:p>
+    <w:p>
+      <w:pPr>
+        <w:pStyle w:val="NoSpacing"/>
+        <w:spacing w:lineRule="auto" w:line="360"/>
+        <w:jc w:val="both"/>
+        <w:rPr>
+          <w:rFonts w:ascii="Times New Roman" w:hAnsi="Times New Roman" w:cs="Times New Roman"/>
+          <w:sz w:val="24"/>
+          <w:szCs w:val="24"/>
+        </w:rPr>
+      </w:pPr>
+      <w:r>
+        <w:rPr>
+          <w:rFonts w:cs="Times New Roman" w:ascii="Times New Roman" w:hAnsi="Times New Roman"/>
+          <w:sz w:val="24"/>
+          <w:szCs w:val="24"/>
+        </w:rPr>
       </w:r>
     </w:p>
     <w:p>
@@ -14753,6 +18518,407 @@
         <w:spacing w:lineRule="auto" w:line="360" w:before="0" w:after="15"/>
         <w:jc w:val="both"/>
         <w:rPr>
+          <w:rFonts w:ascii="Times New Roman" w:hAnsi="Times New Roman"/>
+          <w:sz w:val="24"/>
+          <w:szCs w:val="24"/>
+        </w:rPr>
+      </w:pPr>
+      <w:r>
+        <w:rPr>
+          <w:rFonts w:cs="Times New Roman" w:ascii="Times New Roman" w:hAnsi="Times New Roman"/>
+          <w:b/>
+          <w:sz w:val="24"/>
+          <w:szCs w:val="24"/>
+        </w:rPr>
+        <w:t>7.5 Feature Importance</w:t>
+      </w:r>
+    </w:p>
+    <w:p>
+      <w:pPr>
+        <w:pStyle w:val="BodyText"/>
+        <w:spacing w:lineRule="auto" w:line="360"/>
+        <w:rPr>
+          <w:rFonts w:ascii="Times New Roman" w:hAnsi="Times New Roman"/>
+          <w:sz w:val="24"/>
+          <w:szCs w:val="24"/>
+        </w:rPr>
+      </w:pPr>
+      <w:r>
+        <w:rPr>
+          <w:rFonts w:ascii="Times New Roman" w:hAnsi="Times New Roman"/>
+          <w:sz w:val="24"/>
+          <w:szCs w:val="24"/>
+        </w:rPr>
+        <w:t>Feature importance analysis was performed to identify the most influential customer attributes affecting laptop purchase prediction.</w:t>
+      </w:r>
+    </w:p>
+    <w:p>
+      <w:pPr>
+        <w:pStyle w:val="BodyText"/>
+        <w:spacing w:lineRule="auto" w:line="360"/>
+        <w:rPr>
+          <w:rFonts w:ascii="Times New Roman" w:hAnsi="Times New Roman"/>
+          <w:sz w:val="24"/>
+          <w:szCs w:val="24"/>
+        </w:rPr>
+      </w:pPr>
+      <w:r>
+        <w:rPr>
+          <w:rFonts w:ascii="Times New Roman" w:hAnsi="Times New Roman"/>
+          <w:sz w:val="24"/>
+          <w:szCs w:val="24"/>
+        </w:rPr>
+        <w:drawing>
+          <wp:anchor behindDoc="0" distT="0" distB="0" distL="0" distR="0" simplePos="0" locked="0" layoutInCell="0" allowOverlap="1" relativeHeight="14">
+            <wp:simplePos x="0" y="0"/>
+            <wp:positionH relativeFrom="column">
+              <wp:align>center</wp:align>
+            </wp:positionH>
+            <wp:positionV relativeFrom="paragraph">
+              <wp:posOffset>635</wp:posOffset>
+            </wp:positionV>
+            <wp:extent cx="5943600" cy="2962275"/>
+            <wp:effectExtent l="0" t="0" r="0" b="0"/>
+            <wp:wrapSquare wrapText="largest"/>
+            <wp:docPr id="13" name="Image10" descr=""/>
+            <wp:cNvGraphicFramePr>
+              <a:graphicFrameLocks xmlns:a="http://schemas.openxmlformats.org/drawingml/2006/main" noChangeAspect="1"/>
+            </wp:cNvGraphicFramePr>
+            <a:graphic xmlns:a="http://schemas.openxmlformats.org/drawingml/2006/main">
+              <a:graphicData uri="http://schemas.openxmlformats.org/drawingml/2006/picture">
+                <pic:pic xmlns:pic="http://schemas.openxmlformats.org/drawingml/2006/picture">
+                  <pic:nvPicPr>
+                    <pic:cNvPr id="13" name="Image10" descr=""/>
+                    <pic:cNvPicPr>
+                      <a:picLocks noChangeAspect="1" noChangeArrowheads="1"/>
+                    </pic:cNvPicPr>
+                  </pic:nvPicPr>
+                  <pic:blipFill>
+                    <a:blip r:embed="rId14"/>
+                    <a:stretch>
+                      <a:fillRect/>
+                    </a:stretch>
+                  </pic:blipFill>
+                  <pic:spPr bwMode="auto">
+                    <a:xfrm>
+                      <a:off x="0" y="0"/>
+                      <a:ext cx="5943600" cy="2962275"/>
+                    </a:xfrm>
+                    <a:prstGeom prst="rect">
+                      <a:avLst/>
+                    </a:prstGeom>
+                  </pic:spPr>
+                </pic:pic>
+              </a:graphicData>
+            </a:graphic>
+          </wp:anchor>
+        </w:drawing>
+      </w:r>
+    </w:p>
+    <w:p>
+      <w:pPr>
+        <w:pStyle w:val="Heading3"/>
+        <w:spacing w:lineRule="auto" w:line="360"/>
+        <w:jc w:val="center"/>
+        <w:rPr/>
+      </w:pPr>
+      <w:r>
+        <w:rPr>
+          <w:rStyle w:val="Strong"/>
+          <w:rFonts w:ascii="Times New Roman" w:hAnsi="Times New Roman"/>
+          <w:b/>
+          <w:bCs/>
+          <w:sz w:val="24"/>
+          <w:szCs w:val="24"/>
+        </w:rPr>
+        <w:t>Figure</w:t>
+      </w:r>
+      <w:r>
+        <w:rPr>
+          <w:rStyle w:val="Strong"/>
+          <w:rFonts w:ascii="Times New Roman" w:hAnsi="Times New Roman"/>
+          <w:b/>
+          <w:bCs/>
+          <w:sz w:val="24"/>
+          <w:szCs w:val="24"/>
+        </w:rPr>
+        <w:t xml:space="preserve"> 7.</w:t>
+      </w:r>
+      <w:r>
+        <w:rPr>
+          <w:rStyle w:val="Strong"/>
+          <w:rFonts w:ascii="Times New Roman" w:hAnsi="Times New Roman"/>
+          <w:b/>
+          <w:bCs/>
+          <w:sz w:val="24"/>
+          <w:szCs w:val="24"/>
+        </w:rPr>
+        <w:t>2</w:t>
+      </w:r>
+      <w:r>
+        <w:rPr>
+          <w:rStyle w:val="Strong"/>
+          <w:rFonts w:ascii="Times New Roman" w:hAnsi="Times New Roman"/>
+          <w:b/>
+          <w:bCs/>
+          <w:sz w:val="24"/>
+          <w:szCs w:val="24"/>
+        </w:rPr>
+        <w:t>: Feature Importance Ranking</w:t>
+      </w:r>
+    </w:p>
+    <w:p>
+      <w:pPr>
+        <w:pStyle w:val="Heading3"/>
+        <w:spacing w:lineRule="auto" w:line="360"/>
+        <w:rPr/>
+      </w:pPr>
+      <w:r>
+        <w:rPr>
+          <w:rStyle w:val="Strong"/>
+          <w:rFonts w:ascii="Times New Roman" w:hAnsi="Times New Roman"/>
+          <w:b/>
+          <w:bCs/>
+          <w:sz w:val="24"/>
+          <w:szCs w:val="24"/>
+        </w:rPr>
+        <w:t>Key Observations</w:t>
+      </w:r>
+    </w:p>
+    <w:p>
+      <w:pPr>
+        <w:pStyle w:val="BodyText"/>
+        <w:numPr>
+          <w:ilvl w:val="0"/>
+          <w:numId w:val="19"/>
+        </w:numPr>
+        <w:tabs>
+          <w:tab w:val="clear" w:pos="720"/>
+          <w:tab w:val="left" w:pos="0" w:leader="none"/>
+        </w:tabs>
+        <w:spacing w:lineRule="auto" w:line="360" w:before="0" w:after="0"/>
+        <w:ind w:hanging="283" w:left="709"/>
+        <w:rPr>
+          <w:rFonts w:ascii="Times New Roman" w:hAnsi="Times New Roman"/>
+          <w:sz w:val="24"/>
+          <w:szCs w:val="24"/>
+        </w:rPr>
+      </w:pPr>
+      <w:r>
+        <w:rPr>
+          <w:rFonts w:ascii="Times New Roman" w:hAnsi="Times New Roman"/>
+          <w:sz w:val="24"/>
+          <w:szCs w:val="24"/>
+        </w:rPr>
+        <w:t xml:space="preserve">Spending_Score is the dominant feature influencing laptop purchase prediction </w:t>
+      </w:r>
+    </w:p>
+    <w:p>
+      <w:pPr>
+        <w:pStyle w:val="BodyText"/>
+        <w:numPr>
+          <w:ilvl w:val="0"/>
+          <w:numId w:val="19"/>
+        </w:numPr>
+        <w:tabs>
+          <w:tab w:val="clear" w:pos="720"/>
+          <w:tab w:val="left" w:pos="0" w:leader="none"/>
+        </w:tabs>
+        <w:spacing w:lineRule="auto" w:line="360" w:before="0" w:after="0"/>
+        <w:ind w:hanging="283" w:left="709"/>
+        <w:rPr>
+          <w:rFonts w:ascii="Times New Roman" w:hAnsi="Times New Roman"/>
+          <w:sz w:val="24"/>
+          <w:szCs w:val="24"/>
+        </w:rPr>
+      </w:pPr>
+      <w:r>
+        <w:rPr>
+          <w:rFonts w:ascii="Times New Roman" w:hAnsi="Times New Roman"/>
+          <w:sz w:val="24"/>
+          <w:szCs w:val="24"/>
+        </w:rPr>
+        <w:t xml:space="preserve">Profession and marital status also significantly affect customer behavior </w:t>
+      </w:r>
+    </w:p>
+    <w:p>
+      <w:pPr>
+        <w:pStyle w:val="BodyText"/>
+        <w:numPr>
+          <w:ilvl w:val="0"/>
+          <w:numId w:val="19"/>
+        </w:numPr>
+        <w:tabs>
+          <w:tab w:val="clear" w:pos="720"/>
+          <w:tab w:val="left" w:pos="0" w:leader="none"/>
+        </w:tabs>
+        <w:spacing w:lineRule="auto" w:line="360"/>
+        <w:ind w:hanging="283" w:left="709"/>
+        <w:rPr>
+          <w:rFonts w:ascii="Times New Roman" w:hAnsi="Times New Roman"/>
+          <w:sz w:val="24"/>
+          <w:szCs w:val="24"/>
+        </w:rPr>
+      </w:pPr>
+      <w:r>
+        <w:rPr>
+          <w:rFonts w:ascii="Times New Roman" w:hAnsi="Times New Roman"/>
+          <w:sz w:val="24"/>
+          <w:szCs w:val="24"/>
+        </w:rPr>
+        <w:t xml:space="preserve">Gender and educational status have minimal impact on purchasing decisions </w:t>
+      </w:r>
+    </w:p>
+    <w:p>
+      <w:pPr>
+        <w:pStyle w:val="Heading3"/>
+        <w:spacing w:lineRule="auto" w:line="360"/>
+        <w:rPr/>
+      </w:pPr>
+      <w:r>
+        <w:rPr>
+          <w:rStyle w:val="Strong"/>
+          <w:rFonts w:ascii="Times New Roman" w:hAnsi="Times New Roman"/>
+          <w:b/>
+          <w:bCs/>
+          <w:sz w:val="24"/>
+          <w:szCs w:val="24"/>
+        </w:rPr>
+        <w:t>Business Implications</w:t>
+      </w:r>
+    </w:p>
+    <w:p>
+      <w:pPr>
+        <w:pStyle w:val="BodyText"/>
+        <w:numPr>
+          <w:ilvl w:val="0"/>
+          <w:numId w:val="20"/>
+        </w:numPr>
+        <w:tabs>
+          <w:tab w:val="clear" w:pos="720"/>
+          <w:tab w:val="left" w:pos="0" w:leader="none"/>
+        </w:tabs>
+        <w:spacing w:lineRule="auto" w:line="360" w:before="0" w:after="0"/>
+        <w:ind w:hanging="283" w:left="709"/>
+        <w:rPr>
+          <w:rFonts w:ascii="Times New Roman" w:hAnsi="Times New Roman"/>
+          <w:sz w:val="24"/>
+          <w:szCs w:val="24"/>
+        </w:rPr>
+      </w:pPr>
+      <w:r>
+        <w:rPr>
+          <w:rFonts w:ascii="Times New Roman" w:hAnsi="Times New Roman"/>
+          <w:sz w:val="24"/>
+          <w:szCs w:val="24"/>
+        </w:rPr>
+        <w:t xml:space="preserve">High-spending customers are more likely to purchase laptops </w:t>
+      </w:r>
+    </w:p>
+    <w:p>
+      <w:pPr>
+        <w:pStyle w:val="BodyText"/>
+        <w:numPr>
+          <w:ilvl w:val="0"/>
+          <w:numId w:val="20"/>
+        </w:numPr>
+        <w:tabs>
+          <w:tab w:val="clear" w:pos="720"/>
+          <w:tab w:val="left" w:pos="0" w:leader="none"/>
+        </w:tabs>
+        <w:spacing w:lineRule="auto" w:line="360" w:before="0" w:after="0"/>
+        <w:ind w:hanging="283" w:left="709"/>
+        <w:rPr>
+          <w:rFonts w:ascii="Times New Roman" w:hAnsi="Times New Roman"/>
+          <w:sz w:val="24"/>
+          <w:szCs w:val="24"/>
+        </w:rPr>
+      </w:pPr>
+      <w:r>
+        <w:rPr>
+          <w:rFonts w:ascii="Times New Roman" w:hAnsi="Times New Roman"/>
+          <w:sz w:val="24"/>
+          <w:szCs w:val="24"/>
+        </w:rPr>
+        <w:t xml:space="preserve">Marketing campaigns should prioritize customer spending behavior </w:t>
+      </w:r>
+    </w:p>
+    <w:p>
+      <w:pPr>
+        <w:pStyle w:val="BodyText"/>
+        <w:numPr>
+          <w:ilvl w:val="0"/>
+          <w:numId w:val="20"/>
+        </w:numPr>
+        <w:tabs>
+          <w:tab w:val="clear" w:pos="720"/>
+          <w:tab w:val="left" w:pos="0" w:leader="none"/>
+        </w:tabs>
+        <w:spacing w:lineRule="auto" w:line="360" w:before="0" w:after="0"/>
+        <w:ind w:hanging="283" w:left="709"/>
+        <w:rPr>
+          <w:rFonts w:ascii="Times New Roman" w:hAnsi="Times New Roman"/>
+          <w:sz w:val="24"/>
+          <w:szCs w:val="24"/>
+        </w:rPr>
+      </w:pPr>
+      <w:r>
+        <w:rPr>
+          <w:rFonts w:ascii="Times New Roman" w:hAnsi="Times New Roman"/>
+          <w:sz w:val="24"/>
+          <w:szCs w:val="24"/>
+        </w:rPr>
+        <w:t xml:space="preserve">Profession-based personalization can improve targeting strategies </w:t>
+      </w:r>
+    </w:p>
+    <w:p>
+      <w:pPr>
+        <w:pStyle w:val="BodyText"/>
+        <w:numPr>
+          <w:ilvl w:val="0"/>
+          <w:numId w:val="20"/>
+        </w:numPr>
+        <w:tabs>
+          <w:tab w:val="clear" w:pos="720"/>
+          <w:tab w:val="left" w:pos="0" w:leader="none"/>
+        </w:tabs>
+        <w:spacing w:lineRule="auto" w:line="360"/>
+        <w:ind w:hanging="283" w:left="709"/>
+        <w:rPr>
+          <w:rFonts w:ascii="Times New Roman" w:hAnsi="Times New Roman"/>
+          <w:sz w:val="24"/>
+          <w:szCs w:val="24"/>
+        </w:rPr>
+      </w:pPr>
+      <w:r>
+        <w:rPr>
+          <w:rFonts w:ascii="Times New Roman" w:hAnsi="Times New Roman"/>
+          <w:sz w:val="24"/>
+          <w:szCs w:val="24"/>
+        </w:rPr>
+        <w:t xml:space="preserve">Accurate Spending_Score data collection is critical for prediction quality </w:t>
+      </w:r>
+    </w:p>
+    <w:p>
+      <w:pPr>
+        <w:pStyle w:val="Normal"/>
+        <w:spacing w:lineRule="auto" w:line="360" w:before="0" w:after="15"/>
+        <w:jc w:val="both"/>
+        <w:rPr>
+          <w:sz w:val="24"/>
+          <w:szCs w:val="24"/>
+        </w:rPr>
+      </w:pPr>
+      <w:r>
+        <w:rPr/>
+      </w:r>
+    </w:p>
+    <w:p>
+      <w:pPr>
+        <w:pStyle w:val="Normal"/>
+        <w:spacing w:lineRule="auto" w:line="360" w:before="0" w:after="15"/>
+        <w:jc w:val="both"/>
+        <w:rPr>
           <w:rFonts w:ascii="Times New Roman" w:hAnsi="Times New Roman" w:eastAsia="Times New Roman" w:cs="Times New Roman"/>
           <w:iCs/>
           <w:color w:val="000000"/>
@@ -14933,10 +19099,339 @@
     </w:p>
     <w:p>
       <w:pPr>
+        <w:pStyle w:val="NoSpacing"/>
+        <w:spacing w:lineRule="auto" w:line="360"/>
+        <w:jc w:val="both"/>
+        <w:rPr>
+          <w:rFonts w:ascii="Times New Roman" w:hAnsi="Times New Roman" w:cs="Times New Roman"/>
+          <w:b/>
+          <w:sz w:val="24"/>
+          <w:szCs w:val="24"/>
+        </w:rPr>
+      </w:pPr>
+      <w:r>
+        <w:rPr>
+          <w:rFonts w:cs="Times New Roman" w:ascii="Times New Roman" w:hAnsi="Times New Roman"/>
+          <w:b/>
+          <w:sz w:val="24"/>
+          <w:szCs w:val="24"/>
+        </w:rPr>
+      </w:r>
+      <w:r>
+        <w:br w:type="page"/>
+      </w:r>
+    </w:p>
+    <w:p>
+      <w:pPr>
+        <w:pStyle w:val="NoSpacing"/>
+        <w:spacing w:lineRule="auto" w:line="360" w:before="0" w:after="0"/>
+        <w:jc w:val="both"/>
+        <w:rPr>
+          <w:sz w:val="28"/>
+          <w:szCs w:val="28"/>
+        </w:rPr>
+      </w:pPr>
+      <w:r>
+        <w:rPr>
+          <w:rFonts w:cs="Times New Roman" w:ascii="Times New Roman" w:hAnsi="Times New Roman"/>
+          <w:b/>
+          <w:sz w:val="28"/>
+          <w:szCs w:val="28"/>
+        </w:rPr>
+        <w:t xml:space="preserve">8. Discussion </w:t>
+      </w:r>
+    </w:p>
+    <w:p>
+      <w:pPr>
+        <w:pStyle w:val="NoSpacing"/>
+        <w:spacing w:lineRule="auto" w:line="360"/>
+        <w:jc w:val="both"/>
+        <w:rPr>
+          <w:sz w:val="26"/>
+          <w:szCs w:val="26"/>
+        </w:rPr>
+      </w:pPr>
+      <w:r>
+        <w:rPr>
+          <w:rFonts w:cs="Times New Roman" w:ascii="Times New Roman" w:hAnsi="Times New Roman"/>
+          <w:b/>
+          <w:sz w:val="26"/>
+          <w:szCs w:val="26"/>
+        </w:rPr>
+        <w:t xml:space="preserve">8.1 Comparison of Results </w:t>
+      </w:r>
+    </w:p>
+    <w:p>
+      <w:pPr>
+        <w:pStyle w:val="NoSpacing"/>
+        <w:spacing w:lineRule="auto" w:line="360"/>
+        <w:jc w:val="both"/>
+        <w:rPr>
+          <w:sz w:val="24"/>
+          <w:szCs w:val="24"/>
+        </w:rPr>
+      </w:pPr>
+      <w:r>
+        <w:rPr>
+          <w:rFonts w:cs="Times New Roman" w:ascii="Times New Roman" w:hAnsi="Times New Roman"/>
+          <w:sz w:val="24"/>
+          <w:szCs w:val="24"/>
+        </w:rPr>
+        <w:t>The trained models, including the K-Means clustering model, Random Forest classifier, scaler, and categorical encoders, were saved using the pickle library.</w:t>
+      </w:r>
+    </w:p>
+    <w:p>
+      <w:pPr>
+        <w:pStyle w:val="NoSpacing"/>
+        <w:spacing w:lineRule="auto" w:line="360"/>
+        <w:jc w:val="both"/>
+        <w:rPr>
+          <w:sz w:val="24"/>
+          <w:szCs w:val="24"/>
+        </w:rPr>
+      </w:pPr>
+      <w:r>
+        <w:rPr>
+          <w:rFonts w:cs="Times New Roman" w:ascii="Times New Roman" w:hAnsi="Times New Roman"/>
+          <w:sz w:val="24"/>
+          <w:szCs w:val="24"/>
+        </w:rPr>
+        <w:t>This approach allows the system to persist trained models and reuse them without the need for retraining during every execution. As a result, it significantly improves efficiency, reduces computation time, and enables seamless integration of the machine learning models into the application for real-time predictions.</w:t>
+      </w:r>
+    </w:p>
+    <w:p>
+      <w:pPr>
+        <w:pStyle w:val="NoSpacing"/>
+        <w:spacing w:lineRule="auto" w:line="360"/>
+        <w:jc w:val="both"/>
+        <w:rPr>
+          <w:rFonts w:ascii="Times New Roman" w:hAnsi="Times New Roman" w:cs="Times New Roman"/>
+          <w:b/>
+          <w:sz w:val="24"/>
+          <w:szCs w:val="24"/>
+        </w:rPr>
+      </w:pPr>
+      <w:r>
+        <w:rPr>
+          <w:rFonts w:cs="Times New Roman" w:ascii="Times New Roman" w:hAnsi="Times New Roman"/>
+          <w:b/>
+          <w:sz w:val="24"/>
+          <w:szCs w:val="24"/>
+        </w:rPr>
+      </w:r>
+    </w:p>
+    <w:p>
+      <w:pPr>
+        <w:pStyle w:val="NoSpacing"/>
+        <w:spacing w:lineRule="auto" w:line="360"/>
+        <w:jc w:val="both"/>
+        <w:rPr>
+          <w:sz w:val="26"/>
+          <w:szCs w:val="26"/>
+        </w:rPr>
+      </w:pPr>
+      <w:r>
+        <w:rPr>
+          <w:rFonts w:cs="Times New Roman" w:ascii="Times New Roman" w:hAnsi="Times New Roman"/>
+          <w:b/>
+          <w:sz w:val="26"/>
+          <w:szCs w:val="26"/>
+        </w:rPr>
+        <w:t xml:space="preserve">8.2 Limitations </w:t>
+      </w:r>
+    </w:p>
+    <w:p>
+      <w:pPr>
+        <w:pStyle w:val="NoSpacing"/>
+        <w:spacing w:lineRule="auto" w:line="360"/>
+        <w:jc w:val="both"/>
+        <w:rPr>
+          <w:sz w:val="24"/>
+          <w:szCs w:val="24"/>
+        </w:rPr>
+      </w:pPr>
+      <w:r>
+        <w:rPr>
+          <w:rFonts w:cs="Times New Roman" w:ascii="Times New Roman" w:hAnsi="Times New Roman"/>
+          <w:sz w:val="24"/>
+          <w:szCs w:val="24"/>
+        </w:rPr>
+        <w:t>A FastAPI application was developed to expose the machine learning models through a RESTful API. This enables real-time interaction between the trained models and external applications. The API accepts user input in JSON format, applies the same preprocessing steps used during model training (including encoding and scaling), and then feeds the processed data into the trained models. The system returns both the cluster prediction (customer segment) and the laptop purchase prediction as a structured JSON response. This integration ensures that the machine learning pipeline is fully deployable and can be accessed efficiently for real-time predictions.</w:t>
+      </w:r>
+    </w:p>
+    <w:p>
+      <w:pPr>
+        <w:pStyle w:val="NoSpacing"/>
+        <w:spacing w:lineRule="auto" w:line="360"/>
+        <w:jc w:val="both"/>
+        <w:rPr>
+          <w:rFonts w:ascii="Times New Roman" w:hAnsi="Times New Roman" w:cs="Times New Roman"/>
+          <w:b/>
+          <w:sz w:val="24"/>
+          <w:szCs w:val="24"/>
+        </w:rPr>
+      </w:pPr>
+      <w:r>
+        <w:rPr>
+          <w:rFonts w:cs="Times New Roman" w:ascii="Times New Roman" w:hAnsi="Times New Roman"/>
+          <w:b/>
+          <w:sz w:val="24"/>
+          <w:szCs w:val="24"/>
+        </w:rPr>
+      </w:r>
+    </w:p>
+    <w:p>
+      <w:pPr>
         <w:pStyle w:val="Normal"/>
         <w:spacing w:lineRule="auto" w:line="360" w:before="0" w:after="15"/>
         <w:jc w:val="both"/>
         <w:rPr>
+          <w:sz w:val="24"/>
+          <w:szCs w:val="24"/>
+        </w:rPr>
+      </w:pPr>
+      <w:r>
+        <w:rPr>
+          <w:rFonts w:cs="Times New Roman" w:ascii="Times New Roman" w:hAnsi="Times New Roman"/>
+          <w:b/>
+          <w:sz w:val="24"/>
+          <w:szCs w:val="24"/>
+        </w:rPr>
+        <w:t>8.3 Future Improvements</w:t>
+      </w:r>
+    </w:p>
+    <w:p>
+      <w:pPr>
+        <w:pStyle w:val="Normal"/>
+        <w:spacing w:lineRule="auto" w:line="360" w:before="0" w:after="15"/>
+        <w:jc w:val="both"/>
+        <w:rPr>
+          <w:sz w:val="24"/>
+          <w:szCs w:val="24"/>
+        </w:rPr>
+      </w:pPr>
+      <w:r>
+        <w:rPr>
+          <w:rFonts w:eastAsia="Times New Roman" w:cs="Times New Roman" w:ascii="Times New Roman" w:hAnsi="Times New Roman"/>
+          <w:iCs/>
+          <w:color w:val="000000"/>
+          <w:sz w:val="24"/>
+          <w:szCs w:val="24"/>
+        </w:rPr>
+        <w:t>When a user sends input to the API, the system follows a structured sequence of steps to generate predictions:Input data is received through the API endpoint in JSON format.</w:t>
+      </w:r>
+    </w:p>
+    <w:p>
+      <w:pPr>
+        <w:pStyle w:val="Normal"/>
+        <w:spacing w:lineRule="auto" w:line="360" w:before="0" w:after="15"/>
+        <w:jc w:val="both"/>
+        <w:rPr>
+          <w:sz w:val="24"/>
+          <w:szCs w:val="24"/>
+        </w:rPr>
+      </w:pPr>
+      <w:r>
+        <w:rPr>
+          <w:rFonts w:eastAsia="Times New Roman" w:cs="Times New Roman" w:ascii="Times New Roman" w:hAnsi="Times New Roman"/>
+          <w:iCs/>
+          <w:color w:val="000000"/>
+          <w:sz w:val="24"/>
+          <w:szCs w:val="24"/>
+        </w:rPr>
+        <w:t>The input values are validated and converted into the required data structure.</w:t>
+      </w:r>
+    </w:p>
+    <w:p>
+      <w:pPr>
+        <w:pStyle w:val="Normal"/>
+        <w:spacing w:lineRule="auto" w:line="360" w:before="0" w:after="15"/>
+        <w:jc w:val="both"/>
+        <w:rPr>
+          <w:sz w:val="24"/>
+          <w:szCs w:val="24"/>
+        </w:rPr>
+      </w:pPr>
+      <w:r>
+        <w:rPr>
+          <w:rFonts w:eastAsia="Times New Roman" w:cs="Times New Roman" w:ascii="Times New Roman" w:hAnsi="Times New Roman"/>
+          <w:iCs/>
+          <w:color w:val="000000"/>
+          <w:sz w:val="24"/>
+          <w:szCs w:val="24"/>
+        </w:rPr>
+        <w:t>Preprocessing steps such as encoding and feature scaling are applied to ensure consistency with the training data.</w:t>
+      </w:r>
+    </w:p>
+    <w:p>
+      <w:pPr>
+        <w:pStyle w:val="Normal"/>
+        <w:spacing w:lineRule="auto" w:line="360" w:before="0" w:after="15"/>
+        <w:jc w:val="both"/>
+        <w:rPr>
+          <w:sz w:val="24"/>
+          <w:szCs w:val="24"/>
+        </w:rPr>
+      </w:pPr>
+      <w:r>
+        <w:rPr>
+          <w:rFonts w:eastAsia="Times New Roman" w:cs="Times New Roman" w:ascii="Times New Roman" w:hAnsi="Times New Roman"/>
+          <w:iCs/>
+          <w:color w:val="000000"/>
+          <w:sz w:val="24"/>
+          <w:szCs w:val="24"/>
+        </w:rPr>
+        <w:t>The K-Means model predicts the customer cluster based on the processed input.</w:t>
+      </w:r>
+    </w:p>
+    <w:p>
+      <w:pPr>
+        <w:pStyle w:val="Normal"/>
+        <w:spacing w:lineRule="auto" w:line="360" w:before="0" w:after="15"/>
+        <w:jc w:val="both"/>
+        <w:rPr>
+          <w:sz w:val="24"/>
+          <w:szCs w:val="24"/>
+        </w:rPr>
+      </w:pPr>
+      <w:r>
+        <w:rPr>
+          <w:rFonts w:eastAsia="Times New Roman" w:cs="Times New Roman" w:ascii="Times New Roman" w:hAnsi="Times New Roman"/>
+          <w:iCs/>
+          <w:color w:val="000000"/>
+          <w:sz w:val="24"/>
+          <w:szCs w:val="24"/>
+        </w:rPr>
+        <w:t>The Random Forest classifier predicts whether the customer is likely to purchase a laptop.</w:t>
+      </w:r>
+    </w:p>
+    <w:p>
+      <w:pPr>
+        <w:pStyle w:val="Normal"/>
+        <w:spacing w:lineRule="auto" w:line="360" w:before="0" w:after="15"/>
+        <w:jc w:val="both"/>
+        <w:rPr>
+          <w:sz w:val="24"/>
+          <w:szCs w:val="24"/>
+        </w:rPr>
+      </w:pPr>
+      <w:r>
+        <w:rPr>
+          <w:rFonts w:eastAsia="Times New Roman" w:cs="Times New Roman" w:ascii="Times New Roman" w:hAnsi="Times New Roman"/>
+          <w:iCs/>
+          <w:color w:val="000000"/>
+          <w:sz w:val="24"/>
+          <w:szCs w:val="24"/>
+        </w:rPr>
+        <w:t>The final results are combined and returned to the user in JSON format.</w:t>
+      </w:r>
+    </w:p>
+    <w:p>
+      <w:pPr>
+        <w:pStyle w:val="Normal"/>
+        <w:spacing w:lineRule="auto" w:line="360" w:before="0" w:after="15"/>
+        <w:jc w:val="both"/>
+        <w:rPr>
           <w:rFonts w:ascii="Times New Roman" w:hAnsi="Times New Roman" w:eastAsia="Times New Roman" w:cs="Times New Roman"/>
           <w:iCs/>
           <w:color w:val="000000"/>
@@ -14960,9 +19455,6 @@
         <w:spacing w:lineRule="auto" w:line="360" w:before="0" w:after="15"/>
         <w:jc w:val="both"/>
         <w:rPr>
-          <w:rFonts w:ascii="Times New Roman" w:hAnsi="Times New Roman" w:eastAsia="Times New Roman" w:cs="Times New Roman"/>
-          <w:iCs/>
-          <w:color w:val="000000"/>
           <w:sz w:val="24"/>
           <w:szCs w:val="24"/>
         </w:rPr>
@@ -14975,6 +19467,7 @@
           <w:sz w:val="24"/>
           <w:szCs w:val="24"/>
         </w:rPr>
+        <w:t>This workflow enables the system to function as a real-time prediction service, making it suitable for practical deployment and real-world use case</w:t>
       </w:r>
     </w:p>
     <w:p>
@@ -14983,183 +19476,21 @@
         <w:spacing w:lineRule="auto" w:line="360" w:before="0" w:after="15"/>
         <w:jc w:val="both"/>
         <w:rPr>
-          <w:rFonts w:ascii="Times New Roman" w:hAnsi="Times New Roman" w:eastAsia="Times New Roman" w:cs="Times New Roman"/>
-          <w:iCs/>
-          <w:color w:val="000000"/>
-          <w:sz w:val="24"/>
-          <w:szCs w:val="24"/>
-        </w:rPr>
-      </w:pPr>
-      <w:r>
-        <w:rPr>
-          <w:rFonts w:eastAsia="Times New Roman" w:cs="Times New Roman" w:ascii="Times New Roman" w:hAnsi="Times New Roman"/>
-          <w:iCs/>
-          <w:color w:val="000000"/>
-          <w:sz w:val="24"/>
-          <w:szCs w:val="24"/>
-        </w:rPr>
-      </w:r>
-    </w:p>
-    <w:p>
-      <w:pPr>
-        <w:pStyle w:val="Normal"/>
-        <w:spacing w:lineRule="auto" w:line="360" w:before="0" w:after="15"/>
-        <w:jc w:val="both"/>
-        <w:rPr>
-          <w:rFonts w:ascii="Times New Roman" w:hAnsi="Times New Roman" w:eastAsia="Times New Roman" w:cs="Times New Roman"/>
-          <w:iCs/>
-          <w:color w:val="000000"/>
-          <w:sz w:val="24"/>
-          <w:szCs w:val="24"/>
-        </w:rPr>
-      </w:pPr>
-      <w:r>
-        <w:rPr>
-          <w:rFonts w:eastAsia="Times New Roman" w:cs="Times New Roman" w:ascii="Times New Roman" w:hAnsi="Times New Roman"/>
-          <w:iCs/>
-          <w:color w:val="000000"/>
-          <w:sz w:val="24"/>
-          <w:szCs w:val="24"/>
-        </w:rPr>
-      </w:r>
-    </w:p>
-    <w:p>
-      <w:pPr>
-        <w:pStyle w:val="Normal"/>
-        <w:spacing w:lineRule="auto" w:line="360" w:before="0" w:after="15"/>
-        <w:jc w:val="both"/>
-        <w:rPr>
-          <w:rFonts w:ascii="Times New Roman" w:hAnsi="Times New Roman" w:eastAsia="Times New Roman" w:cs="Times New Roman"/>
-          <w:iCs/>
-          <w:color w:val="000000"/>
-          <w:sz w:val="24"/>
-          <w:szCs w:val="24"/>
-        </w:rPr>
-      </w:pPr>
-      <w:r>
-        <w:rPr>
-          <w:rFonts w:eastAsia="Times New Roman" w:cs="Times New Roman" w:ascii="Times New Roman" w:hAnsi="Times New Roman"/>
-          <w:iCs/>
-          <w:color w:val="000000"/>
-          <w:sz w:val="24"/>
-          <w:szCs w:val="24"/>
-        </w:rPr>
-      </w:r>
-    </w:p>
-    <w:p>
-      <w:pPr>
-        <w:pStyle w:val="Normal"/>
-        <w:spacing w:lineRule="auto" w:line="360" w:before="0" w:after="15"/>
-        <w:jc w:val="both"/>
-        <w:rPr>
-          <w:rFonts w:ascii="Times New Roman" w:hAnsi="Times New Roman" w:eastAsia="Times New Roman" w:cs="Times New Roman"/>
-          <w:iCs/>
-          <w:color w:val="000000"/>
-          <w:sz w:val="24"/>
-          <w:szCs w:val="24"/>
-        </w:rPr>
-      </w:pPr>
-      <w:r>
-        <w:rPr>
-          <w:rFonts w:eastAsia="Times New Roman" w:cs="Times New Roman" w:ascii="Times New Roman" w:hAnsi="Times New Roman"/>
-          <w:iCs/>
-          <w:color w:val="000000"/>
-          <w:sz w:val="24"/>
-          <w:szCs w:val="24"/>
-        </w:rPr>
-      </w:r>
-    </w:p>
-    <w:p>
-      <w:pPr>
-        <w:pStyle w:val="Normal"/>
-        <w:spacing w:lineRule="auto" w:line="360" w:before="0" w:after="15"/>
-        <w:jc w:val="both"/>
-        <w:rPr>
-          <w:rFonts w:ascii="Times New Roman" w:hAnsi="Times New Roman" w:eastAsia="Times New Roman" w:cs="Times New Roman"/>
-          <w:iCs/>
-          <w:color w:val="000000"/>
-          <w:sz w:val="24"/>
-          <w:szCs w:val="24"/>
-        </w:rPr>
-      </w:pPr>
-      <w:r>
-        <w:rPr>
-          <w:rFonts w:eastAsia="Times New Roman" w:cs="Times New Roman" w:ascii="Times New Roman" w:hAnsi="Times New Roman"/>
-          <w:iCs/>
-          <w:color w:val="000000"/>
-          <w:sz w:val="24"/>
-          <w:szCs w:val="24"/>
-        </w:rPr>
-      </w:r>
-    </w:p>
-    <w:p>
-      <w:pPr>
-        <w:pStyle w:val="Normal"/>
-        <w:spacing w:lineRule="auto" w:line="360" w:before="0" w:after="15"/>
-        <w:jc w:val="both"/>
-        <w:rPr>
-          <w:rFonts w:ascii="Times New Roman" w:hAnsi="Times New Roman" w:eastAsia="Times New Roman" w:cs="Times New Roman"/>
-          <w:iCs/>
-          <w:color w:val="000000"/>
-          <w:sz w:val="24"/>
-          <w:szCs w:val="24"/>
-        </w:rPr>
-      </w:pPr>
-      <w:r>
-        <w:rPr>
-          <w:rFonts w:eastAsia="Times New Roman" w:cs="Times New Roman" w:ascii="Times New Roman" w:hAnsi="Times New Roman"/>
-          <w:iCs/>
-          <w:color w:val="000000"/>
-          <w:sz w:val="24"/>
-          <w:szCs w:val="24"/>
-        </w:rPr>
-      </w:r>
-    </w:p>
-    <w:p>
-      <w:pPr>
-        <w:pStyle w:val="Normal"/>
-        <w:spacing w:lineRule="auto" w:line="360" w:before="0" w:after="15"/>
-        <w:jc w:val="both"/>
-        <w:rPr>
-          <w:rFonts w:ascii="Times New Roman" w:hAnsi="Times New Roman" w:eastAsia="Times New Roman" w:cs="Times New Roman"/>
-          <w:iCs/>
-          <w:color w:val="000000"/>
-          <w:sz w:val="24"/>
-          <w:szCs w:val="24"/>
-        </w:rPr>
-      </w:pPr>
-      <w:r>
-        <w:rPr>
-          <w:rFonts w:eastAsia="Times New Roman" w:cs="Times New Roman" w:ascii="Times New Roman" w:hAnsi="Times New Roman"/>
-          <w:iCs/>
-          <w:color w:val="000000"/>
-          <w:sz w:val="24"/>
-          <w:szCs w:val="24"/>
-        </w:rPr>
-      </w:r>
-    </w:p>
-    <w:p>
-      <w:pPr>
-        <w:pStyle w:val="Normal"/>
-        <w:spacing w:lineRule="auto" w:line="360" w:before="0" w:after="15"/>
-        <w:jc w:val="both"/>
-        <w:rPr>
-          <w:rFonts w:ascii="Times New Roman" w:hAnsi="Times New Roman" w:eastAsia="Times New Roman" w:cs="Times New Roman"/>
-          <w:iCs/>
-          <w:color w:val="000000"/>
-          <w:sz w:val="24"/>
-          <w:szCs w:val="24"/>
-        </w:rPr>
-      </w:pPr>
-      <w:r>
-        <w:rPr>
-          <w:rFonts w:eastAsia="Times New Roman" w:cs="Times New Roman" w:ascii="Times New Roman" w:hAnsi="Times New Roman"/>
-          <w:iCs/>
-          <w:color w:val="000000"/>
-          <w:sz w:val="24"/>
-          <w:szCs w:val="24"/>
-        </w:rPr>
-      </w:r>
+          <w:sz w:val="24"/>
+          <w:szCs w:val="24"/>
+        </w:rPr>
+      </w:pPr>
+      <w:r>
+        <w:rPr>
+          <w:rFonts w:cs="Times New Roman" w:ascii="Times New Roman" w:hAnsi="Times New Roman"/>
+          <w:b/>
+          <w:sz w:val="24"/>
+          <w:szCs w:val="24"/>
+        </w:rPr>
+        <w:t>9. Conclusion</w:t>
+      </w:r>
+      <w:bookmarkStart w:id="1" w:name="_GoBack"/>
+      <w:bookmarkEnd w:id="1"/>
     </w:p>
     <w:p>
       <w:pPr>
@@ -15167,18 +19498,17 @@
         <w:spacing w:lineRule="auto" w:line="360"/>
         <w:jc w:val="both"/>
         <w:rPr>
-          <w:rFonts w:ascii="Times New Roman" w:hAnsi="Times New Roman" w:cs="Times New Roman"/>
-          <w:b/>
-        </w:rPr>
-      </w:pPr>
-      <w:r>
-        <w:rPr>
-          <w:sz w:val="24"/>
-          <w:szCs w:val="24"/>
-        </w:rPr>
-      </w:r>
-      <w:r>
-        <w:br w:type="page"/>
+          <w:sz w:val="24"/>
+          <w:szCs w:val="24"/>
+        </w:rPr>
+      </w:pPr>
+      <w:r>
+        <w:rPr>
+          <w:rFonts w:cs="Times New Roman" w:ascii="Times New Roman" w:hAnsi="Times New Roman"/>
+          <w:sz w:val="24"/>
+          <w:szCs w:val="24"/>
+        </w:rPr>
+        <w:t>This project successfully implemented a complete machine learning pipeline for customer segmentation and laptop purchase prediction. It combined unsupervised learning (K-Means clustering) and supervised learning (Random Forest classification) to analyze customer behavior and predict purchasing decisions based on demographic and behavioral attributes.</w:t>
       </w:r>
     </w:p>
     <w:p>
@@ -15187,185 +19517,14 @@
         <w:spacing w:lineRule="auto" w:line="360"/>
         <w:jc w:val="both"/>
         <w:rPr>
-          <w:sz w:val="28"/>
-          <w:szCs w:val="28"/>
+          <w:rFonts w:ascii="Times New Roman" w:hAnsi="Times New Roman" w:cs="Times New Roman"/>
+          <w:sz w:val="24"/>
+          <w:szCs w:val="24"/>
         </w:rPr>
       </w:pPr>
       <w:r>
         <w:rPr>
           <w:rFonts w:cs="Times New Roman" w:ascii="Times New Roman" w:hAnsi="Times New Roman"/>
-          <w:b/>
-          <w:sz w:val="28"/>
-          <w:szCs w:val="28"/>
-        </w:rPr>
-        <w:t>7. Classification</w:t>
-      </w:r>
-    </w:p>
-    <w:p>
-      <w:pPr>
-        <w:pStyle w:val="Normal"/>
-        <w:spacing w:lineRule="auto" w:line="360" w:before="0" w:after="15"/>
-        <w:jc w:val="both"/>
-        <w:rPr>
-          <w:sz w:val="26"/>
-          <w:szCs w:val="26"/>
-        </w:rPr>
-      </w:pPr>
-      <w:r>
-        <w:rPr>
-          <w:rFonts w:cs="Times New Roman" w:ascii="Times New Roman" w:hAnsi="Times New Roman"/>
-          <w:b/>
-          <w:sz w:val="26"/>
-          <w:szCs w:val="26"/>
-        </w:rPr>
-        <w:t>7.1 Random Forest Overview</w:t>
-      </w:r>
-    </w:p>
-    <w:p>
-      <w:pPr>
-        <w:pStyle w:val="Normal"/>
-        <w:spacing w:lineRule="auto" w:line="360" w:before="0" w:after="15"/>
-        <w:jc w:val="both"/>
-        <w:rPr>
-          <w:sz w:val="24"/>
-          <w:szCs w:val="24"/>
-        </w:rPr>
-      </w:pPr>
-      <w:r>
-        <w:rPr>
-          <w:rFonts w:eastAsia="Times New Roman" w:cs="Times New Roman" w:ascii="Times New Roman" w:hAnsi="Times New Roman"/>
-          <w:iCs/>
-          <w:color w:val="000000"/>
-          <w:sz w:val="24"/>
-          <w:szCs w:val="24"/>
-        </w:rPr>
-        <w:t>Random Forest is an ensemble learning algorithm used for classification tasks that builds multiple decision trees and combines their outputs to improve prediction accuracy. Each decision tree is trained on a random subset of the data using a technique called bootstrap sampling, and a random subset of features is considered at each split.</w:t>
-      </w:r>
-    </w:p>
-    <w:p>
-      <w:pPr>
-        <w:pStyle w:val="Normal"/>
-        <w:spacing w:lineRule="auto" w:line="360" w:before="0" w:after="15"/>
-        <w:jc w:val="both"/>
-        <w:rPr>
-          <w:sz w:val="24"/>
-          <w:szCs w:val="24"/>
-        </w:rPr>
-      </w:pPr>
-      <w:r>
-        <w:rPr>
-          <w:rFonts w:eastAsia="Times New Roman" w:cs="Times New Roman" w:ascii="Times New Roman" w:hAnsi="Times New Roman"/>
-          <w:iCs/>
-          <w:color w:val="000000"/>
-          <w:sz w:val="24"/>
-          <w:szCs w:val="24"/>
-        </w:rPr>
-        <w:t>The final prediction is determined through majority voting, where the class predicted by the highest number of trees is selected as the output. This ensemble approach reduces overfitting, improves generalization, and increases model stability compared to a single decision tree.</w:t>
-      </w:r>
-    </w:p>
-    <w:p>
-      <w:pPr>
-        <w:pStyle w:val="Normal"/>
-        <w:spacing w:lineRule="auto" w:line="360" w:before="0" w:after="15"/>
-        <w:jc w:val="both"/>
-        <w:rPr>
-          <w:rFonts w:ascii="Times New Roman" w:hAnsi="Times New Roman" w:eastAsia="Times New Roman" w:cs="Times New Roman"/>
-          <w:iCs/>
-          <w:color w:val="000000"/>
-          <w:sz w:val="24"/>
-          <w:szCs w:val="24"/>
-        </w:rPr>
-      </w:pPr>
-      <w:r>
-        <w:rPr>
-          <w:rFonts w:eastAsia="Times New Roman" w:cs="Times New Roman" w:ascii="Times New Roman" w:hAnsi="Times New Roman"/>
-          <w:iCs/>
-          <w:color w:val="000000"/>
-          <w:sz w:val="24"/>
-          <w:szCs w:val="24"/>
-        </w:rPr>
-      </w:r>
-    </w:p>
-    <w:p>
-      <w:pPr>
-        <w:pStyle w:val="Normal"/>
-        <w:spacing w:lineRule="auto" w:line="360" w:before="0" w:after="15"/>
-        <w:jc w:val="both"/>
-        <w:rPr>
-          <w:sz w:val="24"/>
-          <w:szCs w:val="24"/>
-        </w:rPr>
-      </w:pPr>
-      <w:r>
-        <w:rPr>
-          <w:rFonts w:cs="Times New Roman" w:ascii="Times New Roman" w:hAnsi="Times New Roman"/>
-          <w:b/>
-          <w:sz w:val="24"/>
-          <w:szCs w:val="24"/>
-        </w:rPr>
-        <w:t>7.2 Data Preparation</w:t>
-      </w:r>
-    </w:p>
-    <w:p>
-      <w:pPr>
-        <w:pStyle w:val="Normal"/>
-        <w:spacing w:lineRule="auto" w:line="360" w:before="0" w:after="15"/>
-        <w:jc w:val="both"/>
-        <w:rPr>
-          <w:sz w:val="24"/>
-          <w:szCs w:val="24"/>
-        </w:rPr>
-      </w:pPr>
-      <w:r>
-        <w:rPr>
-          <w:rFonts w:eastAsia="Times New Roman" w:cs="Times New Roman" w:ascii="Times New Roman" w:hAnsi="Times New Roman"/>
-          <w:iCs/>
-          <w:color w:val="000000"/>
-          <w:sz w:val="24"/>
-          <w:szCs w:val="24"/>
-        </w:rPr>
-        <w:t>For the classification task, the input features were separated from the target variable BuyLaptop. The dataset was then divided into training and testing sets using an 80/20 split ratio to evaluate model performance on unseen data.</w:t>
-      </w:r>
-    </w:p>
-    <w:p>
-      <w:pPr>
-        <w:pStyle w:val="Normal"/>
-        <w:spacing w:lineRule="auto" w:line="360" w:before="0" w:after="15"/>
-        <w:jc w:val="both"/>
-        <w:rPr>
-          <w:sz w:val="24"/>
-          <w:szCs w:val="24"/>
-        </w:rPr>
-      </w:pPr>
-      <w:r>
-        <w:rPr>
-          <w:rFonts w:eastAsia="Times New Roman" w:cs="Times New Roman" w:ascii="Times New Roman" w:hAnsi="Times New Roman"/>
-          <w:iCs/>
-          <w:color w:val="000000"/>
-          <w:sz w:val="24"/>
-          <w:szCs w:val="24"/>
-        </w:rPr>
-        <w:t>To ensure that the distribution of classes remained consistent across both sets, stratified sampling was applied. This technique preserves the original class proportions in both training and testing datasets, which is particularly important for handling potential class imbalance and improving the reliability of evaluation results.</w:t>
-      </w:r>
-    </w:p>
-    <w:p>
-      <w:pPr>
-        <w:pStyle w:val="Normal"/>
-        <w:spacing w:lineRule="auto" w:line="360" w:before="0" w:after="15"/>
-        <w:jc w:val="both"/>
-        <w:rPr>
-          <w:rFonts w:ascii="Times New Roman" w:hAnsi="Times New Roman" w:eastAsia="Times New Roman" w:cs="Times New Roman"/>
-          <w:iCs/>
-          <w:color w:val="000000"/>
-          <w:sz w:val="24"/>
-          <w:szCs w:val="24"/>
-        </w:rPr>
-      </w:pPr>
-      <w:r>
-        <w:rPr>
-          <w:rFonts w:eastAsia="Times New Roman" w:cs="Times New Roman" w:ascii="Times New Roman" w:hAnsi="Times New Roman"/>
-          <w:iCs/>
-          <w:color w:val="000000"/>
           <w:sz w:val="24"/>
           <w:szCs w:val="24"/>
         </w:rPr>
@@ -15384,11 +19543,10 @@
       <w:r>
         <w:rPr>
           <w:rFonts w:cs="Times New Roman" w:ascii="Times New Roman" w:hAnsi="Times New Roman"/>
-          <w:b/>
-          <w:sz w:val="24"/>
-          <w:szCs w:val="24"/>
-        </w:rPr>
-        <w:t xml:space="preserve">7.3 Model Training </w:t>
+          <w:sz w:val="24"/>
+          <w:szCs w:val="24"/>
+        </w:rPr>
+        <w:t>The K-Means clustering algorithm effectively grouped customers into distinct segments based on similarities in features such as age, spending score, profession, and family size. These segments provided meaningful insights into different customer categories, including high, moderate, and low-spending groups. This segmentation enhances the understanding of customer behavior patterns and supports the development of targeted marketing strategies.</w:t>
       </w:r>
     </w:p>
     <w:p>
@@ -15397,6 +19555,7 @@
         <w:spacing w:lineRule="auto" w:line="360"/>
         <w:jc w:val="both"/>
         <w:rPr>
+          <w:rFonts w:ascii="Times New Roman" w:hAnsi="Times New Roman" w:cs="Times New Roman"/>
           <w:sz w:val="24"/>
           <w:szCs w:val="24"/>
         </w:rPr>
@@ -15407,7 +19566,6 @@
           <w:sz w:val="24"/>
           <w:szCs w:val="24"/>
         </w:rPr>
-        <w:t>The Random Forest classifier was trained using the preprocessed training dataset. During model configuration, key hyperparameters such as the number of estimators (trees) and random state were defined to ensure model stability and reproducibility of results.</w:t>
       </w:r>
     </w:p>
     <w:p>
@@ -15426,7 +19584,7 @@
           <w:sz w:val="24"/>
           <w:szCs w:val="24"/>
         </w:rPr>
-        <w:t>To improve the reliability of the model evaluation, cross-validation was applied. This technique divides the training data into multiple subsets and evaluates the model across different folds, helping to reduce bias and ensure that the model generalizes well to unseen data.</w:t>
+        <w:t>In addition, the Random Forest classifier was used to predict whether a customer is likely to purchase a laptop. The model demonstrated strong performance by capturing complex relationships between features and reducing overfitting through ensemble learning. Evaluation metrics such as accuracy, confusion matrix, and cross-validation confirmed the reliability and robustness of the model.</w:t>
       </w:r>
     </w:p>
     <w:p>
@@ -15461,11 +19619,10 @@
       <w:r>
         <w:rPr>
           <w:rFonts w:cs="Times New Roman" w:ascii="Times New Roman" w:hAnsi="Times New Roman"/>
-          <w:b/>
-          <w:sz w:val="24"/>
-          <w:szCs w:val="24"/>
-        </w:rPr>
-        <w:t xml:space="preserve">7.4 Results and Evaluation </w:t>
+          <w:sz w:val="24"/>
+          <w:szCs w:val="24"/>
+        </w:rPr>
+        <w:t>Furthermore, the system was deployed using FastAPI, enabling real-time predictions through a REST API. This deployment makes the solution practical and applicable in real-world scenarios where fast and automated decision-making is required.</w:t>
       </w:r>
     </w:p>
     <w:p>
@@ -15474,6 +19631,7 @@
         <w:spacing w:lineRule="auto" w:line="360"/>
         <w:jc w:val="both"/>
         <w:rPr>
+          <w:rFonts w:ascii="Times New Roman" w:hAnsi="Times New Roman" w:cs="Times New Roman"/>
           <w:sz w:val="24"/>
           <w:szCs w:val="24"/>
         </w:rPr>
@@ -15484,7 +19642,6 @@
           <w:sz w:val="24"/>
           <w:szCs w:val="24"/>
         </w:rPr>
-        <w:t>The performance of the Random Forest classifier was evaluated using accuracy, classification report, and the confusion matrix. These metrics provided a comprehensive understanding of the model’s predictive performance.</w:t>
       </w:r>
     </w:p>
     <w:p>
@@ -15503,7 +19660,7 @@
           <w:sz w:val="24"/>
           <w:szCs w:val="24"/>
         </w:rPr>
-        <w:t>The classification report, which includes precision, recall, and F1-score, was particularly useful in assessing how well the model performed across different classes. The confusion matrix further illustrated the number of correct and incorrect predictions made by the model.</w:t>
+        <w:t>Overall, this project demonstrates how machine learning techniques can be effectively integrated to build intelligent systems for customer analysis and predictive modeling. The combination of clustering and classification provides a strong foundation for future enhancements in data-driven customer analytics systems.</w:t>
       </w:r>
     </w:p>
     <w:p>
@@ -15512,6 +19669,8 @@
         <w:spacing w:lineRule="auto" w:line="360"/>
         <w:jc w:val="both"/>
         <w:rPr>
+          <w:rFonts w:ascii="Times New Roman" w:hAnsi="Times New Roman" w:cs="Times New Roman"/>
+          <w:b/>
           <w:sz w:val="24"/>
           <w:szCs w:val="24"/>
         </w:rPr>
@@ -15519,10 +19678,10 @@
       <w:r>
         <w:rPr>
           <w:rFonts w:cs="Times New Roman" w:ascii="Times New Roman" w:hAnsi="Times New Roman"/>
-          <w:sz w:val="24"/>
-          <w:szCs w:val="24"/>
-        </w:rPr>
-        <w:t>Overall, the model achieved strong performance on the test dataset, indicating that the selected features had good predictive capability for determining laptop purchase behavior.</w:t>
+          <w:b/>
+          <w:sz w:val="24"/>
+          <w:szCs w:val="24"/>
+        </w:rPr>
       </w:r>
     </w:p>
     <w:p>
@@ -15532,6 +19691,7 @@
         <w:jc w:val="both"/>
         <w:rPr>
           <w:rFonts w:ascii="Times New Roman" w:hAnsi="Times New Roman" w:cs="Times New Roman"/>
+          <w:b/>
           <w:sz w:val="24"/>
           <w:szCs w:val="24"/>
         </w:rPr>
@@ -15539,6 +19699,7 @@
       <w:r>
         <w:rPr>
           <w:rFonts w:cs="Times New Roman" w:ascii="Times New Roman" w:hAnsi="Times New Roman"/>
+          <w:b/>
           <w:sz w:val="24"/>
           <w:szCs w:val="24"/>
         </w:rPr>
@@ -15551,6 +19712,7 @@
         <w:jc w:val="both"/>
         <w:rPr>
           <w:rFonts w:ascii="Times New Roman" w:hAnsi="Times New Roman" w:cs="Times New Roman"/>
+          <w:b/>
           <w:sz w:val="24"/>
           <w:szCs w:val="24"/>
         </w:rPr>
@@ -15558,252 +19720,7 @@
       <w:r>
         <w:rPr>
           <w:rFonts w:cs="Times New Roman" w:ascii="Times New Roman" w:hAnsi="Times New Roman"/>
-          <w:sz w:val="24"/>
-          <w:szCs w:val="24"/>
-        </w:rPr>
-      </w:r>
-    </w:p>
-    <w:p>
-      <w:pPr>
-        <w:pStyle w:val="Normal"/>
-        <w:spacing w:lineRule="auto" w:line="360" w:before="0" w:after="15"/>
-        <w:jc w:val="both"/>
-        <w:rPr>
-          <w:sz w:val="24"/>
-          <w:szCs w:val="24"/>
-        </w:rPr>
-      </w:pPr>
-      <w:r>
-        <w:rPr>
-          <w:rFonts w:cs="Times New Roman" w:ascii="Times New Roman" w:hAnsi="Times New Roman"/>
-          <w:b/>
-          <w:sz w:val="24"/>
-          <w:szCs w:val="24"/>
-        </w:rPr>
-        <w:t>7.5 Feature Importance</w:t>
-      </w:r>
-    </w:p>
-    <w:p>
-      <w:pPr>
-        <w:pStyle w:val="Normal"/>
-        <w:spacing w:lineRule="auto" w:line="360" w:before="0" w:after="15"/>
-        <w:jc w:val="both"/>
-        <w:rPr>
-          <w:sz w:val="24"/>
-          <w:szCs w:val="24"/>
-        </w:rPr>
-      </w:pPr>
-      <w:r>
-        <w:rPr>
-          <w:rFonts w:eastAsia="Times New Roman" w:cs="Times New Roman" w:ascii="Times New Roman" w:hAnsi="Times New Roman"/>
-          <w:iCs/>
-          <w:color w:val="000000"/>
-          <w:sz w:val="24"/>
-          <w:szCs w:val="24"/>
-        </w:rPr>
-        <w:t>Feature importance analysis was performed to identify the variables that had the greatest influence on the model’s predictions. The results indicated that Spending_Score and Profession were among the most significant features, followed by Age and Family_Size.</w:t>
-      </w:r>
-    </w:p>
-    <w:p>
-      <w:pPr>
-        <w:pStyle w:val="Normal"/>
-        <w:spacing w:lineRule="auto" w:line="360" w:before="0" w:after="15"/>
-        <w:jc w:val="both"/>
-        <w:rPr>
-          <w:sz w:val="24"/>
-          <w:szCs w:val="24"/>
-        </w:rPr>
-      </w:pPr>
-      <w:r>
-        <w:rPr>
-          <w:rFonts w:eastAsia="Times New Roman" w:cs="Times New Roman" w:ascii="Times New Roman" w:hAnsi="Times New Roman"/>
-          <w:iCs/>
-          <w:color w:val="000000"/>
-          <w:sz w:val="24"/>
-          <w:szCs w:val="24"/>
-        </w:rPr>
-        <w:t>These findings suggest that both customer behavioral attributes (such as spending patterns) and demographic factors (such as occupation and age) play a key role in predicting laptop purchase decisions. This helps in better understanding the factors driving customer purchasing behavior and supports more targeted business strategies.</w:t>
-      </w:r>
-    </w:p>
-    <w:p>
-      <w:pPr>
-        <w:pStyle w:val="Normal"/>
-        <w:spacing w:lineRule="auto" w:line="360" w:before="0" w:after="15"/>
-        <w:jc w:val="both"/>
-        <w:rPr>
-          <w:rFonts w:ascii="Times New Roman" w:hAnsi="Times New Roman" w:eastAsia="Times New Roman" w:cs="Times New Roman"/>
-          <w:iCs/>
-          <w:color w:val="000000"/>
-          <w:sz w:val="24"/>
-          <w:szCs w:val="24"/>
-        </w:rPr>
-      </w:pPr>
-      <w:r>
-        <w:rPr>
-          <w:rFonts w:eastAsia="Times New Roman" w:cs="Times New Roman" w:ascii="Times New Roman" w:hAnsi="Times New Roman"/>
-          <w:iCs/>
-          <w:color w:val="000000"/>
-          <w:sz w:val="24"/>
-          <w:szCs w:val="24"/>
-        </w:rPr>
-      </w:r>
-    </w:p>
-    <w:p>
-      <w:pPr>
-        <w:pStyle w:val="Normal"/>
-        <w:spacing w:lineRule="auto" w:line="360" w:before="0" w:after="15"/>
-        <w:jc w:val="both"/>
-        <w:rPr>
-          <w:rFonts w:ascii="Times New Roman" w:hAnsi="Times New Roman" w:eastAsia="Times New Roman" w:cs="Times New Roman"/>
-          <w:iCs/>
-          <w:color w:val="000000"/>
-          <w:sz w:val="24"/>
-          <w:szCs w:val="24"/>
-        </w:rPr>
-      </w:pPr>
-      <w:r>
-        <w:rPr>
-          <w:rFonts w:eastAsia="Times New Roman" w:cs="Times New Roman" w:ascii="Times New Roman" w:hAnsi="Times New Roman"/>
-          <w:iCs/>
-          <w:color w:val="000000"/>
-          <w:sz w:val="24"/>
-          <w:szCs w:val="24"/>
-        </w:rPr>
-      </w:r>
-    </w:p>
-    <w:p>
-      <w:pPr>
-        <w:pStyle w:val="Normal"/>
-        <w:spacing w:lineRule="auto" w:line="360" w:before="0" w:after="15"/>
-        <w:jc w:val="both"/>
-        <w:rPr>
-          <w:rFonts w:ascii="Times New Roman" w:hAnsi="Times New Roman" w:eastAsia="Times New Roman" w:cs="Times New Roman"/>
-          <w:iCs/>
-          <w:color w:val="000000"/>
-          <w:sz w:val="24"/>
-          <w:szCs w:val="24"/>
-        </w:rPr>
-      </w:pPr>
-      <w:r>
-        <w:rPr>
-          <w:rFonts w:eastAsia="Times New Roman" w:cs="Times New Roman" w:ascii="Times New Roman" w:hAnsi="Times New Roman"/>
-          <w:iCs/>
-          <w:color w:val="000000"/>
-          <w:sz w:val="24"/>
-          <w:szCs w:val="24"/>
-        </w:rPr>
-      </w:r>
-    </w:p>
-    <w:p>
-      <w:pPr>
-        <w:pStyle w:val="Normal"/>
-        <w:spacing w:lineRule="auto" w:line="360" w:before="0" w:after="15"/>
-        <w:jc w:val="both"/>
-        <w:rPr>
-          <w:rFonts w:ascii="Times New Roman" w:hAnsi="Times New Roman" w:eastAsia="Times New Roman" w:cs="Times New Roman"/>
-          <w:iCs/>
-          <w:color w:val="000000"/>
-          <w:sz w:val="24"/>
-          <w:szCs w:val="24"/>
-        </w:rPr>
-      </w:pPr>
-      <w:r>
-        <w:rPr>
-          <w:rFonts w:eastAsia="Times New Roman" w:cs="Times New Roman" w:ascii="Times New Roman" w:hAnsi="Times New Roman"/>
-          <w:iCs/>
-          <w:color w:val="000000"/>
-          <w:sz w:val="24"/>
-          <w:szCs w:val="24"/>
-        </w:rPr>
-      </w:r>
-    </w:p>
-    <w:p>
-      <w:pPr>
-        <w:pStyle w:val="Normal"/>
-        <w:spacing w:lineRule="auto" w:line="360" w:before="0" w:after="15"/>
-        <w:jc w:val="both"/>
-        <w:rPr>
-          <w:rFonts w:ascii="Times New Roman" w:hAnsi="Times New Roman" w:eastAsia="Times New Roman" w:cs="Times New Roman"/>
-          <w:iCs/>
-          <w:color w:val="000000"/>
-          <w:sz w:val="24"/>
-          <w:szCs w:val="24"/>
-        </w:rPr>
-      </w:pPr>
-      <w:r>
-        <w:rPr>
-          <w:rFonts w:eastAsia="Times New Roman" w:cs="Times New Roman" w:ascii="Times New Roman" w:hAnsi="Times New Roman"/>
-          <w:iCs/>
-          <w:color w:val="000000"/>
-          <w:sz w:val="24"/>
-          <w:szCs w:val="24"/>
-        </w:rPr>
-      </w:r>
-    </w:p>
-    <w:p>
-      <w:pPr>
-        <w:pStyle w:val="Normal"/>
-        <w:spacing w:lineRule="auto" w:line="360" w:before="0" w:after="15"/>
-        <w:jc w:val="both"/>
-        <w:rPr>
-          <w:rFonts w:ascii="Times New Roman" w:hAnsi="Times New Roman" w:eastAsia="Times New Roman" w:cs="Times New Roman"/>
-          <w:iCs/>
-          <w:color w:val="000000"/>
-          <w:sz w:val="24"/>
-          <w:szCs w:val="24"/>
-        </w:rPr>
-      </w:pPr>
-      <w:r>
-        <w:rPr>
-          <w:rFonts w:eastAsia="Times New Roman" w:cs="Times New Roman" w:ascii="Times New Roman" w:hAnsi="Times New Roman"/>
-          <w:iCs/>
-          <w:color w:val="000000"/>
-          <w:sz w:val="24"/>
-          <w:szCs w:val="24"/>
-        </w:rPr>
-      </w:r>
-    </w:p>
-    <w:p>
-      <w:pPr>
-        <w:pStyle w:val="Normal"/>
-        <w:spacing w:lineRule="auto" w:line="360" w:before="0" w:after="15"/>
-        <w:jc w:val="both"/>
-        <w:rPr>
-          <w:rFonts w:ascii="Times New Roman" w:hAnsi="Times New Roman" w:eastAsia="Times New Roman" w:cs="Times New Roman"/>
-          <w:iCs/>
-          <w:color w:val="000000"/>
-          <w:sz w:val="24"/>
-          <w:szCs w:val="24"/>
-        </w:rPr>
-      </w:pPr>
-      <w:r>
-        <w:rPr>
-          <w:rFonts w:eastAsia="Times New Roman" w:cs="Times New Roman" w:ascii="Times New Roman" w:hAnsi="Times New Roman"/>
-          <w:iCs/>
-          <w:color w:val="000000"/>
-          <w:sz w:val="24"/>
-          <w:szCs w:val="24"/>
-        </w:rPr>
-      </w:r>
-    </w:p>
-    <w:p>
-      <w:pPr>
-        <w:pStyle w:val="Normal"/>
-        <w:spacing w:lineRule="auto" w:line="360" w:before="0" w:after="15"/>
-        <w:jc w:val="both"/>
-        <w:rPr>
-          <w:rFonts w:ascii="Times New Roman" w:hAnsi="Times New Roman" w:eastAsia="Times New Roman" w:cs="Times New Roman"/>
-          <w:iCs/>
-          <w:color w:val="000000"/>
-          <w:sz w:val="24"/>
-          <w:szCs w:val="24"/>
-        </w:rPr>
-      </w:pPr>
-      <w:r>
-        <w:rPr>
-          <w:rFonts w:eastAsia="Times New Roman" w:cs="Times New Roman" w:ascii="Times New Roman" w:hAnsi="Times New Roman"/>
-          <w:iCs/>
-          <w:color w:val="000000"/>
+          <w:b/>
           <w:sz w:val="24"/>
           <w:szCs w:val="24"/>
         </w:rPr>
@@ -15829,29 +19746,6 @@
           <w:szCs w:val="24"/>
         </w:rPr>
       </w:r>
-      <w:r>
-        <w:br w:type="page"/>
-      </w:r>
-    </w:p>
-    <w:p>
-      <w:pPr>
-        <w:pStyle w:val="NoSpacing"/>
-        <w:spacing w:lineRule="auto" w:line="360" w:before="0" w:after="0"/>
-        <w:jc w:val="both"/>
-        <w:rPr>
-          <w:sz w:val="28"/>
-          <w:szCs w:val="28"/>
-        </w:rPr>
-      </w:pPr>
-      <w:r>
-        <w:rPr>
-          <w:rFonts w:cs="Times New Roman" w:ascii="Times New Roman" w:hAnsi="Times New Roman"/>
-          <w:b/>
-          <w:sz w:val="28"/>
-          <w:szCs w:val="28"/>
-        </w:rPr>
-        <w:t xml:space="preserve">8. Discussion </w:t>
-      </w:r>
     </w:p>
     <w:p>
       <w:pPr>
@@ -15859,18 +19753,19 @@
         <w:spacing w:lineRule="auto" w:line="360"/>
         <w:jc w:val="both"/>
         <w:rPr>
-          <w:sz w:val="26"/>
-          <w:szCs w:val="26"/>
+          <w:rFonts w:ascii="Times New Roman" w:hAnsi="Times New Roman" w:cs="Times New Roman"/>
+          <w:b/>
+          <w:sz w:val="24"/>
+          <w:szCs w:val="24"/>
         </w:rPr>
       </w:pPr>
       <w:r>
         <w:rPr>
           <w:rFonts w:cs="Times New Roman" w:ascii="Times New Roman" w:hAnsi="Times New Roman"/>
           <w:b/>
-          <w:sz w:val="26"/>
-          <w:szCs w:val="26"/>
-        </w:rPr>
-        <w:t xml:space="preserve">8.1 Comparison of Results </w:t>
+          <w:sz w:val="24"/>
+          <w:szCs w:val="24"/>
+        </w:rPr>
       </w:r>
     </w:p>
     <w:p>
@@ -15886,613 +19781,6 @@
       <w:r>
         <w:rPr>
           <w:rFonts w:cs="Times New Roman" w:ascii="Times New Roman" w:hAnsi="Times New Roman"/>
-          <w:sz w:val="24"/>
-          <w:szCs w:val="24"/>
-        </w:rPr>
-        <w:t>The trained models, including the K-Means clustering model, Random Forest classifier, scaler, and categorical encoders, were saved using the pickle library.</w:t>
-      </w:r>
-    </w:p>
-    <w:p>
-      <w:pPr>
-        <w:pStyle w:val="NoSpacing"/>
-        <w:spacing w:lineRule="auto" w:line="360"/>
-        <w:jc w:val="both"/>
-        <w:rPr>
-          <w:sz w:val="24"/>
-          <w:szCs w:val="24"/>
-        </w:rPr>
-      </w:pPr>
-      <w:r>
-        <w:rPr>
-          <w:rFonts w:cs="Times New Roman" w:ascii="Times New Roman" w:hAnsi="Times New Roman"/>
-          <w:sz w:val="24"/>
-          <w:szCs w:val="24"/>
-        </w:rPr>
-        <w:t>This approach allows the system to persist trained models and reuse them without the need for retraining during every execution. As a result, it significantly improves efficiency, reduces computation time, and enables seamless integration of the machine learning models into the application for real-time predictions.</w:t>
-      </w:r>
-    </w:p>
-    <w:p>
-      <w:pPr>
-        <w:pStyle w:val="NoSpacing"/>
-        <w:spacing w:lineRule="auto" w:line="360"/>
-        <w:jc w:val="both"/>
-        <w:rPr>
-          <w:rFonts w:ascii="Times New Roman" w:hAnsi="Times New Roman" w:cs="Times New Roman"/>
-          <w:b/>
-          <w:sz w:val="24"/>
-          <w:szCs w:val="24"/>
-        </w:rPr>
-      </w:pPr>
-      <w:r>
-        <w:rPr>
-          <w:rFonts w:cs="Times New Roman" w:ascii="Times New Roman" w:hAnsi="Times New Roman"/>
-          <w:b/>
-          <w:sz w:val="24"/>
-          <w:szCs w:val="24"/>
-        </w:rPr>
-      </w:r>
-    </w:p>
-    <w:p>
-      <w:pPr>
-        <w:pStyle w:val="NoSpacing"/>
-        <w:spacing w:lineRule="auto" w:line="360"/>
-        <w:jc w:val="both"/>
-        <w:rPr>
-          <w:sz w:val="26"/>
-          <w:szCs w:val="26"/>
-        </w:rPr>
-      </w:pPr>
-      <w:r>
-        <w:rPr>
-          <w:rFonts w:cs="Times New Roman" w:ascii="Times New Roman" w:hAnsi="Times New Roman"/>
-          <w:b/>
-          <w:sz w:val="26"/>
-          <w:szCs w:val="26"/>
-        </w:rPr>
-        <w:t xml:space="preserve">8.2 Limitations </w:t>
-      </w:r>
-    </w:p>
-    <w:p>
-      <w:pPr>
-        <w:pStyle w:val="NoSpacing"/>
-        <w:spacing w:lineRule="auto" w:line="360"/>
-        <w:jc w:val="both"/>
-        <w:rPr>
-          <w:sz w:val="24"/>
-          <w:szCs w:val="24"/>
-        </w:rPr>
-      </w:pPr>
-      <w:r>
-        <w:rPr>
-          <w:rFonts w:cs="Times New Roman" w:ascii="Times New Roman" w:hAnsi="Times New Roman"/>
-          <w:sz w:val="24"/>
-          <w:szCs w:val="24"/>
-        </w:rPr>
-        <w:t>A FastAPI application was developed to expose the machine learning models through a RESTful API. This enables real-time interaction between the trained models and external applications. The API accepts user input in JSON format, applies the same preprocessing steps used during model training (including encoding and scaling), and then feeds the processed data into the trained models. The system returns both the cluster prediction (customer segment) and the laptop purchase prediction as a structured JSON response. This integration ensures that the machine learning pipeline is fully deployable and can be accessed efficiently for real-time predictions.</w:t>
-      </w:r>
-    </w:p>
-    <w:p>
-      <w:pPr>
-        <w:pStyle w:val="NoSpacing"/>
-        <w:spacing w:lineRule="auto" w:line="360"/>
-        <w:jc w:val="both"/>
-        <w:rPr>
-          <w:rFonts w:ascii="Times New Roman" w:hAnsi="Times New Roman" w:cs="Times New Roman"/>
-          <w:b/>
-          <w:sz w:val="24"/>
-          <w:szCs w:val="24"/>
-        </w:rPr>
-      </w:pPr>
-      <w:r>
-        <w:rPr>
-          <w:rFonts w:cs="Times New Roman" w:ascii="Times New Roman" w:hAnsi="Times New Roman"/>
-          <w:b/>
-          <w:sz w:val="24"/>
-          <w:szCs w:val="24"/>
-        </w:rPr>
-      </w:r>
-    </w:p>
-    <w:p>
-      <w:pPr>
-        <w:pStyle w:val="Normal"/>
-        <w:spacing w:lineRule="auto" w:line="360" w:before="0" w:after="15"/>
-        <w:jc w:val="both"/>
-        <w:rPr>
-          <w:sz w:val="24"/>
-          <w:szCs w:val="24"/>
-        </w:rPr>
-      </w:pPr>
-      <w:r>
-        <w:rPr>
-          <w:rFonts w:cs="Times New Roman" w:ascii="Times New Roman" w:hAnsi="Times New Roman"/>
-          <w:b/>
-          <w:sz w:val="24"/>
-          <w:szCs w:val="24"/>
-        </w:rPr>
-        <w:t>8.3 Future Improvements</w:t>
-      </w:r>
-    </w:p>
-    <w:p>
-      <w:pPr>
-        <w:pStyle w:val="Normal"/>
-        <w:spacing w:lineRule="auto" w:line="360" w:before="0" w:after="15"/>
-        <w:jc w:val="both"/>
-        <w:rPr>
-          <w:sz w:val="24"/>
-          <w:szCs w:val="24"/>
-        </w:rPr>
-      </w:pPr>
-      <w:r>
-        <w:rPr>
-          <w:rFonts w:eastAsia="Times New Roman" w:cs="Times New Roman" w:ascii="Times New Roman" w:hAnsi="Times New Roman"/>
-          <w:iCs/>
-          <w:color w:val="000000"/>
-          <w:sz w:val="24"/>
-          <w:szCs w:val="24"/>
-        </w:rPr>
-        <w:t>When a user sends input to the API, the system follows a structured sequence of steps to generate predictions:Input data is received through the API endpoint in JSON format.</w:t>
-      </w:r>
-    </w:p>
-    <w:p>
-      <w:pPr>
-        <w:pStyle w:val="Normal"/>
-        <w:spacing w:lineRule="auto" w:line="360" w:before="0" w:after="15"/>
-        <w:jc w:val="both"/>
-        <w:rPr>
-          <w:sz w:val="24"/>
-          <w:szCs w:val="24"/>
-        </w:rPr>
-      </w:pPr>
-      <w:r>
-        <w:rPr>
-          <w:rFonts w:eastAsia="Times New Roman" w:cs="Times New Roman" w:ascii="Times New Roman" w:hAnsi="Times New Roman"/>
-          <w:iCs/>
-          <w:color w:val="000000"/>
-          <w:sz w:val="24"/>
-          <w:szCs w:val="24"/>
-        </w:rPr>
-        <w:t>The input values are validated and converted into the required data structure.</w:t>
-      </w:r>
-    </w:p>
-    <w:p>
-      <w:pPr>
-        <w:pStyle w:val="Normal"/>
-        <w:spacing w:lineRule="auto" w:line="360" w:before="0" w:after="15"/>
-        <w:jc w:val="both"/>
-        <w:rPr>
-          <w:sz w:val="24"/>
-          <w:szCs w:val="24"/>
-        </w:rPr>
-      </w:pPr>
-      <w:r>
-        <w:rPr>
-          <w:rFonts w:eastAsia="Times New Roman" w:cs="Times New Roman" w:ascii="Times New Roman" w:hAnsi="Times New Roman"/>
-          <w:iCs/>
-          <w:color w:val="000000"/>
-          <w:sz w:val="24"/>
-          <w:szCs w:val="24"/>
-        </w:rPr>
-        <w:t>Preprocessing steps such as encoding and feature scaling are applied to ensure consistency with the training data.</w:t>
-      </w:r>
-    </w:p>
-    <w:p>
-      <w:pPr>
-        <w:pStyle w:val="Normal"/>
-        <w:spacing w:lineRule="auto" w:line="360" w:before="0" w:after="15"/>
-        <w:jc w:val="both"/>
-        <w:rPr>
-          <w:sz w:val="24"/>
-          <w:szCs w:val="24"/>
-        </w:rPr>
-      </w:pPr>
-      <w:r>
-        <w:rPr>
-          <w:rFonts w:eastAsia="Times New Roman" w:cs="Times New Roman" w:ascii="Times New Roman" w:hAnsi="Times New Roman"/>
-          <w:iCs/>
-          <w:color w:val="000000"/>
-          <w:sz w:val="24"/>
-          <w:szCs w:val="24"/>
-        </w:rPr>
-        <w:t>The K-Means model predicts the customer cluster based on the processed input.</w:t>
-      </w:r>
-    </w:p>
-    <w:p>
-      <w:pPr>
-        <w:pStyle w:val="Normal"/>
-        <w:spacing w:lineRule="auto" w:line="360" w:before="0" w:after="15"/>
-        <w:jc w:val="both"/>
-        <w:rPr>
-          <w:sz w:val="24"/>
-          <w:szCs w:val="24"/>
-        </w:rPr>
-      </w:pPr>
-      <w:r>
-        <w:rPr>
-          <w:rFonts w:eastAsia="Times New Roman" w:cs="Times New Roman" w:ascii="Times New Roman" w:hAnsi="Times New Roman"/>
-          <w:iCs/>
-          <w:color w:val="000000"/>
-          <w:sz w:val="24"/>
-          <w:szCs w:val="24"/>
-        </w:rPr>
-        <w:t>The Random Forest classifier predicts whether the customer is likely to purchase a laptop.</w:t>
-      </w:r>
-    </w:p>
-    <w:p>
-      <w:pPr>
-        <w:pStyle w:val="Normal"/>
-        <w:spacing w:lineRule="auto" w:line="360" w:before="0" w:after="15"/>
-        <w:jc w:val="both"/>
-        <w:rPr>
-          <w:sz w:val="24"/>
-          <w:szCs w:val="24"/>
-        </w:rPr>
-      </w:pPr>
-      <w:r>
-        <w:rPr>
-          <w:rFonts w:eastAsia="Times New Roman" w:cs="Times New Roman" w:ascii="Times New Roman" w:hAnsi="Times New Roman"/>
-          <w:iCs/>
-          <w:color w:val="000000"/>
-          <w:sz w:val="24"/>
-          <w:szCs w:val="24"/>
-        </w:rPr>
-        <w:t>The final results are combined and returned to the user in JSON format.</w:t>
-      </w:r>
-    </w:p>
-    <w:p>
-      <w:pPr>
-        <w:pStyle w:val="Normal"/>
-        <w:spacing w:lineRule="auto" w:line="360" w:before="0" w:after="15"/>
-        <w:jc w:val="both"/>
-        <w:rPr>
-          <w:rFonts w:ascii="Times New Roman" w:hAnsi="Times New Roman" w:eastAsia="Times New Roman" w:cs="Times New Roman"/>
-          <w:iCs/>
-          <w:color w:val="000000"/>
-          <w:sz w:val="24"/>
-          <w:szCs w:val="24"/>
-        </w:rPr>
-      </w:pPr>
-      <w:r>
-        <w:rPr>
-          <w:rFonts w:eastAsia="Times New Roman" w:cs="Times New Roman" w:ascii="Times New Roman" w:hAnsi="Times New Roman"/>
-          <w:iCs/>
-          <w:color w:val="000000"/>
-          <w:sz w:val="24"/>
-          <w:szCs w:val="24"/>
-        </w:rPr>
-      </w:r>
-    </w:p>
-    <w:p>
-      <w:pPr>
-        <w:pStyle w:val="Normal"/>
-        <w:spacing w:lineRule="auto" w:line="360" w:before="0" w:after="15"/>
-        <w:jc w:val="both"/>
-        <w:rPr>
-          <w:sz w:val="24"/>
-          <w:szCs w:val="24"/>
-        </w:rPr>
-      </w:pPr>
-      <w:r>
-        <w:rPr>
-          <w:rFonts w:eastAsia="Times New Roman" w:cs="Times New Roman" w:ascii="Times New Roman" w:hAnsi="Times New Roman"/>
-          <w:iCs/>
-          <w:color w:val="000000"/>
-          <w:sz w:val="24"/>
-          <w:szCs w:val="24"/>
-        </w:rPr>
-        <w:t>This workflow enables the system to function as a real-time prediction service, making it suitable for practical deployment and real-world use case</w:t>
-      </w:r>
-    </w:p>
-    <w:p>
-      <w:pPr>
-        <w:pStyle w:val="Normal"/>
-        <w:spacing w:lineRule="auto" w:line="360" w:before="0" w:after="15"/>
-        <w:jc w:val="both"/>
-        <w:rPr>
-          <w:sz w:val="24"/>
-          <w:szCs w:val="24"/>
-        </w:rPr>
-      </w:pPr>
-      <w:r>
-        <w:rPr>
-          <w:rFonts w:cs="Times New Roman" w:ascii="Times New Roman" w:hAnsi="Times New Roman"/>
-          <w:b/>
-          <w:sz w:val="24"/>
-          <w:szCs w:val="24"/>
-        </w:rPr>
-        <w:t>9. Conclusion</w:t>
-      </w:r>
-      <w:bookmarkStart w:id="0" w:name="_GoBack"/>
-      <w:bookmarkEnd w:id="0"/>
-    </w:p>
-    <w:p>
-      <w:pPr>
-        <w:pStyle w:val="NoSpacing"/>
-        <w:spacing w:lineRule="auto" w:line="360"/>
-        <w:jc w:val="both"/>
-        <w:rPr>
-          <w:sz w:val="24"/>
-          <w:szCs w:val="24"/>
-        </w:rPr>
-      </w:pPr>
-      <w:r>
-        <w:rPr>
-          <w:rFonts w:cs="Times New Roman" w:ascii="Times New Roman" w:hAnsi="Times New Roman"/>
-          <w:sz w:val="24"/>
-          <w:szCs w:val="24"/>
-        </w:rPr>
-        <w:t>This project successfully implemented a complete machine learning pipeline for customer segmentation and laptop purchase prediction. It combined unsupervised learning (K-Means clustering) and supervised learning (Random Forest classification) to analyze customer behavior and predict purchasing decisions based on demographic and behavioral attributes.</w:t>
-      </w:r>
-    </w:p>
-    <w:p>
-      <w:pPr>
-        <w:pStyle w:val="NoSpacing"/>
-        <w:spacing w:lineRule="auto" w:line="360"/>
-        <w:jc w:val="both"/>
-        <w:rPr>
-          <w:rFonts w:ascii="Times New Roman" w:hAnsi="Times New Roman" w:cs="Times New Roman"/>
-          <w:sz w:val="24"/>
-          <w:szCs w:val="24"/>
-        </w:rPr>
-      </w:pPr>
-      <w:r>
-        <w:rPr>
-          <w:rFonts w:cs="Times New Roman" w:ascii="Times New Roman" w:hAnsi="Times New Roman"/>
-          <w:sz w:val="24"/>
-          <w:szCs w:val="24"/>
-        </w:rPr>
-      </w:r>
-    </w:p>
-    <w:p>
-      <w:pPr>
-        <w:pStyle w:val="NoSpacing"/>
-        <w:spacing w:lineRule="auto" w:line="360"/>
-        <w:jc w:val="both"/>
-        <w:rPr>
-          <w:sz w:val="24"/>
-          <w:szCs w:val="24"/>
-        </w:rPr>
-      </w:pPr>
-      <w:r>
-        <w:rPr>
-          <w:rFonts w:cs="Times New Roman" w:ascii="Times New Roman" w:hAnsi="Times New Roman"/>
-          <w:sz w:val="24"/>
-          <w:szCs w:val="24"/>
-        </w:rPr>
-        <w:t>The K-Means clustering algorithm effectively grouped customers into distinct segments based on similarities in features such as age, spending score, profession, and family size. These segments provided meaningful insights into different customer categories, including high, moderate, and low-spending groups. This segmentation enhances the understanding of customer behavior patterns and supports the development of targeted marketing strategies.</w:t>
-      </w:r>
-    </w:p>
-    <w:p>
-      <w:pPr>
-        <w:pStyle w:val="NoSpacing"/>
-        <w:spacing w:lineRule="auto" w:line="360"/>
-        <w:jc w:val="both"/>
-        <w:rPr>
-          <w:rFonts w:ascii="Times New Roman" w:hAnsi="Times New Roman" w:cs="Times New Roman"/>
-          <w:sz w:val="24"/>
-          <w:szCs w:val="24"/>
-        </w:rPr>
-      </w:pPr>
-      <w:r>
-        <w:rPr>
-          <w:rFonts w:cs="Times New Roman" w:ascii="Times New Roman" w:hAnsi="Times New Roman"/>
-          <w:sz w:val="24"/>
-          <w:szCs w:val="24"/>
-        </w:rPr>
-      </w:r>
-    </w:p>
-    <w:p>
-      <w:pPr>
-        <w:pStyle w:val="NoSpacing"/>
-        <w:spacing w:lineRule="auto" w:line="360"/>
-        <w:jc w:val="both"/>
-        <w:rPr>
-          <w:sz w:val="24"/>
-          <w:szCs w:val="24"/>
-        </w:rPr>
-      </w:pPr>
-      <w:r>
-        <w:rPr>
-          <w:rFonts w:cs="Times New Roman" w:ascii="Times New Roman" w:hAnsi="Times New Roman"/>
-          <w:sz w:val="24"/>
-          <w:szCs w:val="24"/>
-        </w:rPr>
-        <w:t>In addition, the Random Forest classifier was used to predict whether a customer is likely to purchase a laptop. The model demonstrated strong performance by capturing complex relationships between features and reducing overfitting through ensemble learning. Evaluation metrics such as accuracy, confusion matrix, and cross-validation confirmed the reliability and robustness of the model.</w:t>
-      </w:r>
-    </w:p>
-    <w:p>
-      <w:pPr>
-        <w:pStyle w:val="NoSpacing"/>
-        <w:spacing w:lineRule="auto" w:line="360"/>
-        <w:jc w:val="both"/>
-        <w:rPr>
-          <w:rFonts w:ascii="Times New Roman" w:hAnsi="Times New Roman" w:cs="Times New Roman"/>
-          <w:sz w:val="24"/>
-          <w:szCs w:val="24"/>
-        </w:rPr>
-      </w:pPr>
-      <w:r>
-        <w:rPr>
-          <w:rFonts w:cs="Times New Roman" w:ascii="Times New Roman" w:hAnsi="Times New Roman"/>
-          <w:sz w:val="24"/>
-          <w:szCs w:val="24"/>
-        </w:rPr>
-      </w:r>
-    </w:p>
-    <w:p>
-      <w:pPr>
-        <w:pStyle w:val="NoSpacing"/>
-        <w:spacing w:lineRule="auto" w:line="360"/>
-        <w:jc w:val="both"/>
-        <w:rPr>
-          <w:sz w:val="24"/>
-          <w:szCs w:val="24"/>
-        </w:rPr>
-      </w:pPr>
-      <w:r>
-        <w:rPr>
-          <w:rFonts w:cs="Times New Roman" w:ascii="Times New Roman" w:hAnsi="Times New Roman"/>
-          <w:sz w:val="24"/>
-          <w:szCs w:val="24"/>
-        </w:rPr>
-        <w:t>Furthermore, the system was deployed using FastAPI, enabling real-time predictions through a REST API. This deployment makes the solution practical and applicable in real-world scenarios where fast and automated decision-making is required.</w:t>
-      </w:r>
-    </w:p>
-    <w:p>
-      <w:pPr>
-        <w:pStyle w:val="NoSpacing"/>
-        <w:spacing w:lineRule="auto" w:line="360"/>
-        <w:jc w:val="both"/>
-        <w:rPr>
-          <w:rFonts w:ascii="Times New Roman" w:hAnsi="Times New Roman" w:cs="Times New Roman"/>
-          <w:sz w:val="24"/>
-          <w:szCs w:val="24"/>
-        </w:rPr>
-      </w:pPr>
-      <w:r>
-        <w:rPr>
-          <w:rFonts w:cs="Times New Roman" w:ascii="Times New Roman" w:hAnsi="Times New Roman"/>
-          <w:sz w:val="24"/>
-          <w:szCs w:val="24"/>
-        </w:rPr>
-      </w:r>
-    </w:p>
-    <w:p>
-      <w:pPr>
-        <w:pStyle w:val="NoSpacing"/>
-        <w:spacing w:lineRule="auto" w:line="360"/>
-        <w:jc w:val="both"/>
-        <w:rPr>
-          <w:sz w:val="24"/>
-          <w:szCs w:val="24"/>
-        </w:rPr>
-      </w:pPr>
-      <w:r>
-        <w:rPr>
-          <w:rFonts w:cs="Times New Roman" w:ascii="Times New Roman" w:hAnsi="Times New Roman"/>
-          <w:sz w:val="24"/>
-          <w:szCs w:val="24"/>
-        </w:rPr>
-        <w:t>Overall, this project demonstrates how machine learning techniques can be effectively integrated to build intelligent systems for customer analysis and predictive modeling. The combination of clustering and classification provides a strong foundation for future enhancements in data-driven customer analytics systems.</w:t>
-      </w:r>
-    </w:p>
-    <w:p>
-      <w:pPr>
-        <w:pStyle w:val="NoSpacing"/>
-        <w:spacing w:lineRule="auto" w:line="360"/>
-        <w:jc w:val="both"/>
-        <w:rPr>
-          <w:rFonts w:ascii="Times New Roman" w:hAnsi="Times New Roman" w:cs="Times New Roman"/>
-          <w:b/>
-          <w:sz w:val="24"/>
-          <w:szCs w:val="24"/>
-        </w:rPr>
-      </w:pPr>
-      <w:r>
-        <w:rPr>
-          <w:rFonts w:cs="Times New Roman" w:ascii="Times New Roman" w:hAnsi="Times New Roman"/>
-          <w:b/>
-          <w:sz w:val="24"/>
-          <w:szCs w:val="24"/>
-        </w:rPr>
-      </w:r>
-    </w:p>
-    <w:p>
-      <w:pPr>
-        <w:pStyle w:val="NoSpacing"/>
-        <w:spacing w:lineRule="auto" w:line="360"/>
-        <w:jc w:val="both"/>
-        <w:rPr>
-          <w:rFonts w:ascii="Times New Roman" w:hAnsi="Times New Roman" w:cs="Times New Roman"/>
-          <w:b/>
-          <w:sz w:val="24"/>
-          <w:szCs w:val="24"/>
-        </w:rPr>
-      </w:pPr>
-      <w:r>
-        <w:rPr>
-          <w:rFonts w:cs="Times New Roman" w:ascii="Times New Roman" w:hAnsi="Times New Roman"/>
-          <w:b/>
-          <w:sz w:val="24"/>
-          <w:szCs w:val="24"/>
-        </w:rPr>
-      </w:r>
-    </w:p>
-    <w:p>
-      <w:pPr>
-        <w:pStyle w:val="NoSpacing"/>
-        <w:spacing w:lineRule="auto" w:line="360"/>
-        <w:jc w:val="both"/>
-        <w:rPr>
-          <w:rFonts w:ascii="Times New Roman" w:hAnsi="Times New Roman" w:cs="Times New Roman"/>
-          <w:b/>
-          <w:sz w:val="24"/>
-          <w:szCs w:val="24"/>
-        </w:rPr>
-      </w:pPr>
-      <w:r>
-        <w:rPr>
-          <w:rFonts w:cs="Times New Roman" w:ascii="Times New Roman" w:hAnsi="Times New Roman"/>
-          <w:b/>
-          <w:sz w:val="24"/>
-          <w:szCs w:val="24"/>
-        </w:rPr>
-      </w:r>
-    </w:p>
-    <w:p>
-      <w:pPr>
-        <w:pStyle w:val="NoSpacing"/>
-        <w:spacing w:lineRule="auto" w:line="360"/>
-        <w:jc w:val="both"/>
-        <w:rPr>
-          <w:rFonts w:ascii="Times New Roman" w:hAnsi="Times New Roman" w:cs="Times New Roman"/>
-          <w:b/>
-          <w:sz w:val="24"/>
-          <w:szCs w:val="24"/>
-        </w:rPr>
-      </w:pPr>
-      <w:r>
-        <w:rPr>
-          <w:rFonts w:cs="Times New Roman" w:ascii="Times New Roman" w:hAnsi="Times New Roman"/>
-          <w:b/>
-          <w:sz w:val="24"/>
-          <w:szCs w:val="24"/>
-        </w:rPr>
-      </w:r>
-    </w:p>
-    <w:p>
-      <w:pPr>
-        <w:pStyle w:val="NoSpacing"/>
-        <w:spacing w:lineRule="auto" w:line="360"/>
-        <w:jc w:val="both"/>
-        <w:rPr>
-          <w:rFonts w:ascii="Times New Roman" w:hAnsi="Times New Roman" w:cs="Times New Roman"/>
-          <w:b/>
-          <w:sz w:val="24"/>
-          <w:szCs w:val="24"/>
-        </w:rPr>
-      </w:pPr>
-      <w:r>
-        <w:rPr>
-          <w:rFonts w:cs="Times New Roman" w:ascii="Times New Roman" w:hAnsi="Times New Roman"/>
-          <w:b/>
-          <w:sz w:val="24"/>
-          <w:szCs w:val="24"/>
-        </w:rPr>
-      </w:r>
-    </w:p>
-    <w:p>
-      <w:pPr>
-        <w:pStyle w:val="NoSpacing"/>
-        <w:spacing w:lineRule="auto" w:line="360"/>
-        <w:jc w:val="both"/>
-        <w:rPr>
-          <w:sz w:val="24"/>
-          <w:szCs w:val="24"/>
-        </w:rPr>
-      </w:pPr>
-      <w:r>
-        <w:rPr>
-          <w:rFonts w:cs="Times New Roman" w:ascii="Times New Roman" w:hAnsi="Times New Roman"/>
           <w:b/>
           <w:sz w:val="24"/>
           <w:szCs w:val="24"/>
@@ -16647,7 +19935,7 @@
         </w:rPr>
         <w:t xml:space="preserve">[5] FastAPI Documentation, “FastAPI – Python Web Framework,” 2026. [Online]. Available: </w:t>
       </w:r>
-      <w:hyperlink r:id="rId13" w:tgtFrame="_new">
+      <w:hyperlink r:id="rId15" w:tgtFrame="_new">
         <w:r>
           <w:rPr>
             <w:rStyle w:val="Hyperlink"/>
@@ -16674,7 +19962,7 @@
         </w:rPr>
         <w:t xml:space="preserve">[6] Kaggle, “Customer Segmentation Dataset,” 2020. [Online]. Available: </w:t>
       </w:r>
-      <w:hyperlink r:id="rId14" w:tgtFrame="_new">
+      <w:hyperlink r:id="rId16" w:tgtFrame="_new">
         <w:r>
           <w:rPr>
             <w:rStyle w:val="Hyperlink"/>
@@ -16987,7 +20275,12 @@
         </w:rPr>
       </w:pPr>
       <w:r>
-        <w:rPr/>
+        <w:rPr>
+          <w:rFonts w:cs="Times New Roman" w:ascii="Times New Roman" w:hAnsi="Times New Roman"/>
+          <w:b/>
+          <w:sz w:val="28"/>
+          <w:szCs w:val="26"/>
+        </w:rPr>
       </w:r>
     </w:p>
     <w:p>
@@ -17313,7 +20606,14 @@
         </w:rPr>
       </w:pPr>
       <w:r>
-        <w:rPr/>
+        <w:rPr>
+          <w:rFonts w:eastAsia="Times New Roman" w:cs="Times New Roman" w:ascii="Times New Roman" w:hAnsi="Times New Roman"/>
+          <w:b/>
+          <w:iCs/>
+          <w:color w:val="000000"/>
+          <w:sz w:val="26"/>
+          <w:szCs w:val="26"/>
+        </w:rPr>
       </w:r>
     </w:p>
     <w:p>
@@ -17733,9 +21033,9 @@
       </w:r>
     </w:p>
     <w:sectPr>
-      <w:footerReference w:type="even" r:id="rId15"/>
-      <w:footerReference w:type="default" r:id="rId16"/>
-      <w:footerReference w:type="first" r:id="rId17"/>
+      <w:footerReference w:type="even" r:id="rId17"/>
+      <w:footerReference w:type="default" r:id="rId18"/>
+      <w:footerReference w:type="first" r:id="rId19"/>
       <w:type w:val="nextPage"/>
       <w:pgSz w:w="12240" w:h="15840"/>
       <w:pgMar w:left="1440" w:right="1440" w:gutter="0" w:header="0" w:top="1440" w:footer="720" w:bottom="1440"/>
@@ -17825,6 +21125,7 @@
         </w:tabs>
         <w:ind w:left="0" w:hanging="0"/>
       </w:pPr>
+      <w:rPr/>
     </w:lvl>
     <w:lvl w:ilvl="1">
       <w:start w:val="1"/>
@@ -17838,10 +21139,10 @@
         </w:tabs>
         <w:ind w:left="0" w:hanging="0"/>
       </w:pPr>
+      <w:rPr/>
     </w:lvl>
     <w:lvl w:ilvl="2">
       <w:start w:val="1"/>
-      <w:pStyle w:val="Heading3"/>
       <w:numFmt w:val="none"/>
       <w:suff w:val="nothing"/>
       <w:lvlText w:val=""/>
@@ -17852,6 +21153,7 @@
         </w:tabs>
         <w:ind w:left="0" w:hanging="0"/>
       </w:pPr>
+      <w:rPr/>
     </w:lvl>
     <w:lvl w:ilvl="3">
       <w:start w:val="1"/>
@@ -17865,10 +21167,10 @@
         </w:tabs>
         <w:ind w:left="0" w:hanging="0"/>
       </w:pPr>
+      <w:rPr/>
     </w:lvl>
     <w:lvl w:ilvl="4">
       <w:start w:val="1"/>
-      <w:pStyle w:val="Heading5"/>
       <w:numFmt w:val="none"/>
       <w:suff w:val="nothing"/>
       <w:lvlText w:val=""/>
@@ -17879,6 +21181,7 @@
         </w:tabs>
         <w:ind w:left="0" w:hanging="0"/>
       </w:pPr>
+      <w:rPr/>
     </w:lvl>
     <w:lvl w:ilvl="5">
       <w:start w:val="1"/>
@@ -17892,6 +21195,7 @@
         </w:tabs>
         <w:ind w:left="0" w:hanging="0"/>
       </w:pPr>
+      <w:rPr/>
     </w:lvl>
     <w:lvl w:ilvl="6">
       <w:start w:val="1"/>
@@ -17905,6 +21209,7 @@
         </w:tabs>
         <w:ind w:left="0" w:hanging="0"/>
       </w:pPr>
+      <w:rPr/>
     </w:lvl>
     <w:lvl w:ilvl="7">
       <w:start w:val="1"/>
@@ -17918,6 +21223,7 @@
         </w:tabs>
         <w:ind w:left="0" w:hanging="0"/>
       </w:pPr>
+      <w:rPr/>
     </w:lvl>
     <w:lvl w:ilvl="8">
       <w:start w:val="1"/>
@@ -17931,6 +21237,7 @@
         </w:tabs>
         <w:ind w:left="0" w:hanging="0"/>
       </w:pPr>
+      <w:rPr/>
     </w:lvl>
   </w:abstractNum>
   <w:abstractNum w:abstractNumId="2">
@@ -19557,6 +22864,1048 @@
       <w:rPr>
         <w:rFonts w:ascii="Symbol" w:hAnsi="Symbol" w:cs="Symbol" w:hint="default"/>
       </w:rPr>
+    </w:lvl>
+  </w:abstractNum>
+  <w:abstractNum w:abstractNumId="14">
+    <w:lvl w:ilvl="0">
+      <w:start w:val="1"/>
+      <w:numFmt w:val="bullet"/>
+      <w:lvlText w:val=""/>
+      <w:lvlJc w:val="left"/>
+      <w:pPr>
+        <w:tabs>
+          <w:tab w:val="num" w:pos="709"/>
+        </w:tabs>
+        <w:ind w:left="709" w:hanging="283"/>
+      </w:pPr>
+      <w:rPr>
+        <w:rFonts w:ascii="Symbol" w:hAnsi="Symbol" w:cs="Symbol" w:hint="default"/>
+      </w:rPr>
+    </w:lvl>
+    <w:lvl w:ilvl="1">
+      <w:start w:val="1"/>
+      <w:numFmt w:val="bullet"/>
+      <w:lvlText w:val=""/>
+      <w:lvlJc w:val="left"/>
+      <w:pPr>
+        <w:tabs>
+          <w:tab w:val="num" w:pos="1418"/>
+        </w:tabs>
+        <w:ind w:left="1418" w:hanging="283"/>
+      </w:pPr>
+      <w:rPr>
+        <w:rFonts w:ascii="Symbol" w:hAnsi="Symbol" w:cs="Symbol" w:hint="default"/>
+      </w:rPr>
+    </w:lvl>
+    <w:lvl w:ilvl="2">
+      <w:start w:val="1"/>
+      <w:numFmt w:val="bullet"/>
+      <w:lvlText w:val=""/>
+      <w:lvlJc w:val="left"/>
+      <w:pPr>
+        <w:tabs>
+          <w:tab w:val="num" w:pos="2127"/>
+        </w:tabs>
+        <w:ind w:left="2127" w:hanging="283"/>
+      </w:pPr>
+      <w:rPr>
+        <w:rFonts w:ascii="Symbol" w:hAnsi="Symbol" w:cs="Symbol" w:hint="default"/>
+      </w:rPr>
+    </w:lvl>
+    <w:lvl w:ilvl="3">
+      <w:start w:val="1"/>
+      <w:numFmt w:val="bullet"/>
+      <w:lvlText w:val=""/>
+      <w:lvlJc w:val="left"/>
+      <w:pPr>
+        <w:tabs>
+          <w:tab w:val="num" w:pos="2836"/>
+        </w:tabs>
+        <w:ind w:left="2836" w:hanging="283"/>
+      </w:pPr>
+      <w:rPr>
+        <w:rFonts w:ascii="Symbol" w:hAnsi="Symbol" w:cs="Symbol" w:hint="default"/>
+      </w:rPr>
+    </w:lvl>
+    <w:lvl w:ilvl="4">
+      <w:start w:val="1"/>
+      <w:numFmt w:val="bullet"/>
+      <w:lvlText w:val=""/>
+      <w:lvlJc w:val="left"/>
+      <w:pPr>
+        <w:tabs>
+          <w:tab w:val="num" w:pos="3545"/>
+        </w:tabs>
+        <w:ind w:left="3545" w:hanging="283"/>
+      </w:pPr>
+      <w:rPr>
+        <w:rFonts w:ascii="Symbol" w:hAnsi="Symbol" w:cs="Symbol" w:hint="default"/>
+      </w:rPr>
+    </w:lvl>
+    <w:lvl w:ilvl="5">
+      <w:start w:val="1"/>
+      <w:numFmt w:val="bullet"/>
+      <w:lvlText w:val=""/>
+      <w:lvlJc w:val="left"/>
+      <w:pPr>
+        <w:tabs>
+          <w:tab w:val="num" w:pos="4254"/>
+        </w:tabs>
+        <w:ind w:left="4254" w:hanging="283"/>
+      </w:pPr>
+      <w:rPr>
+        <w:rFonts w:ascii="Symbol" w:hAnsi="Symbol" w:cs="Symbol" w:hint="default"/>
+      </w:rPr>
+    </w:lvl>
+    <w:lvl w:ilvl="6">
+      <w:start w:val="1"/>
+      <w:numFmt w:val="bullet"/>
+      <w:lvlText w:val=""/>
+      <w:lvlJc w:val="left"/>
+      <w:pPr>
+        <w:tabs>
+          <w:tab w:val="num" w:pos="4963"/>
+        </w:tabs>
+        <w:ind w:left="4963" w:hanging="283"/>
+      </w:pPr>
+      <w:rPr>
+        <w:rFonts w:ascii="Symbol" w:hAnsi="Symbol" w:cs="Symbol" w:hint="default"/>
+      </w:rPr>
+    </w:lvl>
+    <w:lvl w:ilvl="7">
+      <w:start w:val="1"/>
+      <w:numFmt w:val="bullet"/>
+      <w:lvlText w:val=""/>
+      <w:lvlJc w:val="left"/>
+      <w:pPr>
+        <w:tabs>
+          <w:tab w:val="num" w:pos="5672"/>
+        </w:tabs>
+        <w:ind w:left="5672" w:hanging="283"/>
+      </w:pPr>
+      <w:rPr>
+        <w:rFonts w:ascii="Symbol" w:hAnsi="Symbol" w:cs="Symbol" w:hint="default"/>
+      </w:rPr>
+    </w:lvl>
+    <w:lvl w:ilvl="8">
+      <w:start w:val="1"/>
+      <w:numFmt w:val="bullet"/>
+      <w:lvlText w:val=""/>
+      <w:lvlJc w:val="left"/>
+      <w:pPr>
+        <w:tabs>
+          <w:tab w:val="num" w:pos="6381"/>
+        </w:tabs>
+        <w:ind w:left="6381" w:hanging="283"/>
+      </w:pPr>
+      <w:rPr>
+        <w:rFonts w:ascii="Symbol" w:hAnsi="Symbol" w:cs="Symbol" w:hint="default"/>
+      </w:rPr>
+    </w:lvl>
+  </w:abstractNum>
+  <w:abstractNum w:abstractNumId="15">
+    <w:lvl w:ilvl="0">
+      <w:start w:val="1"/>
+      <w:numFmt w:val="decimal"/>
+      <w:lvlText w:val="%1."/>
+      <w:lvlJc w:val="left"/>
+      <w:pPr>
+        <w:tabs>
+          <w:tab w:val="num" w:pos="709"/>
+        </w:tabs>
+        <w:ind w:left="709" w:hanging="283"/>
+      </w:pPr>
+      <w:rPr/>
+    </w:lvl>
+    <w:lvl w:ilvl="1">
+      <w:start w:val="1"/>
+      <w:numFmt w:val="decimal"/>
+      <w:lvlText w:val="%2."/>
+      <w:lvlJc w:val="left"/>
+      <w:pPr>
+        <w:tabs>
+          <w:tab w:val="num" w:pos="1418"/>
+        </w:tabs>
+        <w:ind w:left="1418" w:hanging="283"/>
+      </w:pPr>
+      <w:rPr/>
+    </w:lvl>
+    <w:lvl w:ilvl="2">
+      <w:start w:val="1"/>
+      <w:numFmt w:val="decimal"/>
+      <w:lvlText w:val="%3."/>
+      <w:lvlJc w:val="left"/>
+      <w:pPr>
+        <w:tabs>
+          <w:tab w:val="num" w:pos="2127"/>
+        </w:tabs>
+        <w:ind w:left="2127" w:hanging="283"/>
+      </w:pPr>
+      <w:rPr/>
+    </w:lvl>
+    <w:lvl w:ilvl="3">
+      <w:start w:val="1"/>
+      <w:numFmt w:val="decimal"/>
+      <w:lvlText w:val="%4."/>
+      <w:lvlJc w:val="left"/>
+      <w:pPr>
+        <w:tabs>
+          <w:tab w:val="num" w:pos="2836"/>
+        </w:tabs>
+        <w:ind w:left="2836" w:hanging="283"/>
+      </w:pPr>
+      <w:rPr/>
+    </w:lvl>
+    <w:lvl w:ilvl="4">
+      <w:start w:val="1"/>
+      <w:numFmt w:val="decimal"/>
+      <w:lvlText w:val="%5."/>
+      <w:lvlJc w:val="left"/>
+      <w:pPr>
+        <w:tabs>
+          <w:tab w:val="num" w:pos="3545"/>
+        </w:tabs>
+        <w:ind w:left="3545" w:hanging="283"/>
+      </w:pPr>
+      <w:rPr/>
+    </w:lvl>
+    <w:lvl w:ilvl="5">
+      <w:start w:val="1"/>
+      <w:numFmt w:val="decimal"/>
+      <w:lvlText w:val="%6."/>
+      <w:lvlJc w:val="left"/>
+      <w:pPr>
+        <w:tabs>
+          <w:tab w:val="num" w:pos="4254"/>
+        </w:tabs>
+        <w:ind w:left="4254" w:hanging="283"/>
+      </w:pPr>
+      <w:rPr/>
+    </w:lvl>
+    <w:lvl w:ilvl="6">
+      <w:start w:val="1"/>
+      <w:numFmt w:val="decimal"/>
+      <w:lvlText w:val="%7."/>
+      <w:lvlJc w:val="left"/>
+      <w:pPr>
+        <w:tabs>
+          <w:tab w:val="num" w:pos="4963"/>
+        </w:tabs>
+        <w:ind w:left="4963" w:hanging="283"/>
+      </w:pPr>
+      <w:rPr/>
+    </w:lvl>
+    <w:lvl w:ilvl="7">
+      <w:start w:val="1"/>
+      <w:numFmt w:val="decimal"/>
+      <w:lvlText w:val="%8."/>
+      <w:lvlJc w:val="left"/>
+      <w:pPr>
+        <w:tabs>
+          <w:tab w:val="num" w:pos="5672"/>
+        </w:tabs>
+        <w:ind w:left="5672" w:hanging="283"/>
+      </w:pPr>
+      <w:rPr/>
+    </w:lvl>
+    <w:lvl w:ilvl="8">
+      <w:start w:val="1"/>
+      <w:numFmt w:val="decimal"/>
+      <w:lvlText w:val="%9."/>
+      <w:lvlJc w:val="left"/>
+      <w:pPr>
+        <w:tabs>
+          <w:tab w:val="num" w:pos="6381"/>
+        </w:tabs>
+        <w:ind w:left="6381" w:hanging="283"/>
+      </w:pPr>
+      <w:rPr/>
+    </w:lvl>
+  </w:abstractNum>
+  <w:abstractNum w:abstractNumId="16">
+    <w:lvl w:ilvl="0">
+      <w:start w:val="1"/>
+      <w:numFmt w:val="bullet"/>
+      <w:lvlText w:val=""/>
+      <w:lvlJc w:val="left"/>
+      <w:pPr>
+        <w:tabs>
+          <w:tab w:val="num" w:pos="709"/>
+        </w:tabs>
+        <w:ind w:left="709" w:hanging="283"/>
+      </w:pPr>
+      <w:rPr>
+        <w:rFonts w:ascii="Symbol" w:hAnsi="Symbol" w:cs="Symbol" w:hint="default"/>
+      </w:rPr>
+    </w:lvl>
+    <w:lvl w:ilvl="1">
+      <w:start w:val="1"/>
+      <w:numFmt w:val="bullet"/>
+      <w:lvlText w:val=""/>
+      <w:lvlJc w:val="left"/>
+      <w:pPr>
+        <w:tabs>
+          <w:tab w:val="num" w:pos="1418"/>
+        </w:tabs>
+        <w:ind w:left="1418" w:hanging="283"/>
+      </w:pPr>
+      <w:rPr>
+        <w:rFonts w:ascii="Symbol" w:hAnsi="Symbol" w:cs="Symbol" w:hint="default"/>
+      </w:rPr>
+    </w:lvl>
+    <w:lvl w:ilvl="2">
+      <w:start w:val="1"/>
+      <w:numFmt w:val="bullet"/>
+      <w:lvlText w:val=""/>
+      <w:lvlJc w:val="left"/>
+      <w:pPr>
+        <w:tabs>
+          <w:tab w:val="num" w:pos="2127"/>
+        </w:tabs>
+        <w:ind w:left="2127" w:hanging="283"/>
+      </w:pPr>
+      <w:rPr>
+        <w:rFonts w:ascii="Symbol" w:hAnsi="Symbol" w:cs="Symbol" w:hint="default"/>
+      </w:rPr>
+    </w:lvl>
+    <w:lvl w:ilvl="3">
+      <w:start w:val="1"/>
+      <w:numFmt w:val="bullet"/>
+      <w:lvlText w:val=""/>
+      <w:lvlJc w:val="left"/>
+      <w:pPr>
+        <w:tabs>
+          <w:tab w:val="num" w:pos="2836"/>
+        </w:tabs>
+        <w:ind w:left="2836" w:hanging="283"/>
+      </w:pPr>
+      <w:rPr>
+        <w:rFonts w:ascii="Symbol" w:hAnsi="Symbol" w:cs="Symbol" w:hint="default"/>
+      </w:rPr>
+    </w:lvl>
+    <w:lvl w:ilvl="4">
+      <w:start w:val="1"/>
+      <w:numFmt w:val="bullet"/>
+      <w:lvlText w:val=""/>
+      <w:lvlJc w:val="left"/>
+      <w:pPr>
+        <w:tabs>
+          <w:tab w:val="num" w:pos="3545"/>
+        </w:tabs>
+        <w:ind w:left="3545" w:hanging="283"/>
+      </w:pPr>
+      <w:rPr>
+        <w:rFonts w:ascii="Symbol" w:hAnsi="Symbol" w:cs="Symbol" w:hint="default"/>
+      </w:rPr>
+    </w:lvl>
+    <w:lvl w:ilvl="5">
+      <w:start w:val="1"/>
+      <w:numFmt w:val="bullet"/>
+      <w:lvlText w:val=""/>
+      <w:lvlJc w:val="left"/>
+      <w:pPr>
+        <w:tabs>
+          <w:tab w:val="num" w:pos="4254"/>
+        </w:tabs>
+        <w:ind w:left="4254" w:hanging="283"/>
+      </w:pPr>
+      <w:rPr>
+        <w:rFonts w:ascii="Symbol" w:hAnsi="Symbol" w:cs="Symbol" w:hint="default"/>
+      </w:rPr>
+    </w:lvl>
+    <w:lvl w:ilvl="6">
+      <w:start w:val="1"/>
+      <w:numFmt w:val="bullet"/>
+      <w:lvlText w:val=""/>
+      <w:lvlJc w:val="left"/>
+      <w:pPr>
+        <w:tabs>
+          <w:tab w:val="num" w:pos="4963"/>
+        </w:tabs>
+        <w:ind w:left="4963" w:hanging="283"/>
+      </w:pPr>
+      <w:rPr>
+        <w:rFonts w:ascii="Symbol" w:hAnsi="Symbol" w:cs="Symbol" w:hint="default"/>
+      </w:rPr>
+    </w:lvl>
+    <w:lvl w:ilvl="7">
+      <w:start w:val="1"/>
+      <w:numFmt w:val="bullet"/>
+      <w:lvlText w:val=""/>
+      <w:lvlJc w:val="left"/>
+      <w:pPr>
+        <w:tabs>
+          <w:tab w:val="num" w:pos="5672"/>
+        </w:tabs>
+        <w:ind w:left="5672" w:hanging="283"/>
+      </w:pPr>
+      <w:rPr>
+        <w:rFonts w:ascii="Symbol" w:hAnsi="Symbol" w:cs="Symbol" w:hint="default"/>
+      </w:rPr>
+    </w:lvl>
+    <w:lvl w:ilvl="8">
+      <w:start w:val="1"/>
+      <w:numFmt w:val="bullet"/>
+      <w:lvlText w:val=""/>
+      <w:lvlJc w:val="left"/>
+      <w:pPr>
+        <w:tabs>
+          <w:tab w:val="num" w:pos="6381"/>
+        </w:tabs>
+        <w:ind w:left="6381" w:hanging="283"/>
+      </w:pPr>
+      <w:rPr>
+        <w:rFonts w:ascii="Symbol" w:hAnsi="Symbol" w:cs="Symbol" w:hint="default"/>
+      </w:rPr>
+    </w:lvl>
+  </w:abstractNum>
+  <w:abstractNum w:abstractNumId="17">
+    <w:lvl w:ilvl="0">
+      <w:start w:val="1"/>
+      <w:numFmt w:val="bullet"/>
+      <w:lvlText w:val=""/>
+      <w:lvlJc w:val="left"/>
+      <w:pPr>
+        <w:tabs>
+          <w:tab w:val="num" w:pos="709"/>
+        </w:tabs>
+        <w:ind w:left="709" w:hanging="283"/>
+      </w:pPr>
+      <w:rPr>
+        <w:rFonts w:ascii="Symbol" w:hAnsi="Symbol" w:cs="Symbol" w:hint="default"/>
+      </w:rPr>
+    </w:lvl>
+    <w:lvl w:ilvl="1">
+      <w:start w:val="1"/>
+      <w:numFmt w:val="bullet"/>
+      <w:lvlText w:val=""/>
+      <w:lvlJc w:val="left"/>
+      <w:pPr>
+        <w:tabs>
+          <w:tab w:val="num" w:pos="1418"/>
+        </w:tabs>
+        <w:ind w:left="1418" w:hanging="283"/>
+      </w:pPr>
+      <w:rPr>
+        <w:rFonts w:ascii="Symbol" w:hAnsi="Symbol" w:cs="Symbol" w:hint="default"/>
+      </w:rPr>
+    </w:lvl>
+    <w:lvl w:ilvl="2">
+      <w:start w:val="1"/>
+      <w:numFmt w:val="bullet"/>
+      <w:lvlText w:val=""/>
+      <w:lvlJc w:val="left"/>
+      <w:pPr>
+        <w:tabs>
+          <w:tab w:val="num" w:pos="2127"/>
+        </w:tabs>
+        <w:ind w:left="2127" w:hanging="283"/>
+      </w:pPr>
+      <w:rPr>
+        <w:rFonts w:ascii="Symbol" w:hAnsi="Symbol" w:cs="Symbol" w:hint="default"/>
+      </w:rPr>
+    </w:lvl>
+    <w:lvl w:ilvl="3">
+      <w:start w:val="1"/>
+      <w:numFmt w:val="bullet"/>
+      <w:lvlText w:val=""/>
+      <w:lvlJc w:val="left"/>
+      <w:pPr>
+        <w:tabs>
+          <w:tab w:val="num" w:pos="2836"/>
+        </w:tabs>
+        <w:ind w:left="2836" w:hanging="283"/>
+      </w:pPr>
+      <w:rPr>
+        <w:rFonts w:ascii="Symbol" w:hAnsi="Symbol" w:cs="Symbol" w:hint="default"/>
+      </w:rPr>
+    </w:lvl>
+    <w:lvl w:ilvl="4">
+      <w:start w:val="1"/>
+      <w:numFmt w:val="bullet"/>
+      <w:lvlText w:val=""/>
+      <w:lvlJc w:val="left"/>
+      <w:pPr>
+        <w:tabs>
+          <w:tab w:val="num" w:pos="3545"/>
+        </w:tabs>
+        <w:ind w:left="3545" w:hanging="283"/>
+      </w:pPr>
+      <w:rPr>
+        <w:rFonts w:ascii="Symbol" w:hAnsi="Symbol" w:cs="Symbol" w:hint="default"/>
+      </w:rPr>
+    </w:lvl>
+    <w:lvl w:ilvl="5">
+      <w:start w:val="1"/>
+      <w:numFmt w:val="bullet"/>
+      <w:lvlText w:val=""/>
+      <w:lvlJc w:val="left"/>
+      <w:pPr>
+        <w:tabs>
+          <w:tab w:val="num" w:pos="4254"/>
+        </w:tabs>
+        <w:ind w:left="4254" w:hanging="283"/>
+      </w:pPr>
+      <w:rPr>
+        <w:rFonts w:ascii="Symbol" w:hAnsi="Symbol" w:cs="Symbol" w:hint="default"/>
+      </w:rPr>
+    </w:lvl>
+    <w:lvl w:ilvl="6">
+      <w:start w:val="1"/>
+      <w:numFmt w:val="bullet"/>
+      <w:lvlText w:val=""/>
+      <w:lvlJc w:val="left"/>
+      <w:pPr>
+        <w:tabs>
+          <w:tab w:val="num" w:pos="4963"/>
+        </w:tabs>
+        <w:ind w:left="4963" w:hanging="283"/>
+      </w:pPr>
+      <w:rPr>
+        <w:rFonts w:ascii="Symbol" w:hAnsi="Symbol" w:cs="Symbol" w:hint="default"/>
+      </w:rPr>
+    </w:lvl>
+    <w:lvl w:ilvl="7">
+      <w:start w:val="1"/>
+      <w:numFmt w:val="bullet"/>
+      <w:lvlText w:val=""/>
+      <w:lvlJc w:val="left"/>
+      <w:pPr>
+        <w:tabs>
+          <w:tab w:val="num" w:pos="5672"/>
+        </w:tabs>
+        <w:ind w:left="5672" w:hanging="283"/>
+      </w:pPr>
+      <w:rPr>
+        <w:rFonts w:ascii="Symbol" w:hAnsi="Symbol" w:cs="Symbol" w:hint="default"/>
+      </w:rPr>
+    </w:lvl>
+    <w:lvl w:ilvl="8">
+      <w:start w:val="1"/>
+      <w:numFmt w:val="bullet"/>
+      <w:lvlText w:val=""/>
+      <w:lvlJc w:val="left"/>
+      <w:pPr>
+        <w:tabs>
+          <w:tab w:val="num" w:pos="6381"/>
+        </w:tabs>
+        <w:ind w:left="6381" w:hanging="283"/>
+      </w:pPr>
+      <w:rPr>
+        <w:rFonts w:ascii="Symbol" w:hAnsi="Symbol" w:cs="Symbol" w:hint="default"/>
+      </w:rPr>
+    </w:lvl>
+  </w:abstractNum>
+  <w:abstractNum w:abstractNumId="18">
+    <w:lvl w:ilvl="0">
+      <w:start w:val="1"/>
+      <w:numFmt w:val="decimal"/>
+      <w:lvlText w:val="%1."/>
+      <w:lvlJc w:val="left"/>
+      <w:pPr>
+        <w:tabs>
+          <w:tab w:val="num" w:pos="709"/>
+        </w:tabs>
+        <w:ind w:left="709" w:hanging="283"/>
+      </w:pPr>
+      <w:rPr/>
+    </w:lvl>
+    <w:lvl w:ilvl="1">
+      <w:start w:val="1"/>
+      <w:numFmt w:val="decimal"/>
+      <w:lvlText w:val="%2."/>
+      <w:lvlJc w:val="left"/>
+      <w:pPr>
+        <w:tabs>
+          <w:tab w:val="num" w:pos="1418"/>
+        </w:tabs>
+        <w:ind w:left="1418" w:hanging="283"/>
+      </w:pPr>
+      <w:rPr/>
+    </w:lvl>
+    <w:lvl w:ilvl="2">
+      <w:start w:val="1"/>
+      <w:numFmt w:val="decimal"/>
+      <w:lvlText w:val="%3."/>
+      <w:lvlJc w:val="left"/>
+      <w:pPr>
+        <w:tabs>
+          <w:tab w:val="num" w:pos="2127"/>
+        </w:tabs>
+        <w:ind w:left="2127" w:hanging="283"/>
+      </w:pPr>
+      <w:rPr/>
+    </w:lvl>
+    <w:lvl w:ilvl="3">
+      <w:start w:val="1"/>
+      <w:numFmt w:val="decimal"/>
+      <w:lvlText w:val="%4."/>
+      <w:lvlJc w:val="left"/>
+      <w:pPr>
+        <w:tabs>
+          <w:tab w:val="num" w:pos="2836"/>
+        </w:tabs>
+        <w:ind w:left="2836" w:hanging="283"/>
+      </w:pPr>
+      <w:rPr/>
+    </w:lvl>
+    <w:lvl w:ilvl="4">
+      <w:start w:val="1"/>
+      <w:numFmt w:val="decimal"/>
+      <w:lvlText w:val="%5."/>
+      <w:lvlJc w:val="left"/>
+      <w:pPr>
+        <w:tabs>
+          <w:tab w:val="num" w:pos="3545"/>
+        </w:tabs>
+        <w:ind w:left="3545" w:hanging="283"/>
+      </w:pPr>
+      <w:rPr/>
+    </w:lvl>
+    <w:lvl w:ilvl="5">
+      <w:start w:val="1"/>
+      <w:numFmt w:val="decimal"/>
+      <w:lvlText w:val="%6."/>
+      <w:lvlJc w:val="left"/>
+      <w:pPr>
+        <w:tabs>
+          <w:tab w:val="num" w:pos="4254"/>
+        </w:tabs>
+        <w:ind w:left="4254" w:hanging="283"/>
+      </w:pPr>
+      <w:rPr/>
+    </w:lvl>
+    <w:lvl w:ilvl="6">
+      <w:start w:val="1"/>
+      <w:numFmt w:val="decimal"/>
+      <w:lvlText w:val="%7."/>
+      <w:lvlJc w:val="left"/>
+      <w:pPr>
+        <w:tabs>
+          <w:tab w:val="num" w:pos="4963"/>
+        </w:tabs>
+        <w:ind w:left="4963" w:hanging="283"/>
+      </w:pPr>
+      <w:rPr/>
+    </w:lvl>
+    <w:lvl w:ilvl="7">
+      <w:start w:val="1"/>
+      <w:numFmt w:val="decimal"/>
+      <w:lvlText w:val="%8."/>
+      <w:lvlJc w:val="left"/>
+      <w:pPr>
+        <w:tabs>
+          <w:tab w:val="num" w:pos="5672"/>
+        </w:tabs>
+        <w:ind w:left="5672" w:hanging="283"/>
+      </w:pPr>
+      <w:rPr/>
+    </w:lvl>
+    <w:lvl w:ilvl="8">
+      <w:start w:val="1"/>
+      <w:numFmt w:val="decimal"/>
+      <w:lvlText w:val="%9."/>
+      <w:lvlJc w:val="left"/>
+      <w:pPr>
+        <w:tabs>
+          <w:tab w:val="num" w:pos="6381"/>
+        </w:tabs>
+        <w:ind w:left="6381" w:hanging="283"/>
+      </w:pPr>
+      <w:rPr/>
+    </w:lvl>
+  </w:abstractNum>
+  <w:abstractNum w:abstractNumId="19">
+    <w:lvl w:ilvl="0">
+      <w:start w:val="1"/>
+      <w:numFmt w:val="bullet"/>
+      <w:lvlText w:val=""/>
+      <w:lvlJc w:val="left"/>
+      <w:pPr>
+        <w:tabs>
+          <w:tab w:val="num" w:pos="709"/>
+        </w:tabs>
+        <w:ind w:left="709" w:hanging="283"/>
+      </w:pPr>
+      <w:rPr>
+        <w:rFonts w:ascii="Symbol" w:hAnsi="Symbol" w:cs="Symbol" w:hint="default"/>
+      </w:rPr>
+    </w:lvl>
+    <w:lvl w:ilvl="1">
+      <w:start w:val="1"/>
+      <w:numFmt w:val="bullet"/>
+      <w:lvlText w:val=""/>
+      <w:lvlJc w:val="left"/>
+      <w:pPr>
+        <w:tabs>
+          <w:tab w:val="num" w:pos="1418"/>
+        </w:tabs>
+        <w:ind w:left="1418" w:hanging="283"/>
+      </w:pPr>
+      <w:rPr>
+        <w:rFonts w:ascii="Symbol" w:hAnsi="Symbol" w:cs="Symbol" w:hint="default"/>
+      </w:rPr>
+    </w:lvl>
+    <w:lvl w:ilvl="2">
+      <w:start w:val="1"/>
+      <w:numFmt w:val="bullet"/>
+      <w:lvlText w:val=""/>
+      <w:lvlJc w:val="left"/>
+      <w:pPr>
+        <w:tabs>
+          <w:tab w:val="num" w:pos="2127"/>
+        </w:tabs>
+        <w:ind w:left="2127" w:hanging="283"/>
+      </w:pPr>
+      <w:rPr>
+        <w:rFonts w:ascii="Symbol" w:hAnsi="Symbol" w:cs="Symbol" w:hint="default"/>
+      </w:rPr>
+    </w:lvl>
+    <w:lvl w:ilvl="3">
+      <w:start w:val="1"/>
+      <w:numFmt w:val="bullet"/>
+      <w:lvlText w:val=""/>
+      <w:lvlJc w:val="left"/>
+      <w:pPr>
+        <w:tabs>
+          <w:tab w:val="num" w:pos="2836"/>
+        </w:tabs>
+        <w:ind w:left="2836" w:hanging="283"/>
+      </w:pPr>
+      <w:rPr>
+        <w:rFonts w:ascii="Symbol" w:hAnsi="Symbol" w:cs="Symbol" w:hint="default"/>
+      </w:rPr>
+    </w:lvl>
+    <w:lvl w:ilvl="4">
+      <w:start w:val="1"/>
+      <w:numFmt w:val="bullet"/>
+      <w:lvlText w:val=""/>
+      <w:lvlJc w:val="left"/>
+      <w:pPr>
+        <w:tabs>
+          <w:tab w:val="num" w:pos="3545"/>
+        </w:tabs>
+        <w:ind w:left="3545" w:hanging="283"/>
+      </w:pPr>
+      <w:rPr>
+        <w:rFonts w:ascii="Symbol" w:hAnsi="Symbol" w:cs="Symbol" w:hint="default"/>
+      </w:rPr>
+    </w:lvl>
+    <w:lvl w:ilvl="5">
+      <w:start w:val="1"/>
+      <w:numFmt w:val="bullet"/>
+      <w:lvlText w:val=""/>
+      <w:lvlJc w:val="left"/>
+      <w:pPr>
+        <w:tabs>
+          <w:tab w:val="num" w:pos="4254"/>
+        </w:tabs>
+        <w:ind w:left="4254" w:hanging="283"/>
+      </w:pPr>
+      <w:rPr>
+        <w:rFonts w:ascii="Symbol" w:hAnsi="Symbol" w:cs="Symbol" w:hint="default"/>
+      </w:rPr>
+    </w:lvl>
+    <w:lvl w:ilvl="6">
+      <w:start w:val="1"/>
+      <w:numFmt w:val="bullet"/>
+      <w:lvlText w:val=""/>
+      <w:lvlJc w:val="left"/>
+      <w:pPr>
+        <w:tabs>
+          <w:tab w:val="num" w:pos="4963"/>
+        </w:tabs>
+        <w:ind w:left="4963" w:hanging="283"/>
+      </w:pPr>
+      <w:rPr>
+        <w:rFonts w:ascii="Symbol" w:hAnsi="Symbol" w:cs="Symbol" w:hint="default"/>
+      </w:rPr>
+    </w:lvl>
+    <w:lvl w:ilvl="7">
+      <w:start w:val="1"/>
+      <w:numFmt w:val="bullet"/>
+      <w:lvlText w:val=""/>
+      <w:lvlJc w:val="left"/>
+      <w:pPr>
+        <w:tabs>
+          <w:tab w:val="num" w:pos="5672"/>
+        </w:tabs>
+        <w:ind w:left="5672" w:hanging="283"/>
+      </w:pPr>
+      <w:rPr>
+        <w:rFonts w:ascii="Symbol" w:hAnsi="Symbol" w:cs="Symbol" w:hint="default"/>
+      </w:rPr>
+    </w:lvl>
+    <w:lvl w:ilvl="8">
+      <w:start w:val="1"/>
+      <w:numFmt w:val="bullet"/>
+      <w:lvlText w:val=""/>
+      <w:lvlJc w:val="left"/>
+      <w:pPr>
+        <w:tabs>
+          <w:tab w:val="num" w:pos="6381"/>
+        </w:tabs>
+        <w:ind w:left="6381" w:hanging="283"/>
+      </w:pPr>
+      <w:rPr>
+        <w:rFonts w:ascii="Symbol" w:hAnsi="Symbol" w:cs="Symbol" w:hint="default"/>
+      </w:rPr>
+    </w:lvl>
+  </w:abstractNum>
+  <w:abstractNum w:abstractNumId="20">
+    <w:lvl w:ilvl="0">
+      <w:start w:val="1"/>
+      <w:numFmt w:val="bullet"/>
+      <w:lvlText w:val=""/>
+      <w:lvlJc w:val="left"/>
+      <w:pPr>
+        <w:tabs>
+          <w:tab w:val="num" w:pos="709"/>
+        </w:tabs>
+        <w:ind w:left="709" w:hanging="283"/>
+      </w:pPr>
+      <w:rPr>
+        <w:rFonts w:ascii="Symbol" w:hAnsi="Symbol" w:cs="Symbol" w:hint="default"/>
+      </w:rPr>
+    </w:lvl>
+    <w:lvl w:ilvl="1">
+      <w:start w:val="1"/>
+      <w:numFmt w:val="bullet"/>
+      <w:lvlText w:val=""/>
+      <w:lvlJc w:val="left"/>
+      <w:pPr>
+        <w:tabs>
+          <w:tab w:val="num" w:pos="1418"/>
+        </w:tabs>
+        <w:ind w:left="1418" w:hanging="283"/>
+      </w:pPr>
+      <w:rPr>
+        <w:rFonts w:ascii="Symbol" w:hAnsi="Symbol" w:cs="Symbol" w:hint="default"/>
+      </w:rPr>
+    </w:lvl>
+    <w:lvl w:ilvl="2">
+      <w:start w:val="1"/>
+      <w:numFmt w:val="bullet"/>
+      <w:lvlText w:val=""/>
+      <w:lvlJc w:val="left"/>
+      <w:pPr>
+        <w:tabs>
+          <w:tab w:val="num" w:pos="2127"/>
+        </w:tabs>
+        <w:ind w:left="2127" w:hanging="283"/>
+      </w:pPr>
+      <w:rPr>
+        <w:rFonts w:ascii="Symbol" w:hAnsi="Symbol" w:cs="Symbol" w:hint="default"/>
+      </w:rPr>
+    </w:lvl>
+    <w:lvl w:ilvl="3">
+      <w:start w:val="1"/>
+      <w:numFmt w:val="bullet"/>
+      <w:lvlText w:val=""/>
+      <w:lvlJc w:val="left"/>
+      <w:pPr>
+        <w:tabs>
+          <w:tab w:val="num" w:pos="2836"/>
+        </w:tabs>
+        <w:ind w:left="2836" w:hanging="283"/>
+      </w:pPr>
+      <w:rPr>
+        <w:rFonts w:ascii="Symbol" w:hAnsi="Symbol" w:cs="Symbol" w:hint="default"/>
+      </w:rPr>
+    </w:lvl>
+    <w:lvl w:ilvl="4">
+      <w:start w:val="1"/>
+      <w:numFmt w:val="bullet"/>
+      <w:lvlText w:val=""/>
+      <w:lvlJc w:val="left"/>
+      <w:pPr>
+        <w:tabs>
+          <w:tab w:val="num" w:pos="3545"/>
+        </w:tabs>
+        <w:ind w:left="3545" w:hanging="283"/>
+      </w:pPr>
+      <w:rPr>
+        <w:rFonts w:ascii="Symbol" w:hAnsi="Symbol" w:cs="Symbol" w:hint="default"/>
+      </w:rPr>
+    </w:lvl>
+    <w:lvl w:ilvl="5">
+      <w:start w:val="1"/>
+      <w:numFmt w:val="bullet"/>
+      <w:lvlText w:val=""/>
+      <w:lvlJc w:val="left"/>
+      <w:pPr>
+        <w:tabs>
+          <w:tab w:val="num" w:pos="4254"/>
+        </w:tabs>
+        <w:ind w:left="4254" w:hanging="283"/>
+      </w:pPr>
+      <w:rPr>
+        <w:rFonts w:ascii="Symbol" w:hAnsi="Symbol" w:cs="Symbol" w:hint="default"/>
+      </w:rPr>
+    </w:lvl>
+    <w:lvl w:ilvl="6">
+      <w:start w:val="1"/>
+      <w:numFmt w:val="bullet"/>
+      <w:lvlText w:val=""/>
+      <w:lvlJc w:val="left"/>
+      <w:pPr>
+        <w:tabs>
+          <w:tab w:val="num" w:pos="4963"/>
+        </w:tabs>
+        <w:ind w:left="4963" w:hanging="283"/>
+      </w:pPr>
+      <w:rPr>
+        <w:rFonts w:ascii="Symbol" w:hAnsi="Symbol" w:cs="Symbol" w:hint="default"/>
+      </w:rPr>
+    </w:lvl>
+    <w:lvl w:ilvl="7">
+      <w:start w:val="1"/>
+      <w:numFmt w:val="bullet"/>
+      <w:lvlText w:val=""/>
+      <w:lvlJc w:val="left"/>
+      <w:pPr>
+        <w:tabs>
+          <w:tab w:val="num" w:pos="5672"/>
+        </w:tabs>
+        <w:ind w:left="5672" w:hanging="283"/>
+      </w:pPr>
+      <w:rPr>
+        <w:rFonts w:ascii="Symbol" w:hAnsi="Symbol" w:cs="Symbol" w:hint="default"/>
+      </w:rPr>
+    </w:lvl>
+    <w:lvl w:ilvl="8">
+      <w:start w:val="1"/>
+      <w:numFmt w:val="bullet"/>
+      <w:lvlText w:val=""/>
+      <w:lvlJc w:val="left"/>
+      <w:pPr>
+        <w:tabs>
+          <w:tab w:val="num" w:pos="6381"/>
+        </w:tabs>
+        <w:ind w:left="6381" w:hanging="283"/>
+      </w:pPr>
+      <w:rPr>
+        <w:rFonts w:ascii="Symbol" w:hAnsi="Symbol" w:cs="Symbol" w:hint="default"/>
+      </w:rPr>
+    </w:lvl>
+  </w:abstractNum>
+  <w:abstractNum w:abstractNumId="21">
+    <w:lvl w:ilvl="0">
+      <w:start w:val="1"/>
+      <w:numFmt w:val="none"/>
+      <w:suff w:val="nothing"/>
+      <w:lvlText w:val=""/>
+      <w:lvlJc w:val="left"/>
+      <w:pPr>
+        <w:tabs>
+          <w:tab w:val="num" w:pos="0"/>
+        </w:tabs>
+        <w:ind w:left="0" w:hanging="0"/>
+      </w:pPr>
+    </w:lvl>
+    <w:lvl w:ilvl="1">
+      <w:start w:val="1"/>
+      <w:numFmt w:val="none"/>
+      <w:suff w:val="nothing"/>
+      <w:lvlText w:val=""/>
+      <w:lvlJc w:val="left"/>
+      <w:pPr>
+        <w:tabs>
+          <w:tab w:val="num" w:pos="0"/>
+        </w:tabs>
+        <w:ind w:left="0" w:hanging="0"/>
+      </w:pPr>
+    </w:lvl>
+    <w:lvl w:ilvl="2">
+      <w:start w:val="1"/>
+      <w:numFmt w:val="none"/>
+      <w:suff w:val="nothing"/>
+      <w:lvlText w:val=""/>
+      <w:lvlJc w:val="left"/>
+      <w:pPr>
+        <w:tabs>
+          <w:tab w:val="num" w:pos="0"/>
+        </w:tabs>
+        <w:ind w:left="0" w:hanging="0"/>
+      </w:pPr>
+    </w:lvl>
+    <w:lvl w:ilvl="3">
+      <w:start w:val="1"/>
+      <w:numFmt w:val="none"/>
+      <w:suff w:val="nothing"/>
+      <w:lvlText w:val=""/>
+      <w:lvlJc w:val="left"/>
+      <w:pPr>
+        <w:tabs>
+          <w:tab w:val="num" w:pos="0"/>
+        </w:tabs>
+        <w:ind w:left="0" w:hanging="0"/>
+      </w:pPr>
+    </w:lvl>
+    <w:lvl w:ilvl="4">
+      <w:start w:val="1"/>
+      <w:numFmt w:val="none"/>
+      <w:suff w:val="nothing"/>
+      <w:lvlText w:val=""/>
+      <w:lvlJc w:val="left"/>
+      <w:pPr>
+        <w:tabs>
+          <w:tab w:val="num" w:pos="0"/>
+        </w:tabs>
+        <w:ind w:left="0" w:hanging="0"/>
+      </w:pPr>
+    </w:lvl>
+    <w:lvl w:ilvl="5">
+      <w:start w:val="1"/>
+      <w:numFmt w:val="none"/>
+      <w:suff w:val="nothing"/>
+      <w:lvlText w:val=""/>
+      <w:lvlJc w:val="left"/>
+      <w:pPr>
+        <w:tabs>
+          <w:tab w:val="num" w:pos="0"/>
+        </w:tabs>
+        <w:ind w:left="0" w:hanging="0"/>
+      </w:pPr>
+    </w:lvl>
+    <w:lvl w:ilvl="6">
+      <w:start w:val="1"/>
+      <w:numFmt w:val="none"/>
+      <w:suff w:val="nothing"/>
+      <w:lvlText w:val=""/>
+      <w:lvlJc w:val="left"/>
+      <w:pPr>
+        <w:tabs>
+          <w:tab w:val="num" w:pos="0"/>
+        </w:tabs>
+        <w:ind w:left="0" w:hanging="0"/>
+      </w:pPr>
+    </w:lvl>
+    <w:lvl w:ilvl="7">
+      <w:start w:val="1"/>
+      <w:numFmt w:val="none"/>
+      <w:suff w:val="nothing"/>
+      <w:lvlText w:val=""/>
+      <w:lvlJc w:val="left"/>
+      <w:pPr>
+        <w:tabs>
+          <w:tab w:val="num" w:pos="0"/>
+        </w:tabs>
+        <w:ind w:left="0" w:hanging="0"/>
+      </w:pPr>
+    </w:lvl>
+    <w:lvl w:ilvl="8">
+      <w:start w:val="1"/>
+      <w:numFmt w:val="none"/>
+      <w:suff w:val="nothing"/>
+      <w:lvlText w:val=""/>
+      <w:lvlJc w:val="left"/>
+      <w:pPr>
+        <w:tabs>
+          <w:tab w:val="num" w:pos="0"/>
+        </w:tabs>
+        <w:ind w:left="0" w:hanging="0"/>
+      </w:pPr>
     </w:lvl>
   </w:abstractNum>
   <w:num w:numId="1">
@@ -19597,6 +23946,30 @@
   </w:num>
   <w:num w:numId="13">
     <w:abstractNumId w:val="13"/>
+  </w:num>
+  <w:num w:numId="14">
+    <w:abstractNumId w:val="14"/>
+  </w:num>
+  <w:num w:numId="15">
+    <w:abstractNumId w:val="15"/>
+  </w:num>
+  <w:num w:numId="16">
+    <w:abstractNumId w:val="16"/>
+  </w:num>
+  <w:num w:numId="17">
+    <w:abstractNumId w:val="17"/>
+  </w:num>
+  <w:num w:numId="18">
+    <w:abstractNumId w:val="18"/>
+  </w:num>
+  <w:num w:numId="19">
+    <w:abstractNumId w:val="19"/>
+  </w:num>
+  <w:num w:numId="20">
+    <w:abstractNumId w:val="20"/>
+  </w:num>
+  <w:num w:numId="21">
+    <w:abstractNumId w:val="21"/>
   </w:num>
 </w:numbering>
 </file>
@@ -20422,6 +24795,36 @@
       <w:bCs/>
     </w:rPr>
   </w:style>
+  <w:style w:type="paragraph" w:styleId="HorizontalLine">
+    <w:name w:val="Horizontal Line"/>
+    <w:basedOn w:val="Normal"/>
+    <w:next w:val="BodyText"/>
+    <w:qFormat/>
+    <w:pPr>
+      <w:suppressLineNumbers/>
+      <w:pBdr>
+        <w:bottom w:val="double" w:sz="2" w:space="0" w:color="808080"/>
+      </w:pBdr>
+      <w:spacing w:before="0" w:after="283"/>
+    </w:pPr>
+    <w:rPr>
+      <w:sz w:val="12"/>
+      <w:szCs w:val="12"/>
+    </w:rPr>
+  </w:style>
+  <w:style w:type="paragraph" w:styleId="PreformattedText">
+    <w:name w:val="Preformatted Text"/>
+    <w:basedOn w:val="Normal"/>
+    <w:qFormat/>
+    <w:pPr>
+      <w:spacing w:before="0" w:after="0"/>
+    </w:pPr>
+    <w:rPr>
+      <w:rFonts w:ascii="Liberation Mono" w:hAnsi="Liberation Mono" w:eastAsia="Liberation Mono" w:cs="Liberation Mono"/>
+      <w:sz w:val="20"/>
+      <w:szCs w:val="20"/>
+    </w:rPr>
+  </w:style>
   <w:style w:type="numbering" w:styleId="NoList" w:default="1">
     <w:name w:val="No List"/>
     <w:uiPriority w:val="99"/>

--- a/document/customer-segmentation.docx
+++ b/document/customer-segmentation.docx
@@ -33,9 +33,9 @@
             <wp:wrapTight wrapText="bothSides">
               <wp:wrapPolygon edited="0">
                 <wp:start x="-83" y="0"/>
-                <wp:lineTo x="-83" y="20796"/>
-                <wp:lineTo x="21099" y="20796"/>
-                <wp:lineTo x="21099" y="0"/>
+                <wp:lineTo x="-83" y="20636"/>
+                <wp:lineTo x="21015" y="20636"/>
+                <wp:lineTo x="21015" y="0"/>
                 <wp:lineTo x="-83" y="0"/>
               </wp:wrapPolygon>
             </wp:wrapTight>
@@ -445,7 +445,43 @@
           <w:sz w:val="28"/>
           <w:szCs w:val="28"/>
         </w:rPr>
-        <w:t>Aashis Risal (79010939)</w:t>
+        <w:t>Aashis</w:t>
+      </w:r>
+      <w:r>
+        <w:rPr>
+          <w:rFonts w:cs="Times New Roman" w:ascii="Times New Roman" w:hAnsi="Times New Roman"/>
+          <w:b/>
+          <w:sz w:val="28"/>
+          <w:szCs w:val="28"/>
+        </w:rPr>
+        <w:t>h</w:t>
+      </w:r>
+      <w:r>
+        <w:rPr>
+          <w:rFonts w:cs="Times New Roman" w:ascii="Times New Roman" w:hAnsi="Times New Roman"/>
+          <w:b/>
+          <w:sz w:val="28"/>
+          <w:szCs w:val="28"/>
+        </w:rPr>
+        <w:t xml:space="preserve"> Ri</w:t>
+      </w:r>
+      <w:r>
+        <w:rPr>
+          <w:rFonts w:cs="Times New Roman" w:ascii="Times New Roman" w:hAnsi="Times New Roman"/>
+          <w:b/>
+          <w:sz w:val="28"/>
+          <w:szCs w:val="28"/>
+        </w:rPr>
+        <w:t>j</w:t>
+      </w:r>
+      <w:r>
+        <w:rPr>
+          <w:rFonts w:cs="Times New Roman" w:ascii="Times New Roman" w:hAnsi="Times New Roman"/>
+          <w:b/>
+          <w:sz w:val="28"/>
+          <w:szCs w:val="28"/>
+        </w:rPr>
+        <w:t>al (79010939)</w:t>
       </w:r>
     </w:p>
     <w:p>
@@ -655,7 +691,7 @@
           <w:sz w:val="24"/>
           <w:szCs w:val="24"/>
         </w:rPr>
-        <w:t xml:space="preserve"> ......................................................................................................……...  3</w:t>
+        <w:t xml:space="preserve"> ......................................................................................................……………………  3</w:t>
       </w:r>
     </w:p>
     <w:p>
@@ -706,7 +742,7 @@
           <w:szCs w:val="24"/>
         </w:rPr>
         <w:tab/>
-        <w:t>1.1 Background  …………….................................................………….….  3</w:t>
+        <w:t>1.1 Background  …………….................................................………….……………….  3</w:t>
       </w:r>
     </w:p>
     <w:p>
@@ -727,7 +763,7 @@
           <w:szCs w:val="24"/>
         </w:rPr>
         <w:tab/>
-        <w:t>1.2 Problem Statement ...........................…..............………......….……….  3</w:t>
+        <w:t>1.2 Problem Statement ...........................…..............………......….…………………….  3</w:t>
       </w:r>
     </w:p>
     <w:p>
@@ -748,7 +784,7 @@
           <w:szCs w:val="24"/>
         </w:rPr>
         <w:tab/>
-        <w:t>1.3 Objectives ..............................................................................………...… 4</w:t>
+        <w:t>1.3 Objectives ..............................................................................………...…………….. 4</w:t>
       </w:r>
     </w:p>
     <w:p>
@@ -789,9 +825,7 @@
           <w:szCs w:val="24"/>
         </w:rPr>
         <w:tab/>
-        <w:t xml:space="preserve">2.1 Customer Segmentation Overview ..………………………………...... </w:t>
-        <w:tab/>
-        <w:t>6</w:t>
+        <w:t>2.1 Customer Segmentation Overview ..………………………………...…………….    6</w:t>
       </w:r>
     </w:p>
     <w:p>
@@ -812,9 +846,7 @@
           <w:szCs w:val="24"/>
         </w:rPr>
         <w:tab/>
-        <w:t xml:space="preserve">2.2 Clustering Algorithms .......................……………………………….... </w:t>
-        <w:tab/>
-        <w:t>8</w:t>
+        <w:t>2.2 Clustering Algorithms .......................……………………………….………………  8</w:t>
       </w:r>
     </w:p>
     <w:p>
@@ -835,9 +867,7 @@
           <w:szCs w:val="24"/>
         </w:rPr>
         <w:tab/>
-        <w:t xml:space="preserve">2.3 Classification Algorithms ................………………………………...... </w:t>
-        <w:tab/>
-        <w:t>9</w:t>
+        <w:t>2.3 Classification Algorithms ................………………………………...………………  9</w:t>
       </w:r>
     </w:p>
     <w:p>
@@ -858,9 +888,7 @@
           <w:szCs w:val="24"/>
         </w:rPr>
         <w:tab/>
-        <w:t xml:space="preserve">2.4 Related Work .....................……………………………….................. </w:t>
-        <w:tab/>
-        <w:t>10</w:t>
+        <w:t>2.4 Related Work .....................………………………………………………………… 10</w:t>
       </w:r>
     </w:p>
     <w:p>
@@ -901,9 +929,7 @@
           <w:szCs w:val="24"/>
         </w:rPr>
         <w:tab/>
-        <w:t xml:space="preserve">3.1 Dataset Description ...................……………………………….......... </w:t>
-        <w:tab/>
-        <w:t>12</w:t>
+        <w:t>3.1 Dataset Description ...................……………………………….....………………… 12</w:t>
       </w:r>
     </w:p>
     <w:p>
@@ -924,9 +950,7 @@
           <w:szCs w:val="24"/>
         </w:rPr>
         <w:tab/>
-        <w:t xml:space="preserve">3.2 Tools and Environment .........………………………………............... </w:t>
-        <w:tab/>
-        <w:t>12</w:t>
+        <w:t>3.2 Tools and Environment .........………………………………...........……………….. 12</w:t>
       </w:r>
     </w:p>
     <w:p>
@@ -947,9 +971,7 @@
           <w:szCs w:val="24"/>
         </w:rPr>
         <w:tab/>
-        <w:t xml:space="preserve">3.3 Overall Pipeline ...............……………………………….................... </w:t>
-        <w:tab/>
-        <w:t>13</w:t>
+        <w:t>3.3 Overall Pipeline ...............……………………………….................………………. 13</w:t>
       </w:r>
     </w:p>
     <w:p>
@@ -990,9 +1012,7 @@
           <w:szCs w:val="24"/>
         </w:rPr>
         <w:tab/>
-        <w:t xml:space="preserve">4.1 Descriptive Statistics ............……………………………….............. </w:t>
-        <w:tab/>
-        <w:t>14</w:t>
+        <w:t>4.1 Descriptive Statistics ............……………………………………………………….. 14</w:t>
       </w:r>
     </w:p>
     <w:p>
@@ -1013,9 +1033,7 @@
           <w:szCs w:val="24"/>
         </w:rPr>
         <w:tab/>
-        <w:t xml:space="preserve">4.2 Data Visualizations ......………………………………....................... </w:t>
-        <w:tab/>
-        <w:t>15</w:t>
+        <w:t>4.2 Data Visualizations ......………………………………...................…………………15</w:t>
       </w:r>
     </w:p>
     <w:p>
@@ -1036,9 +1054,7 @@
           <w:szCs w:val="24"/>
         </w:rPr>
         <w:tab/>
-        <w:t xml:space="preserve">4.3 Observations and Insights .........……………………………….......... </w:t>
-        <w:tab/>
-        <w:t>16</w:t>
+        <w:t>4.3 Observations and Insights .........………………………………......……………….. 16</w:t>
       </w:r>
     </w:p>
     <w:p>
@@ -1079,9 +1095,7 @@
           <w:szCs w:val="24"/>
         </w:rPr>
         <w:tab/>
-        <w:t xml:space="preserve">5.1 Handling Missing Values .....…………………………….................. </w:t>
-        <w:tab/>
-        <w:t>17</w:t>
+        <w:t>5.1 Handling Missing Values .....……………………………...............……………….. 17</w:t>
       </w:r>
     </w:p>
     <w:p>
@@ -1102,9 +1116,7 @@
           <w:szCs w:val="24"/>
         </w:rPr>
         <w:tab/>
-        <w:t xml:space="preserve">5.2 Encoding Categorical Variables ..……………………………........... </w:t>
-        <w:tab/>
-        <w:t>18</w:t>
+        <w:t>5.2 Encoding Categorical Variables ..……………………………........………………. 18</w:t>
       </w:r>
     </w:p>
     <w:p>
@@ -1125,9 +1137,7 @@
           <w:szCs w:val="24"/>
         </w:rPr>
         <w:tab/>
-        <w:t xml:space="preserve">5.3 Feature Scaling ......................………………………………............. </w:t>
-        <w:tab/>
-        <w:t>18</w:t>
+        <w:t>5.3 Feature Scaling ......................……………………………….........……………….. 18</w:t>
       </w:r>
     </w:p>
     <w:p>
@@ -1148,9 +1158,7 @@
           <w:szCs w:val="24"/>
         </w:rPr>
         <w:tab/>
-        <w:t xml:space="preserve">5.4 Outlier Handling ……………………………………………………. </w:t>
-        <w:tab/>
-        <w:t>19</w:t>
+        <w:t>5.4 Outlier Handling …………………………………………………………………… 19</w:t>
       </w:r>
     </w:p>
     <w:p>
@@ -1171,9 +1179,7 @@
           <w:szCs w:val="24"/>
         </w:rPr>
         <w:tab/>
-        <w:t>5.5 Processed Dataset ……………………………………………………</w:t>
-        <w:tab/>
-        <w:t>20</w:t>
+        <w:t>5.5 Processed Dataset ………………………………………………………………….. 20</w:t>
       </w:r>
     </w:p>
     <w:p>
@@ -1214,7 +1220,7 @@
           <w:szCs w:val="24"/>
         </w:rPr>
         <w:tab/>
-        <w:t>6.1 K-Means Algorithm Overview ....……………………………........... 19</w:t>
+        <w:t>6.1 K-Means Algorithm Overview ....…………………………….......………………. 19</w:t>
       </w:r>
     </w:p>
     <w:p>
@@ -1235,7 +1241,7 @@
           <w:szCs w:val="24"/>
         </w:rPr>
         <w:tab/>
-        <w:t>6.2 Optimal K Selection ………………...……………………………...... 20</w:t>
+        <w:t>6.2 Optimal K Selection ………………...……………………………..……………… 20</w:t>
       </w:r>
     </w:p>
     <w:p>
@@ -1256,7 +1262,7 @@
           <w:szCs w:val="24"/>
         </w:rPr>
         <w:tab/>
-        <w:t>6.3 Cluster Visualization ............……………………………….…....….... 21</w:t>
+        <w:t>6.3 Cluster Visualization ............……………………………….…....….……………  21</w:t>
       </w:r>
     </w:p>
     <w:p>
@@ -1277,7 +1283,7 @@
           <w:szCs w:val="24"/>
         </w:rPr>
         <w:tab/>
-        <w:t>6.4 Cluster Interpretation ........………………………………..…............... 22</w:t>
+        <w:t>6.4 Cluster Interpretation ........………………………………..…............……………. 22</w:t>
       </w:r>
     </w:p>
     <w:p>
@@ -1298,7 +1304,7 @@
           <w:szCs w:val="24"/>
         </w:rPr>
         <w:tab/>
-        <w:t>6.5 Evaluation ………………….........……………………………..…....... 23</w:t>
+        <w:t>6.5 Evaluation ………………….........……………………………..…...…………….. 23</w:t>
       </w:r>
     </w:p>
     <w:p>
@@ -1339,7 +1345,7 @@
           <w:szCs w:val="24"/>
         </w:rPr>
         <w:tab/>
-        <w:t>7.1 Random Forest Overview ....……………………………….................. 24</w:t>
+        <w:t>7.1 Random Forest Overview ....………………………………...............……………. 24</w:t>
       </w:r>
     </w:p>
     <w:p>
@@ -1360,7 +1366,7 @@
           <w:szCs w:val="24"/>
         </w:rPr>
         <w:tab/>
-        <w:t>7.2 Data Preparation ...............…………………………………................. 25</w:t>
+        <w:t>7.2 Data Preparation ...............………………………………….............…………….. 25</w:t>
       </w:r>
     </w:p>
     <w:p>
@@ -1381,7 +1387,7 @@
           <w:szCs w:val="24"/>
         </w:rPr>
         <w:tab/>
-        <w:t>7.3 Model Training ...............……………………………….….................. 26</w:t>
+        <w:t>7.3 Model Training ...............……………………………….…...............……………. 26</w:t>
       </w:r>
     </w:p>
     <w:p>
@@ -1402,7 +1408,7 @@
           <w:szCs w:val="24"/>
         </w:rPr>
         <w:tab/>
-        <w:t>7.4 Results and Evaluation ............……………………………..…............ 26</w:t>
+        <w:t>7.4 Results and Evaluation ............……………………………..…........…………….. 26</w:t>
       </w:r>
     </w:p>
     <w:p>
@@ -1423,7 +1429,7 @@
           <w:szCs w:val="24"/>
         </w:rPr>
         <w:tab/>
-        <w:t>7.5 Feature Importance ................……………………………...…............. 27</w:t>
+        <w:t>7.5 Feature Importance ................……………………………...…..........……………. 27</w:t>
       </w:r>
     </w:p>
     <w:p>
@@ -1479,7 +1485,7 @@
           <w:szCs w:val="24"/>
         </w:rPr>
         <w:tab/>
-        <w:t>8.1 Comparison of Results ..........……………………..………….............. 28</w:t>
+        <w:t>8.1 Comparison of Results ..........……………………..…………...........……………. 28</w:t>
       </w:r>
     </w:p>
     <w:p>
@@ -1500,7 +1506,7 @@
           <w:szCs w:val="24"/>
         </w:rPr>
         <w:tab/>
-        <w:t>8.2 Limitations ........................…………………………………..….......... 29</w:t>
+        <w:t>8.2 Limitations ........................…………………………………..….......…………….. 29</w:t>
       </w:r>
     </w:p>
     <w:p>
@@ -1521,7 +1527,7 @@
           <w:szCs w:val="24"/>
         </w:rPr>
         <w:tab/>
-        <w:t>8.3 Future Improvements ..............……………………………….............. 29</w:t>
+        <w:t>8.3 Future Improvements ..............………………………………...........…………….. 29</w:t>
       </w:r>
     </w:p>
     <w:p>
@@ -1551,7 +1557,7 @@
           <w:sz w:val="24"/>
           <w:szCs w:val="24"/>
         </w:rPr>
-        <w:t xml:space="preserve"> ..........…………………………………………………….............. 30</w:t>
+        <w:t xml:space="preserve"> ..........……………………………………………………...........……………… 30</w:t>
       </w:r>
     </w:p>
     <w:p>
@@ -1581,7 +1587,7 @@
           <w:sz w:val="24"/>
           <w:szCs w:val="24"/>
         </w:rPr>
-        <w:t xml:space="preserve"> .....................…………………………………………................. 31</w:t>
+        <w:t xml:space="preserve"> .....................…………………………………………..............………………. 31</w:t>
       </w:r>
     </w:p>
     <w:p>
@@ -1611,7 +1617,7 @@
           <w:sz w:val="24"/>
           <w:szCs w:val="24"/>
         </w:rPr>
-        <w:t xml:space="preserve"> ...................………………………………………….................. 32</w:t>
+        <w:t xml:space="preserve"> ...................…………………………………………...............………………..32</w:t>
       </w:r>
     </w:p>
     <w:p>
@@ -2324,7 +2330,7 @@
         <w:pStyle w:val="NoSpacing"/>
         <w:numPr>
           <w:ilvl w:val="3"/>
-          <w:numId w:val="3"/>
+          <w:numId w:val="2"/>
         </w:numPr>
         <w:spacing w:lineRule="auto" w:line="360"/>
         <w:jc w:val="both"/>
@@ -2352,7 +2358,7 @@
         <w:pStyle w:val="NoSpacing"/>
         <w:numPr>
           <w:ilvl w:val="3"/>
-          <w:numId w:val="3"/>
+          <w:numId w:val="2"/>
         </w:numPr>
         <w:spacing w:lineRule="auto" w:line="360"/>
         <w:jc w:val="both"/>
@@ -2376,7 +2382,7 @@
         <w:pStyle w:val="NoSpacing"/>
         <w:numPr>
           <w:ilvl w:val="3"/>
-          <w:numId w:val="3"/>
+          <w:numId w:val="2"/>
         </w:numPr>
         <w:spacing w:lineRule="auto" w:line="360"/>
         <w:jc w:val="both"/>
@@ -2400,7 +2406,7 @@
         <w:pStyle w:val="NoSpacing"/>
         <w:numPr>
           <w:ilvl w:val="3"/>
-          <w:numId w:val="3"/>
+          <w:numId w:val="2"/>
         </w:numPr>
         <w:spacing w:lineRule="auto" w:line="360"/>
         <w:jc w:val="both"/>
@@ -2425,15 +2431,16 @@
         <w:spacing w:lineRule="auto" w:line="360"/>
         <w:jc w:val="both"/>
         <w:rPr>
-          <w:rFonts w:ascii="Times New Roman" w:hAnsi="Times New Roman"/>
+          <w:sz w:val="32"/>
+          <w:szCs w:val="32"/>
         </w:rPr>
       </w:pPr>
       <w:r>
         <w:rPr>
           <w:rFonts w:cs="Times New Roman" w:ascii="Times New Roman" w:hAnsi="Times New Roman"/>
           <w:b/>
-          <w:sz w:val="30"/>
-          <w:szCs w:val="30"/>
+          <w:sz w:val="32"/>
+          <w:szCs w:val="32"/>
         </w:rPr>
         <w:t xml:space="preserve">2. Literature Review </w:t>
       </w:r>
@@ -2652,33 +2659,14 @@
           <w:sz w:val="26"/>
           <w:szCs w:val="26"/>
         </w:rPr>
-        <w:t xml:space="preserve">This chapter describes the dataset used in the project and the methodology adopted for building the customer segmentation and </w:t>
-      </w:r>
-      <w:r>
-        <w:rPr>
-          <w:rFonts w:cs="Times New Roman" w:ascii="Times New Roman" w:hAnsi="Times New Roman"/>
-          <w:b w:val="false"/>
-          <w:bCs w:val="false"/>
-          <w:sz w:val="26"/>
-          <w:szCs w:val="26"/>
-        </w:rPr>
-        <w:t xml:space="preserve">M1 </w:t>
-      </w:r>
-      <w:r>
-        <w:rPr>
-          <w:rFonts w:cs="Times New Roman" w:ascii="Times New Roman" w:hAnsi="Times New Roman"/>
-          <w:b w:val="false"/>
-          <w:bCs w:val="false"/>
-          <w:sz w:val="26"/>
-          <w:szCs w:val="26"/>
-        </w:rPr>
-        <w:t>laptop purchase prediction system. It includes dataset description, tools and environment, and the overall workflow of the machine learning pipeline.</w:t>
+        <w:t>This chapter describes the dataset used in the project and the methodology adopted for building the customer segmentation and M1 laptop purchase prediction system. It includes dataset description, tools and environment, and the overall workflow of the machine learning pipeline.</w:t>
       </w:r>
     </w:p>
     <w:p>
       <w:pPr>
         <w:pStyle w:val="Heading2"/>
         <w:spacing w:lineRule="auto" w:line="360" w:before="0" w:after="0"/>
+        <w:ind w:hanging="0" w:left="0"/>
         <w:jc w:val="both"/>
         <w:rPr>
           <w:rFonts w:ascii="Times New Roman" w:hAnsi="Times New Roman" w:eastAsia="Times New Roman" w:cs="Times New Roman"/>
@@ -2704,6 +2692,7 @@
       <w:pPr>
         <w:pStyle w:val="Heading2"/>
         <w:spacing w:lineRule="auto" w:line="360" w:before="0" w:after="0"/>
+        <w:ind w:hanging="0" w:left="0"/>
         <w:jc w:val="both"/>
         <w:rPr/>
       </w:pPr>
@@ -2785,7 +2774,7 @@
         <w:pStyle w:val="BodyText"/>
         <w:numPr>
           <w:ilvl w:val="0"/>
-          <w:numId w:val="18"/>
+          <w:numId w:val="17"/>
         </w:numPr>
         <w:tabs>
           <w:tab w:val="clear" w:pos="720"/>
@@ -2818,7 +2807,7 @@
         <w:pStyle w:val="BodyText"/>
         <w:numPr>
           <w:ilvl w:val="0"/>
-          <w:numId w:val="18"/>
+          <w:numId w:val="17"/>
         </w:numPr>
         <w:tabs>
           <w:tab w:val="clear" w:pos="720"/>
@@ -2851,7 +2840,7 @@
         <w:pStyle w:val="BodyText"/>
         <w:numPr>
           <w:ilvl w:val="0"/>
-          <w:numId w:val="18"/>
+          <w:numId w:val="17"/>
         </w:numPr>
         <w:tabs>
           <w:tab w:val="clear" w:pos="720"/>
@@ -2884,7 +2873,7 @@
         <w:pStyle w:val="BodyText"/>
         <w:numPr>
           <w:ilvl w:val="0"/>
-          <w:numId w:val="18"/>
+          <w:numId w:val="17"/>
         </w:numPr>
         <w:tabs>
           <w:tab w:val="clear" w:pos="720"/>
@@ -2917,7 +2906,7 @@
         <w:pStyle w:val="BodyText"/>
         <w:numPr>
           <w:ilvl w:val="0"/>
-          <w:numId w:val="18"/>
+          <w:numId w:val="17"/>
         </w:numPr>
         <w:tabs>
           <w:tab w:val="clear" w:pos="720"/>
@@ -2950,7 +2939,7 @@
         <w:pStyle w:val="BodyText"/>
         <w:numPr>
           <w:ilvl w:val="0"/>
-          <w:numId w:val="18"/>
+          <w:numId w:val="17"/>
         </w:numPr>
         <w:tabs>
           <w:tab w:val="clear" w:pos="720"/>
@@ -3001,7 +2990,7 @@
         <w:pStyle w:val="BodyText"/>
         <w:numPr>
           <w:ilvl w:val="0"/>
-          <w:numId w:val="18"/>
+          <w:numId w:val="17"/>
         </w:numPr>
         <w:tabs>
           <w:tab w:val="clear" w:pos="720"/>
@@ -3034,7 +3023,7 @@
         <w:pStyle w:val="BodyText"/>
         <w:numPr>
           <w:ilvl w:val="0"/>
-          <w:numId w:val="18"/>
+          <w:numId w:val="17"/>
         </w:numPr>
         <w:tabs>
           <w:tab w:val="clear" w:pos="720"/>
@@ -3067,7 +3056,7 @@
         <w:pStyle w:val="BodyText"/>
         <w:numPr>
           <w:ilvl w:val="0"/>
-          <w:numId w:val="18"/>
+          <w:numId w:val="17"/>
         </w:numPr>
         <w:tabs>
           <w:tab w:val="clear" w:pos="720"/>
@@ -3100,7 +3089,7 @@
         <w:pStyle w:val="BodyText"/>
         <w:numPr>
           <w:ilvl w:val="0"/>
-          <w:numId w:val="18"/>
+          <w:numId w:val="17"/>
         </w:numPr>
         <w:tabs>
           <w:tab w:val="clear" w:pos="720"/>
@@ -3133,7 +3122,7 @@
         <w:pStyle w:val="BodyText"/>
         <w:numPr>
           <w:ilvl w:val="0"/>
-          <w:numId w:val="18"/>
+          <w:numId w:val="17"/>
         </w:numPr>
         <w:tabs>
           <w:tab w:val="clear" w:pos="720"/>
@@ -3166,7 +3155,7 @@
         <w:pStyle w:val="BodyText"/>
         <w:numPr>
           <w:ilvl w:val="0"/>
-          <w:numId w:val="18"/>
+          <w:numId w:val="17"/>
         </w:numPr>
         <w:tabs>
           <w:tab w:val="clear" w:pos="720"/>
@@ -3199,7 +3188,7 @@
         <w:pStyle w:val="BodyText"/>
         <w:numPr>
           <w:ilvl w:val="0"/>
-          <w:numId w:val="18"/>
+          <w:numId w:val="17"/>
         </w:numPr>
         <w:tabs>
           <w:tab w:val="clear" w:pos="720"/>
@@ -3311,6 +3300,335 @@
           <w:szCs w:val="24"/>
         </w:rPr>
         <w:t>Tools and Technologies Used:</w:t>
+      </w:r>
+    </w:p>
+    <w:p>
+      <w:pPr>
+        <w:pStyle w:val="BodyText"/>
+        <w:numPr>
+          <w:ilvl w:val="0"/>
+          <w:numId w:val="3"/>
+        </w:numPr>
+        <w:tabs>
+          <w:tab w:val="clear" w:pos="720"/>
+          <w:tab w:val="left" w:pos="0" w:leader="none"/>
+        </w:tabs>
+        <w:spacing w:lineRule="auto" w:line="360" w:before="0" w:after="0"/>
+        <w:ind w:hanging="283" w:left="709"/>
+        <w:rPr/>
+      </w:pPr>
+      <w:r>
+        <w:rPr>
+          <w:rStyle w:val="Strong"/>
+          <w:rFonts w:ascii="Times New Roman" w:hAnsi="Times New Roman"/>
+          <w:sz w:val="24"/>
+          <w:szCs w:val="24"/>
+        </w:rPr>
+        <w:t>Python 3.9+</w:t>
+      </w:r>
+      <w:r>
+        <w:rPr>
+          <w:rFonts w:ascii="Times New Roman" w:hAnsi="Times New Roman"/>
+          <w:sz w:val="24"/>
+          <w:szCs w:val="24"/>
+        </w:rPr>
+        <w:t xml:space="preserve">  Core programming language </w:t>
+      </w:r>
+    </w:p>
+    <w:p>
+      <w:pPr>
+        <w:pStyle w:val="BodyText"/>
+        <w:numPr>
+          <w:ilvl w:val="0"/>
+          <w:numId w:val="3"/>
+        </w:numPr>
+        <w:tabs>
+          <w:tab w:val="clear" w:pos="720"/>
+          <w:tab w:val="left" w:pos="0" w:leader="none"/>
+        </w:tabs>
+        <w:spacing w:lineRule="auto" w:line="360" w:before="0" w:after="0"/>
+        <w:ind w:hanging="283" w:left="709"/>
+        <w:rPr/>
+      </w:pPr>
+      <w:r>
+        <w:rPr>
+          <w:rStyle w:val="Strong"/>
+          <w:rFonts w:ascii="Times New Roman" w:hAnsi="Times New Roman"/>
+          <w:sz w:val="24"/>
+          <w:szCs w:val="24"/>
+        </w:rPr>
+        <w:t>Pandas &amp; NumPy</w:t>
+      </w:r>
+      <w:r>
+        <w:rPr>
+          <w:rFonts w:ascii="Times New Roman" w:hAnsi="Times New Roman"/>
+          <w:sz w:val="24"/>
+          <w:szCs w:val="24"/>
+        </w:rPr>
+        <w:t xml:space="preserve">  Data manipulation and numerical computation </w:t>
+      </w:r>
+    </w:p>
+    <w:p>
+      <w:pPr>
+        <w:pStyle w:val="BodyText"/>
+        <w:numPr>
+          <w:ilvl w:val="0"/>
+          <w:numId w:val="3"/>
+        </w:numPr>
+        <w:tabs>
+          <w:tab w:val="clear" w:pos="720"/>
+          <w:tab w:val="left" w:pos="0" w:leader="none"/>
+        </w:tabs>
+        <w:spacing w:lineRule="auto" w:line="360" w:before="0" w:after="0"/>
+        <w:ind w:hanging="283" w:left="709"/>
+        <w:rPr/>
+      </w:pPr>
+      <w:r>
+        <w:rPr>
+          <w:rStyle w:val="Strong"/>
+          <w:rFonts w:ascii="Times New Roman" w:hAnsi="Times New Roman"/>
+          <w:sz w:val="24"/>
+          <w:szCs w:val="24"/>
+        </w:rPr>
+        <w:t>Scikit-learn</w:t>
+      </w:r>
+      <w:r>
+        <w:rPr>
+          <w:rFonts w:ascii="Times New Roman" w:hAnsi="Times New Roman"/>
+          <w:sz w:val="24"/>
+          <w:szCs w:val="24"/>
+        </w:rPr>
+        <w:t xml:space="preserve">  Machine learning algorithms (K-Means, Random Forest, preprocessing tools) </w:t>
+      </w:r>
+    </w:p>
+    <w:p>
+      <w:pPr>
+        <w:pStyle w:val="BodyText"/>
+        <w:numPr>
+          <w:ilvl w:val="0"/>
+          <w:numId w:val="3"/>
+        </w:numPr>
+        <w:tabs>
+          <w:tab w:val="clear" w:pos="720"/>
+          <w:tab w:val="left" w:pos="0" w:leader="none"/>
+        </w:tabs>
+        <w:spacing w:lineRule="auto" w:line="360" w:before="0" w:after="0"/>
+        <w:ind w:hanging="283" w:left="709"/>
+        <w:rPr/>
+      </w:pPr>
+      <w:r>
+        <w:rPr>
+          <w:rStyle w:val="Strong"/>
+          <w:rFonts w:ascii="Times New Roman" w:hAnsi="Times New Roman"/>
+          <w:sz w:val="24"/>
+          <w:szCs w:val="24"/>
+        </w:rPr>
+        <w:t>FastAPI</w:t>
+      </w:r>
+      <w:r>
+        <w:rPr>
+          <w:rFonts w:ascii="Times New Roman" w:hAnsi="Times New Roman"/>
+          <w:sz w:val="24"/>
+          <w:szCs w:val="24"/>
+        </w:rPr>
+        <w:t xml:space="preserve">  REST API development for model deployment </w:t>
+      </w:r>
+    </w:p>
+    <w:p>
+      <w:pPr>
+        <w:pStyle w:val="BodyText"/>
+        <w:numPr>
+          <w:ilvl w:val="0"/>
+          <w:numId w:val="3"/>
+        </w:numPr>
+        <w:tabs>
+          <w:tab w:val="clear" w:pos="720"/>
+          <w:tab w:val="left" w:pos="0" w:leader="none"/>
+        </w:tabs>
+        <w:spacing w:lineRule="auto" w:line="360" w:before="0" w:after="0"/>
+        <w:ind w:hanging="283" w:left="709"/>
+        <w:rPr/>
+      </w:pPr>
+      <w:r>
+        <w:rPr>
+          <w:rStyle w:val="Strong"/>
+          <w:rFonts w:ascii="Times New Roman" w:hAnsi="Times New Roman"/>
+          <w:sz w:val="24"/>
+          <w:szCs w:val="24"/>
+        </w:rPr>
+        <w:t>HTML, CSS, JavaScript</w:t>
+      </w:r>
+      <w:r>
+        <w:rPr>
+          <w:rFonts w:ascii="Times New Roman" w:hAnsi="Times New Roman"/>
+          <w:sz w:val="24"/>
+          <w:szCs w:val="24"/>
+        </w:rPr>
+        <w:t xml:space="preserve">  Frontend user interface </w:t>
+      </w:r>
+    </w:p>
+    <w:p>
+      <w:pPr>
+        <w:pStyle w:val="BodyText"/>
+        <w:numPr>
+          <w:ilvl w:val="0"/>
+          <w:numId w:val="3"/>
+        </w:numPr>
+        <w:tabs>
+          <w:tab w:val="clear" w:pos="720"/>
+          <w:tab w:val="left" w:pos="0" w:leader="none"/>
+        </w:tabs>
+        <w:spacing w:lineRule="auto" w:line="360" w:before="0" w:after="0"/>
+        <w:ind w:hanging="283" w:left="709"/>
+        <w:rPr/>
+      </w:pPr>
+      <w:r>
+        <w:rPr>
+          <w:rStyle w:val="Strong"/>
+          <w:rFonts w:ascii="Times New Roman" w:hAnsi="Times New Roman"/>
+          <w:sz w:val="24"/>
+          <w:szCs w:val="24"/>
+        </w:rPr>
+        <w:t>Docker &amp; Docker Compose</w:t>
+      </w:r>
+      <w:r>
+        <w:rPr>
+          <w:rFonts w:ascii="Times New Roman" w:hAnsi="Times New Roman"/>
+          <w:sz w:val="24"/>
+          <w:szCs w:val="24"/>
+        </w:rPr>
+        <w:t xml:space="preserve">  Containerization and deployment </w:t>
+      </w:r>
+    </w:p>
+    <w:p>
+      <w:pPr>
+        <w:pStyle w:val="BodyText"/>
+        <w:numPr>
+          <w:ilvl w:val="0"/>
+          <w:numId w:val="3"/>
+        </w:numPr>
+        <w:tabs>
+          <w:tab w:val="clear" w:pos="720"/>
+          <w:tab w:val="left" w:pos="0" w:leader="none"/>
+        </w:tabs>
+        <w:spacing w:lineRule="auto" w:line="360"/>
+        <w:ind w:hanging="283" w:left="709"/>
+        <w:rPr/>
+      </w:pPr>
+      <w:r>
+        <w:rPr>
+          <w:rStyle w:val="Strong"/>
+          <w:rFonts w:ascii="Times New Roman" w:hAnsi="Times New Roman"/>
+          <w:sz w:val="24"/>
+          <w:szCs w:val="24"/>
+        </w:rPr>
+        <w:t>Matplotlib &amp; Seaborn</w:t>
+      </w:r>
+      <w:r>
+        <w:rPr>
+          <w:rFonts w:ascii="Times New Roman" w:hAnsi="Times New Roman"/>
+          <w:sz w:val="24"/>
+          <w:szCs w:val="24"/>
+        </w:rPr>
+        <w:t xml:space="preserve">  Data visualization </w:t>
+      </w:r>
+    </w:p>
+    <w:p>
+      <w:pPr>
+        <w:pStyle w:val="BodyText"/>
+        <w:spacing w:lineRule="auto" w:line="360"/>
+        <w:rPr/>
+      </w:pPr>
+      <w:r>
+        <w:rPr>
+          <w:rFonts w:ascii="Times New Roman" w:hAnsi="Times New Roman"/>
+          <w:sz w:val="24"/>
+          <w:szCs w:val="24"/>
+        </w:rPr>
+        <w:t xml:space="preserve">The development environment also includes Jupyter Notebooks for exploratory data analysis and model experimentation, stored in the </w:t>
+      </w:r>
+      <w:r>
+        <w:rPr>
+          <w:rStyle w:val="SourceText"/>
+          <w:rFonts w:ascii="Times New Roman" w:hAnsi="Times New Roman"/>
+          <w:sz w:val="24"/>
+          <w:szCs w:val="24"/>
+        </w:rPr>
+        <w:t>notebooks/</w:t>
+      </w:r>
+      <w:r>
+        <w:rPr>
+          <w:rFonts w:ascii="Times New Roman" w:hAnsi="Times New Roman"/>
+          <w:sz w:val="24"/>
+          <w:szCs w:val="24"/>
+        </w:rPr>
+        <w:t xml:space="preserve"> directory.</w:t>
+      </w:r>
+    </w:p>
+    <w:p>
+      <w:pPr>
+        <w:pStyle w:val="BodyText"/>
+        <w:spacing w:lineRule="auto" w:line="360"/>
+        <w:rPr>
+          <w:rFonts w:ascii="Times New Roman" w:hAnsi="Times New Roman"/>
+          <w:sz w:val="26"/>
+          <w:szCs w:val="26"/>
+        </w:rPr>
+      </w:pPr>
+      <w:r>
+        <w:rPr>
+          <w:rFonts w:ascii="Times New Roman" w:hAnsi="Times New Roman"/>
+          <w:sz w:val="26"/>
+          <w:szCs w:val="26"/>
+        </w:rPr>
+      </w:r>
+    </w:p>
+    <w:p>
+      <w:pPr>
+        <w:pStyle w:val="BodyText"/>
+        <w:spacing w:lineRule="auto" w:line="360" w:before="0" w:after="140"/>
+        <w:rPr/>
+      </w:pPr>
+      <w:r>
+        <w:rPr>
+          <w:rStyle w:val="Strong"/>
+          <w:rFonts w:ascii="Times New Roman" w:hAnsi="Times New Roman"/>
+          <w:sz w:val="26"/>
+          <w:szCs w:val="26"/>
+        </w:rPr>
+        <w:t>3.3 Overall Pipeline</w:t>
+      </w:r>
+    </w:p>
+    <w:p>
+      <w:pPr>
+        <w:pStyle w:val="BodyText"/>
+        <w:spacing w:lineRule="auto" w:line="360"/>
+        <w:jc w:val="left"/>
+        <w:rPr/>
+      </w:pPr>
+      <w:r>
+        <w:rPr>
+          <w:rFonts w:ascii="Times New Roman" w:hAnsi="Times New Roman"/>
+          <w:sz w:val="24"/>
+          <w:szCs w:val="24"/>
+        </w:rPr>
+        <w:t>The project follows a structured machine learning pipeline that transforms raw data into meaningful predictions and customer segments. The workflow is designed to ensure data quality, model accuracy, and easy deployment.</w:t>
+      </w:r>
+    </w:p>
+    <w:p>
+      <w:pPr>
+        <w:pStyle w:val="BodyText"/>
+        <w:spacing w:lineRule="auto" w:line="360"/>
+        <w:jc w:val="left"/>
+        <w:rPr/>
+      </w:pPr>
+      <w:r>
+        <w:rPr>
+          <w:rFonts w:ascii="Times New Roman" w:hAnsi="Times New Roman"/>
+          <w:sz w:val="24"/>
+          <w:szCs w:val="24"/>
+        </w:rPr>
+        <w:t>The complete pipeline consists of the following steps:</w:t>
       </w:r>
     </w:p>
     <w:p>
@@ -3326,6 +3644,7 @@
         </w:tabs>
         <w:spacing w:lineRule="auto" w:line="360" w:before="0" w:after="0"/>
         <w:ind w:hanging="283" w:left="709"/>
+        <w:jc w:val="left"/>
         <w:rPr/>
       </w:pPr>
       <w:r>
@@ -3335,15 +3654,16 @@
           <w:sz w:val="24"/>
           <w:szCs w:val="24"/>
         </w:rPr>
-        <w:t>Python 3.9+</w:t>
-      </w:r>
-      <w:r>
-        <w:rPr>
-          <w:rFonts w:ascii="Times New Roman" w:hAnsi="Times New Roman"/>
-          <w:sz w:val="24"/>
-          <w:szCs w:val="24"/>
-        </w:rPr>
-        <w:t xml:space="preserve">  Core programming language </w:t>
+        <w:t>Data Collection</w:t>
+      </w:r>
+      <w:r>
+        <w:rPr>
+          <w:rFonts w:ascii="Times New Roman" w:hAnsi="Times New Roman"/>
+          <w:sz w:val="24"/>
+          <w:szCs w:val="24"/>
+        </w:rPr>
+        <w:br/>
+        <w:t xml:space="preserve">Raw customer data is collected and stored in CSV format. </w:t>
       </w:r>
     </w:p>
     <w:p>
@@ -3359,6 +3679,7 @@
         </w:tabs>
         <w:spacing w:lineRule="auto" w:line="360" w:before="0" w:after="0"/>
         <w:ind w:hanging="283" w:left="709"/>
+        <w:jc w:val="left"/>
         <w:rPr/>
       </w:pPr>
       <w:r>
@@ -3368,15 +3689,16 @@
           <w:sz w:val="24"/>
           <w:szCs w:val="24"/>
         </w:rPr>
-        <w:t>Pandas &amp; NumPy</w:t>
-      </w:r>
-      <w:r>
-        <w:rPr>
-          <w:rFonts w:ascii="Times New Roman" w:hAnsi="Times New Roman"/>
-          <w:sz w:val="24"/>
-          <w:szCs w:val="24"/>
-        </w:rPr>
-        <w:t xml:space="preserve">  Data manipulation and numerical computation </w:t>
+        <w:t>Exploratory Data Analysis (EDA)</w:t>
+      </w:r>
+      <w:r>
+        <w:rPr>
+          <w:rFonts w:ascii="Times New Roman" w:hAnsi="Times New Roman"/>
+          <w:sz w:val="24"/>
+          <w:szCs w:val="24"/>
+        </w:rPr>
+        <w:br/>
+        <w:t xml:space="preserve">Data distribution, correlations, and patterns are analyzed using visualizations. </w:t>
       </w:r>
     </w:p>
     <w:p>
@@ -3392,6 +3714,7 @@
         </w:tabs>
         <w:spacing w:lineRule="auto" w:line="360" w:before="0" w:after="0"/>
         <w:ind w:hanging="283" w:left="709"/>
+        <w:jc w:val="left"/>
         <w:rPr/>
       </w:pPr>
       <w:r>
@@ -3401,15 +3724,16 @@
           <w:sz w:val="24"/>
           <w:szCs w:val="24"/>
         </w:rPr>
-        <w:t>Scikit-learn</w:t>
-      </w:r>
-      <w:r>
-        <w:rPr>
-          <w:rFonts w:ascii="Times New Roman" w:hAnsi="Times New Roman"/>
-          <w:sz w:val="24"/>
-          <w:szCs w:val="24"/>
-        </w:rPr>
-        <w:t xml:space="preserve">  Machine learning algorithms (K-Means, Random Forest, preprocessing tools) </w:t>
+        <w:t>Data Preprocessing</w:t>
+      </w:r>
+      <w:r>
+        <w:rPr>
+          <w:rFonts w:ascii="Times New Roman" w:hAnsi="Times New Roman"/>
+          <w:sz w:val="24"/>
+          <w:szCs w:val="24"/>
+        </w:rPr>
+        <w:br/>
+        <w:t xml:space="preserve">Missing values are handled, categorical variables are encoded, and numerical features are scaled. </w:t>
       </w:r>
     </w:p>
     <w:p>
@@ -3425,6 +3749,7 @@
         </w:tabs>
         <w:spacing w:lineRule="auto" w:line="360" w:before="0" w:after="0"/>
         <w:ind w:hanging="283" w:left="709"/>
+        <w:jc w:val="left"/>
         <w:rPr/>
       </w:pPr>
       <w:r>
@@ -3434,15 +3759,16 @@
           <w:sz w:val="24"/>
           <w:szCs w:val="24"/>
         </w:rPr>
-        <w:t>FastAPI</w:t>
-      </w:r>
-      <w:r>
-        <w:rPr>
-          <w:rFonts w:ascii="Times New Roman" w:hAnsi="Times New Roman"/>
-          <w:sz w:val="24"/>
-          <w:szCs w:val="24"/>
-        </w:rPr>
-        <w:t xml:space="preserve">  REST API development for model deployment </w:t>
+        <w:t>Customer Segmentation (K-Means Clustering)</w:t>
+      </w:r>
+      <w:r>
+        <w:rPr>
+          <w:rFonts w:ascii="Times New Roman" w:hAnsi="Times New Roman"/>
+          <w:sz w:val="24"/>
+          <w:szCs w:val="24"/>
+        </w:rPr>
+        <w:br/>
+        <w:t xml:space="preserve">Customers are grouped into 5 clusters based on similarity in features. </w:t>
       </w:r>
     </w:p>
     <w:p>
@@ -3458,6 +3784,7 @@
         </w:tabs>
         <w:spacing w:lineRule="auto" w:line="360" w:before="0" w:after="0"/>
         <w:ind w:hanging="283" w:left="709"/>
+        <w:jc w:val="left"/>
         <w:rPr/>
       </w:pPr>
       <w:r>
@@ -3467,15 +3794,16 @@
           <w:sz w:val="24"/>
           <w:szCs w:val="24"/>
         </w:rPr>
-        <w:t>HTML, CSS, JavaScript</w:t>
-      </w:r>
-      <w:r>
-        <w:rPr>
-          <w:rFonts w:ascii="Times New Roman" w:hAnsi="Times New Roman"/>
-          <w:sz w:val="24"/>
-          <w:szCs w:val="24"/>
-        </w:rPr>
-        <w:t xml:space="preserve">  Frontend user interface </w:t>
+        <w:t>Classification (Random Forest Model)</w:t>
+      </w:r>
+      <w:r>
+        <w:rPr>
+          <w:rFonts w:ascii="Times New Roman" w:hAnsi="Times New Roman"/>
+          <w:sz w:val="24"/>
+          <w:szCs w:val="24"/>
+        </w:rPr>
+        <w:br/>
+        <w:t xml:space="preserve">A supervised model is trained to predict laptop purchase behavior. </w:t>
       </w:r>
     </w:p>
     <w:p>
@@ -3491,6 +3819,7 @@
         </w:tabs>
         <w:spacing w:lineRule="auto" w:line="360" w:before="0" w:after="0"/>
         <w:ind w:hanging="283" w:left="709"/>
+        <w:jc w:val="left"/>
         <w:rPr/>
       </w:pPr>
       <w:r>
@@ -3500,15 +3829,16 @@
           <w:sz w:val="24"/>
           <w:szCs w:val="24"/>
         </w:rPr>
-        <w:t>Docker &amp; Docker Compose</w:t>
-      </w:r>
-      <w:r>
-        <w:rPr>
-          <w:rFonts w:ascii="Times New Roman" w:hAnsi="Times New Roman"/>
-          <w:sz w:val="24"/>
-          <w:szCs w:val="24"/>
-        </w:rPr>
-        <w:t xml:space="preserve">  Containerization and deployment </w:t>
+        <w:t>Model Evaluation</w:t>
+      </w:r>
+      <w:r>
+        <w:rPr>
+          <w:rFonts w:ascii="Times New Roman" w:hAnsi="Times New Roman"/>
+          <w:sz w:val="24"/>
+          <w:szCs w:val="24"/>
+        </w:rPr>
+        <w:br/>
+        <w:t xml:space="preserve">Performance is evaluated using metrics such as accuracy, F1-score, and clustering scores. </w:t>
       </w:r>
     </w:p>
     <w:p>
@@ -3522,8 +3852,9 @@
           <w:tab w:val="clear" w:pos="720"/>
           <w:tab w:val="left" w:pos="0" w:leader="none"/>
         </w:tabs>
-        <w:spacing w:lineRule="auto" w:line="360"/>
+        <w:spacing w:lineRule="auto" w:line="360" w:before="0" w:after="0"/>
         <w:ind w:hanging="283" w:left="709"/>
+        <w:jc w:val="left"/>
         <w:rPr/>
       </w:pPr>
       <w:r>
@@ -3533,115 +3864,16 @@
           <w:sz w:val="24"/>
           <w:szCs w:val="24"/>
         </w:rPr>
-        <w:t>Matplotlib &amp; Seaborn</w:t>
-      </w:r>
-      <w:r>
-        <w:rPr>
-          <w:rFonts w:ascii="Times New Roman" w:hAnsi="Times New Roman"/>
-          <w:sz w:val="24"/>
-          <w:szCs w:val="24"/>
-        </w:rPr>
-        <w:t xml:space="preserve">  Data visualization </w:t>
-      </w:r>
-    </w:p>
-    <w:p>
-      <w:pPr>
-        <w:pStyle w:val="BodyText"/>
-        <w:spacing w:lineRule="auto" w:line="360"/>
-        <w:rPr/>
-      </w:pPr>
-      <w:r>
-        <w:rPr>
-          <w:rFonts w:ascii="Times New Roman" w:hAnsi="Times New Roman"/>
-          <w:sz w:val="24"/>
-          <w:szCs w:val="24"/>
-        </w:rPr>
-        <w:t xml:space="preserve">The development environment also includes Jupyter Notebooks for exploratory data analysis and model experimentation, stored in the </w:t>
-      </w:r>
-      <w:r>
-        <w:rPr>
-          <w:rStyle w:val="SourceText"/>
-          <w:rFonts w:ascii="Times New Roman" w:hAnsi="Times New Roman"/>
-          <w:sz w:val="24"/>
-          <w:szCs w:val="24"/>
-        </w:rPr>
-        <w:t>notebooks/</w:t>
-      </w:r>
-      <w:r>
-        <w:rPr>
-          <w:rFonts w:ascii="Times New Roman" w:hAnsi="Times New Roman"/>
-          <w:sz w:val="24"/>
-          <w:szCs w:val="24"/>
-        </w:rPr>
-        <w:t xml:space="preserve"> directory.</w:t>
-      </w:r>
-    </w:p>
-    <w:p>
-      <w:pPr>
-        <w:pStyle w:val="BodyText"/>
-        <w:spacing w:lineRule="auto" w:line="360"/>
-        <w:rPr>
-          <w:rFonts w:ascii="Times New Roman" w:hAnsi="Times New Roman"/>
-          <w:sz w:val="26"/>
-          <w:szCs w:val="26"/>
-        </w:rPr>
-      </w:pPr>
-      <w:r>
-        <w:rPr>
-          <w:rFonts w:ascii="Times New Roman" w:hAnsi="Times New Roman"/>
-          <w:sz w:val="26"/>
-          <w:szCs w:val="26"/>
-        </w:rPr>
-      </w:r>
-    </w:p>
-    <w:p>
-      <w:pPr>
-        <w:pStyle w:val="BodyText"/>
-        <w:spacing w:lineRule="auto" w:line="360" w:before="0" w:after="140"/>
-        <w:rPr/>
-      </w:pPr>
-      <w:r>
-        <w:rPr>
-          <w:rStyle w:val="Strong"/>
-          <w:rFonts w:ascii="Times New Roman" w:hAnsi="Times New Roman"/>
-          <w:sz w:val="26"/>
-          <w:szCs w:val="26"/>
-        </w:rPr>
-        <w:t>3.3 Overall Pipeline</w:t>
-      </w:r>
-    </w:p>
-    <w:p>
-      <w:pPr>
-        <w:pStyle w:val="BodyText"/>
-        <w:spacing w:lineRule="auto" w:line="360"/>
-        <w:rPr>
-          <w:rFonts w:ascii="Times New Roman" w:hAnsi="Times New Roman"/>
-        </w:rPr>
-      </w:pPr>
-      <w:r>
-        <w:rPr>
-          <w:rFonts w:ascii="Times New Roman" w:hAnsi="Times New Roman"/>
-          <w:sz w:val="24"/>
-          <w:szCs w:val="24"/>
-        </w:rPr>
-        <w:t>The project follows a structured machine learning pipeline that transforms raw data into meaningful predictions and customer segments. The workflow is designed to ensure data quality, model accuracy, and easy deployment.</w:t>
-      </w:r>
-    </w:p>
-    <w:p>
-      <w:pPr>
-        <w:pStyle w:val="BodyText"/>
-        <w:spacing w:lineRule="auto" w:line="360"/>
-        <w:rPr>
-          <w:rFonts w:ascii="Times New Roman" w:hAnsi="Times New Roman"/>
-        </w:rPr>
-      </w:pPr>
-      <w:r>
-        <w:rPr>
-          <w:rFonts w:ascii="Times New Roman" w:hAnsi="Times New Roman"/>
-          <w:sz w:val="24"/>
-          <w:szCs w:val="24"/>
-        </w:rPr>
-        <w:t>The complete pipeline consists of the following steps:</w:t>
+        <w:t>Deployment using FastAPI</w:t>
+      </w:r>
+      <w:r>
+        <w:rPr>
+          <w:rFonts w:ascii="Times New Roman" w:hAnsi="Times New Roman"/>
+          <w:sz w:val="24"/>
+          <w:szCs w:val="24"/>
+        </w:rPr>
+        <w:br/>
+        <w:t xml:space="preserve">The trained models are deployed as REST APIs for real-time prediction. </w:t>
       </w:r>
     </w:p>
     <w:p>
@@ -3649,252 +3881,15 @@
         <w:pStyle w:val="BodyText"/>
         <w:numPr>
           <w:ilvl w:val="0"/>
-          <w:numId w:val="5"/>
+          <w:numId w:val="4"/>
         </w:numPr>
         <w:tabs>
           <w:tab w:val="clear" w:pos="720"/>
           <w:tab w:val="left" w:pos="0" w:leader="none"/>
         </w:tabs>
-        <w:spacing w:lineRule="auto" w:line="360" w:before="0" w:after="0"/>
+        <w:spacing w:lineRule="auto" w:line="360"/>
         <w:ind w:hanging="283" w:left="709"/>
-        <w:rPr/>
-      </w:pPr>
-      <w:r>
-        <w:rPr>
-          <w:rStyle w:val="Strong"/>
-          <w:rFonts w:ascii="Times New Roman" w:hAnsi="Times New Roman"/>
-          <w:sz w:val="24"/>
-          <w:szCs w:val="24"/>
-        </w:rPr>
-        <w:t>Data Collection</w:t>
-      </w:r>
-      <w:r>
-        <w:rPr>
-          <w:rFonts w:ascii="Times New Roman" w:hAnsi="Times New Roman"/>
-          <w:sz w:val="24"/>
-          <w:szCs w:val="24"/>
-        </w:rPr>
-        <w:br/>
-        <w:t xml:space="preserve">Raw customer data is collected and stored in CSV format. </w:t>
-      </w:r>
-    </w:p>
-    <w:p>
-      <w:pPr>
-        <w:pStyle w:val="BodyText"/>
-        <w:numPr>
-          <w:ilvl w:val="0"/>
-          <w:numId w:val="5"/>
-        </w:numPr>
-        <w:tabs>
-          <w:tab w:val="clear" w:pos="720"/>
-          <w:tab w:val="left" w:pos="0" w:leader="none"/>
-        </w:tabs>
-        <w:spacing w:lineRule="auto" w:line="360" w:before="0" w:after="0"/>
-        <w:ind w:hanging="283" w:left="709"/>
-        <w:rPr/>
-      </w:pPr>
-      <w:r>
-        <w:rPr>
-          <w:rStyle w:val="Strong"/>
-          <w:rFonts w:ascii="Times New Roman" w:hAnsi="Times New Roman"/>
-          <w:sz w:val="24"/>
-          <w:szCs w:val="24"/>
-        </w:rPr>
-        <w:t>Exploratory Data Analysis (EDA)</w:t>
-      </w:r>
-      <w:r>
-        <w:rPr>
-          <w:rFonts w:ascii="Times New Roman" w:hAnsi="Times New Roman"/>
-          <w:sz w:val="24"/>
-          <w:szCs w:val="24"/>
-        </w:rPr>
-        <w:br/>
-        <w:t xml:space="preserve">Data distribution, correlations, and patterns are analyzed using visualizations. </w:t>
-      </w:r>
-    </w:p>
-    <w:p>
-      <w:pPr>
-        <w:pStyle w:val="BodyText"/>
-        <w:numPr>
-          <w:ilvl w:val="0"/>
-          <w:numId w:val="5"/>
-        </w:numPr>
-        <w:tabs>
-          <w:tab w:val="clear" w:pos="720"/>
-          <w:tab w:val="left" w:pos="0" w:leader="none"/>
-        </w:tabs>
-        <w:spacing w:lineRule="auto" w:line="360" w:before="0" w:after="0"/>
-        <w:ind w:hanging="283" w:left="709"/>
-        <w:rPr/>
-      </w:pPr>
-      <w:r>
-        <w:rPr>
-          <w:rStyle w:val="Strong"/>
-          <w:rFonts w:ascii="Times New Roman" w:hAnsi="Times New Roman"/>
-          <w:sz w:val="24"/>
-          <w:szCs w:val="24"/>
-        </w:rPr>
-        <w:t>Data Preprocessing</w:t>
-      </w:r>
-      <w:r>
-        <w:rPr>
-          <w:rFonts w:ascii="Times New Roman" w:hAnsi="Times New Roman"/>
-          <w:sz w:val="24"/>
-          <w:szCs w:val="24"/>
-        </w:rPr>
-        <w:br/>
-        <w:t xml:space="preserve">Missing values are handled, categorical variables are encoded, and numerical features are scaled. </w:t>
-      </w:r>
-    </w:p>
-    <w:p>
-      <w:pPr>
-        <w:pStyle w:val="BodyText"/>
-        <w:numPr>
-          <w:ilvl w:val="0"/>
-          <w:numId w:val="5"/>
-        </w:numPr>
-        <w:tabs>
-          <w:tab w:val="clear" w:pos="720"/>
-          <w:tab w:val="left" w:pos="0" w:leader="none"/>
-        </w:tabs>
-        <w:spacing w:lineRule="auto" w:line="360" w:before="0" w:after="0"/>
-        <w:ind w:hanging="283" w:left="709"/>
-        <w:rPr/>
-      </w:pPr>
-      <w:r>
-        <w:rPr>
-          <w:rStyle w:val="Strong"/>
-          <w:rFonts w:ascii="Times New Roman" w:hAnsi="Times New Roman"/>
-          <w:sz w:val="24"/>
-          <w:szCs w:val="24"/>
-        </w:rPr>
-        <w:t>Customer Segmentation (K-Means Clustering)</w:t>
-      </w:r>
-      <w:r>
-        <w:rPr>
-          <w:rFonts w:ascii="Times New Roman" w:hAnsi="Times New Roman"/>
-          <w:sz w:val="24"/>
-          <w:szCs w:val="24"/>
-        </w:rPr>
-        <w:br/>
-        <w:t xml:space="preserve">Customers are grouped into 5 clusters based on similarity in features. </w:t>
-      </w:r>
-    </w:p>
-    <w:p>
-      <w:pPr>
-        <w:pStyle w:val="BodyText"/>
-        <w:numPr>
-          <w:ilvl w:val="0"/>
-          <w:numId w:val="5"/>
-        </w:numPr>
-        <w:tabs>
-          <w:tab w:val="clear" w:pos="720"/>
-          <w:tab w:val="left" w:pos="0" w:leader="none"/>
-        </w:tabs>
-        <w:spacing w:lineRule="auto" w:line="360" w:before="0" w:after="0"/>
-        <w:ind w:hanging="283" w:left="709"/>
-        <w:rPr/>
-      </w:pPr>
-      <w:r>
-        <w:rPr>
-          <w:rStyle w:val="Strong"/>
-          <w:rFonts w:ascii="Times New Roman" w:hAnsi="Times New Roman"/>
-          <w:sz w:val="24"/>
-          <w:szCs w:val="24"/>
-        </w:rPr>
-        <w:t>Classification (Random Forest Model)</w:t>
-      </w:r>
-      <w:r>
-        <w:rPr>
-          <w:rFonts w:ascii="Times New Roman" w:hAnsi="Times New Roman"/>
-          <w:sz w:val="24"/>
-          <w:szCs w:val="24"/>
-        </w:rPr>
-        <w:br/>
-        <w:t xml:space="preserve">A supervised model is trained to predict laptop purchase behavior. </w:t>
-      </w:r>
-    </w:p>
-    <w:p>
-      <w:pPr>
-        <w:pStyle w:val="BodyText"/>
-        <w:numPr>
-          <w:ilvl w:val="0"/>
-          <w:numId w:val="5"/>
-        </w:numPr>
-        <w:tabs>
-          <w:tab w:val="clear" w:pos="720"/>
-          <w:tab w:val="left" w:pos="0" w:leader="none"/>
-        </w:tabs>
-        <w:spacing w:lineRule="auto" w:line="360" w:before="0" w:after="0"/>
-        <w:ind w:hanging="283" w:left="709"/>
-        <w:rPr/>
-      </w:pPr>
-      <w:r>
-        <w:rPr>
-          <w:rStyle w:val="Strong"/>
-          <w:rFonts w:ascii="Times New Roman" w:hAnsi="Times New Roman"/>
-          <w:sz w:val="24"/>
-          <w:szCs w:val="24"/>
-        </w:rPr>
-        <w:t>Model Evaluation</w:t>
-      </w:r>
-      <w:r>
-        <w:rPr>
-          <w:rFonts w:ascii="Times New Roman" w:hAnsi="Times New Roman"/>
-          <w:sz w:val="24"/>
-          <w:szCs w:val="24"/>
-        </w:rPr>
-        <w:br/>
-        <w:t xml:space="preserve">Performance is evaluated using metrics such as accuracy, F1-score, and clustering scores. </w:t>
-      </w:r>
-    </w:p>
-    <w:p>
-      <w:pPr>
-        <w:pStyle w:val="BodyText"/>
-        <w:numPr>
-          <w:ilvl w:val="0"/>
-          <w:numId w:val="5"/>
-        </w:numPr>
-        <w:tabs>
-          <w:tab w:val="clear" w:pos="720"/>
-          <w:tab w:val="left" w:pos="0" w:leader="none"/>
-        </w:tabs>
-        <w:spacing w:lineRule="auto" w:line="360" w:before="0" w:after="0"/>
-        <w:ind w:hanging="283" w:left="709"/>
-        <w:rPr/>
-      </w:pPr>
-      <w:r>
-        <w:rPr>
-          <w:rStyle w:val="Strong"/>
-          <w:rFonts w:ascii="Times New Roman" w:hAnsi="Times New Roman"/>
-          <w:sz w:val="24"/>
-          <w:szCs w:val="24"/>
-        </w:rPr>
-        <w:t>Deployment using FastAPI</w:t>
-      </w:r>
-      <w:r>
-        <w:rPr>
-          <w:rFonts w:ascii="Times New Roman" w:hAnsi="Times New Roman"/>
-          <w:sz w:val="24"/>
-          <w:szCs w:val="24"/>
-        </w:rPr>
-        <w:br/>
-        <w:t xml:space="preserve">The trained models are deployed as REST APIs for real-time prediction. </w:t>
-      </w:r>
-    </w:p>
-    <w:p>
-      <w:pPr>
-        <w:pStyle w:val="BodyText"/>
-        <w:numPr>
-          <w:ilvl w:val="0"/>
-          <w:numId w:val="5"/>
-        </w:numPr>
-        <w:tabs>
-          <w:tab w:val="clear" w:pos="720"/>
-          <w:tab w:val="left" w:pos="0" w:leader="none"/>
-        </w:tabs>
-        <w:spacing w:lineRule="auto" w:line="360"/>
-        <w:ind w:hanging="283" w:left="709"/>
+        <w:jc w:val="left"/>
         <w:rPr/>
       </w:pPr>
       <w:r>
@@ -3936,7 +3931,11 @@
         </w:rPr>
       </w:pPr>
       <w:r>
-        <w:rPr/>
+        <w:rPr>
+          <w:rFonts w:ascii="Times New Roman" w:hAnsi="Times New Roman"/>
+          <w:sz w:val="24"/>
+          <w:szCs w:val="24"/>
+        </w:rPr>
       </w:r>
     </w:p>
     <w:p>
@@ -4529,7 +4528,7 @@
         <w:pStyle w:val="BodyText"/>
         <w:numPr>
           <w:ilvl w:val="0"/>
-          <w:numId w:val="19"/>
+          <w:numId w:val="18"/>
         </w:numPr>
         <w:tabs>
           <w:tab w:val="clear" w:pos="720"/>
@@ -4562,7 +4561,7 @@
         <w:pStyle w:val="BodyText"/>
         <w:numPr>
           <w:ilvl w:val="0"/>
-          <w:numId w:val="19"/>
+          <w:numId w:val="18"/>
         </w:numPr>
         <w:tabs>
           <w:tab w:val="clear" w:pos="720"/>
@@ -4610,7 +4609,7 @@
         <w:pStyle w:val="BodyText"/>
         <w:numPr>
           <w:ilvl w:val="0"/>
-          <w:numId w:val="19"/>
+          <w:numId w:val="18"/>
         </w:numPr>
         <w:tabs>
           <w:tab w:val="clear" w:pos="720"/>
@@ -4658,7 +4657,7 @@
         <w:pStyle w:val="BodyText"/>
         <w:numPr>
           <w:ilvl w:val="0"/>
-          <w:numId w:val="19"/>
+          <w:numId w:val="18"/>
         </w:numPr>
         <w:tabs>
           <w:tab w:val="clear" w:pos="720"/>
@@ -4748,7 +4747,7 @@
         <w:pStyle w:val="BodyText"/>
         <w:numPr>
           <w:ilvl w:val="0"/>
-          <w:numId w:val="19"/>
+          <w:numId w:val="18"/>
         </w:numPr>
         <w:tabs>
           <w:tab w:val="clear" w:pos="720"/>
@@ -5134,16 +5133,7 @@
           <w:sz w:val="24"/>
           <w:szCs w:val="24"/>
         </w:rPr>
-        <w:t xml:space="preserve">Figure 4.1 : </w:t>
-      </w:r>
-      <w:r>
-        <w:rPr>
-          <w:rFonts w:cs="Times New Roman" w:ascii="Times New Roman" w:hAnsi="Times New Roman"/>
-          <w:b/>
-          <w:sz w:val="24"/>
-          <w:szCs w:val="24"/>
-        </w:rPr>
-        <w:t>Sample of Dataset</w:t>
+        <w:t>Figure 4.1 : Sample of Dataset</w:t>
       </w:r>
     </w:p>
     <w:p>
@@ -5292,27 +5282,7 @@
           <w:sz w:val="24"/>
           <w:szCs w:val="24"/>
         </w:rPr>
-        <w:t xml:space="preserve">Figure 4.2 </w:t>
-      </w:r>
-      <w:r>
-        <w:rPr>
-          <w:rFonts w:cs="Times New Roman" w:ascii="Times New Roman" w:hAnsi="Times New Roman"/>
-          <w:b/>
-          <w:bCs/>
-          <w:sz w:val="24"/>
-          <w:szCs w:val="24"/>
-        </w:rPr>
-        <w:t xml:space="preserve">Numerical </w:t>
-      </w:r>
-      <w:r>
-        <w:rPr>
-          <w:rFonts w:cs="Times New Roman" w:ascii="Times New Roman" w:hAnsi="Times New Roman"/>
-          <w:b/>
-          <w:bCs/>
-          <w:sz w:val="24"/>
-          <w:szCs w:val="24"/>
-        </w:rPr>
-        <w:t>Distribution Plots</w:t>
+        <w:t>Figure 4.2 Numerical Distribution Plots</w:t>
       </w:r>
     </w:p>
     <w:p>
@@ -5426,37 +5396,7 @@
           <w:sz w:val="24"/>
           <w:szCs w:val="24"/>
         </w:rPr>
-        <w:t xml:space="preserve">Figure 4.3 </w:t>
-      </w:r>
-      <w:r>
-        <w:rPr>
-          <w:rFonts w:cs="Times New Roman" w:ascii="Times New Roman" w:hAnsi="Times New Roman"/>
-          <w:b/>
-          <w:bCs/>
-          <w:sz w:val="24"/>
-          <w:szCs w:val="24"/>
-        </w:rPr>
-        <w:t>Categorical Distribution P</w:t>
-      </w:r>
-      <w:r>
-        <w:rPr>
-          <w:rFonts w:cs="Times New Roman" w:ascii="Times New Roman" w:hAnsi="Times New Roman"/>
-          <w:b/>
-          <w:bCs/>
-          <w:sz w:val="24"/>
-          <w:szCs w:val="24"/>
-        </w:rPr>
-        <w:t>l</w:t>
-      </w:r>
-      <w:r>
-        <w:rPr>
-          <w:rFonts w:cs="Times New Roman" w:ascii="Times New Roman" w:hAnsi="Times New Roman"/>
-          <w:b/>
-          <w:bCs/>
-          <w:sz w:val="24"/>
-          <w:szCs w:val="24"/>
-        </w:rPr>
-        <w:t>ots</w:t>
+        <w:t>Figure 4.3 Categorical Distribution Plots</w:t>
       </w:r>
       <w:r>
         <w:br w:type="page"/>
@@ -5465,7 +5405,7 @@
     <w:p>
       <w:pPr>
         <w:pStyle w:val="NoSpacing"/>
-        <w:spacing w:lineRule="auto" w:line="360"/>
+        <w:spacing w:lineRule="auto" w:line="360" w:before="0" w:after="0"/>
         <w:jc w:val="center"/>
         <w:rPr>
           <w:rFonts w:ascii="Times New Roman" w:hAnsi="Times New Roman"/>
@@ -5532,6 +5472,7 @@
       <w:pPr>
         <w:pStyle w:val="Heading2"/>
         <w:spacing w:lineRule="auto" w:line="360"/>
+        <w:ind w:hanging="0" w:left="0"/>
         <w:jc w:val="left"/>
         <w:rPr>
           <w:rFonts w:ascii="Times New Roman" w:hAnsi="Times New Roman" w:cs="Times New Roman"/>
@@ -5549,6 +5490,7 @@
       <w:pPr>
         <w:pStyle w:val="Heading2"/>
         <w:spacing w:lineRule="auto" w:line="360"/>
+        <w:ind w:hanging="0" w:left="0"/>
         <w:jc w:val="center"/>
         <w:rPr>
           <w:rFonts w:ascii="Times New Roman" w:hAnsi="Times New Roman"/>
@@ -5624,7 +5566,8 @@
     <w:p>
       <w:pPr>
         <w:pStyle w:val="Heading2"/>
-        <w:spacing w:lineRule="auto" w:line="360"/>
+        <w:spacing w:lineRule="auto" w:line="360" w:before="0" w:after="0"/>
+        <w:ind w:hanging="0" w:left="0"/>
         <w:jc w:val="left"/>
         <w:rPr>
           <w:rFonts w:ascii="Times New Roman" w:hAnsi="Times New Roman"/>
@@ -6208,7 +6151,23 @@
           <w:sz w:val="24"/>
           <w:szCs w:val="24"/>
         </w:rPr>
-        <w:t>In this project, preprocessing was performed on the Kaggle dataset containing 12,873 customer records using Pandas and Scikit-learn.</w:t>
+        <w:t xml:space="preserve">In this project, preprocessing was performed on the Kaggle dataset containing </w:t>
+      </w:r>
+      <w:r>
+        <w:rPr>
+          <w:rFonts w:ascii="Times New Roman" w:hAnsi="Times New Roman"/>
+          <w:sz w:val="24"/>
+          <w:szCs w:val="24"/>
+        </w:rPr>
+        <w:t>133</w:t>
+      </w:r>
+      <w:r>
+        <w:rPr>
+          <w:rFonts w:ascii="Times New Roman" w:hAnsi="Times New Roman"/>
+          <w:sz w:val="24"/>
+          <w:szCs w:val="24"/>
+        </w:rPr>
+        <w:t xml:space="preserve"> customer records using Pandas and Scikit-learn.</w:t>
       </w:r>
     </w:p>
     <w:p>
@@ -6301,7 +6260,7 @@
         <w:pStyle w:val="BodyText"/>
         <w:numPr>
           <w:ilvl w:val="0"/>
-          <w:numId w:val="6"/>
+          <w:numId w:val="5"/>
         </w:numPr>
         <w:tabs>
           <w:tab w:val="clear" w:pos="720"/>
@@ -6342,7 +6301,7 @@
         <w:pStyle w:val="BodyText"/>
         <w:numPr>
           <w:ilvl w:val="0"/>
-          <w:numId w:val="6"/>
+          <w:numId w:val="5"/>
         </w:numPr>
         <w:tabs>
           <w:tab w:val="clear" w:pos="720"/>
@@ -6623,6 +6582,7 @@
       <w:pPr>
         <w:pStyle w:val="Heading2"/>
         <w:spacing w:lineRule="auto" w:line="360" w:before="0" w:after="0"/>
+        <w:ind w:hanging="0" w:left="0"/>
         <w:jc w:val="both"/>
         <w:rPr/>
       </w:pPr>
@@ -6686,7 +6646,7 @@
         <w:pStyle w:val="BodyText"/>
         <w:numPr>
           <w:ilvl w:val="1"/>
-          <w:numId w:val="7"/>
+          <w:numId w:val="6"/>
         </w:numPr>
         <w:tabs>
           <w:tab w:val="clear" w:pos="720"/>
@@ -6704,15 +6664,7 @@
           <w:sz w:val="24"/>
           <w:szCs w:val="24"/>
         </w:rPr>
-        <w:t>trust_apple</w:t>
-      </w:r>
-      <w:r>
-        <w:rPr>
-          <w:rFonts w:ascii="Times New Roman" w:hAnsi="Times New Roman"/>
-          <w:sz w:val="24"/>
-          <w:szCs w:val="24"/>
-        </w:rPr>
-        <w:t xml:space="preserve"> </w:t>
+        <w:t xml:space="preserve">trust_apple </w:t>
       </w:r>
     </w:p>
     <w:p>
@@ -6720,7 +6672,7 @@
         <w:pStyle w:val="BodyText"/>
         <w:numPr>
           <w:ilvl w:val="1"/>
-          <w:numId w:val="7"/>
+          <w:numId w:val="6"/>
         </w:numPr>
         <w:tabs>
           <w:tab w:val="clear" w:pos="720"/>
@@ -6788,18 +6740,7 @@
           <w:sz w:val="24"/>
           <w:szCs w:val="24"/>
         </w:rPr>
-        <w:t>Label</w:t>
-      </w:r>
-      <w:r>
-        <w:rPr>
-          <w:rFonts w:eastAsia="Times New Roman" w:cs="Times New Roman" w:ascii="Times New Roman" w:hAnsi="Times New Roman"/>
-          <w:b/>
-          <w:bCs/>
-          <w:color w:val="000000"/>
-          <w:sz w:val="24"/>
-          <w:szCs w:val="24"/>
-        </w:rPr>
-        <w:t xml:space="preserve"> Encoding:</w:t>
+        <w:t>Label Encoding:</w:t>
       </w:r>
     </w:p>
     <w:p>
@@ -7068,21 +7009,6 @@
           <w:szCs w:val="24"/>
         </w:rPr>
         <w:t>df_features[col] = df_features[col].map(binary_map)</w:t>
-      </w:r>
-    </w:p>
-    <w:p>
-      <w:pPr>
-        <w:pStyle w:val="Normal"/>
-        <w:spacing w:lineRule="auto" w:line="360" w:before="0" w:after="0"/>
-        <w:jc w:val="both"/>
-        <w:rPr>
-          <w:rFonts w:ascii="Times New Roman" w:hAnsi="Times New Roman"/>
-        </w:rPr>
-      </w:pPr>
-      <w:r>
-        <w:rPr>
-          <w:rFonts w:ascii="Times New Roman" w:hAnsi="Times New Roman"/>
-        </w:rPr>
       </w:r>
     </w:p>
     <w:tbl>
@@ -7099,25 +7025,25 @@
         </w:tblCellMar>
       </w:tblPr>
       <w:tblGrid>
-        <w:gridCol w:w="630"/>
-        <w:gridCol w:w="1080"/>
+        <w:gridCol w:w="629"/>
+        <w:gridCol w:w="1081"/>
         <w:gridCol w:w="990"/>
-        <w:gridCol w:w="705"/>
+        <w:gridCol w:w="704"/>
         <w:gridCol w:w="1530"/>
         <w:gridCol w:w="1155"/>
-        <w:gridCol w:w="1065"/>
-        <w:gridCol w:w="555"/>
-        <w:gridCol w:w="450"/>
-        <w:gridCol w:w="1230"/>
+        <w:gridCol w:w="1066"/>
+        <w:gridCol w:w="554"/>
+        <w:gridCol w:w="451"/>
+        <w:gridCol w:w="1229"/>
         <w:gridCol w:w="1515"/>
         <w:gridCol w:w="1290"/>
         <w:gridCol w:w="1635"/>
         <w:gridCol w:w="1350"/>
-        <w:gridCol w:w="750"/>
+        <w:gridCol w:w="751"/>
         <w:gridCol w:w="645"/>
-        <w:gridCol w:w="885"/>
+        <w:gridCol w:w="884"/>
         <w:gridCol w:w="660"/>
-        <w:gridCol w:w="845"/>
+        <w:gridCol w:w="844"/>
       </w:tblGrid>
       <w:tr>
         <w:trPr>
@@ -7125,7 +7051,7 @@
         </w:trPr>
         <w:tc>
           <w:tcPr>
-            <w:tcW w:w="630" w:type="dxa"/>
+            <w:tcW w:w="629" w:type="dxa"/>
             <w:tcBorders/>
             <w:vAlign w:val="center"/>
           </w:tcPr>
@@ -7147,7 +7073,7 @@
         </w:tc>
         <w:tc>
           <w:tcPr>
-            <w:tcW w:w="1080" w:type="dxa"/>
+            <w:tcW w:w="1081" w:type="dxa"/>
             <w:tcBorders/>
             <w:vAlign w:val="center"/>
           </w:tcPr>
@@ -7191,7 +7117,7 @@
         </w:tc>
         <w:tc>
           <w:tcPr>
-            <w:tcW w:w="705" w:type="dxa"/>
+            <w:tcW w:w="704" w:type="dxa"/>
             <w:tcBorders/>
             <w:vAlign w:val="center"/>
           </w:tcPr>
@@ -7257,7 +7183,7 @@
         </w:tc>
         <w:tc>
           <w:tcPr>
-            <w:tcW w:w="1065" w:type="dxa"/>
+            <w:tcW w:w="1066" w:type="dxa"/>
             <w:tcBorders/>
             <w:vAlign w:val="center"/>
           </w:tcPr>
@@ -7279,7 +7205,7 @@
         </w:tc>
         <w:tc>
           <w:tcPr>
-            <w:tcW w:w="555" w:type="dxa"/>
+            <w:tcW w:w="554" w:type="dxa"/>
             <w:tcBorders/>
             <w:vAlign w:val="center"/>
           </w:tcPr>
@@ -7301,7 +7227,7 @@
         </w:tc>
         <w:tc>
           <w:tcPr>
-            <w:tcW w:w="450" w:type="dxa"/>
+            <w:tcW w:w="451" w:type="dxa"/>
             <w:tcBorders/>
             <w:vAlign w:val="center"/>
           </w:tcPr>
@@ -7323,7 +7249,7 @@
         </w:tc>
         <w:tc>
           <w:tcPr>
-            <w:tcW w:w="1230" w:type="dxa"/>
+            <w:tcW w:w="1229" w:type="dxa"/>
             <w:tcBorders/>
             <w:vAlign w:val="center"/>
           </w:tcPr>
@@ -7433,7 +7359,7 @@
         </w:tc>
         <w:tc>
           <w:tcPr>
-            <w:tcW w:w="750" w:type="dxa"/>
+            <w:tcW w:w="751" w:type="dxa"/>
             <w:tcBorders/>
             <w:vAlign w:val="center"/>
           </w:tcPr>
@@ -7477,7 +7403,7 @@
         </w:tc>
         <w:tc>
           <w:tcPr>
-            <w:tcW w:w="885" w:type="dxa"/>
+            <w:tcW w:w="884" w:type="dxa"/>
             <w:tcBorders/>
             <w:vAlign w:val="center"/>
           </w:tcPr>
@@ -7521,7 +7447,7 @@
         </w:tc>
         <w:tc>
           <w:tcPr>
-            <w:tcW w:w="845" w:type="dxa"/>
+            <w:tcW w:w="844" w:type="dxa"/>
             <w:tcBorders/>
             <w:vAlign w:val="center"/>
           </w:tcPr>
@@ -7546,7 +7472,7 @@
         <w:trPr/>
         <w:tc>
           <w:tcPr>
-            <w:tcW w:w="630" w:type="dxa"/>
+            <w:tcW w:w="629" w:type="dxa"/>
             <w:tcBorders/>
             <w:vAlign w:val="center"/>
           </w:tcPr>
@@ -7568,7 +7494,7 @@
         </w:tc>
         <w:tc>
           <w:tcPr>
-            <w:tcW w:w="1080" w:type="dxa"/>
+            <w:tcW w:w="1081" w:type="dxa"/>
             <w:tcBorders/>
             <w:vAlign w:val="center"/>
           </w:tcPr>
@@ -7612,7 +7538,7 @@
         </w:tc>
         <w:tc>
           <w:tcPr>
-            <w:tcW w:w="705" w:type="dxa"/>
+            <w:tcW w:w="704" w:type="dxa"/>
             <w:tcBorders/>
             <w:vAlign w:val="center"/>
           </w:tcPr>
@@ -7678,7 +7604,7 @@
         </w:tc>
         <w:tc>
           <w:tcPr>
-            <w:tcW w:w="1065" w:type="dxa"/>
+            <w:tcW w:w="1066" w:type="dxa"/>
             <w:tcBorders/>
             <w:vAlign w:val="center"/>
           </w:tcPr>
@@ -7700,7 +7626,7 @@
         </w:tc>
         <w:tc>
           <w:tcPr>
-            <w:tcW w:w="555" w:type="dxa"/>
+            <w:tcW w:w="554" w:type="dxa"/>
             <w:tcBorders/>
             <w:vAlign w:val="center"/>
           </w:tcPr>
@@ -7722,7 +7648,7 @@
         </w:tc>
         <w:tc>
           <w:tcPr>
-            <w:tcW w:w="450" w:type="dxa"/>
+            <w:tcW w:w="451" w:type="dxa"/>
             <w:tcBorders/>
             <w:vAlign w:val="center"/>
           </w:tcPr>
@@ -7744,7 +7670,7 @@
         </w:tc>
         <w:tc>
           <w:tcPr>
-            <w:tcW w:w="1230" w:type="dxa"/>
+            <w:tcW w:w="1229" w:type="dxa"/>
             <w:tcBorders/>
             <w:vAlign w:val="center"/>
           </w:tcPr>
@@ -7854,7 +7780,7 @@
         </w:tc>
         <w:tc>
           <w:tcPr>
-            <w:tcW w:w="750" w:type="dxa"/>
+            <w:tcW w:w="751" w:type="dxa"/>
             <w:tcBorders/>
             <w:vAlign w:val="center"/>
           </w:tcPr>
@@ -7898,7 +7824,7 @@
         </w:tc>
         <w:tc>
           <w:tcPr>
-            <w:tcW w:w="885" w:type="dxa"/>
+            <w:tcW w:w="884" w:type="dxa"/>
             <w:tcBorders/>
             <w:vAlign w:val="center"/>
           </w:tcPr>
@@ -7942,7 +7868,7 @@
         </w:tc>
         <w:tc>
           <w:tcPr>
-            <w:tcW w:w="845" w:type="dxa"/>
+            <w:tcW w:w="844" w:type="dxa"/>
             <w:tcBorders/>
             <w:vAlign w:val="center"/>
           </w:tcPr>
@@ -7967,7 +7893,7 @@
         <w:trPr/>
         <w:tc>
           <w:tcPr>
-            <w:tcW w:w="630" w:type="dxa"/>
+            <w:tcW w:w="629" w:type="dxa"/>
             <w:tcBorders/>
             <w:vAlign w:val="center"/>
           </w:tcPr>
@@ -7989,7 +7915,7 @@
         </w:tc>
         <w:tc>
           <w:tcPr>
-            <w:tcW w:w="1080" w:type="dxa"/>
+            <w:tcW w:w="1081" w:type="dxa"/>
             <w:tcBorders/>
             <w:vAlign w:val="center"/>
           </w:tcPr>
@@ -8033,7 +7959,7 @@
         </w:tc>
         <w:tc>
           <w:tcPr>
-            <w:tcW w:w="705" w:type="dxa"/>
+            <w:tcW w:w="704" w:type="dxa"/>
             <w:tcBorders/>
             <w:vAlign w:val="center"/>
           </w:tcPr>
@@ -8099,7 +8025,7 @@
         </w:tc>
         <w:tc>
           <w:tcPr>
-            <w:tcW w:w="1065" w:type="dxa"/>
+            <w:tcW w:w="1066" w:type="dxa"/>
             <w:tcBorders/>
             <w:vAlign w:val="center"/>
           </w:tcPr>
@@ -8121,7 +8047,7 @@
         </w:tc>
         <w:tc>
           <w:tcPr>
-            <w:tcW w:w="555" w:type="dxa"/>
+            <w:tcW w:w="554" w:type="dxa"/>
             <w:tcBorders/>
             <w:vAlign w:val="center"/>
           </w:tcPr>
@@ -8143,7 +8069,7 @@
         </w:tc>
         <w:tc>
           <w:tcPr>
-            <w:tcW w:w="450" w:type="dxa"/>
+            <w:tcW w:w="451" w:type="dxa"/>
             <w:tcBorders/>
             <w:vAlign w:val="center"/>
           </w:tcPr>
@@ -8165,7 +8091,7 @@
         </w:tc>
         <w:tc>
           <w:tcPr>
-            <w:tcW w:w="1230" w:type="dxa"/>
+            <w:tcW w:w="1229" w:type="dxa"/>
             <w:tcBorders/>
             <w:vAlign w:val="center"/>
           </w:tcPr>
@@ -8275,7 +8201,7 @@
         </w:tc>
         <w:tc>
           <w:tcPr>
-            <w:tcW w:w="750" w:type="dxa"/>
+            <w:tcW w:w="751" w:type="dxa"/>
             <w:tcBorders/>
             <w:vAlign w:val="center"/>
           </w:tcPr>
@@ -8319,7 +8245,7 @@
         </w:tc>
         <w:tc>
           <w:tcPr>
-            <w:tcW w:w="885" w:type="dxa"/>
+            <w:tcW w:w="884" w:type="dxa"/>
             <w:tcBorders/>
             <w:vAlign w:val="center"/>
           </w:tcPr>
@@ -8363,7 +8289,7 @@
         </w:tc>
         <w:tc>
           <w:tcPr>
-            <w:tcW w:w="845" w:type="dxa"/>
+            <w:tcW w:w="844" w:type="dxa"/>
             <w:tcBorders/>
             <w:vAlign w:val="center"/>
           </w:tcPr>
@@ -8388,7 +8314,7 @@
         <w:trPr/>
         <w:tc>
           <w:tcPr>
-            <w:tcW w:w="630" w:type="dxa"/>
+            <w:tcW w:w="629" w:type="dxa"/>
             <w:tcBorders/>
             <w:vAlign w:val="center"/>
           </w:tcPr>
@@ -8410,7 +8336,7 @@
         </w:tc>
         <w:tc>
           <w:tcPr>
-            <w:tcW w:w="1080" w:type="dxa"/>
+            <w:tcW w:w="1081" w:type="dxa"/>
             <w:tcBorders/>
             <w:vAlign w:val="center"/>
           </w:tcPr>
@@ -8454,7 +8380,7 @@
         </w:tc>
         <w:tc>
           <w:tcPr>
-            <w:tcW w:w="705" w:type="dxa"/>
+            <w:tcW w:w="704" w:type="dxa"/>
             <w:tcBorders/>
             <w:vAlign w:val="center"/>
           </w:tcPr>
@@ -8520,7 +8446,7 @@
         </w:tc>
         <w:tc>
           <w:tcPr>
-            <w:tcW w:w="1065" w:type="dxa"/>
+            <w:tcW w:w="1066" w:type="dxa"/>
             <w:tcBorders/>
             <w:vAlign w:val="center"/>
           </w:tcPr>
@@ -8542,7 +8468,7 @@
         </w:tc>
         <w:tc>
           <w:tcPr>
-            <w:tcW w:w="555" w:type="dxa"/>
+            <w:tcW w:w="554" w:type="dxa"/>
             <w:tcBorders/>
             <w:vAlign w:val="center"/>
           </w:tcPr>
@@ -8564,7 +8490,7 @@
         </w:tc>
         <w:tc>
           <w:tcPr>
-            <w:tcW w:w="450" w:type="dxa"/>
+            <w:tcW w:w="451" w:type="dxa"/>
             <w:tcBorders/>
             <w:vAlign w:val="center"/>
           </w:tcPr>
@@ -8586,7 +8512,7 @@
         </w:tc>
         <w:tc>
           <w:tcPr>
-            <w:tcW w:w="1230" w:type="dxa"/>
+            <w:tcW w:w="1229" w:type="dxa"/>
             <w:tcBorders/>
             <w:vAlign w:val="center"/>
           </w:tcPr>
@@ -8696,7 +8622,7 @@
         </w:tc>
         <w:tc>
           <w:tcPr>
-            <w:tcW w:w="750" w:type="dxa"/>
+            <w:tcW w:w="751" w:type="dxa"/>
             <w:tcBorders/>
             <w:vAlign w:val="center"/>
           </w:tcPr>
@@ -8740,7 +8666,7 @@
         </w:tc>
         <w:tc>
           <w:tcPr>
-            <w:tcW w:w="885" w:type="dxa"/>
+            <w:tcW w:w="884" w:type="dxa"/>
             <w:tcBorders/>
             <w:vAlign w:val="center"/>
           </w:tcPr>
@@ -8784,7 +8710,7 @@
         </w:tc>
         <w:tc>
           <w:tcPr>
-            <w:tcW w:w="845" w:type="dxa"/>
+            <w:tcW w:w="844" w:type="dxa"/>
             <w:tcBorders/>
             <w:vAlign w:val="center"/>
           </w:tcPr>
@@ -8809,7 +8735,7 @@
         <w:trPr/>
         <w:tc>
           <w:tcPr>
-            <w:tcW w:w="630" w:type="dxa"/>
+            <w:tcW w:w="629" w:type="dxa"/>
             <w:tcBorders/>
             <w:vAlign w:val="center"/>
           </w:tcPr>
@@ -8831,7 +8757,7 @@
         </w:tc>
         <w:tc>
           <w:tcPr>
-            <w:tcW w:w="1080" w:type="dxa"/>
+            <w:tcW w:w="1081" w:type="dxa"/>
             <w:tcBorders/>
             <w:vAlign w:val="center"/>
           </w:tcPr>
@@ -8875,7 +8801,7 @@
         </w:tc>
         <w:tc>
           <w:tcPr>
-            <w:tcW w:w="705" w:type="dxa"/>
+            <w:tcW w:w="704" w:type="dxa"/>
             <w:tcBorders/>
             <w:vAlign w:val="center"/>
           </w:tcPr>
@@ -8941,7 +8867,7 @@
         </w:tc>
         <w:tc>
           <w:tcPr>
-            <w:tcW w:w="1065" w:type="dxa"/>
+            <w:tcW w:w="1066" w:type="dxa"/>
             <w:tcBorders/>
             <w:vAlign w:val="center"/>
           </w:tcPr>
@@ -8963,7 +8889,7 @@
         </w:tc>
         <w:tc>
           <w:tcPr>
-            <w:tcW w:w="555" w:type="dxa"/>
+            <w:tcW w:w="554" w:type="dxa"/>
             <w:tcBorders/>
             <w:vAlign w:val="center"/>
           </w:tcPr>
@@ -8985,7 +8911,7 @@
         </w:tc>
         <w:tc>
           <w:tcPr>
-            <w:tcW w:w="450" w:type="dxa"/>
+            <w:tcW w:w="451" w:type="dxa"/>
             <w:tcBorders/>
             <w:vAlign w:val="center"/>
           </w:tcPr>
@@ -9007,7 +8933,7 @@
         </w:tc>
         <w:tc>
           <w:tcPr>
-            <w:tcW w:w="1230" w:type="dxa"/>
+            <w:tcW w:w="1229" w:type="dxa"/>
             <w:tcBorders/>
             <w:vAlign w:val="center"/>
           </w:tcPr>
@@ -9117,7 +9043,7 @@
         </w:tc>
         <w:tc>
           <w:tcPr>
-            <w:tcW w:w="750" w:type="dxa"/>
+            <w:tcW w:w="751" w:type="dxa"/>
             <w:tcBorders/>
             <w:vAlign w:val="center"/>
           </w:tcPr>
@@ -9161,7 +9087,7 @@
         </w:tc>
         <w:tc>
           <w:tcPr>
-            <w:tcW w:w="885" w:type="dxa"/>
+            <w:tcW w:w="884" w:type="dxa"/>
             <w:tcBorders/>
             <w:vAlign w:val="center"/>
           </w:tcPr>
@@ -9205,7 +9131,7 @@
         </w:tc>
         <w:tc>
           <w:tcPr>
-            <w:tcW w:w="845" w:type="dxa"/>
+            <w:tcW w:w="844" w:type="dxa"/>
             <w:tcBorders/>
             <w:vAlign w:val="center"/>
           </w:tcPr>
@@ -9230,7 +9156,7 @@
         <w:trPr/>
         <w:tc>
           <w:tcPr>
-            <w:tcW w:w="630" w:type="dxa"/>
+            <w:tcW w:w="629" w:type="dxa"/>
             <w:tcBorders/>
             <w:vAlign w:val="center"/>
           </w:tcPr>
@@ -9252,7 +9178,7 @@
         </w:tc>
         <w:tc>
           <w:tcPr>
-            <w:tcW w:w="1080" w:type="dxa"/>
+            <w:tcW w:w="1081" w:type="dxa"/>
             <w:tcBorders/>
             <w:vAlign w:val="center"/>
           </w:tcPr>
@@ -9296,7 +9222,7 @@
         </w:tc>
         <w:tc>
           <w:tcPr>
-            <w:tcW w:w="705" w:type="dxa"/>
+            <w:tcW w:w="704" w:type="dxa"/>
             <w:tcBorders/>
             <w:vAlign w:val="center"/>
           </w:tcPr>
@@ -9362,7 +9288,7 @@
         </w:tc>
         <w:tc>
           <w:tcPr>
-            <w:tcW w:w="1065" w:type="dxa"/>
+            <w:tcW w:w="1066" w:type="dxa"/>
             <w:tcBorders/>
             <w:vAlign w:val="center"/>
           </w:tcPr>
@@ -9384,7 +9310,7 @@
         </w:tc>
         <w:tc>
           <w:tcPr>
-            <w:tcW w:w="555" w:type="dxa"/>
+            <w:tcW w:w="554" w:type="dxa"/>
             <w:tcBorders/>
             <w:vAlign w:val="center"/>
           </w:tcPr>
@@ -9406,7 +9332,7 @@
         </w:tc>
         <w:tc>
           <w:tcPr>
-            <w:tcW w:w="450" w:type="dxa"/>
+            <w:tcW w:w="451" w:type="dxa"/>
             <w:tcBorders/>
             <w:vAlign w:val="center"/>
           </w:tcPr>
@@ -9428,7 +9354,7 @@
         </w:tc>
         <w:tc>
           <w:tcPr>
-            <w:tcW w:w="1230" w:type="dxa"/>
+            <w:tcW w:w="1229" w:type="dxa"/>
             <w:tcBorders/>
             <w:vAlign w:val="center"/>
           </w:tcPr>
@@ -9538,7 +9464,7 @@
         </w:tc>
         <w:tc>
           <w:tcPr>
-            <w:tcW w:w="750" w:type="dxa"/>
+            <w:tcW w:w="751" w:type="dxa"/>
             <w:tcBorders/>
             <w:vAlign w:val="center"/>
           </w:tcPr>
@@ -9582,7 +9508,7 @@
         </w:tc>
         <w:tc>
           <w:tcPr>
-            <w:tcW w:w="885" w:type="dxa"/>
+            <w:tcW w:w="884" w:type="dxa"/>
             <w:tcBorders/>
             <w:vAlign w:val="center"/>
           </w:tcPr>
@@ -9626,7 +9552,7 @@
         </w:tc>
         <w:tc>
           <w:tcPr>
-            <w:tcW w:w="845" w:type="dxa"/>
+            <w:tcW w:w="844" w:type="dxa"/>
             <w:tcBorders/>
             <w:vAlign w:val="center"/>
           </w:tcPr>
@@ -9768,7 +9694,7 @@
         <w:pStyle w:val="BodyText"/>
         <w:numPr>
           <w:ilvl w:val="0"/>
-          <w:numId w:val="8"/>
+          <w:numId w:val="7"/>
         </w:numPr>
         <w:tabs>
           <w:tab w:val="clear" w:pos="720"/>
@@ -9815,7 +9741,7 @@
         <w:pStyle w:val="BodyText"/>
         <w:numPr>
           <w:ilvl w:val="0"/>
-          <w:numId w:val="8"/>
+          <w:numId w:val="7"/>
         </w:numPr>
         <w:tabs>
           <w:tab w:val="clear" w:pos="720"/>
@@ -9843,7 +9769,7 @@
         <w:pStyle w:val="BodyText"/>
         <w:numPr>
           <w:ilvl w:val="0"/>
-          <w:numId w:val="8"/>
+          <w:numId w:val="7"/>
         </w:numPr>
         <w:tabs>
           <w:tab w:val="clear" w:pos="720"/>
@@ -10013,40 +9939,7 @@
           <w:sz w:val="24"/>
           <w:szCs w:val="24"/>
         </w:rPr>
-        <w:t>Figure</w:t>
-      </w:r>
-      <w:r>
-        <w:rPr>
-          <w:rFonts w:eastAsia="Times New Roman" w:cs="Times New Roman" w:ascii="Times New Roman" w:hAnsi="Times New Roman"/>
-          <w:b/>
-          <w:bCs/>
-          <w:color w:val="000000"/>
-          <w:sz w:val="24"/>
-          <w:szCs w:val="24"/>
-        </w:rPr>
-        <w:t xml:space="preserve"> 5.</w:t>
-      </w:r>
-      <w:r>
-        <w:rPr>
-          <w:rFonts w:eastAsia="Times New Roman" w:cs="Times New Roman" w:ascii="Times New Roman" w:hAnsi="Times New Roman"/>
-          <w:b/>
-          <w:bCs/>
-          <w:color w:val="000000"/>
-          <w:sz w:val="24"/>
-          <w:szCs w:val="24"/>
-        </w:rPr>
-        <w:t>1</w:t>
-      </w:r>
-      <w:r>
-        <w:rPr>
-          <w:rFonts w:eastAsia="Times New Roman" w:cs="Times New Roman" w:ascii="Times New Roman" w:hAnsi="Times New Roman"/>
-          <w:b/>
-          <w:bCs/>
-          <w:color w:val="000000"/>
-          <w:sz w:val="24"/>
-          <w:szCs w:val="24"/>
-        </w:rPr>
-        <w:t xml:space="preserve"> : Summary Statistics of Scaled Dataset</w:t>
+        <w:t>Figure 5.1 : Summary Statistics of Scaled Dataset</w:t>
       </w:r>
     </w:p>
     <w:p>
@@ -10095,6 +9988,7 @@
       <w:pPr>
         <w:pStyle w:val="Heading2"/>
         <w:spacing w:lineRule="auto" w:line="360" w:before="0" w:after="0"/>
+        <w:ind w:hanging="0" w:left="0"/>
         <w:jc w:val="both"/>
         <w:rPr/>
       </w:pPr>
@@ -10177,15 +10071,7 @@
           <w:sz w:val="24"/>
           <w:szCs w:val="24"/>
         </w:rPr>
-        <w:t>The IQR method is defined as:</w:t>
-      </w:r>
-      <w:r>
-        <w:rPr>
-          <w:rFonts w:ascii="Times New Roman" w:hAnsi="Times New Roman"/>
-          <w:sz w:val="24"/>
-          <w:szCs w:val="24"/>
-        </w:rPr>
-        <w:t>vs</w:t>
+        <w:t>The IQR method is defined as:vs</w:t>
       </w:r>
     </w:p>
     <w:p>
@@ -10193,7 +10079,7 @@
         <w:pStyle w:val="BodyText"/>
         <w:numPr>
           <w:ilvl w:val="0"/>
-          <w:numId w:val="9"/>
+          <w:numId w:val="8"/>
         </w:numPr>
         <w:tabs>
           <w:tab w:val="clear" w:pos="720"/>
@@ -10220,7 +10106,7 @@
         <w:pStyle w:val="BodyText"/>
         <w:numPr>
           <w:ilvl w:val="0"/>
-          <w:numId w:val="9"/>
+          <w:numId w:val="8"/>
         </w:numPr>
         <w:tabs>
           <w:tab w:val="clear" w:pos="720"/>
@@ -10247,7 +10133,7 @@
         <w:pStyle w:val="BodyText"/>
         <w:numPr>
           <w:ilvl w:val="0"/>
-          <w:numId w:val="9"/>
+          <w:numId w:val="8"/>
         </w:numPr>
         <w:tabs>
           <w:tab w:val="clear" w:pos="720"/>
@@ -10354,33 +10240,7 @@
           <w:sz w:val="24"/>
           <w:szCs w:val="24"/>
         </w:rPr>
-        <w:t>Figure 5.</w:t>
-      </w:r>
-      <w:r>
-        <w:rPr>
-          <w:rFonts w:eastAsia="Times New Roman" w:cs="Times New Roman" w:ascii="Times New Roman" w:hAnsi="Times New Roman"/>
-          <w:b/>
-          <w:bCs/>
-          <w:i w:val="false"/>
-          <w:iCs w:val="false"/>
-          <w:color w:val="000000"/>
-          <w:sz w:val="24"/>
-          <w:szCs w:val="24"/>
-        </w:rPr>
-        <w:t>2</w:t>
-      </w:r>
-      <w:r>
-        <w:rPr>
-          <w:rFonts w:eastAsia="Times New Roman" w:cs="Times New Roman" w:ascii="Times New Roman" w:hAnsi="Times New Roman"/>
-          <w:b/>
-          <w:bCs/>
-          <w:i w:val="false"/>
-          <w:iCs w:val="false"/>
-          <w:color w:val="000000"/>
-          <w:sz w:val="24"/>
-          <w:szCs w:val="24"/>
-        </w:rPr>
-        <w:t xml:space="preserve"> : Before Outlier Treatment</w:t>
+        <w:t>Figure 5.2 : Before Outlier Treatment</w:t>
       </w:r>
     </w:p>
     <w:p>
@@ -10859,33 +10719,7 @@
           <w:sz w:val="24"/>
           <w:szCs w:val="24"/>
         </w:rPr>
-        <w:t>Figure 5.</w:t>
-      </w:r>
-      <w:r>
-        <w:rPr>
-          <w:rFonts w:eastAsia="Times New Roman" w:cs="Times New Roman" w:ascii="Times New Roman" w:hAnsi="Times New Roman"/>
-          <w:b/>
-          <w:bCs/>
-          <w:i w:val="false"/>
-          <w:iCs w:val="false"/>
-          <w:color w:val="000000"/>
-          <w:sz w:val="24"/>
-          <w:szCs w:val="24"/>
-        </w:rPr>
-        <w:t>3</w:t>
-      </w:r>
-      <w:r>
-        <w:rPr>
-          <w:rFonts w:eastAsia="Times New Roman" w:cs="Times New Roman" w:ascii="Times New Roman" w:hAnsi="Times New Roman"/>
-          <w:b/>
-          <w:bCs/>
-          <w:i w:val="false"/>
-          <w:iCs w:val="false"/>
-          <w:color w:val="000000"/>
-          <w:sz w:val="24"/>
-          <w:szCs w:val="24"/>
-        </w:rPr>
-        <w:t xml:space="preserve"> : After Outlier Treatment</w:t>
+        <w:t>Figure 5.3 : After Outlier Treatment</w:t>
       </w:r>
     </w:p>
     <w:p>
@@ -10939,6 +10773,7 @@
       <w:pPr>
         <w:pStyle w:val="Heading2"/>
         <w:spacing w:lineRule="auto" w:line="360" w:before="0" w:after="15"/>
+        <w:ind w:hanging="0" w:left="0"/>
         <w:jc w:val="both"/>
         <w:rPr>
           <w:rFonts w:ascii="Times New Roman" w:hAnsi="Times New Roman"/>
@@ -10967,6 +10802,7 @@
       <w:pPr>
         <w:pStyle w:val="Heading2"/>
         <w:spacing w:lineRule="auto" w:line="360" w:before="0" w:after="15"/>
+        <w:ind w:hanging="0" w:left="0"/>
         <w:jc w:val="both"/>
         <w:rPr/>
       </w:pPr>
@@ -11026,11 +10862,10 @@
           <w:szCs w:val="24"/>
         </w:rPr>
         <w:tab/>
-        <w:t>- processed_</w:t>
-      </w:r>
-      <w:r>
-        <w:rPr>
-          <w:rStyle w:val="SourceText"/>
+        <w:t>- processed_m1_data.csv</w:t>
+      </w:r>
+      <w:r>
+        <w:rPr>
           <w:rFonts w:ascii="Times New Roman" w:hAnsi="Times New Roman"/>
           <w:b w:val="false"/>
           <w:bCs w:val="false"/>
@@ -11039,8 +10874,16 @@
           <w:sz w:val="24"/>
           <w:szCs w:val="24"/>
         </w:rPr>
-        <w:t>m1_</w:t>
-      </w:r>
+        <w:t xml:space="preserve"> (for modeling) </w:t>
+      </w:r>
+    </w:p>
+    <w:p>
+      <w:pPr>
+        <w:pStyle w:val="BodyText"/>
+        <w:spacing w:lineRule="auto" w:line="360"/>
+        <w:jc w:val="both"/>
+        <w:rPr/>
+      </w:pPr>
       <w:r>
         <w:rPr>
           <w:rStyle w:val="SourceText"/>
@@ -11052,67 +10895,8 @@
           <w:sz w:val="24"/>
           <w:szCs w:val="24"/>
         </w:rPr>
-        <w:t>data.csv</w:t>
-      </w:r>
-      <w:r>
-        <w:rPr>
-          <w:rFonts w:ascii="Times New Roman" w:hAnsi="Times New Roman"/>
-          <w:b w:val="false"/>
-          <w:bCs w:val="false"/>
-          <w:i w:val="false"/>
-          <w:iCs w:val="false"/>
-          <w:sz w:val="24"/>
-          <w:szCs w:val="24"/>
-        </w:rPr>
-        <w:t xml:space="preserve"> (for modeling) </w:t>
-      </w:r>
-    </w:p>
-    <w:p>
-      <w:pPr>
-        <w:pStyle w:val="BodyText"/>
-        <w:spacing w:lineRule="auto" w:line="360"/>
-        <w:jc w:val="both"/>
-        <w:rPr/>
-      </w:pPr>
-      <w:r>
-        <w:rPr>
-          <w:rStyle w:val="SourceText"/>
-          <w:rFonts w:ascii="Times New Roman" w:hAnsi="Times New Roman"/>
-          <w:b w:val="false"/>
-          <w:bCs w:val="false"/>
-          <w:i w:val="false"/>
-          <w:iCs w:val="false"/>
-          <w:sz w:val="24"/>
-          <w:szCs w:val="24"/>
-        </w:rPr>
         <w:tab/>
-        <w:t>- clustered_</w:t>
-      </w:r>
-      <w:r>
-        <w:rPr>
-          <w:rStyle w:val="SourceText"/>
-          <w:rFonts w:ascii="Times New Roman" w:hAnsi="Times New Roman"/>
-          <w:b w:val="false"/>
-          <w:bCs w:val="false"/>
-          <w:i w:val="false"/>
-          <w:iCs w:val="false"/>
-          <w:sz w:val="24"/>
-          <w:szCs w:val="24"/>
-        </w:rPr>
-        <w:t>m1_</w:t>
-      </w:r>
-      <w:r>
-        <w:rPr>
-          <w:rStyle w:val="SourceText"/>
-          <w:rFonts w:ascii="Times New Roman" w:hAnsi="Times New Roman"/>
-          <w:b w:val="false"/>
-          <w:bCs w:val="false"/>
-          <w:i w:val="false"/>
-          <w:iCs w:val="false"/>
-          <w:sz w:val="24"/>
-          <w:szCs w:val="24"/>
-        </w:rPr>
-        <w:t>data.csv</w:t>
+        <w:t>- clustered_m1_data.csv</w:t>
       </w:r>
       <w:r>
         <w:rPr>
@@ -11294,25 +11078,7 @@
           <w:sz w:val="24"/>
           <w:szCs w:val="24"/>
         </w:rPr>
-        <w:t>Figure 5.</w:t>
-      </w:r>
-      <w:r>
-        <w:rPr>
-          <w:rFonts w:cs="Times New Roman" w:ascii="Times New Roman" w:hAnsi="Times New Roman"/>
-          <w:b/>
-          <w:sz w:val="24"/>
-          <w:szCs w:val="24"/>
-        </w:rPr>
-        <w:t>4</w:t>
-      </w:r>
-      <w:r>
-        <w:rPr>
-          <w:rFonts w:cs="Times New Roman" w:ascii="Times New Roman" w:hAnsi="Times New Roman"/>
-          <w:b/>
-          <w:sz w:val="24"/>
-          <w:szCs w:val="24"/>
-        </w:rPr>
-        <w:t>: Correlation Heatmap after preprocessing</w:t>
+        <w:t>Figure 5.4: Correlation Heatmap after preprocessing</w:t>
       </w:r>
       <w:r>
         <w:br w:type="page"/>
@@ -11400,6 +11166,7 @@
       <w:pPr>
         <w:pStyle w:val="Heading3"/>
         <w:spacing w:lineRule="auto" w:line="360" w:before="0" w:after="15"/>
+        <w:ind w:hanging="0" w:left="0"/>
         <w:jc w:val="both"/>
         <w:rPr>
           <w:rFonts w:ascii="Times New Roman" w:hAnsi="Times New Roman" w:eastAsia="Times New Roman" w:cs="Times New Roman"/>
@@ -11427,6 +11194,7 @@
       <w:pPr>
         <w:pStyle w:val="Heading3"/>
         <w:spacing w:lineRule="auto" w:line="360" w:before="0" w:after="15"/>
+        <w:ind w:hanging="0" w:left="0"/>
         <w:jc w:val="both"/>
         <w:rPr/>
       </w:pPr>
@@ -11491,7 +11259,7 @@
         <w:pStyle w:val="BodyText"/>
         <w:numPr>
           <w:ilvl w:val="0"/>
-          <w:numId w:val="10"/>
+          <w:numId w:val="9"/>
         </w:numPr>
         <w:tabs>
           <w:tab w:val="clear" w:pos="720"/>
@@ -11517,7 +11285,7 @@
         <w:pStyle w:val="BodyText"/>
         <w:numPr>
           <w:ilvl w:val="0"/>
-          <w:numId w:val="10"/>
+          <w:numId w:val="9"/>
         </w:numPr>
         <w:tabs>
           <w:tab w:val="clear" w:pos="720"/>
@@ -11543,7 +11311,7 @@
         <w:pStyle w:val="BodyText"/>
         <w:numPr>
           <w:ilvl w:val="0"/>
-          <w:numId w:val="10"/>
+          <w:numId w:val="9"/>
         </w:numPr>
         <w:tabs>
           <w:tab w:val="clear" w:pos="720"/>
@@ -11605,19 +11373,7 @@
           <w:sz w:val="22"/>
           <w:szCs w:val="22"/>
         </w:rPr>
-        <w:t xml:space="preserve">k_optimal = </w:t>
-      </w:r>
-      <w:r>
-        <w:rPr>
-          <w:rFonts w:cs="Times New Roman" w:ascii="Times New Roman" w:hAnsi="Times New Roman"/>
-          <w:b w:val="false"/>
-          <w:bCs w:val="false"/>
-          <w:i/>
-          <w:iCs/>
-          <w:sz w:val="22"/>
-          <w:szCs w:val="22"/>
-        </w:rPr>
-        <w:t>3</w:t>
+        <w:t>k_optimal = 3</w:t>
       </w:r>
     </w:p>
     <w:p>
@@ -11744,16 +11500,7 @@
           <w:b w:val="false"/>
           <w:bCs w:val="false"/>
         </w:rPr>
-        <w:t xml:space="preserve">K = </w:t>
-      </w:r>
-      <w:r>
-        <w:rPr>
-          <w:rStyle w:val="Strong"/>
-          <w:rFonts w:ascii="Times New Roman" w:hAnsi="Times New Roman"/>
-          <w:b w:val="false"/>
-          <w:bCs w:val="false"/>
-        </w:rPr>
-        <w:t>3</w:t>
+        <w:t>K = 3</w:t>
       </w:r>
       <w:r>
         <w:rPr>
@@ -11804,7 +11551,7 @@
             <wp:positionV relativeFrom="paragraph">
               <wp:posOffset>635</wp:posOffset>
             </wp:positionV>
-            <wp:extent cx="5500370" cy="2484120"/>
+            <wp:extent cx="5500370" cy="1940560"/>
             <wp:effectExtent l="0" t="0" r="0" b="0"/>
             <wp:wrapSquare wrapText="largest"/>
             <wp:docPr id="12" name="Image13" descr=""/>
@@ -11829,7 +11576,7 @@
                   <pic:spPr bwMode="auto">
                     <a:xfrm>
                       <a:off x="0" y="0"/>
-                      <a:ext cx="5500370" cy="2484120"/>
+                      <a:ext cx="5500370" cy="1940560"/>
                     </a:xfrm>
                     <a:prstGeom prst="rect">
                       <a:avLst/>
@@ -11858,19 +11605,248 @@
         <w:jc w:val="both"/>
         <w:rPr>
           <w:rFonts w:ascii="Times New Roman" w:hAnsi="Times New Roman" w:eastAsia="Times New Roman" w:cs="Times New Roman"/>
+          <w:b/>
+          <w:bCs/>
+          <w:i/>
+          <w:i/>
           <w:iCs/>
           <w:color w:val="000000"/>
-          <w:sz w:val="28"/>
-          <w:szCs w:val="26"/>
+          <w:sz w:val="22"/>
+          <w:szCs w:val="22"/>
         </w:rPr>
       </w:pPr>
       <w:r>
         <w:rPr>
           <w:rFonts w:eastAsia="Times New Roman" w:cs="Times New Roman" w:ascii="Times New Roman" w:hAnsi="Times New Roman"/>
+          <w:b/>
+          <w:bCs/>
+          <w:i/>
           <w:iCs/>
           <w:color w:val="000000"/>
-          <w:sz w:val="28"/>
-          <w:szCs w:val="26"/>
+          <w:sz w:val="22"/>
+          <w:szCs w:val="22"/>
+        </w:rPr>
+        <w:t>Code:</w:t>
+      </w:r>
+    </w:p>
+    <w:p>
+      <w:pPr>
+        <w:pStyle w:val="Normal"/>
+        <w:spacing w:lineRule="auto" w:line="360" w:before="0" w:after="15"/>
+        <w:jc w:val="both"/>
+        <w:rPr>
+          <w:rFonts w:ascii="Times New Roman" w:hAnsi="Times New Roman" w:eastAsia="Times New Roman" w:cs="Times New Roman"/>
+          <w:i/>
+          <w:i/>
+          <w:iCs/>
+          <w:color w:val="000000"/>
+          <w:sz w:val="22"/>
+          <w:szCs w:val="22"/>
+        </w:rPr>
+      </w:pPr>
+      <w:r>
+        <w:rPr>
+          <w:rFonts w:eastAsia="Times New Roman" w:cs="Times New Roman" w:ascii="Times New Roman" w:hAnsi="Times New Roman"/>
+          <w:i/>
+          <w:iCs/>
+          <w:color w:val="000000"/>
+          <w:sz w:val="22"/>
+          <w:szCs w:val="22"/>
+        </w:rPr>
+        <w:t>inertias = []</w:t>
+      </w:r>
+    </w:p>
+    <w:p>
+      <w:pPr>
+        <w:pStyle w:val="Normal"/>
+        <w:spacing w:lineRule="auto" w:line="360" w:before="0" w:after="15"/>
+        <w:jc w:val="both"/>
+        <w:rPr>
+          <w:rFonts w:ascii="Times New Roman" w:hAnsi="Times New Roman" w:eastAsia="Times New Roman" w:cs="Times New Roman"/>
+          <w:i/>
+          <w:i/>
+          <w:iCs/>
+          <w:color w:val="000000"/>
+          <w:sz w:val="22"/>
+          <w:szCs w:val="22"/>
+        </w:rPr>
+      </w:pPr>
+      <w:r>
+        <w:rPr>
+          <w:rFonts w:eastAsia="Times New Roman" w:cs="Times New Roman" w:ascii="Times New Roman" w:hAnsi="Times New Roman"/>
+          <w:i/>
+          <w:iCs/>
+          <w:color w:val="000000"/>
+          <w:sz w:val="22"/>
+          <w:szCs w:val="22"/>
+        </w:rPr>
+        <w:t>K_range = range(2,11)</w:t>
+      </w:r>
+    </w:p>
+    <w:p>
+      <w:pPr>
+        <w:pStyle w:val="Normal"/>
+        <w:spacing w:lineRule="auto" w:line="360" w:before="0" w:after="15"/>
+        <w:jc w:val="both"/>
+        <w:rPr>
+          <w:rFonts w:ascii="Times New Roman" w:hAnsi="Times New Roman" w:eastAsia="Times New Roman" w:cs="Times New Roman"/>
+          <w:i/>
+          <w:i/>
+          <w:iCs/>
+          <w:color w:val="000000"/>
+          <w:sz w:val="22"/>
+          <w:szCs w:val="22"/>
+        </w:rPr>
+      </w:pPr>
+      <w:r>
+        <w:rPr>
+          <w:rFonts w:eastAsia="Times New Roman" w:cs="Times New Roman" w:ascii="Times New Roman" w:hAnsi="Times New Roman"/>
+          <w:i/>
+          <w:iCs/>
+          <w:color w:val="000000"/>
+          <w:sz w:val="22"/>
+          <w:szCs w:val="22"/>
+        </w:rPr>
+        <w:t>for k in K_range:</w:t>
+      </w:r>
+    </w:p>
+    <w:p>
+      <w:pPr>
+        <w:pStyle w:val="Normal"/>
+        <w:spacing w:lineRule="auto" w:line="360" w:before="0" w:after="15"/>
+        <w:jc w:val="both"/>
+        <w:rPr>
+          <w:rFonts w:ascii="Times New Roman" w:hAnsi="Times New Roman" w:eastAsia="Times New Roman" w:cs="Times New Roman"/>
+          <w:i/>
+          <w:i/>
+          <w:iCs/>
+          <w:color w:val="000000"/>
+          <w:sz w:val="22"/>
+          <w:szCs w:val="22"/>
+        </w:rPr>
+      </w:pPr>
+      <w:r>
+        <w:rPr>
+          <w:rFonts w:eastAsia="Times New Roman" w:cs="Times New Roman" w:ascii="Times New Roman" w:hAnsi="Times New Roman"/>
+          <w:i/>
+          <w:iCs/>
+          <w:color w:val="000000"/>
+          <w:sz w:val="22"/>
+          <w:szCs w:val="22"/>
+        </w:rPr>
+        <w:t xml:space="preserve">    </w:t>
+      </w:r>
+      <w:r>
+        <w:rPr>
+          <w:rFonts w:eastAsia="Times New Roman" w:cs="Times New Roman" w:ascii="Times New Roman" w:hAnsi="Times New Roman"/>
+          <w:i/>
+          <w:iCs/>
+          <w:color w:val="000000"/>
+          <w:sz w:val="22"/>
+          <w:szCs w:val="22"/>
+        </w:rPr>
+        <w:t>km = KMeans(n_clusters=k, random_state=42, n_init=10)</w:t>
+      </w:r>
+    </w:p>
+    <w:p>
+      <w:pPr>
+        <w:pStyle w:val="Normal"/>
+        <w:spacing w:lineRule="auto" w:line="360" w:before="0" w:after="15"/>
+        <w:jc w:val="both"/>
+        <w:rPr>
+          <w:rFonts w:ascii="Times New Roman" w:hAnsi="Times New Roman" w:eastAsia="Times New Roman" w:cs="Times New Roman"/>
+          <w:i/>
+          <w:i/>
+          <w:iCs/>
+          <w:color w:val="000000"/>
+          <w:sz w:val="22"/>
+          <w:szCs w:val="22"/>
+        </w:rPr>
+      </w:pPr>
+      <w:r>
+        <w:rPr>
+          <w:rFonts w:eastAsia="Times New Roman" w:cs="Times New Roman" w:ascii="Times New Roman" w:hAnsi="Times New Roman"/>
+          <w:i/>
+          <w:iCs/>
+          <w:color w:val="000000"/>
+          <w:sz w:val="22"/>
+          <w:szCs w:val="22"/>
+        </w:rPr>
+        <w:t xml:space="preserve">    </w:t>
+      </w:r>
+      <w:r>
+        <w:rPr>
+          <w:rFonts w:eastAsia="Times New Roman" w:cs="Times New Roman" w:ascii="Times New Roman" w:hAnsi="Times New Roman"/>
+          <w:i/>
+          <w:iCs/>
+          <w:color w:val="000000"/>
+          <w:sz w:val="22"/>
+          <w:szCs w:val="22"/>
+        </w:rPr>
+        <w:t>km.fit(df_features)  # Use features only, not target</w:t>
+      </w:r>
+    </w:p>
+    <w:p>
+      <w:pPr>
+        <w:pStyle w:val="Normal"/>
+        <w:spacing w:lineRule="auto" w:line="360" w:before="0" w:after="15"/>
+        <w:jc w:val="both"/>
+        <w:rPr>
+          <w:rFonts w:ascii="Times New Roman" w:hAnsi="Times New Roman" w:eastAsia="Times New Roman" w:cs="Times New Roman"/>
+          <w:i/>
+          <w:i/>
+          <w:iCs/>
+          <w:color w:val="000000"/>
+          <w:sz w:val="22"/>
+          <w:szCs w:val="22"/>
+        </w:rPr>
+      </w:pPr>
+      <w:r>
+        <w:rPr>
+          <w:rFonts w:eastAsia="Times New Roman" w:cs="Times New Roman" w:ascii="Times New Roman" w:hAnsi="Times New Roman"/>
+          <w:i/>
+          <w:iCs/>
+          <w:color w:val="000000"/>
+          <w:sz w:val="22"/>
+          <w:szCs w:val="22"/>
+        </w:rPr>
+        <w:t xml:space="preserve">    </w:t>
+      </w:r>
+      <w:r>
+        <w:rPr>
+          <w:rFonts w:eastAsia="Times New Roman" w:cs="Times New Roman" w:ascii="Times New Roman" w:hAnsi="Times New Roman"/>
+          <w:i/>
+          <w:iCs/>
+          <w:color w:val="000000"/>
+          <w:sz w:val="22"/>
+          <w:szCs w:val="22"/>
+        </w:rPr>
+        <w:t>inertias.append(km.inertia_)</w:t>
+      </w:r>
+    </w:p>
+    <w:p>
+      <w:pPr>
+        <w:pStyle w:val="Normal"/>
+        <w:spacing w:lineRule="auto" w:line="360" w:before="0" w:after="15"/>
+        <w:jc w:val="both"/>
+        <w:rPr>
+          <w:rFonts w:ascii="Times New Roman" w:hAnsi="Times New Roman" w:eastAsia="Times New Roman" w:cs="Times New Roman"/>
+          <w:i/>
+          <w:i/>
+          <w:iCs/>
+          <w:color w:val="000000"/>
+          <w:sz w:val="22"/>
+          <w:szCs w:val="22"/>
+        </w:rPr>
+      </w:pPr>
+      <w:r>
+        <w:rPr>
+          <w:rFonts w:eastAsia="Times New Roman" w:cs="Times New Roman" w:ascii="Times New Roman" w:hAnsi="Times New Roman"/>
+          <w:i/>
+          <w:iCs/>
+          <w:color w:val="000000"/>
+          <w:sz w:val="22"/>
+          <w:szCs w:val="22"/>
         </w:rPr>
       </w:r>
     </w:p>
@@ -11932,7 +11908,7 @@
             <wp:positionV relativeFrom="paragraph">
               <wp:posOffset>635</wp:posOffset>
             </wp:positionV>
-            <wp:extent cx="5227320" cy="3340100"/>
+            <wp:extent cx="4520565" cy="2639695"/>
             <wp:effectExtent l="0" t="0" r="0" b="0"/>
             <wp:wrapSquare wrapText="largest"/>
             <wp:docPr id="13" name="Image14" descr=""/>
@@ -11957,7 +11933,7 @@
                   <pic:spPr bwMode="auto">
                     <a:xfrm>
                       <a:off x="0" y="0"/>
-                      <a:ext cx="5227320" cy="3340100"/>
+                      <a:ext cx="4520565" cy="2639695"/>
                     </a:xfrm>
                     <a:prstGeom prst="rect">
                       <a:avLst/>
@@ -11979,7 +11955,7 @@
           <w:sz w:val="24"/>
           <w:szCs w:val="24"/>
         </w:rPr>
-        <w:t>Figure 6.2 : Cluster Visualization</w:t>
+        <w:t xml:space="preserve"> </w:t>
       </w:r>
     </w:p>
     <w:p>
@@ -12018,6 +11994,145 @@
         <w:rPr>
           <w:rFonts w:ascii="Times New Roman" w:hAnsi="Times New Roman"/>
         </w:rPr>
+      </w:r>
+    </w:p>
+    <w:p>
+      <w:pPr>
+        <w:pStyle w:val="Normal"/>
+        <w:spacing w:lineRule="auto" w:line="360" w:before="0" w:after="15"/>
+        <w:jc w:val="both"/>
+        <w:rPr>
+          <w:rFonts w:ascii="Times New Roman" w:hAnsi="Times New Roman"/>
+        </w:rPr>
+      </w:pPr>
+      <w:r>
+        <w:rPr>
+          <w:rFonts w:ascii="Times New Roman" w:hAnsi="Times New Roman"/>
+        </w:rPr>
+      </w:r>
+    </w:p>
+    <w:p>
+      <w:pPr>
+        <w:pStyle w:val="Normal"/>
+        <w:spacing w:lineRule="auto" w:line="360" w:before="0" w:after="15"/>
+        <w:jc w:val="both"/>
+        <w:rPr>
+          <w:rFonts w:ascii="Times New Roman" w:hAnsi="Times New Roman"/>
+        </w:rPr>
+      </w:pPr>
+      <w:r>
+        <w:rPr>
+          <w:rFonts w:ascii="Times New Roman" w:hAnsi="Times New Roman"/>
+        </w:rPr>
+      </w:r>
+    </w:p>
+    <w:p>
+      <w:pPr>
+        <w:pStyle w:val="Normal"/>
+        <w:spacing w:lineRule="auto" w:line="360" w:before="0" w:after="15"/>
+        <w:jc w:val="both"/>
+        <w:rPr>
+          <w:rFonts w:ascii="Times New Roman" w:hAnsi="Times New Roman"/>
+        </w:rPr>
+      </w:pPr>
+      <w:r>
+        <w:rPr>
+          <w:rFonts w:ascii="Times New Roman" w:hAnsi="Times New Roman"/>
+        </w:rPr>
+      </w:r>
+    </w:p>
+    <w:p>
+      <w:pPr>
+        <w:pStyle w:val="Normal"/>
+        <w:spacing w:lineRule="auto" w:line="360" w:before="0" w:after="15"/>
+        <w:jc w:val="both"/>
+        <w:rPr>
+          <w:rFonts w:ascii="Times New Roman" w:hAnsi="Times New Roman"/>
+        </w:rPr>
+      </w:pPr>
+      <w:r>
+        <w:rPr>
+          <w:rFonts w:ascii="Times New Roman" w:hAnsi="Times New Roman"/>
+        </w:rPr>
+      </w:r>
+    </w:p>
+    <w:p>
+      <w:pPr>
+        <w:pStyle w:val="Normal"/>
+        <w:spacing w:lineRule="auto" w:line="360" w:before="0" w:after="15"/>
+        <w:jc w:val="both"/>
+        <w:rPr>
+          <w:rFonts w:ascii="Times New Roman" w:hAnsi="Times New Roman"/>
+        </w:rPr>
+      </w:pPr>
+      <w:r>
+        <w:rPr>
+          <w:rFonts w:ascii="Times New Roman" w:hAnsi="Times New Roman"/>
+        </w:rPr>
+      </w:r>
+    </w:p>
+    <w:p>
+      <w:pPr>
+        <w:pStyle w:val="Normal"/>
+        <w:spacing w:lineRule="auto" w:line="360" w:before="0" w:after="15"/>
+        <w:jc w:val="center"/>
+        <w:rPr>
+          <w:rFonts w:ascii="Times New Roman" w:hAnsi="Times New Roman"/>
+        </w:rPr>
+      </w:pPr>
+      <w:r>
+        <w:rPr>
+          <w:rFonts w:ascii="Times New Roman" w:hAnsi="Times New Roman"/>
+        </w:rPr>
+        <w:tab/>
+      </w:r>
+    </w:p>
+    <w:p>
+      <w:pPr>
+        <w:pStyle w:val="Normal"/>
+        <w:spacing w:lineRule="auto" w:line="360" w:before="0" w:after="15"/>
+        <w:jc w:val="center"/>
+        <w:rPr>
+          <w:rFonts w:ascii="Times New Roman" w:hAnsi="Times New Roman"/>
+        </w:rPr>
+      </w:pPr>
+      <w:r>
+        <w:rPr>
+          <w:rFonts w:ascii="Times New Roman" w:hAnsi="Times New Roman"/>
+        </w:rPr>
+      </w:r>
+    </w:p>
+    <w:p>
+      <w:pPr>
+        <w:pStyle w:val="Normal"/>
+        <w:spacing w:lineRule="auto" w:line="360" w:before="0" w:after="15"/>
+        <w:jc w:val="center"/>
+        <w:rPr>
+          <w:rFonts w:ascii="Times New Roman" w:hAnsi="Times New Roman"/>
+        </w:rPr>
+      </w:pPr>
+      <w:r>
+        <w:rPr>
+          <w:rFonts w:ascii="Times New Roman" w:hAnsi="Times New Roman"/>
+        </w:rPr>
+      </w:r>
+    </w:p>
+    <w:p>
+      <w:pPr>
+        <w:pStyle w:val="Normal"/>
+        <w:spacing w:lineRule="auto" w:line="360" w:before="0" w:after="15"/>
+        <w:jc w:val="center"/>
+        <w:rPr>
+          <w:rFonts w:ascii="Times New Roman" w:hAnsi="Times New Roman"/>
+        </w:rPr>
+      </w:pPr>
+      <w:r>
+        <w:rPr>
+          <w:rFonts w:ascii="Times New Roman" w:hAnsi="Times New Roman"/>
+          <w:b/>
+          <w:bCs/>
+        </w:rPr>
+        <w:t>Figure 6.2 : Cluster visualization</w:t>
       </w:r>
       <w:r>
         <w:br w:type="page"/>
@@ -12139,9 +12254,9 @@
       </w:tblPr>
       <w:tblGrid>
         <w:gridCol w:w="762"/>
-        <w:gridCol w:w="1818"/>
-        <w:gridCol w:w="1894"/>
-        <w:gridCol w:w="2306"/>
+        <w:gridCol w:w="1817"/>
+        <w:gridCol w:w="1895"/>
+        <w:gridCol w:w="2305"/>
       </w:tblGrid>
       <w:tr>
         <w:trPr>
@@ -12176,7 +12291,7 @@
         </w:tc>
         <w:tc>
           <w:tcPr>
-            <w:tcW w:w="1818" w:type="dxa"/>
+            <w:tcW w:w="1817" w:type="dxa"/>
             <w:tcBorders>
               <w:top w:val="single" w:sz="2" w:space="0" w:color="000000"/>
               <w:left w:val="single" w:sz="2" w:space="0" w:color="000000"/>
@@ -12203,7 +12318,7 @@
         </w:tc>
         <w:tc>
           <w:tcPr>
-            <w:tcW w:w="1894" w:type="dxa"/>
+            <w:tcW w:w="1895" w:type="dxa"/>
             <w:tcBorders>
               <w:top w:val="single" w:sz="2" w:space="0" w:color="000000"/>
               <w:left w:val="single" w:sz="2" w:space="0" w:color="000000"/>
@@ -12230,7 +12345,7 @@
         </w:tc>
         <w:tc>
           <w:tcPr>
-            <w:tcW w:w="2306" w:type="dxa"/>
+            <w:tcW w:w="2305" w:type="dxa"/>
             <w:tcBorders>
               <w:top w:val="single" w:sz="2" w:space="0" w:color="000000"/>
               <w:left w:val="single" w:sz="2" w:space="0" w:color="000000"/>
@@ -12287,7 +12402,7 @@
         </w:tc>
         <w:tc>
           <w:tcPr>
-            <w:tcW w:w="1818" w:type="dxa"/>
+            <w:tcW w:w="1817" w:type="dxa"/>
             <w:tcBorders>
               <w:left w:val="single" w:sz="2" w:space="0" w:color="000000"/>
               <w:bottom w:val="single" w:sz="2" w:space="0" w:color="000000"/>
@@ -12313,7 +12428,7 @@
         </w:tc>
         <w:tc>
           <w:tcPr>
-            <w:tcW w:w="1894" w:type="dxa"/>
+            <w:tcW w:w="1895" w:type="dxa"/>
             <w:tcBorders>
               <w:left w:val="single" w:sz="2" w:space="0" w:color="000000"/>
               <w:bottom w:val="single" w:sz="2" w:space="0" w:color="000000"/>
@@ -12333,19 +12448,13 @@
               <w:rPr>
                 <w:rFonts w:ascii="Times New Roman" w:hAnsi="Times New Roman"/>
               </w:rPr>
-              <w:t>3.8</w:t>
-            </w:r>
-            <w:r>
-              <w:rPr>
-                <w:rFonts w:ascii="Times New Roman" w:hAnsi="Times New Roman"/>
-              </w:rPr>
-              <w:t>8</w:t>
+              <w:t>3.88</w:t>
             </w:r>
           </w:p>
         </w:tc>
         <w:tc>
           <w:tcPr>
-            <w:tcW w:w="2306" w:type="dxa"/>
+            <w:tcW w:w="2305" w:type="dxa"/>
             <w:tcBorders>
               <w:left w:val="single" w:sz="2" w:space="0" w:color="000000"/>
               <w:bottom w:val="single" w:sz="2" w:space="0" w:color="000000"/>
@@ -12366,19 +12475,7 @@
               <w:rPr>
                 <w:rFonts w:ascii="Times New Roman" w:hAnsi="Times New Roman"/>
               </w:rPr>
-              <w:t>2</w:t>
-            </w:r>
-            <w:r>
-              <w:rPr>
-                <w:rFonts w:ascii="Times New Roman" w:hAnsi="Times New Roman"/>
-              </w:rPr>
-              <w:t>.</w:t>
-            </w:r>
-            <w:r>
-              <w:rPr>
-                <w:rFonts w:ascii="Times New Roman" w:hAnsi="Times New Roman"/>
-              </w:rPr>
-              <w:t>14</w:t>
+              <w:t>2.14</w:t>
             </w:r>
           </w:p>
         </w:tc>
@@ -12413,7 +12510,7 @@
         </w:tc>
         <w:tc>
           <w:tcPr>
-            <w:tcW w:w="1818" w:type="dxa"/>
+            <w:tcW w:w="1817" w:type="dxa"/>
             <w:tcBorders>
               <w:left w:val="single" w:sz="2" w:space="0" w:color="000000"/>
               <w:bottom w:val="single" w:sz="2" w:space="0" w:color="000000"/>
@@ -12439,7 +12536,7 @@
         </w:tc>
         <w:tc>
           <w:tcPr>
-            <w:tcW w:w="1894" w:type="dxa"/>
+            <w:tcW w:w="1895" w:type="dxa"/>
             <w:tcBorders>
               <w:left w:val="single" w:sz="2" w:space="0" w:color="000000"/>
               <w:bottom w:val="single" w:sz="2" w:space="0" w:color="000000"/>
@@ -12465,7 +12562,7 @@
         </w:tc>
         <w:tc>
           <w:tcPr>
-            <w:tcW w:w="2306" w:type="dxa"/>
+            <w:tcW w:w="2305" w:type="dxa"/>
             <w:tcBorders>
               <w:left w:val="single" w:sz="2" w:space="0" w:color="000000"/>
               <w:bottom w:val="single" w:sz="2" w:space="0" w:color="000000"/>
@@ -12486,13 +12583,7 @@
               <w:rPr>
                 <w:rFonts w:ascii="Times New Roman" w:hAnsi="Times New Roman"/>
               </w:rPr>
-              <w:t>3.</w:t>
-            </w:r>
-            <w:r>
-              <w:rPr>
-                <w:rFonts w:ascii="Times New Roman" w:hAnsi="Times New Roman"/>
-              </w:rPr>
-              <w:t>72</w:t>
+              <w:t>3.72</w:t>
             </w:r>
           </w:p>
         </w:tc>
@@ -12527,7 +12618,7 @@
         </w:tc>
         <w:tc>
           <w:tcPr>
-            <w:tcW w:w="1818" w:type="dxa"/>
+            <w:tcW w:w="1817" w:type="dxa"/>
             <w:tcBorders>
               <w:left w:val="single" w:sz="2" w:space="0" w:color="000000"/>
               <w:bottom w:val="single" w:sz="2" w:space="0" w:color="000000"/>
@@ -12553,7 +12644,7 @@
         </w:tc>
         <w:tc>
           <w:tcPr>
-            <w:tcW w:w="1894" w:type="dxa"/>
+            <w:tcW w:w="1895" w:type="dxa"/>
             <w:tcBorders>
               <w:left w:val="single" w:sz="2" w:space="0" w:color="000000"/>
               <w:bottom w:val="single" w:sz="2" w:space="0" w:color="000000"/>
@@ -12579,7 +12670,7 @@
         </w:tc>
         <w:tc>
           <w:tcPr>
-            <w:tcW w:w="2306" w:type="dxa"/>
+            <w:tcW w:w="2305" w:type="dxa"/>
             <w:tcBorders>
               <w:left w:val="single" w:sz="2" w:space="0" w:color="000000"/>
               <w:bottom w:val="single" w:sz="2" w:space="0" w:color="000000"/>
@@ -12678,6 +12769,7 @@
       <w:pPr>
         <w:pStyle w:val="Heading3"/>
         <w:spacing w:lineRule="auto" w:line="360" w:before="0" w:after="15"/>
+        <w:ind w:hanging="0" w:left="0"/>
         <w:jc w:val="left"/>
         <w:rPr>
           <w:rStyle w:val="Strong"/>
@@ -12690,8 +12782,11 @@
       </w:pPr>
       <w:r>
         <w:rPr>
+          <w:rFonts w:ascii="Times New Roman" w:hAnsi="Times New Roman"/>
           <w:b/>
           <w:bCs/>
+          <w:sz w:val="24"/>
+          <w:szCs w:val="24"/>
         </w:rPr>
       </w:r>
     </w:p>
@@ -12699,6 +12794,7 @@
       <w:pPr>
         <w:pStyle w:val="Heading3"/>
         <w:spacing w:lineRule="auto" w:line="360" w:before="0" w:after="15"/>
+        <w:ind w:hanging="0" w:left="0"/>
         <w:jc w:val="left"/>
         <w:rPr>
           <w:b/>
@@ -12714,29 +12810,7 @@
           <w:sz w:val="24"/>
           <w:szCs w:val="24"/>
         </w:rPr>
-        <w:t>Cluster </w:t>
-      </w:r>
-      <w:r>
-        <w:rPr>
-          <w:rStyle w:val="Strong"/>
-          <w:rFonts w:ascii="Times New Roman" w:hAnsi="Times New Roman"/>
-          <w:b/>
-          <w:bCs/>
-          <w:sz w:val="24"/>
-          <w:szCs w:val="24"/>
-        </w:rPr>
-        <w:t>D</w:t>
-      </w:r>
-      <w:r>
-        <w:rPr>
-          <w:rStyle w:val="Strong"/>
-          <w:rFonts w:ascii="Times New Roman" w:hAnsi="Times New Roman"/>
-          <w:b/>
-          <w:bCs/>
-          <w:sz w:val="24"/>
-          <w:szCs w:val="24"/>
-        </w:rPr>
-        <w:t>escriptions</w:t>
+        <w:t>Cluster Descriptions</w:t>
       </w:r>
     </w:p>
     <w:p>
@@ -12850,16 +12924,7 @@
           <w:sz w:val="24"/>
           <w:szCs w:val="24"/>
         </w:rPr>
-        <w:t>C</w:t>
-      </w:r>
-      <w:r>
-        <w:rPr>
-          <w:rFonts w:ascii="Times New Roman" w:hAnsi="Times New Roman"/>
-          <w:b/>
-          <w:sz w:val="24"/>
-          <w:szCs w:val="24"/>
-        </w:rPr>
-        <w:t>luster 2 : M1-focused performance seekers</w:t>
+        <w:t>Cluster 2 : M1-focused performance seekers</w:t>
       </w:r>
     </w:p>
     <w:p>
@@ -12891,6 +12956,7 @@
       <w:pPr>
         <w:pStyle w:val="Heading3"/>
         <w:spacing w:lineRule="auto" w:line="360" w:before="0" w:after="15"/>
+        <w:ind w:hanging="0" w:left="0"/>
         <w:jc w:val="left"/>
         <w:rPr>
           <w:rFonts w:ascii="Times New Roman" w:hAnsi="Times New Roman" w:eastAsia="Times New Roman" w:cs="Times New Roman"/>
@@ -13269,7 +13335,7 @@
         <w:pStyle w:val="Heading5"/>
         <w:numPr>
           <w:ilvl w:val="4"/>
-          <w:numId w:val="2"/>
+          <w:numId w:val="1"/>
         </w:numPr>
         <w:spacing w:lineRule="auto" w:line="360"/>
         <w:ind w:hanging="0" w:left="0"/>
@@ -13283,7 +13349,13 @@
         </w:rPr>
       </w:pPr>
       <w:r>
-        <w:rPr/>
+        <w:rPr>
+          <w:rFonts w:ascii="Times New Roman" w:hAnsi="Times New Roman"/>
+          <w:b/>
+          <w:bCs/>
+          <w:sz w:val="22"/>
+          <w:szCs w:val="22"/>
+        </w:rPr>
       </w:r>
     </w:p>
     <w:tbl>
@@ -13300,8 +13372,8 @@
         </w:tblCellMar>
       </w:tblPr>
       <w:tblGrid>
-        <w:gridCol w:w="2224"/>
-        <w:gridCol w:w="831"/>
+        <w:gridCol w:w="2223"/>
+        <w:gridCol w:w="832"/>
         <w:gridCol w:w="4795"/>
       </w:tblGrid>
       <w:tr>
@@ -13310,7 +13382,7 @@
         </w:trPr>
         <w:tc>
           <w:tcPr>
-            <w:tcW w:w="2224" w:type="dxa"/>
+            <w:tcW w:w="2223" w:type="dxa"/>
             <w:tcBorders>
               <w:top w:val="single" w:sz="2" w:space="0" w:color="000000"/>
               <w:left w:val="single" w:sz="2" w:space="0" w:color="000000"/>
@@ -13336,7 +13408,7 @@
         </w:tc>
         <w:tc>
           <w:tcPr>
-            <w:tcW w:w="831" w:type="dxa"/>
+            <w:tcW w:w="832" w:type="dxa"/>
             <w:tcBorders>
               <w:top w:val="single" w:sz="2" w:space="0" w:color="000000"/>
               <w:left w:val="single" w:sz="2" w:space="0" w:color="000000"/>
@@ -13392,7 +13464,7 @@
         <w:trPr/>
         <w:tc>
           <w:tcPr>
-            <w:tcW w:w="2224" w:type="dxa"/>
+            <w:tcW w:w="2223" w:type="dxa"/>
             <w:tcBorders>
               <w:left w:val="single" w:sz="2" w:space="0" w:color="000000"/>
               <w:bottom w:val="single" w:sz="2" w:space="0" w:color="000000"/>
@@ -13417,7 +13489,7 @@
         </w:tc>
         <w:tc>
           <w:tcPr>
-            <w:tcW w:w="831" w:type="dxa"/>
+            <w:tcW w:w="832" w:type="dxa"/>
             <w:tcBorders>
               <w:left w:val="single" w:sz="2" w:space="0" w:color="000000"/>
               <w:bottom w:val="single" w:sz="2" w:space="0" w:color="000000"/>
@@ -13471,7 +13543,7 @@
         <w:trPr/>
         <w:tc>
           <w:tcPr>
-            <w:tcW w:w="2224" w:type="dxa"/>
+            <w:tcW w:w="2223" w:type="dxa"/>
             <w:tcBorders>
               <w:left w:val="single" w:sz="2" w:space="0" w:color="000000"/>
               <w:bottom w:val="single" w:sz="2" w:space="0" w:color="000000"/>
@@ -13496,7 +13568,7 @@
         </w:tc>
         <w:tc>
           <w:tcPr>
-            <w:tcW w:w="831" w:type="dxa"/>
+            <w:tcW w:w="832" w:type="dxa"/>
             <w:tcBorders>
               <w:left w:val="single" w:sz="2" w:space="0" w:color="000000"/>
               <w:bottom w:val="single" w:sz="2" w:space="0" w:color="000000"/>
@@ -13550,7 +13622,7 @@
         <w:trPr/>
         <w:tc>
           <w:tcPr>
-            <w:tcW w:w="2224" w:type="dxa"/>
+            <w:tcW w:w="2223" w:type="dxa"/>
             <w:tcBorders>
               <w:left w:val="single" w:sz="2" w:space="0" w:color="000000"/>
               <w:bottom w:val="single" w:sz="2" w:space="0" w:color="000000"/>
@@ -13575,7 +13647,7 @@
         </w:tc>
         <w:tc>
           <w:tcPr>
-            <w:tcW w:w="831" w:type="dxa"/>
+            <w:tcW w:w="832" w:type="dxa"/>
             <w:tcBorders>
               <w:left w:val="single" w:sz="2" w:space="0" w:color="000000"/>
               <w:bottom w:val="single" w:sz="2" w:space="0" w:color="000000"/>
@@ -13631,7 +13703,7 @@
         <w:pStyle w:val="Heading5"/>
         <w:numPr>
           <w:ilvl w:val="4"/>
-          <w:numId w:val="2"/>
+          <w:numId w:val="1"/>
         </w:numPr>
         <w:spacing w:lineRule="auto" w:line="360"/>
         <w:ind w:hanging="0" w:left="0"/>
@@ -13826,6 +13898,322 @@
           <w:szCs w:val="24"/>
         </w:rPr>
         <w:t>The major advantages of Random Forest include:</w:t>
+      </w:r>
+    </w:p>
+    <w:p>
+      <w:pPr>
+        <w:pStyle w:val="BodyText"/>
+        <w:numPr>
+          <w:ilvl w:val="0"/>
+          <w:numId w:val="10"/>
+        </w:numPr>
+        <w:tabs>
+          <w:tab w:val="clear" w:pos="720"/>
+          <w:tab w:val="left" w:pos="0" w:leader="none"/>
+        </w:tabs>
+        <w:spacing w:lineRule="auto" w:line="360" w:before="0" w:after="0"/>
+        <w:ind w:hanging="283" w:left="709"/>
+        <w:rPr>
+          <w:rFonts w:ascii="Times New Roman" w:hAnsi="Times New Roman"/>
+        </w:rPr>
+      </w:pPr>
+      <w:r>
+        <w:rPr>
+          <w:rFonts w:ascii="Times New Roman" w:hAnsi="Times New Roman"/>
+          <w:sz w:val="24"/>
+          <w:szCs w:val="24"/>
+        </w:rPr>
+        <w:t xml:space="preserve">High prediction accuracy </w:t>
+      </w:r>
+    </w:p>
+    <w:p>
+      <w:pPr>
+        <w:pStyle w:val="BodyText"/>
+        <w:numPr>
+          <w:ilvl w:val="0"/>
+          <w:numId w:val="10"/>
+        </w:numPr>
+        <w:tabs>
+          <w:tab w:val="clear" w:pos="720"/>
+          <w:tab w:val="left" w:pos="0" w:leader="none"/>
+        </w:tabs>
+        <w:spacing w:lineRule="auto" w:line="360" w:before="0" w:after="0"/>
+        <w:ind w:hanging="283" w:left="709"/>
+        <w:rPr>
+          <w:rFonts w:ascii="Times New Roman" w:hAnsi="Times New Roman"/>
+        </w:rPr>
+      </w:pPr>
+      <w:r>
+        <w:rPr>
+          <w:rFonts w:ascii="Times New Roman" w:hAnsi="Times New Roman"/>
+          <w:sz w:val="24"/>
+          <w:szCs w:val="24"/>
+        </w:rPr>
+        <w:t xml:space="preserve">Reduced overfitting compared to single decision trees </w:t>
+      </w:r>
+    </w:p>
+    <w:p>
+      <w:pPr>
+        <w:pStyle w:val="BodyText"/>
+        <w:numPr>
+          <w:ilvl w:val="0"/>
+          <w:numId w:val="10"/>
+        </w:numPr>
+        <w:tabs>
+          <w:tab w:val="clear" w:pos="720"/>
+          <w:tab w:val="left" w:pos="0" w:leader="none"/>
+        </w:tabs>
+        <w:spacing w:lineRule="auto" w:line="360" w:before="0" w:after="0"/>
+        <w:ind w:hanging="283" w:left="709"/>
+        <w:rPr>
+          <w:rFonts w:ascii="Times New Roman" w:hAnsi="Times New Roman"/>
+        </w:rPr>
+      </w:pPr>
+      <w:r>
+        <w:rPr>
+          <w:rFonts w:ascii="Times New Roman" w:hAnsi="Times New Roman"/>
+          <w:sz w:val="24"/>
+          <w:szCs w:val="24"/>
+        </w:rPr>
+        <w:t xml:space="preserve">Ability to handle large datasets </w:t>
+      </w:r>
+    </w:p>
+    <w:p>
+      <w:pPr>
+        <w:pStyle w:val="BodyText"/>
+        <w:numPr>
+          <w:ilvl w:val="0"/>
+          <w:numId w:val="10"/>
+        </w:numPr>
+        <w:tabs>
+          <w:tab w:val="clear" w:pos="720"/>
+          <w:tab w:val="left" w:pos="0" w:leader="none"/>
+        </w:tabs>
+        <w:spacing w:lineRule="auto" w:line="360" w:before="0" w:after="0"/>
+        <w:ind w:hanging="283" w:left="709"/>
+        <w:rPr>
+          <w:rFonts w:ascii="Times New Roman" w:hAnsi="Times New Roman"/>
+        </w:rPr>
+      </w:pPr>
+      <w:r>
+        <w:rPr>
+          <w:rFonts w:ascii="Times New Roman" w:hAnsi="Times New Roman"/>
+          <w:sz w:val="24"/>
+          <w:szCs w:val="24"/>
+        </w:rPr>
+        <w:t xml:space="preserve">Support for both categorical and numerical features </w:t>
+      </w:r>
+    </w:p>
+    <w:p>
+      <w:pPr>
+        <w:pStyle w:val="BodyText"/>
+        <w:numPr>
+          <w:ilvl w:val="0"/>
+          <w:numId w:val="10"/>
+        </w:numPr>
+        <w:tabs>
+          <w:tab w:val="clear" w:pos="720"/>
+          <w:tab w:val="left" w:pos="0" w:leader="none"/>
+        </w:tabs>
+        <w:spacing w:lineRule="auto" w:line="360"/>
+        <w:ind w:hanging="283" w:left="709"/>
+        <w:rPr>
+          <w:rFonts w:ascii="Times New Roman" w:hAnsi="Times New Roman"/>
+        </w:rPr>
+      </w:pPr>
+      <w:r>
+        <w:rPr>
+          <w:rFonts w:ascii="Times New Roman" w:hAnsi="Times New Roman"/>
+          <w:sz w:val="24"/>
+          <w:szCs w:val="24"/>
+        </w:rPr>
+        <w:t xml:space="preserve">Automatic feature importance estimation </w:t>
+      </w:r>
+    </w:p>
+    <w:p>
+      <w:pPr>
+        <w:pStyle w:val="Heading3"/>
+        <w:spacing w:lineRule="auto" w:line="360"/>
+        <w:ind w:hanging="0" w:left="0"/>
+        <w:rPr/>
+      </w:pPr>
+      <w:r>
+        <w:rPr>
+          <w:rStyle w:val="Strong"/>
+          <w:rFonts w:ascii="Times New Roman" w:hAnsi="Times New Roman"/>
+          <w:b/>
+          <w:bCs/>
+          <w:sz w:val="24"/>
+          <w:szCs w:val="24"/>
+        </w:rPr>
+        <w:t>Key Characteristics</w:t>
+      </w:r>
+    </w:p>
+    <w:p>
+      <w:pPr>
+        <w:pStyle w:val="BodyText"/>
+        <w:numPr>
+          <w:ilvl w:val="0"/>
+          <w:numId w:val="12"/>
+        </w:numPr>
+        <w:tabs>
+          <w:tab w:val="clear" w:pos="720"/>
+          <w:tab w:val="left" w:pos="0" w:leader="none"/>
+        </w:tabs>
+        <w:spacing w:lineRule="auto" w:line="360" w:before="0" w:after="0"/>
+        <w:ind w:hanging="283" w:left="709"/>
+        <w:rPr/>
+      </w:pPr>
+      <w:r>
+        <w:rPr>
+          <w:rStyle w:val="Strong"/>
+          <w:rFonts w:ascii="Times New Roman" w:hAnsi="Times New Roman"/>
+          <w:b w:val="false"/>
+          <w:bCs w:val="false"/>
+          <w:sz w:val="24"/>
+          <w:szCs w:val="24"/>
+        </w:rPr>
+        <w:t>Ensemble Method:</w:t>
+      </w:r>
+      <w:r>
+        <w:rPr>
+          <w:rFonts w:ascii="Times New Roman" w:hAnsi="Times New Roman"/>
+          <w:b w:val="false"/>
+          <w:bCs w:val="false"/>
+          <w:sz w:val="24"/>
+          <w:szCs w:val="24"/>
+        </w:rPr>
+        <w:t xml:space="preserve"> Combines multiple decision trees to create a strong predictive model </w:t>
+      </w:r>
+    </w:p>
+    <w:p>
+      <w:pPr>
+        <w:pStyle w:val="BodyText"/>
+        <w:numPr>
+          <w:ilvl w:val="0"/>
+          <w:numId w:val="12"/>
+        </w:numPr>
+        <w:tabs>
+          <w:tab w:val="clear" w:pos="720"/>
+          <w:tab w:val="left" w:pos="0" w:leader="none"/>
+        </w:tabs>
+        <w:spacing w:lineRule="auto" w:line="360" w:before="0" w:after="0"/>
+        <w:ind w:hanging="283" w:left="709"/>
+        <w:rPr/>
+      </w:pPr>
+      <w:r>
+        <w:rPr>
+          <w:rStyle w:val="Strong"/>
+          <w:rFonts w:ascii="Times New Roman" w:hAnsi="Times New Roman"/>
+          <w:b w:val="false"/>
+          <w:bCs w:val="false"/>
+          <w:sz w:val="24"/>
+          <w:szCs w:val="24"/>
+        </w:rPr>
+        <w:t>Bootstrap Aggregating (Bagging):</w:t>
+      </w:r>
+      <w:r>
+        <w:rPr>
+          <w:rFonts w:ascii="Times New Roman" w:hAnsi="Times New Roman"/>
+          <w:b w:val="false"/>
+          <w:bCs w:val="false"/>
+          <w:sz w:val="24"/>
+          <w:szCs w:val="24"/>
+        </w:rPr>
+        <w:t xml:space="preserve"> Uses different subsets of training data for each tree </w:t>
+      </w:r>
+    </w:p>
+    <w:p>
+      <w:pPr>
+        <w:pStyle w:val="BodyText"/>
+        <w:numPr>
+          <w:ilvl w:val="0"/>
+          <w:numId w:val="12"/>
+        </w:numPr>
+        <w:tabs>
+          <w:tab w:val="clear" w:pos="720"/>
+          <w:tab w:val="left" w:pos="0" w:leader="none"/>
+        </w:tabs>
+        <w:spacing w:lineRule="auto" w:line="360" w:before="0" w:after="0"/>
+        <w:ind w:hanging="283" w:left="709"/>
+        <w:rPr/>
+      </w:pPr>
+      <w:r>
+        <w:rPr>
+          <w:rStyle w:val="Strong"/>
+          <w:rFonts w:ascii="Times New Roman" w:hAnsi="Times New Roman"/>
+          <w:b w:val="false"/>
+          <w:bCs w:val="false"/>
+          <w:sz w:val="24"/>
+          <w:szCs w:val="24"/>
+        </w:rPr>
+        <w:t>Feature Randomness:</w:t>
+      </w:r>
+      <w:r>
+        <w:rPr>
+          <w:rFonts w:ascii="Times New Roman" w:hAnsi="Times New Roman"/>
+          <w:b w:val="false"/>
+          <w:bCs w:val="false"/>
+          <w:sz w:val="24"/>
+          <w:szCs w:val="24"/>
+        </w:rPr>
+        <w:t xml:space="preserve"> Random feature selection at each split reduces correlation between trees </w:t>
+      </w:r>
+    </w:p>
+    <w:p>
+      <w:pPr>
+        <w:pStyle w:val="BodyText"/>
+        <w:numPr>
+          <w:ilvl w:val="0"/>
+          <w:numId w:val="12"/>
+        </w:numPr>
+        <w:tabs>
+          <w:tab w:val="clear" w:pos="720"/>
+          <w:tab w:val="left" w:pos="0" w:leader="none"/>
+        </w:tabs>
+        <w:spacing w:lineRule="auto" w:line="360"/>
+        <w:ind w:hanging="283" w:left="709"/>
+        <w:rPr/>
+      </w:pPr>
+      <w:r>
+        <w:rPr>
+          <w:rStyle w:val="Strong"/>
+          <w:rFonts w:ascii="Times New Roman" w:hAnsi="Times New Roman"/>
+          <w:b w:val="false"/>
+          <w:bCs w:val="false"/>
+          <w:sz w:val="24"/>
+          <w:szCs w:val="24"/>
+        </w:rPr>
+        <w:t>Robustness:</w:t>
+      </w:r>
+      <w:r>
+        <w:rPr>
+          <w:rFonts w:ascii="Times New Roman" w:hAnsi="Times New Roman"/>
+          <w:b w:val="false"/>
+          <w:bCs w:val="false"/>
+          <w:sz w:val="24"/>
+          <w:szCs w:val="24"/>
+        </w:rPr>
+        <w:t xml:space="preserve"> Handles non-linear relationships and reduces overfitting through averaging</w:t>
+      </w:r>
+    </w:p>
+    <w:p>
+      <w:pPr>
+        <w:pStyle w:val="Heading3"/>
+        <w:spacing w:lineRule="auto" w:line="360"/>
+        <w:ind w:hanging="0" w:left="0"/>
+        <w:rPr/>
+      </w:pPr>
+      <w:r>
+        <w:rPr>
+          <w:rStyle w:val="Strong"/>
+          <w:rFonts w:ascii="Times New Roman" w:hAnsi="Times New Roman"/>
+          <w:b/>
+          <w:bCs/>
+          <w:sz w:val="24"/>
+          <w:szCs w:val="24"/>
+        </w:rPr>
+        <w:t>Algorithm Workflow</w:t>
       </w:r>
     </w:p>
     <w:p>
@@ -13851,7 +14239,7 @@
           <w:sz w:val="24"/>
           <w:szCs w:val="24"/>
         </w:rPr>
-        <w:t xml:space="preserve">High prediction accuracy </w:t>
+        <w:t xml:space="preserve">Generate multiple bootstrap samples from the training dataset </w:t>
       </w:r>
     </w:p>
     <w:p>
@@ -13877,7 +14265,7 @@
           <w:sz w:val="24"/>
           <w:szCs w:val="24"/>
         </w:rPr>
-        <w:t xml:space="preserve">Reduced overfitting compared to single decision trees </w:t>
+        <w:t xml:space="preserve">Train one decision tree on each sample </w:t>
       </w:r>
     </w:p>
     <w:p>
@@ -13903,7 +14291,7 @@
           <w:sz w:val="24"/>
           <w:szCs w:val="24"/>
         </w:rPr>
-        <w:t xml:space="preserve">Ability to handle large datasets </w:t>
+        <w:t xml:space="preserve">Select random subsets of features at each split </w:t>
       </w:r>
     </w:p>
     <w:p>
@@ -13929,7 +14317,7 @@
           <w:sz w:val="24"/>
           <w:szCs w:val="24"/>
         </w:rPr>
-        <w:t xml:space="preserve">Support for both categorical and numerical features </w:t>
+        <w:t xml:space="preserve">Combine predictions from all trees </w:t>
       </w:r>
     </w:p>
     <w:p>
@@ -13955,40 +14343,13 @@
           <w:sz w:val="24"/>
           <w:szCs w:val="24"/>
         </w:rPr>
-        <w:t xml:space="preserve">Automatic feature importance estimation </w:t>
-      </w:r>
-    </w:p>
-    <w:p>
-      <w:pPr>
-        <w:pStyle w:val="Heading3"/>
-        <w:spacing w:lineRule="auto" w:line="360"/>
-        <w:rPr/>
-      </w:pPr>
-      <w:r>
-        <w:rPr>
-          <w:rStyle w:val="Strong"/>
-          <w:rFonts w:ascii="Times New Roman" w:hAnsi="Times New Roman"/>
-          <w:b/>
-          <w:bCs/>
-          <w:sz w:val="24"/>
-          <w:szCs w:val="24"/>
-        </w:rPr>
-        <w:t>Key Characteristics</w:t>
+        <w:t>Use majority voting for final classification</w:t>
       </w:r>
     </w:p>
     <w:p>
       <w:pPr>
         <w:pStyle w:val="BodyText"/>
-        <w:numPr>
-          <w:ilvl w:val="0"/>
-          <w:numId w:val="13"/>
-        </w:numPr>
-        <w:tabs>
-          <w:tab w:val="clear" w:pos="720"/>
-          <w:tab w:val="left" w:pos="0" w:leader="none"/>
-        </w:tabs>
-        <w:spacing w:lineRule="auto" w:line="360" w:before="0" w:after="0"/>
-        <w:ind w:hanging="283" w:left="709"/>
+        <w:spacing w:lineRule="auto" w:line="360"/>
         <w:rPr/>
       </w:pPr>
       <w:r>
@@ -14000,316 +14361,7 @@
           <w:sz w:val="24"/>
           <w:szCs w:val="24"/>
         </w:rPr>
-        <w:t>Ensemble Method:</w:t>
-      </w:r>
-      <w:r>
-        <w:rPr>
-          <w:rFonts w:ascii="Times New Roman" w:hAnsi="Times New Roman"/>
-          <w:b w:val="false"/>
-          <w:bCs w:val="false"/>
-          <w:sz w:val="24"/>
-          <w:szCs w:val="24"/>
-        </w:rPr>
-        <w:t xml:space="preserve"> Combines multiple decision trees to create a strong predictive model </w:t>
-      </w:r>
-    </w:p>
-    <w:p>
-      <w:pPr>
-        <w:pStyle w:val="BodyText"/>
-        <w:numPr>
-          <w:ilvl w:val="0"/>
-          <w:numId w:val="13"/>
-        </w:numPr>
-        <w:tabs>
-          <w:tab w:val="clear" w:pos="720"/>
-          <w:tab w:val="left" w:pos="0" w:leader="none"/>
-        </w:tabs>
-        <w:spacing w:lineRule="auto" w:line="360" w:before="0" w:after="0"/>
-        <w:ind w:hanging="283" w:left="709"/>
-        <w:rPr/>
-      </w:pPr>
-      <w:r>
-        <w:rPr>
-          <w:rStyle w:val="Strong"/>
-          <w:rFonts w:ascii="Times New Roman" w:hAnsi="Times New Roman"/>
-          <w:b w:val="false"/>
-          <w:bCs w:val="false"/>
-          <w:sz w:val="24"/>
-          <w:szCs w:val="24"/>
-        </w:rPr>
-        <w:t>Bootstrap Aggregating (Bagging):</w:t>
-      </w:r>
-      <w:r>
-        <w:rPr>
-          <w:rFonts w:ascii="Times New Roman" w:hAnsi="Times New Roman"/>
-          <w:b w:val="false"/>
-          <w:bCs w:val="false"/>
-          <w:sz w:val="24"/>
-          <w:szCs w:val="24"/>
-        </w:rPr>
-        <w:t xml:space="preserve"> Uses different subsets of training data for each tree </w:t>
-      </w:r>
-    </w:p>
-    <w:p>
-      <w:pPr>
-        <w:pStyle w:val="BodyText"/>
-        <w:numPr>
-          <w:ilvl w:val="0"/>
-          <w:numId w:val="13"/>
-        </w:numPr>
-        <w:tabs>
-          <w:tab w:val="clear" w:pos="720"/>
-          <w:tab w:val="left" w:pos="0" w:leader="none"/>
-        </w:tabs>
-        <w:spacing w:lineRule="auto" w:line="360" w:before="0" w:after="0"/>
-        <w:ind w:hanging="283" w:left="709"/>
-        <w:rPr/>
-      </w:pPr>
-      <w:r>
-        <w:rPr>
-          <w:rStyle w:val="Strong"/>
-          <w:rFonts w:ascii="Times New Roman" w:hAnsi="Times New Roman"/>
-          <w:b w:val="false"/>
-          <w:bCs w:val="false"/>
-          <w:sz w:val="24"/>
-          <w:szCs w:val="24"/>
-        </w:rPr>
-        <w:t>Feature Randomness:</w:t>
-      </w:r>
-      <w:r>
-        <w:rPr>
-          <w:rFonts w:ascii="Times New Roman" w:hAnsi="Times New Roman"/>
-          <w:b w:val="false"/>
-          <w:bCs w:val="false"/>
-          <w:sz w:val="24"/>
-          <w:szCs w:val="24"/>
-        </w:rPr>
-        <w:t xml:space="preserve"> Random feature selection at each split reduces correlation between trees </w:t>
-      </w:r>
-    </w:p>
-    <w:p>
-      <w:pPr>
-        <w:pStyle w:val="BodyText"/>
-        <w:numPr>
-          <w:ilvl w:val="0"/>
-          <w:numId w:val="13"/>
-        </w:numPr>
-        <w:tabs>
-          <w:tab w:val="clear" w:pos="720"/>
-          <w:tab w:val="left" w:pos="0" w:leader="none"/>
-        </w:tabs>
-        <w:spacing w:lineRule="auto" w:line="360"/>
-        <w:ind w:hanging="283" w:left="709"/>
-        <w:rPr/>
-      </w:pPr>
-      <w:r>
-        <w:rPr>
-          <w:rStyle w:val="Strong"/>
-          <w:rFonts w:ascii="Times New Roman" w:hAnsi="Times New Roman"/>
-          <w:b w:val="false"/>
-          <w:bCs w:val="false"/>
-          <w:sz w:val="24"/>
-          <w:szCs w:val="24"/>
-        </w:rPr>
-        <w:t>Robustness:</w:t>
-      </w:r>
-      <w:r>
-        <w:rPr>
-          <w:rFonts w:ascii="Times New Roman" w:hAnsi="Times New Roman"/>
-          <w:b w:val="false"/>
-          <w:bCs w:val="false"/>
-          <w:sz w:val="24"/>
-          <w:szCs w:val="24"/>
-        </w:rPr>
-        <w:t xml:space="preserve"> Handles non-linear relationships and reduces overfitting through averaging</w:t>
-      </w:r>
-    </w:p>
-    <w:p>
-      <w:pPr>
-        <w:pStyle w:val="Heading3"/>
-        <w:spacing w:lineRule="auto" w:line="360"/>
-        <w:rPr/>
-      </w:pPr>
-      <w:r>
-        <w:rPr>
-          <w:rStyle w:val="Strong"/>
-          <w:rFonts w:ascii="Times New Roman" w:hAnsi="Times New Roman"/>
-          <w:b/>
-          <w:bCs/>
-          <w:sz w:val="24"/>
-          <w:szCs w:val="24"/>
-        </w:rPr>
-        <w:t>Algorithm Workflow</w:t>
-      </w:r>
-    </w:p>
-    <w:p>
-      <w:pPr>
-        <w:pStyle w:val="BodyText"/>
-        <w:numPr>
-          <w:ilvl w:val="0"/>
-          <w:numId w:val="12"/>
-        </w:numPr>
-        <w:tabs>
-          <w:tab w:val="clear" w:pos="720"/>
-          <w:tab w:val="left" w:pos="0" w:leader="none"/>
-        </w:tabs>
-        <w:spacing w:lineRule="auto" w:line="360" w:before="0" w:after="0"/>
-        <w:ind w:hanging="283" w:left="709"/>
-        <w:rPr>
-          <w:rFonts w:ascii="Times New Roman" w:hAnsi="Times New Roman"/>
-        </w:rPr>
-      </w:pPr>
-      <w:r>
-        <w:rPr>
-          <w:rFonts w:ascii="Times New Roman" w:hAnsi="Times New Roman"/>
-          <w:sz w:val="24"/>
-          <w:szCs w:val="24"/>
-        </w:rPr>
-        <w:t xml:space="preserve">Generate multiple bootstrap samples from the training dataset </w:t>
-      </w:r>
-    </w:p>
-    <w:p>
-      <w:pPr>
-        <w:pStyle w:val="BodyText"/>
-        <w:numPr>
-          <w:ilvl w:val="0"/>
-          <w:numId w:val="12"/>
-        </w:numPr>
-        <w:tabs>
-          <w:tab w:val="clear" w:pos="720"/>
-          <w:tab w:val="left" w:pos="0" w:leader="none"/>
-        </w:tabs>
-        <w:spacing w:lineRule="auto" w:line="360" w:before="0" w:after="0"/>
-        <w:ind w:hanging="283" w:left="709"/>
-        <w:rPr>
-          <w:rFonts w:ascii="Times New Roman" w:hAnsi="Times New Roman"/>
-        </w:rPr>
-      </w:pPr>
-      <w:r>
-        <w:rPr>
-          <w:rFonts w:ascii="Times New Roman" w:hAnsi="Times New Roman"/>
-          <w:sz w:val="24"/>
-          <w:szCs w:val="24"/>
-        </w:rPr>
-        <w:t xml:space="preserve">Train one decision tree on each sample </w:t>
-      </w:r>
-    </w:p>
-    <w:p>
-      <w:pPr>
-        <w:pStyle w:val="BodyText"/>
-        <w:numPr>
-          <w:ilvl w:val="0"/>
-          <w:numId w:val="12"/>
-        </w:numPr>
-        <w:tabs>
-          <w:tab w:val="clear" w:pos="720"/>
-          <w:tab w:val="left" w:pos="0" w:leader="none"/>
-        </w:tabs>
-        <w:spacing w:lineRule="auto" w:line="360" w:before="0" w:after="0"/>
-        <w:ind w:hanging="283" w:left="709"/>
-        <w:rPr>
-          <w:rFonts w:ascii="Times New Roman" w:hAnsi="Times New Roman"/>
-        </w:rPr>
-      </w:pPr>
-      <w:r>
-        <w:rPr>
-          <w:rFonts w:ascii="Times New Roman" w:hAnsi="Times New Roman"/>
-          <w:sz w:val="24"/>
-          <w:szCs w:val="24"/>
-        </w:rPr>
-        <w:t xml:space="preserve">Select random subsets of features at each split </w:t>
-      </w:r>
-    </w:p>
-    <w:p>
-      <w:pPr>
-        <w:pStyle w:val="BodyText"/>
-        <w:numPr>
-          <w:ilvl w:val="0"/>
-          <w:numId w:val="12"/>
-        </w:numPr>
-        <w:tabs>
-          <w:tab w:val="clear" w:pos="720"/>
-          <w:tab w:val="left" w:pos="0" w:leader="none"/>
-        </w:tabs>
-        <w:spacing w:lineRule="auto" w:line="360" w:before="0" w:after="0"/>
-        <w:ind w:hanging="283" w:left="709"/>
-        <w:rPr>
-          <w:rFonts w:ascii="Times New Roman" w:hAnsi="Times New Roman"/>
-        </w:rPr>
-      </w:pPr>
-      <w:r>
-        <w:rPr>
-          <w:rFonts w:ascii="Times New Roman" w:hAnsi="Times New Roman"/>
-          <w:sz w:val="24"/>
-          <w:szCs w:val="24"/>
-        </w:rPr>
-        <w:t xml:space="preserve">Combine predictions from all trees </w:t>
-      </w:r>
-    </w:p>
-    <w:p>
-      <w:pPr>
-        <w:pStyle w:val="BodyText"/>
-        <w:numPr>
-          <w:ilvl w:val="0"/>
-          <w:numId w:val="12"/>
-        </w:numPr>
-        <w:tabs>
-          <w:tab w:val="clear" w:pos="720"/>
-          <w:tab w:val="left" w:pos="0" w:leader="none"/>
-        </w:tabs>
-        <w:spacing w:lineRule="auto" w:line="360"/>
-        <w:ind w:hanging="283" w:left="709"/>
-        <w:rPr>
-          <w:rFonts w:ascii="Times New Roman" w:hAnsi="Times New Roman"/>
-        </w:rPr>
-      </w:pPr>
-      <w:r>
-        <w:rPr>
-          <w:rFonts w:ascii="Times New Roman" w:hAnsi="Times New Roman"/>
-          <w:sz w:val="24"/>
-          <w:szCs w:val="24"/>
-        </w:rPr>
-        <w:t>Use majority voting for final classification</w:t>
-      </w:r>
-    </w:p>
-    <w:p>
-      <w:pPr>
-        <w:pStyle w:val="BodyText"/>
-        <w:spacing w:lineRule="auto" w:line="360"/>
-        <w:rPr/>
-      </w:pPr>
-      <w:r>
-        <w:rPr>
-          <w:rStyle w:val="Strong"/>
-          <w:rFonts w:ascii="Times New Roman" w:hAnsi="Times New Roman"/>
-          <w:b w:val="false"/>
-          <w:bCs w:val="false"/>
-          <w:sz w:val="24"/>
-          <w:szCs w:val="24"/>
-        </w:rPr>
-        <w:t xml:space="preserve">In this project, Random Forest was used to predict the target variable </w:t>
-      </w:r>
-      <w:r>
-        <w:rPr>
-          <w:rStyle w:val="Strong"/>
-          <w:rFonts w:ascii="Times New Roman" w:hAnsi="Times New Roman"/>
-          <w:b w:val="false"/>
-          <w:bCs w:val="false"/>
-          <w:sz w:val="24"/>
-          <w:szCs w:val="24"/>
-        </w:rPr>
-        <w:t>m1_purchase</w:t>
-      </w:r>
-      <w:r>
-        <w:rPr>
-          <w:rStyle w:val="Strong"/>
-          <w:rFonts w:ascii="Times New Roman" w:hAnsi="Times New Roman"/>
-          <w:b w:val="false"/>
-          <w:bCs w:val="false"/>
-          <w:sz w:val="24"/>
-          <w:szCs w:val="24"/>
-        </w:rPr>
-        <w:t>, indicating whether a customer is likely to purchase a laptop.</w:t>
+        <w:t>In this project, Random Forest was used to predict the target variable m1_purchase, indicating whether a customer is likely to purchase a laptop.</w:t>
       </w:r>
     </w:p>
     <w:p>
@@ -14490,6 +14542,7 @@
       <w:pPr>
         <w:pStyle w:val="Heading2"/>
         <w:spacing w:lineRule="auto" w:line="360" w:before="0" w:after="15"/>
+        <w:ind w:hanging="0" w:left="0"/>
         <w:jc w:val="both"/>
         <w:rPr>
           <w:rFonts w:ascii="Times New Roman" w:hAnsi="Times New Roman" w:eastAsia="Times New Roman" w:cs="Times New Roman"/>
@@ -14513,6 +14566,7 @@
       <w:pPr>
         <w:pStyle w:val="Heading2"/>
         <w:spacing w:lineRule="auto" w:line="360" w:before="0" w:after="15"/>
+        <w:ind w:hanging="0" w:left="0"/>
         <w:jc w:val="both"/>
         <w:rPr/>
       </w:pPr>
@@ -14532,6 +14586,7 @@
       <w:pPr>
         <w:pStyle w:val="Heading3"/>
         <w:spacing w:lineRule="auto" w:line="360"/>
+        <w:ind w:hanging="0" w:left="0"/>
         <w:rPr/>
       </w:pPr>
       <w:r>
@@ -14573,25 +14628,14 @@
         <w:rPr>
           <w:rFonts w:ascii="Times New Roman" w:hAnsi="Times New Roman"/>
         </w:rPr>
-        <w:t>data/processed/processed</w:t>
-      </w:r>
-      <w:r>
-        <w:rPr>
-          <w:rFonts w:ascii="Times New Roman" w:hAnsi="Times New Roman"/>
-        </w:rPr>
-        <w:t>_m1</w:t>
-      </w:r>
-      <w:r>
-        <w:rPr>
-          <w:rFonts w:ascii="Times New Roman" w:hAnsi="Times New Roman"/>
-        </w:rPr>
-        <w:t>_data.csv</w:t>
+        <w:t>data/processed/processed_m1_data.csv</w:t>
       </w:r>
     </w:p>
     <w:p>
       <w:pPr>
         <w:pStyle w:val="Heading3"/>
         <w:spacing w:lineRule="auto" w:line="360"/>
+        <w:ind w:hanging="0" w:left="0"/>
         <w:rPr>
           <w:rFonts w:ascii="Times New Roman" w:hAnsi="Times New Roman"/>
           <w:b w:val="false"/>
@@ -14614,6 +14658,7 @@
       <w:pPr>
         <w:pStyle w:val="Heading3"/>
         <w:spacing w:lineRule="auto" w:line="360"/>
+        <w:ind w:hanging="0" w:left="0"/>
         <w:rPr/>
       </w:pPr>
       <w:r>
@@ -14632,6 +14677,7 @@
       <w:pPr>
         <w:pStyle w:val="Heading3"/>
         <w:spacing w:lineRule="auto" w:line="360"/>
+        <w:ind w:hanging="0" w:left="0"/>
         <w:rPr/>
       </w:pPr>
       <w:r>
@@ -14660,6 +14706,7 @@
       <w:pPr>
         <w:pStyle w:val="Heading3"/>
         <w:spacing w:lineRule="auto" w:line="360"/>
+        <w:ind w:hanging="0" w:left="0"/>
         <w:rPr>
           <w:rFonts w:ascii="Times New Roman" w:hAnsi="Times New Roman"/>
         </w:rPr>
@@ -14672,8 +14719,18 @@
           <w:sz w:val="24"/>
           <w:szCs w:val="24"/>
         </w:rPr>
-        <w:t xml:space="preserve">0 = Customer did not purchase a </w:t>
-      </w:r>
+        <w:t xml:space="preserve">0 = Customer did not purchase a m1 laptop </w:t>
+      </w:r>
+    </w:p>
+    <w:p>
+      <w:pPr>
+        <w:pStyle w:val="Heading3"/>
+        <w:spacing w:lineRule="auto" w:line="360"/>
+        <w:ind w:hanging="0" w:left="0"/>
+        <w:rPr>
+          <w:rFonts w:ascii="Times New Roman" w:hAnsi="Times New Roman"/>
+        </w:rPr>
+      </w:pPr>
       <w:r>
         <w:rPr>
           <w:rFonts w:ascii="Times New Roman" w:hAnsi="Times New Roman"/>
@@ -14682,25 +14739,18 @@
           <w:sz w:val="24"/>
           <w:szCs w:val="24"/>
         </w:rPr>
-        <w:t xml:space="preserve">m1 </w:t>
-      </w:r>
-      <w:r>
+        <w:t xml:space="preserve">1 = Customer purchased a m1 laptop </w:t>
+      </w:r>
+    </w:p>
+    <w:p>
+      <w:pPr>
+        <w:pStyle w:val="Heading3"/>
+        <w:spacing w:lineRule="auto" w:line="360"/>
+        <w:ind w:hanging="0" w:left="0"/>
         <w:rPr>
           <w:rFonts w:ascii="Times New Roman" w:hAnsi="Times New Roman"/>
           <w:b w:val="false"/>
           <w:bCs w:val="false"/>
-          <w:sz w:val="24"/>
-          <w:szCs w:val="24"/>
-        </w:rPr>
-        <w:t xml:space="preserve">laptop </w:t>
-      </w:r>
-    </w:p>
-    <w:p>
-      <w:pPr>
-        <w:pStyle w:val="Heading3"/>
-        <w:spacing w:lineRule="auto" w:line="360"/>
-        <w:rPr>
-          <w:rFonts w:ascii="Times New Roman" w:hAnsi="Times New Roman"/>
         </w:rPr>
       </w:pPr>
       <w:r>
@@ -14708,54 +14758,14 @@
           <w:rFonts w:ascii="Times New Roman" w:hAnsi="Times New Roman"/>
           <w:b w:val="false"/>
           <w:bCs w:val="false"/>
-          <w:sz w:val="24"/>
-          <w:szCs w:val="24"/>
-        </w:rPr>
-        <w:t xml:space="preserve">1 = Customer purchased a </w:t>
-      </w:r>
-      <w:r>
-        <w:rPr>
-          <w:rFonts w:ascii="Times New Roman" w:hAnsi="Times New Roman"/>
-          <w:b w:val="false"/>
-          <w:bCs w:val="false"/>
-          <w:sz w:val="24"/>
-          <w:szCs w:val="24"/>
-        </w:rPr>
-        <w:t xml:space="preserve">m1 </w:t>
-      </w:r>
-      <w:r>
-        <w:rPr>
-          <w:rFonts w:ascii="Times New Roman" w:hAnsi="Times New Roman"/>
-          <w:b w:val="false"/>
-          <w:bCs w:val="false"/>
-          <w:sz w:val="24"/>
-          <w:szCs w:val="24"/>
-        </w:rPr>
-        <w:t xml:space="preserve">laptop </w:t>
+        </w:rPr>
       </w:r>
     </w:p>
     <w:p>
       <w:pPr>
         <w:pStyle w:val="Heading3"/>
         <w:spacing w:lineRule="auto" w:line="360"/>
-        <w:rPr>
-          <w:rFonts w:ascii="Times New Roman" w:hAnsi="Times New Roman"/>
-          <w:b w:val="false"/>
-          <w:bCs w:val="false"/>
-        </w:rPr>
-      </w:pPr>
-      <w:r>
-        <w:rPr>
-          <w:rFonts w:ascii="Times New Roman" w:hAnsi="Times New Roman"/>
-          <w:b w:val="false"/>
-          <w:bCs w:val="false"/>
-        </w:rPr>
-      </w:r>
-    </w:p>
-    <w:p>
-      <w:pPr>
-        <w:pStyle w:val="Heading3"/>
-        <w:spacing w:lineRule="auto" w:line="360"/>
+        <w:ind w:hanging="0" w:left="0"/>
         <w:rPr/>
       </w:pPr>
       <w:r>
@@ -14792,7 +14802,7 @@
         <w:pStyle w:val="BodyText"/>
         <w:numPr>
           <w:ilvl w:val="0"/>
-          <w:numId w:val="14"/>
+          <w:numId w:val="13"/>
         </w:numPr>
         <w:tabs>
           <w:tab w:val="clear" w:pos="720"/>
@@ -14818,7 +14828,7 @@
         <w:pStyle w:val="BodyText"/>
         <w:numPr>
           <w:ilvl w:val="0"/>
-          <w:numId w:val="14"/>
+          <w:numId w:val="13"/>
         </w:numPr>
         <w:tabs>
           <w:tab w:val="clear" w:pos="720"/>
@@ -14844,7 +14854,7 @@
         <w:pStyle w:val="BodyText"/>
         <w:numPr>
           <w:ilvl w:val="0"/>
-          <w:numId w:val="14"/>
+          <w:numId w:val="13"/>
         </w:numPr>
         <w:tabs>
           <w:tab w:val="clear" w:pos="720"/>
@@ -14870,7 +14880,7 @@
         <w:pStyle w:val="BodyText"/>
         <w:numPr>
           <w:ilvl w:val="0"/>
-          <w:numId w:val="14"/>
+          <w:numId w:val="13"/>
         </w:numPr>
         <w:tabs>
           <w:tab w:val="clear" w:pos="720"/>
@@ -14895,6 +14905,7 @@
       <w:pPr>
         <w:pStyle w:val="Heading3"/>
         <w:spacing w:lineRule="auto" w:line="360"/>
+        <w:ind w:hanging="0" w:left="0"/>
         <w:rPr/>
       </w:pPr>
       <w:r>
@@ -15113,31 +15124,7 @@
                 <w:sz w:val="24"/>
                 <w:szCs w:val="24"/>
               </w:rPr>
-              <w:t>Did not</w:t>
-            </w:r>
-            <w:r>
-              <w:rPr>
-                <w:rFonts w:ascii="Times New Roman" w:hAnsi="Times New Roman"/>
-                <w:sz w:val="24"/>
-                <w:szCs w:val="24"/>
-              </w:rPr>
-              <w:t xml:space="preserve"> </w:t>
-            </w:r>
-            <w:r>
-              <w:rPr>
-                <w:rFonts w:ascii="Times New Roman" w:hAnsi="Times New Roman"/>
-                <w:sz w:val="24"/>
-                <w:szCs w:val="24"/>
-              </w:rPr>
-              <w:t xml:space="preserve">Purchase M1 </w:t>
-            </w:r>
-            <w:r>
-              <w:rPr>
-                <w:rFonts w:ascii="Times New Roman" w:hAnsi="Times New Roman"/>
-                <w:sz w:val="24"/>
-                <w:szCs w:val="24"/>
-              </w:rPr>
-              <w:t xml:space="preserve">Laptop </w:t>
+              <w:t>Did not Purchase M1 Laptop</w:t>
             </w:r>
           </w:p>
         </w:tc>
@@ -15222,23 +15209,7 @@
                 <w:sz w:val="24"/>
                 <w:szCs w:val="24"/>
               </w:rPr>
-              <w:t xml:space="preserve">Purchase </w:t>
-            </w:r>
-            <w:r>
-              <w:rPr>
-                <w:rFonts w:ascii="Times New Roman" w:hAnsi="Times New Roman"/>
-                <w:sz w:val="24"/>
-                <w:szCs w:val="24"/>
-              </w:rPr>
-              <w:t xml:space="preserve">M1 </w:t>
-            </w:r>
-            <w:r>
-              <w:rPr>
-                <w:rFonts w:ascii="Times New Roman" w:hAnsi="Times New Roman"/>
-                <w:sz w:val="24"/>
-                <w:szCs w:val="24"/>
-              </w:rPr>
-              <w:t xml:space="preserve">Laptop </w:t>
+              <w:t>Purchase M1 Laptop</w:t>
             </w:r>
           </w:p>
         </w:tc>
@@ -15361,6 +15332,7 @@
       <w:pPr>
         <w:pStyle w:val="Heading3"/>
         <w:spacing w:lineRule="auto" w:line="360"/>
+        <w:ind w:hanging="0" w:left="0"/>
         <w:rPr/>
       </w:pPr>
       <w:r>
@@ -15397,6 +15369,7 @@
       <w:pPr>
         <w:pStyle w:val="Heading3"/>
         <w:spacing w:lineRule="auto" w:line="360"/>
+        <w:ind w:hanging="0" w:left="0"/>
         <w:rPr/>
       </w:pPr>
       <w:r>
@@ -15442,9 +15415,9 @@
         </w:tblCellMar>
       </w:tblPr>
       <w:tblGrid>
-        <w:gridCol w:w="1313"/>
+        <w:gridCol w:w="1312"/>
         <w:gridCol w:w="959"/>
-        <w:gridCol w:w="1285"/>
+        <w:gridCol w:w="1286"/>
       </w:tblGrid>
       <w:tr>
         <w:trPr>
@@ -15452,7 +15425,7 @@
         </w:trPr>
         <w:tc>
           <w:tcPr>
-            <w:tcW w:w="1313" w:type="dxa"/>
+            <w:tcW w:w="1312" w:type="dxa"/>
             <w:tcBorders>
               <w:top w:val="single" w:sz="2" w:space="0" w:color="000000"/>
               <w:left w:val="single" w:sz="2" w:space="0" w:color="000000"/>
@@ -15508,7 +15481,7 @@
         </w:tc>
         <w:tc>
           <w:tcPr>
-            <w:tcW w:w="1285" w:type="dxa"/>
+            <w:tcW w:w="1286" w:type="dxa"/>
             <w:tcBorders>
               <w:top w:val="single" w:sz="2" w:space="0" w:color="000000"/>
               <w:left w:val="single" w:sz="2" w:space="0" w:color="000000"/>
@@ -15540,7 +15513,7 @@
         <w:trPr/>
         <w:tc>
           <w:tcPr>
-            <w:tcW w:w="1313" w:type="dxa"/>
+            <w:tcW w:w="1312" w:type="dxa"/>
             <w:tcBorders>
               <w:left w:val="single" w:sz="2" w:space="0" w:color="000000"/>
               <w:bottom w:val="single" w:sz="2" w:space="0" w:color="000000"/>
@@ -15594,7 +15567,7 @@
         </w:tc>
         <w:tc>
           <w:tcPr>
-            <w:tcW w:w="1285" w:type="dxa"/>
+            <w:tcW w:w="1286" w:type="dxa"/>
             <w:tcBorders>
               <w:left w:val="single" w:sz="2" w:space="0" w:color="000000"/>
               <w:bottom w:val="single" w:sz="2" w:space="0" w:color="000000"/>
@@ -15625,7 +15598,7 @@
         <w:trPr/>
         <w:tc>
           <w:tcPr>
-            <w:tcW w:w="1313" w:type="dxa"/>
+            <w:tcW w:w="1312" w:type="dxa"/>
             <w:tcBorders>
               <w:left w:val="single" w:sz="2" w:space="0" w:color="000000"/>
               <w:bottom w:val="single" w:sz="2" w:space="0" w:color="000000"/>
@@ -15679,7 +15652,7 @@
         </w:tc>
         <w:tc>
           <w:tcPr>
-            <w:tcW w:w="1285" w:type="dxa"/>
+            <w:tcW w:w="1286" w:type="dxa"/>
             <w:tcBorders>
               <w:left w:val="single" w:sz="2" w:space="0" w:color="000000"/>
               <w:bottom w:val="single" w:sz="2" w:space="0" w:color="000000"/>
@@ -15711,6 +15684,7 @@
       <w:pPr>
         <w:pStyle w:val="Heading3"/>
         <w:spacing w:lineRule="auto" w:line="360"/>
+        <w:ind w:hanging="0" w:left="0"/>
         <w:rPr/>
       </w:pPr>
       <w:r>
@@ -15764,6 +15738,7 @@
       <w:pPr>
         <w:pStyle w:val="Heading3"/>
         <w:spacing w:lineRule="auto" w:line="360"/>
+        <w:ind w:hanging="0" w:left="0"/>
         <w:rPr>
           <w:rFonts w:ascii="Times New Roman" w:hAnsi="Times New Roman" w:cs="Times New Roman"/>
           <w:b/>
@@ -15844,6 +15819,7 @@
       <w:pPr>
         <w:pStyle w:val="Heading3"/>
         <w:spacing w:lineRule="auto" w:line="360"/>
+        <w:ind w:hanging="0" w:left="0"/>
         <w:rPr/>
       </w:pPr>
       <w:r>
@@ -15872,7 +15848,7 @@
         </w:tblCellMar>
       </w:tblPr>
       <w:tblGrid>
-        <w:gridCol w:w="2159"/>
+        <w:gridCol w:w="2158"/>
         <w:gridCol w:w="1171"/>
       </w:tblGrid>
       <w:tr>
@@ -15881,7 +15857,7 @@
         </w:trPr>
         <w:tc>
           <w:tcPr>
-            <w:tcW w:w="2159" w:type="dxa"/>
+            <w:tcW w:w="2158" w:type="dxa"/>
             <w:tcBorders>
               <w:top w:val="single" w:sz="2" w:space="0" w:color="000000"/>
               <w:left w:val="single" w:sz="2" w:space="0" w:color="000000"/>
@@ -15941,7 +15917,7 @@
         <w:trPr/>
         <w:tc>
           <w:tcPr>
-            <w:tcW w:w="2159" w:type="dxa"/>
+            <w:tcW w:w="2158" w:type="dxa"/>
             <w:tcBorders>
               <w:left w:val="single" w:sz="2" w:space="0" w:color="000000"/>
               <w:bottom w:val="single" w:sz="2" w:space="0" w:color="000000"/>
@@ -15990,15 +15966,7 @@
                 <w:sz w:val="24"/>
                 <w:szCs w:val="24"/>
               </w:rPr>
-              <w:t>1</w:t>
-            </w:r>
-            <w:r>
-              <w:rPr>
-                <w:rFonts w:ascii="Times New Roman" w:hAnsi="Times New Roman"/>
-                <w:sz w:val="24"/>
-                <w:szCs w:val="24"/>
-              </w:rPr>
-              <w:t>00</w:t>
+              <w:t>100</w:t>
             </w:r>
           </w:p>
         </w:tc>
@@ -16007,7 +15975,7 @@
         <w:trPr/>
         <w:tc>
           <w:tcPr>
-            <w:tcW w:w="2159" w:type="dxa"/>
+            <w:tcW w:w="2158" w:type="dxa"/>
             <w:tcBorders>
               <w:left w:val="single" w:sz="2" w:space="0" w:color="000000"/>
               <w:bottom w:val="single" w:sz="2" w:space="0" w:color="000000"/>
@@ -16065,7 +16033,7 @@
         <w:trPr/>
         <w:tc>
           <w:tcPr>
-            <w:tcW w:w="2159" w:type="dxa"/>
+            <w:tcW w:w="2158" w:type="dxa"/>
             <w:tcBorders>
               <w:left w:val="single" w:sz="2" w:space="0" w:color="000000"/>
               <w:bottom w:val="single" w:sz="2" w:space="0" w:color="000000"/>
@@ -16123,7 +16091,7 @@
         <w:trPr/>
         <w:tc>
           <w:tcPr>
-            <w:tcW w:w="2159" w:type="dxa"/>
+            <w:tcW w:w="2158" w:type="dxa"/>
             <w:tcBorders>
               <w:left w:val="single" w:sz="2" w:space="0" w:color="000000"/>
               <w:bottom w:val="single" w:sz="2" w:space="0" w:color="000000"/>
@@ -16181,7 +16149,7 @@
         <w:trPr/>
         <w:tc>
           <w:tcPr>
-            <w:tcW w:w="2159" w:type="dxa"/>
+            <w:tcW w:w="2158" w:type="dxa"/>
             <w:tcBorders>
               <w:left w:val="single" w:sz="2" w:space="0" w:color="000000"/>
               <w:bottom w:val="single" w:sz="2" w:space="0" w:color="000000"/>
@@ -16240,6 +16208,7 @@
       <w:pPr>
         <w:pStyle w:val="Heading3"/>
         <w:spacing w:lineRule="auto" w:line="360"/>
+        <w:ind w:hanging="0" w:left="0"/>
         <w:rPr/>
       </w:pPr>
       <w:r>
@@ -16258,6 +16227,7 @@
       <w:pPr>
         <w:pStyle w:val="Heading3"/>
         <w:spacing w:lineRule="auto" w:line="360"/>
+        <w:ind w:hanging="0" w:left="0"/>
         <w:rPr>
           <w:rFonts w:ascii="Times New Roman" w:hAnsi="Times New Roman"/>
           <w:b w:val="false"/>
@@ -16280,6 +16250,7 @@
       <w:pPr>
         <w:pStyle w:val="Heading3"/>
         <w:spacing w:lineRule="auto" w:line="360"/>
+        <w:ind w:hanging="0" w:left="0"/>
         <w:rPr/>
       </w:pPr>
       <w:r>
@@ -16316,7 +16287,7 @@
         <w:pStyle w:val="BodyText"/>
         <w:numPr>
           <w:ilvl w:val="0"/>
-          <w:numId w:val="15"/>
+          <w:numId w:val="14"/>
         </w:numPr>
         <w:tabs>
           <w:tab w:val="clear" w:pos="720"/>
@@ -16342,7 +16313,7 @@
         <w:pStyle w:val="BodyText"/>
         <w:numPr>
           <w:ilvl w:val="0"/>
-          <w:numId w:val="15"/>
+          <w:numId w:val="14"/>
         </w:numPr>
         <w:tabs>
           <w:tab w:val="clear" w:pos="720"/>
@@ -16368,7 +16339,7 @@
         <w:pStyle w:val="BodyText"/>
         <w:numPr>
           <w:ilvl w:val="0"/>
-          <w:numId w:val="15"/>
+          <w:numId w:val="14"/>
         </w:numPr>
         <w:tabs>
           <w:tab w:val="clear" w:pos="720"/>
@@ -16394,7 +16365,7 @@
         <w:pStyle w:val="BodyText"/>
         <w:numPr>
           <w:ilvl w:val="0"/>
-          <w:numId w:val="15"/>
+          <w:numId w:val="14"/>
         </w:numPr>
         <w:tabs>
           <w:tab w:val="clear" w:pos="720"/>
@@ -16566,25 +16537,7 @@
           <w:sz w:val="24"/>
           <w:szCs w:val="24"/>
         </w:rPr>
-        <w:t>models/</w:t>
-      </w:r>
-      <w:r>
-        <w:rPr>
-          <w:rStyle w:val="SourceText"/>
-          <w:rFonts w:ascii="Times New Roman" w:hAnsi="Times New Roman"/>
-          <w:sz w:val="24"/>
-          <w:szCs w:val="24"/>
-        </w:rPr>
-        <w:t>m1</w:t>
-      </w:r>
-      <w:r>
-        <w:rPr>
-          <w:rStyle w:val="SourceText"/>
-          <w:rFonts w:ascii="Times New Roman" w:hAnsi="Times New Roman"/>
-          <w:sz w:val="24"/>
-          <w:szCs w:val="24"/>
-        </w:rPr>
-        <w:t>_classifier.pkl</w:t>
+        <w:t>models/m1_classifier.pkl</w:t>
       </w:r>
     </w:p>
     <w:p>
@@ -16609,6 +16562,7 @@
       <w:pPr>
         <w:pStyle w:val="Heading3"/>
         <w:spacing w:lineRule="auto" w:line="360"/>
+        <w:ind w:hanging="0" w:left="0"/>
         <w:rPr/>
       </w:pPr>
       <w:r>
@@ -16679,6 +16633,7 @@
       <w:pPr>
         <w:pStyle w:val="Heading3"/>
         <w:spacing w:lineRule="auto" w:line="360"/>
+        <w:ind w:hanging="0" w:left="0"/>
         <w:rPr/>
       </w:pPr>
       <w:r>
@@ -16708,7 +16663,7 @@
       </w:tblPr>
       <w:tblGrid>
         <w:gridCol w:w="1834"/>
-        <w:gridCol w:w="874"/>
+        <w:gridCol w:w="873"/>
       </w:tblGrid>
       <w:tr>
         <w:trPr>
@@ -16744,7 +16699,7 @@
         </w:tc>
         <w:tc>
           <w:tcPr>
-            <w:tcW w:w="874" w:type="dxa"/>
+            <w:tcW w:w="873" w:type="dxa"/>
             <w:tcBorders>
               <w:top w:val="single" w:sz="2" w:space="0" w:color="000000"/>
               <w:left w:val="single" w:sz="2" w:space="0" w:color="000000"/>
@@ -16803,7 +16758,7 @@
         </w:tc>
         <w:tc>
           <w:tcPr>
-            <w:tcW w:w="874" w:type="dxa"/>
+            <w:tcW w:w="873" w:type="dxa"/>
             <w:tcBorders>
               <w:left w:val="single" w:sz="2" w:space="0" w:color="000000"/>
               <w:bottom w:val="single" w:sz="2" w:space="0" w:color="000000"/>
@@ -16825,15 +16780,7 @@
                 <w:sz w:val="24"/>
                 <w:szCs w:val="24"/>
               </w:rPr>
-              <w:t>0.</w:t>
-            </w:r>
-            <w:r>
-              <w:rPr>
-                <w:rFonts w:ascii="Times New Roman" w:hAnsi="Times New Roman"/>
-                <w:sz w:val="24"/>
-                <w:szCs w:val="24"/>
-              </w:rPr>
-              <w:t>7643</w:t>
+              <w:t>0.7643</w:t>
             </w:r>
           </w:p>
         </w:tc>
@@ -16869,7 +16816,7 @@
         </w:tc>
         <w:tc>
           <w:tcPr>
-            <w:tcW w:w="874" w:type="dxa"/>
+            <w:tcW w:w="873" w:type="dxa"/>
             <w:tcBorders>
               <w:left w:val="single" w:sz="2" w:space="0" w:color="000000"/>
               <w:bottom w:val="single" w:sz="2" w:space="0" w:color="000000"/>
@@ -16891,15 +16838,7 @@
                 <w:sz w:val="24"/>
                 <w:szCs w:val="24"/>
               </w:rPr>
-              <w:t>±0.</w:t>
-            </w:r>
-            <w:r>
-              <w:rPr>
-                <w:rFonts w:ascii="Times New Roman" w:hAnsi="Times New Roman"/>
-                <w:sz w:val="24"/>
-                <w:szCs w:val="24"/>
-              </w:rPr>
-              <w:t>0526</w:t>
+              <w:t>±0.0526</w:t>
             </w:r>
           </w:p>
         </w:tc>
@@ -16909,6 +16848,7 @@
       <w:pPr>
         <w:pStyle w:val="Heading3"/>
         <w:spacing w:lineRule="auto" w:line="360"/>
+        <w:ind w:hanging="0" w:left="0"/>
         <w:rPr/>
       </w:pPr>
       <w:r>
@@ -16927,6 +16867,7 @@
       <w:pPr>
         <w:pStyle w:val="Heading3"/>
         <w:spacing w:lineRule="auto" w:line="360"/>
+        <w:ind w:hanging="0" w:left="0"/>
         <w:rPr>
           <w:rFonts w:ascii="Times New Roman" w:hAnsi="Times New Roman"/>
           <w:b w:val="false"/>
@@ -16949,6 +16890,7 @@
       <w:pPr>
         <w:pStyle w:val="Heading3"/>
         <w:spacing w:lineRule="auto" w:line="360"/>
+        <w:ind w:hanging="0" w:left="0"/>
         <w:rPr/>
       </w:pPr>
       <w:r>
@@ -16979,97 +16921,7 @@
           <w:sz w:val="24"/>
           <w:szCs w:val="24"/>
         </w:rPr>
-        <w:t>[0.</w:t>
-      </w:r>
-      <w:r>
-        <w:rPr>
-          <w:rStyle w:val="SourceText"/>
-          <w:rFonts w:ascii="Times New Roman" w:hAnsi="Times New Roman"/>
-          <w:sz w:val="24"/>
-          <w:szCs w:val="24"/>
-        </w:rPr>
-        <w:t>75</w:t>
-      </w:r>
-      <w:r>
-        <w:rPr>
-          <w:rStyle w:val="SourceText"/>
-          <w:rFonts w:ascii="Times New Roman" w:hAnsi="Times New Roman"/>
-          <w:sz w:val="24"/>
-          <w:szCs w:val="24"/>
-        </w:rPr>
-        <w:t>, 0.</w:t>
-      </w:r>
-      <w:r>
-        <w:rPr>
-          <w:rStyle w:val="SourceText"/>
-          <w:rFonts w:ascii="Times New Roman" w:hAnsi="Times New Roman"/>
-          <w:sz w:val="24"/>
-          <w:szCs w:val="24"/>
-        </w:rPr>
-        <w:t>8485</w:t>
-      </w:r>
-      <w:r>
-        <w:rPr>
-          <w:rStyle w:val="SourceText"/>
-          <w:rFonts w:ascii="Times New Roman" w:hAnsi="Times New Roman"/>
-          <w:sz w:val="24"/>
-          <w:szCs w:val="24"/>
-        </w:rPr>
-        <w:t>, 0.</w:t>
-      </w:r>
-      <w:r>
-        <w:rPr>
-          <w:rStyle w:val="SourceText"/>
-          <w:rFonts w:ascii="Times New Roman" w:hAnsi="Times New Roman"/>
-          <w:sz w:val="24"/>
-          <w:szCs w:val="24"/>
-        </w:rPr>
-        <w:t>6875</w:t>
-      </w:r>
-      <w:r>
-        <w:rPr>
-          <w:rStyle w:val="SourceText"/>
-          <w:rFonts w:ascii="Times New Roman" w:hAnsi="Times New Roman"/>
-          <w:sz w:val="24"/>
-          <w:szCs w:val="24"/>
-        </w:rPr>
-        <w:t>, 0.</w:t>
-      </w:r>
-      <w:r>
-        <w:rPr>
-          <w:rStyle w:val="SourceText"/>
-          <w:rFonts w:ascii="Times New Roman" w:hAnsi="Times New Roman"/>
-          <w:sz w:val="24"/>
-          <w:szCs w:val="24"/>
-        </w:rPr>
-        <w:t>75</w:t>
-      </w:r>
-      <w:r>
-        <w:rPr>
-          <w:rStyle w:val="SourceText"/>
-          <w:rFonts w:ascii="Times New Roman" w:hAnsi="Times New Roman"/>
-          <w:sz w:val="24"/>
-          <w:szCs w:val="24"/>
-        </w:rPr>
-        <w:t>, 0.</w:t>
-      </w:r>
-      <w:r>
-        <w:rPr>
-          <w:rStyle w:val="SourceText"/>
-          <w:rFonts w:ascii="Times New Roman" w:hAnsi="Times New Roman"/>
-          <w:sz w:val="24"/>
-          <w:szCs w:val="24"/>
-        </w:rPr>
-        <w:t>7857</w:t>
-      </w:r>
-      <w:r>
-        <w:rPr>
-          <w:rStyle w:val="SourceText"/>
-          <w:rFonts w:ascii="Times New Roman" w:hAnsi="Times New Roman"/>
-          <w:sz w:val="24"/>
-          <w:szCs w:val="24"/>
-        </w:rPr>
-        <w:t>]</w:t>
+        <w:t>[0.75, 0.8485, 0.6875, 0.75, 0.7857]</w:t>
       </w:r>
     </w:p>
     <w:p>
@@ -17463,6 +17315,22 @@
         </w:rPr>
       </w:pPr>
       <w:r>
+        <w:rPr/>
+      </w:r>
+    </w:p>
+    <w:p>
+      <w:pPr>
+        <w:pStyle w:val="Normal"/>
+        <w:spacing w:lineRule="auto" w:line="360" w:before="0" w:after="15"/>
+        <w:jc w:val="center"/>
+        <w:rPr>
+          <w:rFonts w:ascii="Times New Roman" w:hAnsi="Times New Roman" w:cs="Times New Roman"/>
+          <w:b/>
+          <w:sz w:val="24"/>
+          <w:szCs w:val="24"/>
+        </w:rPr>
+      </w:pPr>
+      <w:r>
         <w:rPr>
           <w:rFonts w:cs="Times New Roman" w:ascii="Times New Roman" w:hAnsi="Times New Roman"/>
           <w:b/>
@@ -17486,21 +17354,20 @@
       </w:pPr>
       <w:r>
         <w:rPr>
-          <w:rFonts w:ascii="Times New Roman" w:hAnsi="Times New Roman"/>
+          <w:rFonts w:cs="Times New Roman"/>
+          <w:b/>
+          <w:sz w:val="24"/>
+          <w:szCs w:val="24"/>
         </w:rPr>
       </w:r>
     </w:p>
     <w:p>
       <w:pPr>
         <w:pStyle w:val="Heading3"/>
-        <w:spacing w:lineRule="auto" w:line="360" w:before="0" w:after="15"/>
+        <w:spacing w:lineRule="auto" w:line="276" w:before="0" w:after="15"/>
+        <w:ind w:hanging="0" w:left="0"/>
         <w:jc w:val="left"/>
-        <w:rPr>
-          <w:rFonts w:ascii="Times New Roman" w:hAnsi="Times New Roman" w:cs="Times New Roman"/>
-          <w:b/>
-          <w:sz w:val="24"/>
-          <w:szCs w:val="24"/>
-        </w:rPr>
+        <w:rPr/>
       </w:pPr>
       <w:r>
         <w:rPr>
@@ -17515,10 +17382,8 @@
     <w:p>
       <w:pPr>
         <w:pStyle w:val="BodyText"/>
-        <w:spacing w:lineRule="auto" w:line="360"/>
-        <w:rPr>
-          <w:rFonts w:ascii="Times New Roman" w:hAnsi="Times New Roman"/>
-        </w:rPr>
+        <w:spacing w:lineRule="auto" w:line="276"/>
+        <w:rPr/>
       </w:pPr>
       <w:r>
         <w:rPr>
@@ -17530,37 +17395,118 @@
     <w:p>
       <w:pPr>
         <w:pStyle w:val="BodyText"/>
-        <w:spacing w:lineRule="auto" w:line="360" w:before="0" w:after="0"/>
-        <w:rPr>
-          <w:rFonts w:ascii="Times New Roman" w:hAnsi="Times New Roman"/>
-        </w:rPr>
-      </w:pPr>
-      <w:r>
-        <w:rPr>
-          <w:rFonts w:ascii="Times New Roman" w:hAnsi="Times New Roman"/>
-        </w:rPr>
-        <w:t>Accuracy=TP</w:t>
-      </w:r>
-      <w:r>
-        <w:rPr>
-          <w:rFonts w:ascii="Times New Roman" w:hAnsi="Times New Roman"/>
-        </w:rPr>
-        <w:t>+TN / TP+TN+FP+FN</w:t>
-      </w:r>
-      <w:r>
-        <w:rPr>
-          <w:rFonts w:ascii="Times New Roman" w:hAnsi="Times New Roman"/>
-        </w:rPr>
-        <w:t>  </w:t>
-      </w:r>
+        <w:spacing w:lineRule="auto" w:line="276" w:before="0" w:after="0"/>
+        <w:rPr/>
+      </w:pPr>
+      <w:r>
+        <w:rPr>
+          <w:rFonts w:ascii="Times New Roman" w:hAnsi="Times New Roman"/>
+        </w:rPr>
+        <w:t>Accuracy= </w:t>
+      </w:r>
+      <w:r>
+        <w:rPr>
+          <w:rFonts w:ascii="Times New Roman" w:hAnsi="Times New Roman"/>
+        </w:rPr>
+      </w:r>
+      <m:oMath xmlns:m="http://schemas.openxmlformats.org/officeDocument/2006/math">
+        <m:f>
+          <m:num>
+            <m:r>
+              <w:rPr>
+                <w:rFonts w:ascii="Cambria Math" w:hAnsi="Cambria Math"/>
+              </w:rPr>
+              <m:t xml:space="preserve">(</m:t>
+            </m:r>
+            <m:r>
+              <w:rPr>
+                <w:rFonts w:ascii="Cambria Math" w:hAnsi="Cambria Math"/>
+              </w:rPr>
+              <m:t xml:space="preserve">TP</m:t>
+            </m:r>
+            <m:r>
+              <w:rPr>
+                <w:rFonts w:ascii="Cambria Math" w:hAnsi="Cambria Math"/>
+              </w:rPr>
+              <m:t xml:space="preserve">+</m:t>
+            </m:r>
+            <m:r>
+              <w:rPr>
+                <w:rFonts w:ascii="Cambria Math" w:hAnsi="Cambria Math"/>
+              </w:rPr>
+              <m:t xml:space="preserve">TN</m:t>
+            </m:r>
+            <m:r>
+              <w:rPr>
+                <w:rFonts w:ascii="Cambria Math" w:hAnsi="Cambria Math"/>
+              </w:rPr>
+              <m:t xml:space="preserve">)</m:t>
+            </m:r>
+          </m:num>
+          <m:den>
+            <m:r>
+              <w:rPr>
+                <w:rFonts w:ascii="Cambria Math" w:hAnsi="Cambria Math"/>
+              </w:rPr>
+              <m:t xml:space="preserve">(</m:t>
+            </m:r>
+            <m:r>
+              <w:rPr>
+                <w:rFonts w:ascii="Cambria Math" w:hAnsi="Cambria Math"/>
+              </w:rPr>
+              <m:t xml:space="preserve">TP</m:t>
+            </m:r>
+            <m:r>
+              <w:rPr>
+                <w:rFonts w:ascii="Cambria Math" w:hAnsi="Cambria Math"/>
+              </w:rPr>
+              <m:t xml:space="preserve">+</m:t>
+            </m:r>
+            <m:r>
+              <w:rPr>
+                <w:rFonts w:ascii="Cambria Math" w:hAnsi="Cambria Math"/>
+              </w:rPr>
+              <m:t xml:space="preserve">TN</m:t>
+            </m:r>
+            <m:r>
+              <w:rPr>
+                <w:rFonts w:ascii="Cambria Math" w:hAnsi="Cambria Math"/>
+              </w:rPr>
+              <m:t xml:space="preserve">+</m:t>
+            </m:r>
+            <m:r>
+              <w:rPr>
+                <w:rFonts w:ascii="Cambria Math" w:hAnsi="Cambria Math"/>
+              </w:rPr>
+              <m:t xml:space="preserve">FP</m:t>
+            </m:r>
+            <m:r>
+              <w:rPr>
+                <w:rFonts w:ascii="Cambria Math" w:hAnsi="Cambria Math"/>
+              </w:rPr>
+              <m:t xml:space="preserve">+</m:t>
+            </m:r>
+            <m:r>
+              <w:rPr>
+                <w:rFonts w:ascii="Cambria Math" w:hAnsi="Cambria Math"/>
+              </w:rPr>
+              <m:t xml:space="preserve">FN</m:t>
+            </m:r>
+            <m:r>
+              <w:rPr>
+                <w:rFonts w:ascii="Cambria Math" w:hAnsi="Cambria Math"/>
+              </w:rPr>
+              <m:t xml:space="preserve">)</m:t>
+            </m:r>
+          </m:den>
+        </m:f>
+      </m:oMath>
     </w:p>
     <w:p>
       <w:pPr>
         <w:pStyle w:val="BodyText"/>
-        <w:spacing w:lineRule="auto" w:line="360" w:before="0" w:after="0"/>
-        <w:rPr>
-          <w:rFonts w:ascii="Times New Roman" w:hAnsi="Times New Roman"/>
-        </w:rPr>
+        <w:spacing w:lineRule="auto" w:line="276" w:before="0" w:after="0"/>
+        <w:rPr/>
       </w:pPr>
       <w:r>
         <w:rPr>
@@ -17572,10 +17518,8 @@
     <w:p>
       <w:pPr>
         <w:pStyle w:val="BodyText"/>
-        <w:spacing w:lineRule="auto" w:line="360" w:before="0" w:after="0"/>
-        <w:rPr>
-          <w:rFonts w:ascii="Times New Roman" w:hAnsi="Times New Roman"/>
-        </w:rPr>
+        <w:spacing w:lineRule="auto" w:line="276" w:before="0" w:after="0"/>
+        <w:rPr/>
       </w:pPr>
       <w:r>
         <w:rPr>
@@ -17587,7 +17531,8 @@
     <w:p>
       <w:pPr>
         <w:pStyle w:val="Heading3"/>
-        <w:spacing w:lineRule="auto" w:line="360"/>
+        <w:spacing w:lineRule="auto" w:line="276"/>
+        <w:ind w:hanging="0" w:left="0"/>
         <w:rPr>
           <w:rFonts w:ascii="Times New Roman" w:hAnsi="Times New Roman"/>
         </w:rPr>
@@ -17601,10 +17546,9 @@
     <w:p>
       <w:pPr>
         <w:pStyle w:val="Heading3"/>
-        <w:spacing w:lineRule="auto" w:line="360"/>
-        <w:rPr>
-          <w:rFonts w:ascii="Times New Roman" w:hAnsi="Times New Roman"/>
-        </w:rPr>
+        <w:spacing w:lineRule="auto" w:line="276"/>
+        <w:ind w:hanging="0" w:left="0"/>
+        <w:rPr/>
       </w:pPr>
       <w:r>
         <w:rPr>
@@ -17616,10 +17560,8 @@
     <w:p>
       <w:pPr>
         <w:pStyle w:val="BodyText"/>
-        <w:spacing w:lineRule="auto" w:line="360"/>
-        <w:rPr>
-          <w:rFonts w:ascii="Times New Roman" w:hAnsi="Times New Roman"/>
-        </w:rPr>
+        <w:spacing w:lineRule="auto" w:line="276"/>
+        <w:rPr/>
       </w:pPr>
       <w:r>
         <w:rPr>
@@ -17631,28 +17573,81 @@
     <w:p>
       <w:pPr>
         <w:pStyle w:val="BodyText"/>
-        <w:spacing w:lineRule="auto" w:line="360"/>
-        <w:rPr>
-          <w:rFonts w:ascii="Times New Roman" w:hAnsi="Times New Roman"/>
-        </w:rPr>
-      </w:pPr>
-      <w:r>
-        <w:rPr>
-          <w:rFonts w:ascii="Times New Roman" w:hAnsi="Times New Roman"/>
-        </w:rPr>
-        <w:t>Precision=TP / TP</w:t>
-      </w:r>
-      <w:r>
-        <w:rPr>
-          <w:rFonts w:ascii="Times New Roman" w:hAnsi="Times New Roman"/>
-        </w:rPr>
-        <w:t>+FP</w:t>
-      </w:r>
+        <w:spacing w:lineRule="auto" w:line="276"/>
+        <w:rPr/>
+      </w:pPr>
+      <w:r>
+        <w:rPr>
+          <w:rFonts w:ascii="Times New Roman" w:hAnsi="Times New Roman"/>
+        </w:rPr>
+        <w:t>Precision=</w:t>
+      </w:r>
+      <w:r>
+        <w:rPr>
+          <w:rFonts w:ascii="Times New Roman" w:hAnsi="Times New Roman"/>
+        </w:rPr>
+      </w:r>
+      <m:oMath xmlns:m="http://schemas.openxmlformats.org/officeDocument/2006/math">
+        <m:f>
+          <m:num>
+            <m:r>
+              <w:rPr>
+                <w:rFonts w:ascii="Cambria Math" w:hAnsi="Cambria Math"/>
+              </w:rPr>
+              <m:t xml:space="preserve">(</m:t>
+            </m:r>
+            <m:r>
+              <w:rPr>
+                <w:rFonts w:ascii="Cambria Math" w:hAnsi="Cambria Math"/>
+              </w:rPr>
+              <m:t xml:space="preserve">TP</m:t>
+            </m:r>
+            <m:r>
+              <w:rPr>
+                <w:rFonts w:ascii="Cambria Math" w:hAnsi="Cambria Math"/>
+              </w:rPr>
+              <m:t xml:space="preserve">)</m:t>
+            </m:r>
+          </m:num>
+          <m:den>
+            <m:r>
+              <w:rPr>
+                <w:rFonts w:ascii="Cambria Math" w:hAnsi="Cambria Math"/>
+              </w:rPr>
+              <m:t xml:space="preserve">(</m:t>
+            </m:r>
+            <m:r>
+              <w:rPr>
+                <w:rFonts w:ascii="Cambria Math" w:hAnsi="Cambria Math"/>
+              </w:rPr>
+              <m:t xml:space="preserve">TP</m:t>
+            </m:r>
+            <m:r>
+              <w:rPr>
+                <w:rFonts w:ascii="Cambria Math" w:hAnsi="Cambria Math"/>
+              </w:rPr>
+              <m:t xml:space="preserve">+</m:t>
+            </m:r>
+            <m:r>
+              <w:rPr>
+                <w:rFonts w:ascii="Cambria Math" w:hAnsi="Cambria Math"/>
+              </w:rPr>
+              <m:t xml:space="preserve">FP</m:t>
+            </m:r>
+            <m:r>
+              <w:rPr>
+                <w:rFonts w:ascii="Cambria Math" w:hAnsi="Cambria Math"/>
+              </w:rPr>
+              <m:t xml:space="preserve">)</m:t>
+            </m:r>
+          </m:den>
+        </m:f>
+      </m:oMath>
     </w:p>
     <w:p>
       <w:pPr>
         <w:pStyle w:val="BodyText"/>
-        <w:spacing w:lineRule="auto" w:line="360"/>
+        <w:spacing w:lineRule="auto" w:line="276"/>
         <w:rPr/>
       </w:pPr>
       <w:r>
@@ -17678,34 +17673,20 @@
     <w:p>
       <w:pPr>
         <w:pStyle w:val="BodyText"/>
-        <w:spacing w:lineRule="auto" w:line="360"/>
-        <w:rPr>
-          <w:rFonts w:ascii="Times New Roman" w:hAnsi="Times New Roman"/>
-        </w:rPr>
-      </w:pPr>
-      <w:r>
-        <w:rPr>
-          <w:rFonts w:ascii="Times New Roman" w:hAnsi="Times New Roman"/>
-        </w:rPr>
-        <w:t xml:space="preserve">Precision=13/ </w:t>
-      </w:r>
-      <w:r>
-        <w:rPr>
-          <w:rFonts w:ascii="Times New Roman" w:hAnsi="Times New Roman"/>
-        </w:rPr>
-        <w:t>13+3</w:t>
-      </w:r>
-      <w:r>
-        <w:rPr>
-          <w:rFonts w:ascii="Times New Roman" w:hAnsi="Times New Roman"/>
-        </w:rPr>
-        <w:t xml:space="preserve">=0.81 </w:t>
+        <w:spacing w:lineRule="auto" w:line="276"/>
+        <w:rPr/>
+      </w:pPr>
+      <w:r>
+        <w:rPr>
+          <w:rFonts w:ascii="Times New Roman" w:hAnsi="Times New Roman"/>
+        </w:rPr>
+        <w:t xml:space="preserve">Precision=13/ 13+3=0.81 </w:t>
       </w:r>
     </w:p>
     <w:p>
       <w:pPr>
         <w:pStyle w:val="BodyText"/>
-        <w:spacing w:lineRule="auto" w:line="360"/>
+        <w:spacing w:lineRule="auto" w:line="276"/>
         <w:rPr/>
       </w:pPr>
       <w:r>
@@ -17731,34 +17712,21 @@
     <w:p>
       <w:pPr>
         <w:pStyle w:val="BodyText"/>
-        <w:spacing w:lineRule="auto" w:line="360" w:before="0" w:after="0"/>
-        <w:rPr>
-          <w:rFonts w:ascii="Times New Roman" w:hAnsi="Times New Roman"/>
-        </w:rPr>
-      </w:pPr>
-      <w:r>
-        <w:rPr>
-          <w:rFonts w:ascii="Times New Roman" w:hAnsi="Times New Roman"/>
-        </w:rPr>
-        <w:t>Precision=</w:t>
-      </w:r>
-      <w:r>
-        <w:rPr>
-          <w:rFonts w:ascii="Times New Roman" w:hAnsi="Times New Roman"/>
-        </w:rPr>
-        <w:t>6/6+5</w:t>
-      </w:r>
-      <w:r>
-        <w:rPr>
-          <w:rFonts w:ascii="Times New Roman" w:hAnsi="Times New Roman"/>
-        </w:rPr>
-        <w:t xml:space="preserve">​=0.55 </w:t>
+        <w:spacing w:lineRule="auto" w:line="276" w:before="0" w:after="0"/>
+        <w:rPr/>
+      </w:pPr>
+      <w:r>
+        <w:rPr>
+          <w:rFonts w:ascii="Times New Roman" w:hAnsi="Times New Roman"/>
+        </w:rPr>
+        <w:t xml:space="preserve">Precision=6/6+5=0.55 </w:t>
       </w:r>
     </w:p>
     <w:p>
       <w:pPr>
         <w:pStyle w:val="Heading3"/>
-        <w:spacing w:lineRule="auto" w:line="360"/>
+        <w:spacing w:lineRule="auto" w:line="276"/>
+        <w:ind w:hanging="0" w:left="0"/>
         <w:rPr>
           <w:rFonts w:ascii="Times New Roman" w:hAnsi="Times New Roman"/>
         </w:rPr>
@@ -17772,10 +17740,9 @@
     <w:p>
       <w:pPr>
         <w:pStyle w:val="Heading3"/>
-        <w:spacing w:lineRule="auto" w:line="360"/>
-        <w:rPr>
-          <w:rFonts w:ascii="Times New Roman" w:hAnsi="Times New Roman"/>
-        </w:rPr>
+        <w:spacing w:lineRule="auto" w:line="276"/>
+        <w:ind w:hanging="0" w:left="0"/>
+        <w:rPr/>
       </w:pPr>
       <w:r>
         <w:rPr>
@@ -17787,10 +17754,8 @@
     <w:p>
       <w:pPr>
         <w:pStyle w:val="BodyText"/>
-        <w:spacing w:lineRule="auto" w:line="360"/>
-        <w:rPr>
-          <w:rFonts w:ascii="Times New Roman" w:hAnsi="Times New Roman"/>
-        </w:rPr>
+        <w:spacing w:lineRule="auto" w:line="276"/>
+        <w:rPr/>
       </w:pPr>
       <w:r>
         <w:rPr>
@@ -17802,10 +17767,8 @@
     <w:p>
       <w:pPr>
         <w:pStyle w:val="BodyText"/>
-        <w:spacing w:lineRule="auto" w:line="360"/>
-        <w:rPr>
-          <w:rFonts w:ascii="Times New Roman" w:hAnsi="Times New Roman"/>
-        </w:rPr>
+        <w:spacing w:lineRule="auto" w:line="276"/>
+        <w:rPr/>
       </w:pPr>
       <w:r>
         <w:rPr>
@@ -17817,13 +17780,68 @@
         <w:rPr>
           <w:rFonts w:ascii="Times New Roman" w:hAnsi="Times New Roman"/>
         </w:rPr>
-        <w:t>TP/TP+FN</w:t>
-      </w:r>
+      </w:r>
+      <m:oMath xmlns:m="http://schemas.openxmlformats.org/officeDocument/2006/math">
+        <m:f>
+          <m:num>
+            <m:r>
+              <w:rPr>
+                <w:rFonts w:ascii="Cambria Math" w:hAnsi="Cambria Math"/>
+              </w:rPr>
+              <m:t xml:space="preserve">(</m:t>
+            </m:r>
+            <m:r>
+              <w:rPr>
+                <w:rFonts w:ascii="Cambria Math" w:hAnsi="Cambria Math"/>
+              </w:rPr>
+              <m:t xml:space="preserve">TP</m:t>
+            </m:r>
+            <m:r>
+              <w:rPr>
+                <w:rFonts w:ascii="Cambria Math" w:hAnsi="Cambria Math"/>
+              </w:rPr>
+              <m:t xml:space="preserve">)</m:t>
+            </m:r>
+          </m:num>
+          <m:den>
+            <m:r>
+              <w:rPr>
+                <w:rFonts w:ascii="Cambria Math" w:hAnsi="Cambria Math"/>
+              </w:rPr>
+              <m:t xml:space="preserve">(</m:t>
+            </m:r>
+            <m:r>
+              <w:rPr>
+                <w:rFonts w:ascii="Cambria Math" w:hAnsi="Cambria Math"/>
+              </w:rPr>
+              <m:t xml:space="preserve">TP</m:t>
+            </m:r>
+            <m:r>
+              <w:rPr>
+                <w:rFonts w:ascii="Cambria Math" w:hAnsi="Cambria Math"/>
+              </w:rPr>
+              <m:t xml:space="preserve">+</m:t>
+            </m:r>
+            <m:r>
+              <w:rPr>
+                <w:rFonts w:ascii="Cambria Math" w:hAnsi="Cambria Math"/>
+              </w:rPr>
+              <m:t xml:space="preserve">FN</m:t>
+            </m:r>
+            <m:r>
+              <w:rPr>
+                <w:rFonts w:ascii="Cambria Math" w:hAnsi="Cambria Math"/>
+              </w:rPr>
+              <m:t xml:space="preserve">)</m:t>
+            </m:r>
+          </m:den>
+        </m:f>
+      </m:oMath>
     </w:p>
     <w:p>
       <w:pPr>
         <w:pStyle w:val="BodyText"/>
-        <w:spacing w:lineRule="auto" w:line="360"/>
+        <w:spacing w:lineRule="auto" w:line="276"/>
         <w:rPr/>
       </w:pPr>
       <w:r>
@@ -17849,34 +17867,20 @@
     <w:p>
       <w:pPr>
         <w:pStyle w:val="BodyText"/>
-        <w:spacing w:lineRule="auto" w:line="360"/>
-        <w:rPr>
-          <w:rFonts w:ascii="Times New Roman" w:hAnsi="Times New Roman"/>
-        </w:rPr>
-      </w:pPr>
-      <w:r>
-        <w:rPr>
-          <w:rFonts w:ascii="Times New Roman" w:hAnsi="Times New Roman"/>
-        </w:rPr>
-        <w:t>Recall=</w:t>
-      </w:r>
-      <w:r>
-        <w:rPr>
-          <w:rFonts w:ascii="Times New Roman" w:hAnsi="Times New Roman"/>
-        </w:rPr>
-        <w:t>13/13+5</w:t>
-      </w:r>
-      <w:r>
-        <w:rPr>
-          <w:rFonts w:ascii="Times New Roman" w:hAnsi="Times New Roman"/>
-        </w:rPr>
-        <w:t xml:space="preserve">=0.72 </w:t>
+        <w:spacing w:lineRule="auto" w:line="276"/>
+        <w:rPr/>
+      </w:pPr>
+      <w:r>
+        <w:rPr>
+          <w:rFonts w:ascii="Times New Roman" w:hAnsi="Times New Roman"/>
+        </w:rPr>
+        <w:t xml:space="preserve">Recall=13/13+5=0.72 </w:t>
       </w:r>
     </w:p>
     <w:p>
       <w:pPr>
         <w:pStyle w:val="BodyText"/>
-        <w:spacing w:lineRule="auto" w:line="360"/>
+        <w:spacing w:lineRule="auto" w:line="276"/>
         <w:rPr/>
       </w:pPr>
       <w:r>
@@ -17902,28 +17906,21 @@
     <w:p>
       <w:pPr>
         <w:pStyle w:val="BodyText"/>
-        <w:spacing w:lineRule="auto" w:line="360" w:before="0" w:after="0"/>
-        <w:rPr>
-          <w:rFonts w:ascii="Times New Roman" w:hAnsi="Times New Roman"/>
-        </w:rPr>
-      </w:pPr>
-      <w:r>
-        <w:rPr>
-          <w:rFonts w:ascii="Times New Roman" w:hAnsi="Times New Roman"/>
-        </w:rPr>
-        <w:t>Recall=</w:t>
-      </w:r>
-      <w:r>
-        <w:rPr>
-          <w:rFonts w:ascii="Times New Roman" w:hAnsi="Times New Roman"/>
-        </w:rPr>
-        <w:t>6/6+3</w:t>
+        <w:spacing w:lineRule="auto" w:line="276" w:before="0" w:after="0"/>
+        <w:rPr/>
+      </w:pPr>
+      <w:r>
+        <w:rPr>
+          <w:rFonts w:ascii="Times New Roman" w:hAnsi="Times New Roman"/>
+        </w:rPr>
+        <w:t>Recall=6/6+3</w:t>
       </w:r>
     </w:p>
     <w:p>
       <w:pPr>
         <w:pStyle w:val="Heading3"/>
-        <w:spacing w:lineRule="auto" w:line="360"/>
+        <w:spacing w:lineRule="auto" w:line="276"/>
+        <w:ind w:hanging="0" w:left="0"/>
         <w:rPr>
           <w:rFonts w:ascii="Times New Roman" w:hAnsi="Times New Roman"/>
         </w:rPr>
@@ -17937,10 +17934,9 @@
     <w:p>
       <w:pPr>
         <w:pStyle w:val="Heading3"/>
-        <w:spacing w:lineRule="auto" w:line="360"/>
-        <w:rPr>
-          <w:rFonts w:ascii="Times New Roman" w:hAnsi="Times New Roman"/>
-        </w:rPr>
+        <w:spacing w:lineRule="auto" w:line="276"/>
+        <w:ind w:hanging="0" w:left="0"/>
+        <w:rPr/>
       </w:pPr>
       <w:r>
         <w:rPr>
@@ -17952,10 +17948,8 @@
     <w:p>
       <w:pPr>
         <w:pStyle w:val="BodyText"/>
-        <w:spacing w:lineRule="auto" w:line="360"/>
-        <w:rPr>
-          <w:rFonts w:ascii="Times New Roman" w:hAnsi="Times New Roman"/>
-        </w:rPr>
+        <w:spacing w:lineRule="auto" w:line="276"/>
+        <w:rPr/>
       </w:pPr>
       <w:r>
         <w:rPr>
@@ -17967,40 +17961,100 @@
     <w:p>
       <w:pPr>
         <w:pStyle w:val="BodyText"/>
-        <w:spacing w:lineRule="auto" w:line="360"/>
-        <w:rPr>
-          <w:rFonts w:ascii="Times New Roman" w:hAnsi="Times New Roman"/>
-        </w:rPr>
-      </w:pPr>
-      <w:r>
-        <w:rPr>
-          <w:rFonts w:ascii="Times New Roman" w:hAnsi="Times New Roman"/>
-        </w:rPr>
-        <w:t>F1=</w:t>
-      </w:r>
-      <w:r>
-        <w:rPr>
-          <w:rFonts w:ascii="Times New Roman" w:hAnsi="Times New Roman"/>
-        </w:rPr>
-        <w:t>2.(</w:t>
-      </w:r>
-      <w:r>
-        <w:rPr>
-          <w:rFonts w:ascii="Times New Roman" w:hAnsi="Times New Roman"/>
-        </w:rPr>
-        <w:t>Precision . Recall</w:t>
-      </w:r>
-      <w:r>
-        <w:rPr>
-          <w:rFonts w:ascii="Times New Roman" w:hAnsi="Times New Roman"/>
-        </w:rPr>
-        <w:t>)/precision + Recall</w:t>
+        <w:spacing w:lineRule="auto" w:line="276" w:before="0" w:after="0"/>
+        <w:jc w:val="both"/>
+        <w:rPr/>
+      </w:pPr>
+      <w:r>
+        <w:rPr>
+          <w:rFonts w:cs="Times New Roman" w:ascii="Times New Roman" w:hAnsi="Times New Roman"/>
+        </w:rPr>
+        <w:t xml:space="preserve">F1-Score =2* </w:t>
+      </w:r>
+      <w:r>
+        <w:rPr>
+          <w:rFonts w:ascii="Times New Roman" w:hAnsi="Times New Roman"/>
+        </w:rPr>
+      </w:r>
+      <m:oMath xmlns:m="http://schemas.openxmlformats.org/officeDocument/2006/math">
+        <m:f>
+          <m:num>
+            <m:r>
+              <w:rPr>
+                <w:rFonts w:ascii="Cambria Math" w:hAnsi="Cambria Math"/>
+              </w:rPr>
+              <m:t xml:space="preserve">(</m:t>
+            </m:r>
+            <m:r>
+              <w:rPr>
+                <w:rFonts w:ascii="Cambria Math" w:hAnsi="Cambria Math"/>
+              </w:rPr>
+              <m:t xml:space="preserve">Precision</m:t>
+            </m:r>
+            <m:r>
+              <w:rPr>
+                <w:rFonts w:ascii="Cambria Math" w:hAnsi="Cambria Math"/>
+              </w:rPr>
+              <m:t xml:space="preserve">+</m:t>
+            </m:r>
+            <m:r>
+              <w:rPr>
+                <w:rFonts w:ascii="Cambria Math" w:hAnsi="Cambria Math"/>
+              </w:rPr>
+              <m:t xml:space="preserve">Recall</m:t>
+            </m:r>
+            <m:r>
+              <w:rPr>
+                <w:rFonts w:ascii="Cambria Math" w:hAnsi="Cambria Math"/>
+              </w:rPr>
+              <m:t xml:space="preserve">)</m:t>
+            </m:r>
+          </m:num>
+          <m:den>
+            <m:r>
+              <w:rPr>
+                <w:rFonts w:ascii="Cambria Math" w:hAnsi="Cambria Math"/>
+              </w:rPr>
+              <m:t xml:space="preserve">(</m:t>
+            </m:r>
+            <m:r>
+              <w:rPr>
+                <w:rFonts w:ascii="Cambria Math" w:hAnsi="Cambria Math"/>
+              </w:rPr>
+              <m:t xml:space="preserve">Precision</m:t>
+            </m:r>
+            <m:r>
+              <w:rPr>
+                <w:rFonts w:ascii="Cambria Math" w:hAnsi="Cambria Math"/>
+              </w:rPr>
+              <m:t xml:space="preserve">∗</m:t>
+            </m:r>
+            <m:r>
+              <w:rPr>
+                <w:rFonts w:ascii="Cambria Math" w:hAnsi="Cambria Math"/>
+              </w:rPr>
+              <m:t xml:space="preserve">Recall</m:t>
+            </m:r>
+            <m:r>
+              <w:rPr>
+                <w:rFonts w:ascii="Cambria Math" w:hAnsi="Cambria Math"/>
+              </w:rPr>
+              <m:t xml:space="preserve">)</m:t>
+            </m:r>
+          </m:den>
+        </m:f>
+      </m:oMath>
+      <w:r>
+        <w:rPr>
+          <w:rFonts w:cs="Times New Roman" w:ascii="Times New Roman" w:hAnsi="Times New Roman"/>
+        </w:rPr>
+        <w:t xml:space="preserve"> </w:t>
       </w:r>
     </w:p>
     <w:p>
       <w:pPr>
         <w:pStyle w:val="BodyText"/>
-        <w:spacing w:lineRule="auto" w:line="360"/>
+        <w:spacing w:lineRule="auto" w:line="276"/>
         <w:rPr/>
       </w:pPr>
       <w:r>
@@ -18026,10 +18080,8 @@
     <w:p>
       <w:pPr>
         <w:pStyle w:val="BodyText"/>
-        <w:spacing w:lineRule="auto" w:line="360"/>
-        <w:rPr>
-          <w:rFonts w:ascii="Times New Roman" w:hAnsi="Times New Roman"/>
-        </w:rPr>
+        <w:spacing w:lineRule="auto" w:line="276"/>
+        <w:rPr/>
       </w:pPr>
       <w:r>
         <w:rPr>
@@ -18041,7 +18093,7 @@
     <w:p>
       <w:pPr>
         <w:pStyle w:val="BodyText"/>
-        <w:spacing w:lineRule="auto" w:line="360"/>
+        <w:spacing w:lineRule="auto" w:line="276"/>
         <w:rPr/>
       </w:pPr>
       <w:r>
@@ -18067,10 +18119,8 @@
     <w:p>
       <w:pPr>
         <w:pStyle w:val="BodyText"/>
-        <w:spacing w:lineRule="auto" w:line="360"/>
-        <w:rPr>
-          <w:rFonts w:ascii="Times New Roman" w:hAnsi="Times New Roman"/>
-        </w:rPr>
+        <w:spacing w:lineRule="auto" w:line="276"/>
+        <w:rPr/>
       </w:pPr>
       <w:r>
         <w:rPr>
@@ -18092,7 +18142,33 @@
       </w:pPr>
       <w:r>
         <w:rPr>
-          <w:rFonts w:ascii="Times New Roman" w:hAnsi="Times New Roman"/>
+          <w:rFonts w:cs="Times New Roman"/>
+          <w:b/>
+          <w:sz w:val="24"/>
+          <w:szCs w:val="24"/>
+        </w:rPr>
+      </w:r>
+      <w:r>
+        <w:br w:type="page"/>
+      </w:r>
+    </w:p>
+    <w:p>
+      <w:pPr>
+        <w:pStyle w:val="BodyText"/>
+        <w:spacing w:lineRule="auto" w:line="360"/>
+        <w:rPr>
+          <w:rFonts w:cs="Times New Roman"/>
+          <w:b/>
+          <w:sz w:val="24"/>
+          <w:szCs w:val="24"/>
+        </w:rPr>
+      </w:pPr>
+      <w:r>
+        <w:rPr>
+          <w:rFonts w:cs="Times New Roman"/>
+          <w:b/>
+          <w:sz w:val="24"/>
+          <w:szCs w:val="24"/>
         </w:rPr>
       </w:r>
     </w:p>
@@ -18111,8 +18187,8 @@
       </w:tblPr>
       <w:tblGrid>
         <w:gridCol w:w="940"/>
-        <w:gridCol w:w="936"/>
-        <w:gridCol w:w="649"/>
+        <w:gridCol w:w="935"/>
+        <w:gridCol w:w="650"/>
         <w:gridCol w:w="872"/>
         <w:gridCol w:w="882"/>
       </w:tblGrid>
@@ -18148,7 +18224,7 @@
         </w:tc>
         <w:tc>
           <w:tcPr>
-            <w:tcW w:w="936" w:type="dxa"/>
+            <w:tcW w:w="935" w:type="dxa"/>
             <w:tcBorders>
               <w:top w:val="single" w:sz="2" w:space="0" w:color="000000"/>
               <w:left w:val="single" w:sz="2" w:space="0" w:color="000000"/>
@@ -18174,7 +18250,7 @@
         </w:tc>
         <w:tc>
           <w:tcPr>
-            <w:tcW w:w="649" w:type="dxa"/>
+            <w:tcW w:w="650" w:type="dxa"/>
             <w:tcBorders>
               <w:top w:val="single" w:sz="2" w:space="0" w:color="000000"/>
               <w:left w:val="single" w:sz="2" w:space="0" w:color="000000"/>
@@ -18281,7 +18357,7 @@
         </w:tc>
         <w:tc>
           <w:tcPr>
-            <w:tcW w:w="936" w:type="dxa"/>
+            <w:tcW w:w="935" w:type="dxa"/>
             <w:tcBorders>
               <w:left w:val="single" w:sz="2" w:space="0" w:color="000000"/>
               <w:bottom w:val="single" w:sz="2" w:space="0" w:color="000000"/>
@@ -18306,7 +18382,7 @@
         </w:tc>
         <w:tc>
           <w:tcPr>
-            <w:tcW w:w="649" w:type="dxa"/>
+            <w:tcW w:w="650" w:type="dxa"/>
             <w:tcBorders>
               <w:left w:val="single" w:sz="2" w:space="0" w:color="000000"/>
               <w:bottom w:val="single" w:sz="2" w:space="0" w:color="000000"/>
@@ -18410,7 +18486,7 @@
         </w:tc>
         <w:tc>
           <w:tcPr>
-            <w:tcW w:w="936" w:type="dxa"/>
+            <w:tcW w:w="935" w:type="dxa"/>
             <w:tcBorders>
               <w:left w:val="single" w:sz="2" w:space="0" w:color="000000"/>
               <w:bottom w:val="single" w:sz="2" w:space="0" w:color="000000"/>
@@ -18435,7 +18511,7 @@
         </w:tc>
         <w:tc>
           <w:tcPr>
-            <w:tcW w:w="649" w:type="dxa"/>
+            <w:tcW w:w="650" w:type="dxa"/>
             <w:tcBorders>
               <w:left w:val="single" w:sz="2" w:space="0" w:color="000000"/>
               <w:bottom w:val="single" w:sz="2" w:space="0" w:color="000000"/>
@@ -18538,7 +18614,7 @@
         </w:tc>
         <w:tc>
           <w:tcPr>
-            <w:tcW w:w="936" w:type="dxa"/>
+            <w:tcW w:w="935" w:type="dxa"/>
             <w:tcBorders>
               <w:left w:val="single" w:sz="2" w:space="0" w:color="000000"/>
               <w:bottom w:val="single" w:sz="2" w:space="0" w:color="000000"/>
@@ -18566,7 +18642,7 @@
         </w:tc>
         <w:tc>
           <w:tcPr>
-            <w:tcW w:w="649" w:type="dxa"/>
+            <w:tcW w:w="650" w:type="dxa"/>
             <w:tcBorders>
               <w:left w:val="single" w:sz="2" w:space="0" w:color="000000"/>
               <w:bottom w:val="single" w:sz="2" w:space="0" w:color="000000"/>
@@ -18657,7 +18733,10 @@
       </w:pPr>
       <w:r>
         <w:rPr>
-          <w:rFonts w:ascii="Times New Roman" w:hAnsi="Times New Roman"/>
+          <w:rFonts w:cs="Times New Roman"/>
+          <w:b/>
+          <w:sz w:val="24"/>
+          <w:szCs w:val="24"/>
         </w:rPr>
       </w:r>
     </w:p>
@@ -18678,15 +18757,23 @@
         </w:rPr>
         <w:t>Table 7.2 Classification Report Summary</w:t>
       </w:r>
-      <w:r>
-        <w:br w:type="page"/>
-      </w:r>
-    </w:p>
-    <w:p>
-      <w:pPr>
-        <w:pStyle w:val="Normal"/>
-        <w:spacing w:lineRule="auto" w:line="360" w:before="0" w:after="15"/>
-        <w:jc w:val="both"/>
+    </w:p>
+    <w:p>
+      <w:pPr>
+        <w:pStyle w:val="BodyText"/>
+        <w:spacing w:lineRule="auto" w:line="360"/>
+        <w:rPr>
+          <w:rFonts w:ascii="Times New Roman" w:hAnsi="Times New Roman"/>
+        </w:rPr>
+      </w:pPr>
+      <w:r>
+        <w:rPr/>
+      </w:r>
+    </w:p>
+    <w:p>
+      <w:pPr>
+        <w:pStyle w:val="BodyText"/>
+        <w:spacing w:lineRule="auto" w:line="360"/>
         <w:rPr>
           <w:rFonts w:ascii="Times New Roman" w:hAnsi="Times New Roman"/>
         </w:rPr>
@@ -18785,6 +18872,7 @@
       <w:pPr>
         <w:pStyle w:val="Heading3"/>
         <w:spacing w:lineRule="auto" w:line="360"/>
+        <w:ind w:hanging="0" w:left="0"/>
         <w:jc w:val="center"/>
         <w:rPr/>
       </w:pPr>
@@ -18804,6 +18892,7 @@
       <w:pPr>
         <w:pStyle w:val="Heading3"/>
         <w:spacing w:lineRule="auto" w:line="360"/>
+        <w:ind w:hanging="0" w:left="0"/>
         <w:rPr/>
       </w:pPr>
       <w:r>
@@ -18816,6 +18905,103 @@
           <w:szCs w:val="24"/>
         </w:rPr>
         <w:t>Key Observations</w:t>
+      </w:r>
+    </w:p>
+    <w:p>
+      <w:pPr>
+        <w:pStyle w:val="BodyText"/>
+        <w:numPr>
+          <w:ilvl w:val="0"/>
+          <w:numId w:val="15"/>
+        </w:numPr>
+        <w:tabs>
+          <w:tab w:val="clear" w:pos="720"/>
+          <w:tab w:val="left" w:pos="0" w:leader="none"/>
+        </w:tabs>
+        <w:spacing w:lineRule="auto" w:line="360" w:before="0" w:after="0"/>
+        <w:ind w:hanging="283" w:left="709"/>
+        <w:rPr>
+          <w:rFonts w:ascii="Times New Roman" w:hAnsi="Times New Roman"/>
+        </w:rPr>
+      </w:pPr>
+      <w:r>
+        <w:rPr>
+          <w:rFonts w:ascii="Times New Roman" w:hAnsi="Times New Roman"/>
+          <w:sz w:val="24"/>
+          <w:szCs w:val="24"/>
+        </w:rPr>
+        <w:t xml:space="preserve">m1_consideration is the dominant feature influencing M1 laptop purchase prediction </w:t>
+      </w:r>
+    </w:p>
+    <w:p>
+      <w:pPr>
+        <w:pStyle w:val="BodyText"/>
+        <w:numPr>
+          <w:ilvl w:val="0"/>
+          <w:numId w:val="15"/>
+        </w:numPr>
+        <w:tabs>
+          <w:tab w:val="clear" w:pos="720"/>
+          <w:tab w:val="left" w:pos="0" w:leader="none"/>
+        </w:tabs>
+        <w:spacing w:lineRule="auto" w:line="360" w:before="0" w:after="0"/>
+        <w:ind w:hanging="283" w:left="709"/>
+        <w:rPr>
+          <w:rFonts w:ascii="Times New Roman" w:hAnsi="Times New Roman"/>
+        </w:rPr>
+      </w:pPr>
+      <w:r>
+        <w:rPr>
+          <w:rFonts w:ascii="Times New Roman" w:hAnsi="Times New Roman"/>
+          <w:sz w:val="24"/>
+          <w:szCs w:val="24"/>
+        </w:rPr>
+        <w:t xml:space="preserve">appleproducts_count and age_computeralso significantly affect customer behavior </w:t>
+      </w:r>
+    </w:p>
+    <w:p>
+      <w:pPr>
+        <w:pStyle w:val="BodyText"/>
+        <w:numPr>
+          <w:ilvl w:val="0"/>
+          <w:numId w:val="15"/>
+        </w:numPr>
+        <w:tabs>
+          <w:tab w:val="clear" w:pos="720"/>
+          <w:tab w:val="left" w:pos="0" w:leader="none"/>
+        </w:tabs>
+        <w:spacing w:lineRule="auto" w:line="360"/>
+        <w:ind w:hanging="283" w:left="709"/>
+        <w:rPr>
+          <w:rFonts w:ascii="Times New Roman" w:hAnsi="Times New Roman"/>
+        </w:rPr>
+      </w:pPr>
+      <w:r>
+        <w:rPr>
+          <w:rFonts w:ascii="Times New Roman" w:hAnsi="Times New Roman"/>
+          <w:sz w:val="24"/>
+          <w:szCs w:val="24"/>
+        </w:rPr>
+        <w:t xml:space="preserve">trust_apple and f_multitasking have minimal impact on purchasing decisions </w:t>
+      </w:r>
+    </w:p>
+    <w:p>
+      <w:pPr>
+        <w:pStyle w:val="Heading3"/>
+        <w:spacing w:lineRule="auto" w:line="360"/>
+        <w:ind w:hanging="0" w:left="0"/>
+        <w:rPr/>
+      </w:pPr>
+      <w:r>
+        <w:rPr>
+          <w:rStyle w:val="Strong"/>
+          <w:rFonts w:ascii="Times New Roman" w:hAnsi="Times New Roman"/>
+          <w:b/>
+          <w:bCs/>
+          <w:sz w:val="24"/>
+          <w:szCs w:val="24"/>
+        </w:rPr>
+        <w:t>Business Implications</w:t>
       </w:r>
     </w:p>
     <w:p>
@@ -18841,31 +19027,7 @@
           <w:sz w:val="24"/>
           <w:szCs w:val="24"/>
         </w:rPr>
-        <w:t>m1_consideration</w:t>
-      </w:r>
-      <w:r>
-        <w:rPr>
-          <w:rFonts w:ascii="Times New Roman" w:hAnsi="Times New Roman"/>
-          <w:sz w:val="24"/>
-          <w:szCs w:val="24"/>
-        </w:rPr>
-        <w:t xml:space="preserve"> is the dominant feature influencing </w:t>
-      </w:r>
-      <w:r>
-        <w:rPr>
-          <w:rFonts w:ascii="Times New Roman" w:hAnsi="Times New Roman"/>
-          <w:sz w:val="24"/>
-          <w:szCs w:val="24"/>
-        </w:rPr>
-        <w:t xml:space="preserve">M1 </w:t>
-      </w:r>
-      <w:r>
-        <w:rPr>
-          <w:rFonts w:ascii="Times New Roman" w:hAnsi="Times New Roman"/>
-          <w:sz w:val="24"/>
-          <w:szCs w:val="24"/>
-        </w:rPr>
-        <w:t xml:space="preserve">laptop purchase prediction </w:t>
+        <w:t xml:space="preserve">More Apple Products customers are more likely to purchase M1 laptops </w:t>
       </w:r>
     </w:p>
     <w:p>
@@ -18891,31 +19053,7 @@
           <w:sz w:val="24"/>
           <w:szCs w:val="24"/>
         </w:rPr>
-        <w:t>appleproducts_count</w:t>
-      </w:r>
-      <w:r>
-        <w:rPr>
-          <w:rFonts w:ascii="Times New Roman" w:hAnsi="Times New Roman"/>
-          <w:sz w:val="24"/>
-          <w:szCs w:val="24"/>
-        </w:rPr>
-        <w:t xml:space="preserve"> and </w:t>
-      </w:r>
-      <w:r>
-        <w:rPr>
-          <w:rFonts w:ascii="Times New Roman" w:hAnsi="Times New Roman"/>
-          <w:sz w:val="24"/>
-          <w:szCs w:val="24"/>
-        </w:rPr>
-        <w:t>age_computer</w:t>
-      </w:r>
-      <w:r>
-        <w:rPr>
-          <w:rFonts w:ascii="Times New Roman" w:hAnsi="Times New Roman"/>
-          <w:sz w:val="24"/>
-          <w:szCs w:val="24"/>
-        </w:rPr>
-        <w:t xml:space="preserve">also significantly affect customer behavior </w:t>
+        <w:t xml:space="preserve">Marketing campaigns should prioritize customer spending behavior </w:t>
       </w:r>
     </w:p>
     <w:p>
@@ -18929,7 +19067,7 @@
           <w:tab w:val="clear" w:pos="720"/>
           <w:tab w:val="left" w:pos="0" w:leader="none"/>
         </w:tabs>
-        <w:spacing w:lineRule="auto" w:line="360"/>
+        <w:spacing w:lineRule="auto" w:line="360" w:before="0" w:after="0"/>
         <w:ind w:hanging="283" w:left="709"/>
         <w:rPr>
           <w:rFonts w:ascii="Times New Roman" w:hAnsi="Times New Roman"/>
@@ -18941,49 +19079,7 @@
           <w:sz w:val="24"/>
           <w:szCs w:val="24"/>
         </w:rPr>
-        <w:t>trust_apple</w:t>
-      </w:r>
-      <w:r>
-        <w:rPr>
-          <w:rFonts w:ascii="Times New Roman" w:hAnsi="Times New Roman"/>
-          <w:sz w:val="24"/>
-          <w:szCs w:val="24"/>
-        </w:rPr>
-        <w:t xml:space="preserve"> and </w:t>
-      </w:r>
-      <w:r>
-        <w:rPr>
-          <w:rFonts w:ascii="Times New Roman" w:hAnsi="Times New Roman"/>
-          <w:sz w:val="24"/>
-          <w:szCs w:val="24"/>
-        </w:rPr>
-        <w:t xml:space="preserve">f_multitasking </w:t>
-      </w:r>
-      <w:r>
-        <w:rPr>
-          <w:rFonts w:ascii="Times New Roman" w:hAnsi="Times New Roman"/>
-          <w:sz w:val="24"/>
-          <w:szCs w:val="24"/>
-        </w:rPr>
-        <w:t xml:space="preserve">have minimal impact on purchasing decisions </w:t>
-      </w:r>
-    </w:p>
-    <w:p>
-      <w:pPr>
-        <w:pStyle w:val="Heading3"/>
-        <w:spacing w:lineRule="auto" w:line="360"/>
-        <w:rPr/>
-      </w:pPr>
-      <w:r>
-        <w:rPr>
-          <w:rStyle w:val="Strong"/>
-          <w:rFonts w:ascii="Times New Roman" w:hAnsi="Times New Roman"/>
-          <w:b/>
-          <w:bCs/>
-          <w:sz w:val="24"/>
-          <w:szCs w:val="24"/>
-        </w:rPr>
-        <w:t>Business Implications</w:t>
+        <w:t xml:space="preserve">Profession-based personalization can improve targeting strategies </w:t>
       </w:r>
     </w:p>
     <w:p>
@@ -18991,49 +19087,292 @@
         <w:pStyle w:val="BodyText"/>
         <w:numPr>
           <w:ilvl w:val="0"/>
-          <w:numId w:val="17"/>
+          <w:numId w:val="16"/>
         </w:numPr>
         <w:tabs>
           <w:tab w:val="clear" w:pos="720"/>
           <w:tab w:val="left" w:pos="0" w:leader="none"/>
         </w:tabs>
+        <w:spacing w:lineRule="auto" w:line="360"/>
+        <w:ind w:hanging="283" w:left="709"/>
+        <w:rPr>
+          <w:rFonts w:ascii="Times New Roman" w:hAnsi="Times New Roman"/>
+        </w:rPr>
+      </w:pPr>
+      <w:r>
+        <w:rPr>
+          <w:rFonts w:ascii="Times New Roman" w:hAnsi="Times New Roman"/>
+          <w:sz w:val="24"/>
+          <w:szCs w:val="24"/>
+        </w:rPr>
+        <w:t xml:space="preserve">Accurate consideration  data collection is critical for prediction quality </w:t>
+      </w:r>
+    </w:p>
+    <w:p>
+      <w:pPr>
+        <w:pStyle w:val="Normal"/>
+        <w:spacing w:lineRule="auto" w:line="360" w:before="0" w:after="15"/>
+        <w:jc w:val="both"/>
+        <w:rPr>
+          <w:rFonts w:ascii="Times New Roman" w:hAnsi="Times New Roman"/>
+          <w:sz w:val="24"/>
+          <w:szCs w:val="24"/>
+        </w:rPr>
+      </w:pPr>
+      <w:r>
+        <w:rPr>
+          <w:rFonts w:ascii="Times New Roman" w:hAnsi="Times New Roman"/>
+          <w:sz w:val="24"/>
+          <w:szCs w:val="24"/>
+        </w:rPr>
+      </w:r>
+    </w:p>
+    <w:p>
+      <w:pPr>
+        <w:pStyle w:val="Normal"/>
+        <w:spacing w:lineRule="auto" w:line="360" w:before="0" w:after="15"/>
+        <w:jc w:val="both"/>
+        <w:rPr>
+          <w:rFonts w:ascii="Times New Roman" w:hAnsi="Times New Roman" w:eastAsia="Times New Roman" w:cs="Times New Roman"/>
+          <w:iCs/>
+          <w:color w:val="000000"/>
+          <w:sz w:val="24"/>
+          <w:szCs w:val="24"/>
+        </w:rPr>
+      </w:pPr>
+      <w:r>
+        <w:rPr>
+          <w:rFonts w:eastAsia="Times New Roman" w:cs="Times New Roman" w:ascii="Times New Roman" w:hAnsi="Times New Roman"/>
+          <w:iCs/>
+          <w:color w:val="000000"/>
+          <w:sz w:val="24"/>
+          <w:szCs w:val="24"/>
+        </w:rPr>
+      </w:r>
+    </w:p>
+    <w:p>
+      <w:pPr>
+        <w:pStyle w:val="NoSpacing"/>
         <w:spacing w:lineRule="auto" w:line="360" w:before="0" w:after="0"/>
-        <w:ind w:hanging="283" w:left="709"/>
-        <w:rPr>
-          <w:rFonts w:ascii="Times New Roman" w:hAnsi="Times New Roman"/>
-        </w:rPr>
-      </w:pPr>
-      <w:r>
-        <w:rPr>
-          <w:rFonts w:ascii="Times New Roman" w:hAnsi="Times New Roman"/>
-          <w:sz w:val="24"/>
-          <w:szCs w:val="24"/>
-        </w:rPr>
-        <w:t>More Apple Products</w:t>
-      </w:r>
-      <w:r>
-        <w:rPr>
-          <w:rFonts w:ascii="Times New Roman" w:hAnsi="Times New Roman"/>
-          <w:sz w:val="24"/>
-          <w:szCs w:val="24"/>
-        </w:rPr>
-        <w:t xml:space="preserve"> customers are more likely to purchase </w:t>
-      </w:r>
-      <w:r>
-        <w:rPr>
-          <w:rFonts w:ascii="Times New Roman" w:hAnsi="Times New Roman"/>
-          <w:sz w:val="24"/>
-          <w:szCs w:val="24"/>
-        </w:rPr>
-        <w:t xml:space="preserve">M1 </w:t>
-      </w:r>
-      <w:r>
-        <w:rPr>
-          <w:rFonts w:ascii="Times New Roman" w:hAnsi="Times New Roman"/>
-          <w:sz w:val="24"/>
-          <w:szCs w:val="24"/>
-        </w:rPr>
-        <w:t xml:space="preserve">laptops </w:t>
+        <w:jc w:val="both"/>
+        <w:rPr>
+          <w:rFonts w:ascii="Times New Roman" w:hAnsi="Times New Roman"/>
+        </w:rPr>
+      </w:pPr>
+      <w:r>
+        <w:rPr>
+          <w:rFonts w:cs="Times New Roman" w:ascii="Times New Roman" w:hAnsi="Times New Roman"/>
+          <w:b/>
+          <w:sz w:val="28"/>
+          <w:szCs w:val="28"/>
+        </w:rPr>
+        <w:t xml:space="preserve">8. Discussion </w:t>
+      </w:r>
+    </w:p>
+    <w:p>
+      <w:pPr>
+        <w:pStyle w:val="NoSpacing"/>
+        <w:spacing w:lineRule="auto" w:line="360"/>
+        <w:jc w:val="both"/>
+        <w:rPr>
+          <w:rFonts w:ascii="Times New Roman" w:hAnsi="Times New Roman" w:cs="Times New Roman"/>
+          <w:b/>
+          <w:sz w:val="26"/>
+          <w:szCs w:val="26"/>
+        </w:rPr>
+      </w:pPr>
+      <w:r>
+        <w:rPr>
+          <w:rFonts w:cs="Times New Roman" w:ascii="Times New Roman" w:hAnsi="Times New Roman"/>
+          <w:b/>
+          <w:sz w:val="26"/>
+          <w:szCs w:val="26"/>
+        </w:rPr>
+        <w:t xml:space="preserve">8.1 Comparison of Results </w:t>
+      </w:r>
+    </w:p>
+    <w:p>
+      <w:pPr>
+        <w:pStyle w:val="BodyText"/>
+        <w:spacing w:lineRule="auto" w:line="360"/>
+        <w:jc w:val="both"/>
+        <w:rPr/>
+      </w:pPr>
+      <w:r>
+        <w:rPr>
+          <w:rFonts w:cs="Times New Roman" w:ascii="Times New Roman" w:hAnsi="Times New Roman"/>
+          <w:b w:val="false"/>
+          <w:bCs w:val="false"/>
+          <w:sz w:val="24"/>
+          <w:szCs w:val="24"/>
+        </w:rPr>
+        <w:t xml:space="preserve">The Random Forest classifier performed well in predicting laptop purchase behavior, achieving an overall accuracy of </w:t>
+      </w:r>
+      <w:r>
+        <w:rPr>
+          <w:rStyle w:val="Strong"/>
+          <w:rFonts w:cs="Times New Roman" w:ascii="Times New Roman" w:hAnsi="Times New Roman"/>
+          <w:b w:val="false"/>
+          <w:bCs w:val="false"/>
+          <w:sz w:val="24"/>
+          <w:szCs w:val="24"/>
+        </w:rPr>
+        <w:t>0.70</w:t>
+      </w:r>
+      <w:r>
+        <w:rPr>
+          <w:rFonts w:cs="Times New Roman" w:ascii="Times New Roman" w:hAnsi="Times New Roman"/>
+          <w:b w:val="false"/>
+          <w:bCs w:val="false"/>
+          <w:sz w:val="24"/>
+          <w:szCs w:val="24"/>
+        </w:rPr>
+        <w:t xml:space="preserve"> on the test dataset. The model showed better performance in predicting the “Yes (1)” class with an F1-score of </w:t>
+      </w:r>
+      <w:r>
+        <w:rPr>
+          <w:rStyle w:val="Strong"/>
+          <w:rFonts w:cs="Times New Roman" w:ascii="Times New Roman" w:hAnsi="Times New Roman"/>
+          <w:b w:val="false"/>
+          <w:bCs w:val="false"/>
+          <w:sz w:val="24"/>
+          <w:szCs w:val="24"/>
+        </w:rPr>
+        <w:t>0.76</w:t>
+      </w:r>
+      <w:r>
+        <w:rPr>
+          <w:rFonts w:cs="Times New Roman" w:ascii="Times New Roman" w:hAnsi="Times New Roman"/>
+          <w:b w:val="false"/>
+          <w:bCs w:val="false"/>
+          <w:sz w:val="24"/>
+          <w:szCs w:val="24"/>
+        </w:rPr>
+        <w:t xml:space="preserve">, compared to the “No (0)” class with an F1-score of </w:t>
+      </w:r>
+      <w:r>
+        <w:rPr>
+          <w:rStyle w:val="Strong"/>
+          <w:rFonts w:cs="Times New Roman" w:ascii="Times New Roman" w:hAnsi="Times New Roman"/>
+          <w:b w:val="false"/>
+          <w:bCs w:val="false"/>
+          <w:sz w:val="24"/>
+          <w:szCs w:val="24"/>
+        </w:rPr>
+        <w:t>0.60</w:t>
+      </w:r>
+      <w:r>
+        <w:rPr>
+          <w:rFonts w:cs="Times New Roman" w:ascii="Times New Roman" w:hAnsi="Times New Roman"/>
+          <w:b w:val="false"/>
+          <w:bCs w:val="false"/>
+          <w:sz w:val="24"/>
+          <w:szCs w:val="24"/>
+        </w:rPr>
+        <w:t>. This indicates that the model is more effective at identifying customers who are likely to purchase a laptop.</w:t>
+      </w:r>
+    </w:p>
+    <w:p>
+      <w:pPr>
+        <w:pStyle w:val="BodyText"/>
+        <w:spacing w:lineRule="auto" w:line="360"/>
+        <w:jc w:val="both"/>
+        <w:rPr>
+          <w:rFonts w:ascii="Times New Roman" w:hAnsi="Times New Roman"/>
+          <w:sz w:val="24"/>
+          <w:szCs w:val="24"/>
+        </w:rPr>
+      </w:pPr>
+      <w:r>
+        <w:rPr>
+          <w:rFonts w:ascii="Times New Roman" w:hAnsi="Times New Roman"/>
+          <w:sz w:val="24"/>
+          <w:szCs w:val="24"/>
+        </w:rPr>
+        <w:t>Compared to baseline expectations, the model demonstrates good generalization ability, although there is still some misclassification, particularly for the “No” class. The confusion matrix also confirms that most predictions fall into correct categories, but a small number of false positives and false negatives still exist.</w:t>
+      </w:r>
+    </w:p>
+    <w:p>
+      <w:pPr>
+        <w:pStyle w:val="BodyText"/>
+        <w:spacing w:lineRule="auto" w:line="360"/>
+        <w:jc w:val="both"/>
+        <w:rPr>
+          <w:rFonts w:ascii="Times New Roman" w:hAnsi="Times New Roman"/>
+          <w:sz w:val="24"/>
+          <w:szCs w:val="24"/>
+        </w:rPr>
+      </w:pPr>
+      <w:r>
+        <w:rPr>
+          <w:rFonts w:ascii="Times New Roman" w:hAnsi="Times New Roman"/>
+          <w:sz w:val="24"/>
+          <w:szCs w:val="24"/>
+        </w:rPr>
+        <w:t>Overall, the results indicate that the selected features (demographic and behavioral attributes) are relevant and useful for predicting customer purchase behavior.</w:t>
+      </w:r>
+    </w:p>
+    <w:p>
+      <w:pPr>
+        <w:pStyle w:val="NoSpacing"/>
+        <w:spacing w:lineRule="auto" w:line="360"/>
+        <w:jc w:val="both"/>
+        <w:rPr>
+          <w:rFonts w:ascii="Times New Roman" w:hAnsi="Times New Roman" w:cs="Times New Roman"/>
+          <w:b/>
+          <w:sz w:val="24"/>
+          <w:szCs w:val="24"/>
+        </w:rPr>
+      </w:pPr>
+      <w:r>
+        <w:rPr>
+          <w:rFonts w:cs="Times New Roman" w:ascii="Times New Roman" w:hAnsi="Times New Roman"/>
+          <w:b/>
+          <w:sz w:val="24"/>
+          <w:szCs w:val="24"/>
+        </w:rPr>
+      </w:r>
+    </w:p>
+    <w:p>
+      <w:pPr>
+        <w:pStyle w:val="NoSpacing"/>
+        <w:spacing w:lineRule="auto" w:line="360"/>
+        <w:jc w:val="both"/>
+        <w:rPr>
+          <w:rFonts w:ascii="Times New Roman" w:hAnsi="Times New Roman" w:cs="Times New Roman"/>
+          <w:b/>
+          <w:sz w:val="26"/>
+          <w:szCs w:val="26"/>
+        </w:rPr>
+      </w:pPr>
+      <w:r>
+        <w:rPr>
+          <w:rFonts w:cs="Times New Roman" w:ascii="Times New Roman" w:hAnsi="Times New Roman"/>
+          <w:b/>
+          <w:sz w:val="26"/>
+          <w:szCs w:val="26"/>
+        </w:rPr>
+        <w:t xml:space="preserve">8.2 Limitations </w:t>
+      </w:r>
+    </w:p>
+    <w:p>
+      <w:pPr>
+        <w:pStyle w:val="BodyText"/>
+        <w:spacing w:lineRule="auto" w:line="360"/>
+        <w:jc w:val="both"/>
+        <w:rPr>
+          <w:rFonts w:ascii="Times New Roman" w:hAnsi="Times New Roman" w:cs="Times New Roman"/>
+          <w:sz w:val="24"/>
+          <w:szCs w:val="24"/>
+        </w:rPr>
+      </w:pPr>
+      <w:r>
+        <w:rPr>
+          <w:rFonts w:cs="Times New Roman" w:ascii="Times New Roman" w:hAnsi="Times New Roman"/>
+          <w:sz w:val="24"/>
+          <w:szCs w:val="24"/>
+        </w:rPr>
+        <w:t>Despite achieving reasonable performance, the model has several limitations:</w:t>
       </w:r>
     </w:p>
     <w:p>
@@ -19041,7 +19380,7 @@
         <w:pStyle w:val="BodyText"/>
         <w:numPr>
           <w:ilvl w:val="0"/>
-          <w:numId w:val="17"/>
+          <w:numId w:val="19"/>
         </w:numPr>
         <w:tabs>
           <w:tab w:val="clear" w:pos="720"/>
@@ -19049,17 +19388,55 @@
         </w:tabs>
         <w:spacing w:lineRule="auto" w:line="360" w:before="0" w:after="0"/>
         <w:ind w:hanging="283" w:left="709"/>
-        <w:rPr>
-          <w:rFonts w:ascii="Times New Roman" w:hAnsi="Times New Roman"/>
-        </w:rPr>
-      </w:pPr>
-      <w:r>
-        <w:rPr>
-          <w:rFonts w:ascii="Times New Roman" w:hAnsi="Times New Roman"/>
-          <w:sz w:val="24"/>
-          <w:szCs w:val="24"/>
-        </w:rPr>
-        <w:t xml:space="preserve">Marketing campaigns should prioritize customer spending behavior </w:t>
+        <w:jc w:val="both"/>
+        <w:rPr/>
+      </w:pPr>
+      <w:r>
+        <w:rPr>
+          <w:rFonts w:ascii="Times New Roman" w:hAnsi="Times New Roman"/>
+          <w:sz w:val="24"/>
+          <w:szCs w:val="24"/>
+        </w:rPr>
+        <w:t xml:space="preserve">The dataset size is relatively small </w:t>
+      </w:r>
+      <w:r>
+        <w:rPr>
+          <w:rFonts w:ascii="Times New Roman" w:hAnsi="Times New Roman"/>
+          <w:b w:val="false"/>
+          <w:bCs w:val="false"/>
+          <w:sz w:val="24"/>
+          <w:szCs w:val="24"/>
+        </w:rPr>
+        <w:t>(</w:t>
+      </w:r>
+      <w:r>
+        <w:rPr>
+          <w:rStyle w:val="Strong"/>
+          <w:rFonts w:ascii="Times New Roman" w:hAnsi="Times New Roman"/>
+          <w:b w:val="false"/>
+          <w:bCs w:val="false"/>
+          <w:sz w:val="24"/>
+          <w:szCs w:val="24"/>
+        </w:rPr>
+        <w:t>133 samples</w:t>
+      </w:r>
+      <w:r>
+        <w:rPr>
+          <w:rFonts w:ascii="Times New Roman" w:hAnsi="Times New Roman"/>
+          <w:b w:val="false"/>
+          <w:bCs w:val="false"/>
+          <w:sz w:val="24"/>
+          <w:szCs w:val="24"/>
+        </w:rPr>
+        <w:t>),</w:t>
+      </w:r>
+      <w:r>
+        <w:rPr>
+          <w:rFonts w:ascii="Times New Roman" w:hAnsi="Times New Roman"/>
+          <w:sz w:val="24"/>
+          <w:szCs w:val="24"/>
+        </w:rPr>
+        <w:t xml:space="preserve"> which may limit generalization to larger populations. </w:t>
       </w:r>
     </w:p>
     <w:p>
@@ -19067,7 +19444,7 @@
         <w:pStyle w:val="BodyText"/>
         <w:numPr>
           <w:ilvl w:val="0"/>
-          <w:numId w:val="17"/>
+          <w:numId w:val="19"/>
         </w:numPr>
         <w:tabs>
           <w:tab w:val="clear" w:pos="720"/>
@@ -19075,17 +19452,20 @@
         </w:tabs>
         <w:spacing w:lineRule="auto" w:line="360" w:before="0" w:after="0"/>
         <w:ind w:hanging="283" w:left="709"/>
-        <w:rPr>
-          <w:rFonts w:ascii="Times New Roman" w:hAnsi="Times New Roman"/>
-        </w:rPr>
-      </w:pPr>
-      <w:r>
-        <w:rPr>
-          <w:rFonts w:ascii="Times New Roman" w:hAnsi="Times New Roman"/>
-          <w:sz w:val="24"/>
-          <w:szCs w:val="24"/>
-        </w:rPr>
-        <w:t xml:space="preserve">Profession-based personalization can improve targeting strategies </w:t>
+        <w:jc w:val="both"/>
+        <w:rPr>
+          <w:rFonts w:ascii="Times New Roman" w:hAnsi="Times New Roman"/>
+          <w:sz w:val="24"/>
+          <w:szCs w:val="24"/>
+        </w:rPr>
+      </w:pPr>
+      <w:r>
+        <w:rPr>
+          <w:rFonts w:ascii="Times New Roman" w:hAnsi="Times New Roman"/>
+          <w:sz w:val="24"/>
+          <w:szCs w:val="24"/>
+        </w:rPr>
+        <w:t xml:space="preserve">Class imbalance is mild, which can slightly bias predictions toward the majority class. </w:t>
       </w:r>
     </w:p>
     <w:p>
@@ -19093,41 +19473,107 @@
         <w:pStyle w:val="BodyText"/>
         <w:numPr>
           <w:ilvl w:val="0"/>
-          <w:numId w:val="17"/>
+          <w:numId w:val="19"/>
         </w:numPr>
         <w:tabs>
           <w:tab w:val="clear" w:pos="720"/>
           <w:tab w:val="left" w:pos="0" w:leader="none"/>
         </w:tabs>
-        <w:spacing w:lineRule="auto" w:line="360"/>
+        <w:spacing w:lineRule="auto" w:line="360" w:before="0" w:after="0"/>
         <w:ind w:hanging="283" w:left="709"/>
-        <w:rPr>
-          <w:rFonts w:ascii="Times New Roman" w:hAnsi="Times New Roman"/>
-        </w:rPr>
-      </w:pPr>
-      <w:r>
-        <w:rPr>
-          <w:rFonts w:ascii="Times New Roman" w:hAnsi="Times New Roman"/>
-          <w:sz w:val="24"/>
-          <w:szCs w:val="24"/>
-        </w:rPr>
-        <w:t xml:space="preserve">Accurate </w:t>
-      </w:r>
-      <w:r>
-        <w:rPr>
-          <w:rFonts w:ascii="Times New Roman" w:hAnsi="Times New Roman"/>
-          <w:sz w:val="24"/>
-          <w:szCs w:val="24"/>
-        </w:rPr>
-        <w:t xml:space="preserve">consideration </w:t>
-      </w:r>
-      <w:r>
-        <w:rPr>
-          <w:rFonts w:ascii="Times New Roman" w:hAnsi="Times New Roman"/>
-          <w:sz w:val="24"/>
-          <w:szCs w:val="24"/>
-        </w:rPr>
-        <w:t xml:space="preserve"> data collection is critical for prediction quality </w:t>
+        <w:jc w:val="both"/>
+        <w:rPr>
+          <w:rFonts w:ascii="Times New Roman" w:hAnsi="Times New Roman"/>
+          <w:sz w:val="24"/>
+          <w:szCs w:val="24"/>
+        </w:rPr>
+      </w:pPr>
+      <w:r>
+        <w:rPr>
+          <w:rFonts w:ascii="Times New Roman" w:hAnsi="Times New Roman"/>
+          <w:sz w:val="24"/>
+          <w:szCs w:val="24"/>
+        </w:rPr>
+        <w:t xml:space="preserve">The model depends heavily on feature engineering; missing or noisy data can reduce performance. </w:t>
+      </w:r>
+    </w:p>
+    <w:p>
+      <w:pPr>
+        <w:pStyle w:val="BodyText"/>
+        <w:numPr>
+          <w:ilvl w:val="0"/>
+          <w:numId w:val="19"/>
+        </w:numPr>
+        <w:tabs>
+          <w:tab w:val="clear" w:pos="720"/>
+          <w:tab w:val="left" w:pos="0" w:leader="none"/>
+        </w:tabs>
+        <w:spacing w:lineRule="auto" w:line="360" w:before="0" w:after="0"/>
+        <w:ind w:hanging="283" w:left="709"/>
+        <w:jc w:val="both"/>
+        <w:rPr>
+          <w:rFonts w:ascii="Times New Roman" w:hAnsi="Times New Roman"/>
+          <w:sz w:val="24"/>
+          <w:szCs w:val="24"/>
+        </w:rPr>
+      </w:pPr>
+      <w:r>
+        <w:rPr>
+          <w:rFonts w:ascii="Times New Roman" w:hAnsi="Times New Roman"/>
+          <w:sz w:val="24"/>
+          <w:szCs w:val="24"/>
+        </w:rPr>
+        <w:t xml:space="preserve">Only one machine learning algorithm (Random Forest) was used for classification, limiting comparison with other models. </w:t>
+      </w:r>
+    </w:p>
+    <w:p>
+      <w:pPr>
+        <w:pStyle w:val="BodyText"/>
+        <w:numPr>
+          <w:ilvl w:val="0"/>
+          <w:numId w:val="19"/>
+        </w:numPr>
+        <w:tabs>
+          <w:tab w:val="clear" w:pos="720"/>
+          <w:tab w:val="left" w:pos="0" w:leader="none"/>
+        </w:tabs>
+        <w:spacing w:lineRule="auto" w:line="360"/>
+        <w:ind w:hanging="283" w:left="709"/>
+        <w:jc w:val="both"/>
+        <w:rPr>
+          <w:rFonts w:ascii="Times New Roman" w:hAnsi="Times New Roman"/>
+          <w:sz w:val="24"/>
+          <w:szCs w:val="24"/>
+        </w:rPr>
+      </w:pPr>
+      <w:r>
+        <w:rPr>
+          <w:rFonts w:ascii="Times New Roman" w:hAnsi="Times New Roman"/>
+          <w:sz w:val="24"/>
+          <w:szCs w:val="24"/>
+        </w:rPr>
+        <w:t>The dataset may not fully capture real-world behavioral complexity of customers.</w:t>
+      </w:r>
+    </w:p>
+    <w:p>
+      <w:pPr>
+        <w:pStyle w:val="NoSpacing"/>
+        <w:spacing w:lineRule="auto" w:line="360"/>
+        <w:jc w:val="both"/>
+        <w:rPr>
+          <w:rFonts w:ascii="Times New Roman" w:hAnsi="Times New Roman" w:cs="Times New Roman"/>
+          <w:b/>
+          <w:sz w:val="24"/>
+          <w:szCs w:val="24"/>
+        </w:rPr>
+      </w:pPr>
+      <w:r>
+        <w:rPr>
+          <w:rFonts w:cs="Times New Roman" w:ascii="Times New Roman" w:hAnsi="Times New Roman"/>
+          <w:b/>
+          <w:sz w:val="24"/>
+          <w:szCs w:val="24"/>
+        </w:rPr>
       </w:r>
     </w:p>
     <w:p>
@@ -19136,22 +19582,25 @@
         <w:spacing w:lineRule="auto" w:line="360" w:before="0" w:after="15"/>
         <w:jc w:val="both"/>
         <w:rPr>
-          <w:rFonts w:ascii="Times New Roman" w:hAnsi="Times New Roman"/>
-          <w:sz w:val="24"/>
-          <w:szCs w:val="24"/>
-        </w:rPr>
-      </w:pPr>
-      <w:r>
-        <w:rPr>
-          <w:rFonts w:ascii="Times New Roman" w:hAnsi="Times New Roman"/>
-          <w:sz w:val="24"/>
-          <w:szCs w:val="24"/>
-        </w:rPr>
-      </w:r>
-    </w:p>
-    <w:p>
-      <w:pPr>
-        <w:pStyle w:val="Normal"/>
+          <w:rFonts w:ascii="Times New Roman" w:hAnsi="Times New Roman" w:cs="Times New Roman"/>
+          <w:b/>
+          <w:sz w:val="26"/>
+          <w:szCs w:val="26"/>
+        </w:rPr>
+      </w:pPr>
+      <w:r>
+        <w:rPr>
+          <w:rFonts w:cs="Times New Roman" w:ascii="Times New Roman" w:hAnsi="Times New Roman"/>
+          <w:b/>
+          <w:sz w:val="26"/>
+          <w:szCs w:val="26"/>
+        </w:rPr>
+        <w:t>8.3 Future Improvements</w:t>
+      </w:r>
+    </w:p>
+    <w:p>
+      <w:pPr>
+        <w:pStyle w:val="BodyText"/>
         <w:spacing w:lineRule="auto" w:line="360" w:before="0" w:after="15"/>
         <w:jc w:val="both"/>
         <w:rPr>
@@ -19170,278 +19619,7 @@
           <w:sz w:val="24"/>
           <w:szCs w:val="24"/>
         </w:rPr>
-      </w:r>
-    </w:p>
-    <w:p>
-      <w:pPr>
-        <w:pStyle w:val="Normal"/>
-        <w:spacing w:lineRule="auto" w:line="360" w:before="0" w:after="15"/>
-        <w:jc w:val="both"/>
-        <w:rPr>
-          <w:rFonts w:ascii="Times New Roman" w:hAnsi="Times New Roman" w:eastAsia="Times New Roman" w:cs="Times New Roman"/>
-          <w:iCs/>
-          <w:color w:val="000000"/>
-          <w:sz w:val="24"/>
-          <w:szCs w:val="24"/>
-        </w:rPr>
-      </w:pPr>
-      <w:r>
-        <w:rPr>
-          <w:rFonts w:eastAsia="Times New Roman" w:cs="Times New Roman" w:ascii="Times New Roman" w:hAnsi="Times New Roman"/>
-          <w:iCs/>
-          <w:color w:val="000000"/>
-          <w:sz w:val="24"/>
-          <w:szCs w:val="24"/>
-        </w:rPr>
-      </w:r>
-    </w:p>
-    <w:p>
-      <w:pPr>
-        <w:pStyle w:val="Normal"/>
-        <w:spacing w:lineRule="auto" w:line="360" w:before="0" w:after="15"/>
-        <w:jc w:val="both"/>
-        <w:rPr>
-          <w:rFonts w:ascii="Times New Roman" w:hAnsi="Times New Roman" w:eastAsia="Times New Roman" w:cs="Times New Roman"/>
-          <w:iCs/>
-          <w:color w:val="000000"/>
-          <w:sz w:val="24"/>
-          <w:szCs w:val="24"/>
-        </w:rPr>
-      </w:pPr>
-      <w:r>
-        <w:rPr>
-          <w:rFonts w:eastAsia="Times New Roman" w:cs="Times New Roman" w:ascii="Times New Roman" w:hAnsi="Times New Roman"/>
-          <w:iCs/>
-          <w:color w:val="000000"/>
-          <w:sz w:val="24"/>
-          <w:szCs w:val="24"/>
-        </w:rPr>
-      </w:r>
-    </w:p>
-    <w:p>
-      <w:pPr>
-        <w:pStyle w:val="NoSpacing"/>
-        <w:spacing w:lineRule="auto" w:line="360" w:before="0" w:after="0"/>
-        <w:jc w:val="both"/>
-        <w:rPr>
-          <w:rFonts w:ascii="Times New Roman" w:hAnsi="Times New Roman"/>
-        </w:rPr>
-      </w:pPr>
-      <w:r>
-        <w:rPr>
-          <w:rFonts w:ascii="Times New Roman" w:hAnsi="Times New Roman"/>
-        </w:rPr>
-      </w:r>
-    </w:p>
-    <w:p>
-      <w:pPr>
-        <w:pStyle w:val="NoSpacing"/>
-        <w:spacing w:lineRule="auto" w:line="360" w:before="0" w:after="0"/>
-        <w:jc w:val="both"/>
-        <w:rPr>
-          <w:rFonts w:ascii="Times New Roman" w:hAnsi="Times New Roman"/>
-        </w:rPr>
-      </w:pPr>
-      <w:r>
-        <w:rPr>
-          <w:rFonts w:cs="Times New Roman" w:ascii="Times New Roman" w:hAnsi="Times New Roman"/>
-          <w:b/>
-          <w:sz w:val="28"/>
-          <w:szCs w:val="28"/>
-        </w:rPr>
-        <w:t xml:space="preserve">8. Discussion </w:t>
-      </w:r>
-    </w:p>
-    <w:p>
-      <w:pPr>
-        <w:pStyle w:val="NoSpacing"/>
-        <w:spacing w:lineRule="auto" w:line="360"/>
-        <w:jc w:val="both"/>
-        <w:rPr>
-          <w:rFonts w:ascii="Times New Roman" w:hAnsi="Times New Roman" w:cs="Times New Roman"/>
-          <w:b/>
-          <w:sz w:val="26"/>
-          <w:szCs w:val="26"/>
-        </w:rPr>
-      </w:pPr>
-      <w:r>
-        <w:rPr>
-          <w:rFonts w:cs="Times New Roman" w:ascii="Times New Roman" w:hAnsi="Times New Roman"/>
-          <w:b/>
-          <w:sz w:val="26"/>
-          <w:szCs w:val="26"/>
-        </w:rPr>
-        <w:t xml:space="preserve">8.1 Comparison of Results </w:t>
-      </w:r>
-    </w:p>
-    <w:p>
-      <w:pPr>
-        <w:pStyle w:val="BodyText"/>
-        <w:spacing w:lineRule="auto" w:line="360"/>
-        <w:jc w:val="both"/>
-        <w:rPr/>
-      </w:pPr>
-      <w:r>
-        <w:rPr>
-          <w:rFonts w:cs="Times New Roman" w:ascii="Times New Roman" w:hAnsi="Times New Roman"/>
-          <w:sz w:val="24"/>
-          <w:szCs w:val="24"/>
-        </w:rPr>
-        <w:t xml:space="preserve">The Random Forest classifier performed well in predicting laptop purchase behavior, achieving an overall accuracy of </w:t>
-      </w:r>
-      <w:r>
-        <w:rPr>
-          <w:rStyle w:val="Strong"/>
-          <w:rFonts w:cs="Times New Roman" w:ascii="Times New Roman" w:hAnsi="Times New Roman"/>
-          <w:sz w:val="24"/>
-          <w:szCs w:val="24"/>
-        </w:rPr>
-        <w:t>0.70</w:t>
-      </w:r>
-      <w:r>
-        <w:rPr>
-          <w:rFonts w:cs="Times New Roman" w:ascii="Times New Roman" w:hAnsi="Times New Roman"/>
-          <w:sz w:val="24"/>
-          <w:szCs w:val="24"/>
-        </w:rPr>
-        <w:t xml:space="preserve"> on the test dataset. The model showed better performance in predicting the “Yes (1)” class with an F1-score of </w:t>
-      </w:r>
-      <w:r>
-        <w:rPr>
-          <w:rStyle w:val="Strong"/>
-          <w:rFonts w:cs="Times New Roman" w:ascii="Times New Roman" w:hAnsi="Times New Roman"/>
-          <w:sz w:val="24"/>
-          <w:szCs w:val="24"/>
-        </w:rPr>
-        <w:t>0.76</w:t>
-      </w:r>
-      <w:r>
-        <w:rPr>
-          <w:rFonts w:cs="Times New Roman" w:ascii="Times New Roman" w:hAnsi="Times New Roman"/>
-          <w:sz w:val="24"/>
-          <w:szCs w:val="24"/>
-        </w:rPr>
-        <w:t xml:space="preserve">, compared to the “No (0)” class with an F1-score of </w:t>
-      </w:r>
-      <w:r>
-        <w:rPr>
-          <w:rStyle w:val="Strong"/>
-          <w:rFonts w:cs="Times New Roman" w:ascii="Times New Roman" w:hAnsi="Times New Roman"/>
-          <w:sz w:val="24"/>
-          <w:szCs w:val="24"/>
-        </w:rPr>
-        <w:t>0.60</w:t>
-      </w:r>
-      <w:r>
-        <w:rPr>
-          <w:rFonts w:cs="Times New Roman" w:ascii="Times New Roman" w:hAnsi="Times New Roman"/>
-          <w:sz w:val="24"/>
-          <w:szCs w:val="24"/>
-        </w:rPr>
-        <w:t>. This indicates that the model is more effective at identifying customers who are likely to purchase a laptop.</w:t>
-      </w:r>
-    </w:p>
-    <w:p>
-      <w:pPr>
-        <w:pStyle w:val="BodyText"/>
-        <w:spacing w:lineRule="auto" w:line="360"/>
-        <w:jc w:val="both"/>
-        <w:rPr>
-          <w:rFonts w:ascii="Times New Roman" w:hAnsi="Times New Roman"/>
-          <w:sz w:val="24"/>
-          <w:szCs w:val="24"/>
-        </w:rPr>
-      </w:pPr>
-      <w:r>
-        <w:rPr>
-          <w:rFonts w:ascii="Times New Roman" w:hAnsi="Times New Roman"/>
-          <w:sz w:val="24"/>
-          <w:szCs w:val="24"/>
-        </w:rPr>
-        <w:t>Compared to baseline expectations, the model demonstrates good generalization ability, although there is still some misclassification, particularly for the “No” class. The confusion matrix also confirms that most predictions fall into correct categories, but a small number of false positives and false negatives still exist.</w:t>
-      </w:r>
-    </w:p>
-    <w:p>
-      <w:pPr>
-        <w:pStyle w:val="BodyText"/>
-        <w:spacing w:lineRule="auto" w:line="360"/>
-        <w:jc w:val="both"/>
-        <w:rPr>
-          <w:rFonts w:ascii="Times New Roman" w:hAnsi="Times New Roman"/>
-          <w:sz w:val="24"/>
-          <w:szCs w:val="24"/>
-        </w:rPr>
-      </w:pPr>
-      <w:r>
-        <w:rPr>
-          <w:rFonts w:ascii="Times New Roman" w:hAnsi="Times New Roman"/>
-          <w:sz w:val="24"/>
-          <w:szCs w:val="24"/>
-        </w:rPr>
-        <w:t>Overall, the results indicate that the selected features (demographic and behavioral attributes) are relevant and useful for predicting customer purchase behavior.</w:t>
-      </w:r>
-    </w:p>
-    <w:p>
-      <w:pPr>
-        <w:pStyle w:val="NoSpacing"/>
-        <w:spacing w:lineRule="auto" w:line="360"/>
-        <w:jc w:val="both"/>
-        <w:rPr>
-          <w:rFonts w:ascii="Times New Roman" w:hAnsi="Times New Roman" w:cs="Times New Roman"/>
-          <w:b/>
-          <w:sz w:val="24"/>
-          <w:szCs w:val="24"/>
-        </w:rPr>
-      </w:pPr>
-      <w:r>
-        <w:rPr>
-          <w:rFonts w:cs="Times New Roman" w:ascii="Times New Roman" w:hAnsi="Times New Roman"/>
-          <w:b/>
-          <w:sz w:val="24"/>
-          <w:szCs w:val="24"/>
-        </w:rPr>
-      </w:r>
-    </w:p>
-    <w:p>
-      <w:pPr>
-        <w:pStyle w:val="NoSpacing"/>
-        <w:spacing w:lineRule="auto" w:line="360"/>
-        <w:jc w:val="both"/>
-        <w:rPr>
-          <w:rFonts w:ascii="Times New Roman" w:hAnsi="Times New Roman" w:cs="Times New Roman"/>
-          <w:b/>
-          <w:sz w:val="26"/>
-          <w:szCs w:val="26"/>
-        </w:rPr>
-      </w:pPr>
-      <w:r>
-        <w:rPr>
-          <w:rFonts w:cs="Times New Roman" w:ascii="Times New Roman" w:hAnsi="Times New Roman"/>
-          <w:b/>
-          <w:sz w:val="26"/>
-          <w:szCs w:val="26"/>
-        </w:rPr>
-        <w:t xml:space="preserve">8.2 Limitations </w:t>
-      </w:r>
-    </w:p>
-    <w:p>
-      <w:pPr>
-        <w:pStyle w:val="BodyText"/>
-        <w:spacing w:lineRule="auto" w:line="360"/>
-        <w:jc w:val="both"/>
-        <w:rPr>
-          <w:rFonts w:ascii="Times New Roman" w:hAnsi="Times New Roman" w:cs="Times New Roman"/>
-          <w:sz w:val="24"/>
-          <w:szCs w:val="24"/>
-        </w:rPr>
-      </w:pPr>
-      <w:r>
-        <w:rPr>
-          <w:rFonts w:cs="Times New Roman" w:ascii="Times New Roman" w:hAnsi="Times New Roman"/>
-          <w:sz w:val="24"/>
-          <w:szCs w:val="24"/>
-        </w:rPr>
-        <w:t>Despite achieving reasonable performance, the model has several limitations:</w:t>
+        <w:t>To improve the system in future work, the following enhancements can be considered:</w:t>
       </w:r>
     </w:p>
     <w:p>
@@ -19458,54 +19636,19 @@
         <w:spacing w:lineRule="auto" w:line="360" w:before="0" w:after="0"/>
         <w:ind w:hanging="283" w:left="709"/>
         <w:jc w:val="both"/>
-        <w:rPr/>
-      </w:pPr>
-      <w:r>
-        <w:rPr>
-          <w:rFonts w:ascii="Times New Roman" w:hAnsi="Times New Roman"/>
-          <w:sz w:val="24"/>
-          <w:szCs w:val="24"/>
-        </w:rPr>
-        <w:t xml:space="preserve">The dataset size is relatively small </w:t>
-      </w:r>
-      <w:r>
-        <w:rPr>
-          <w:rFonts w:ascii="Times New Roman" w:hAnsi="Times New Roman"/>
-          <w:b w:val="false"/>
-          <w:bCs w:val="false"/>
-          <w:sz w:val="24"/>
-          <w:szCs w:val="24"/>
-        </w:rPr>
-        <w:t>(</w:t>
-      </w:r>
-      <w:r>
-        <w:rPr>
-          <w:rStyle w:val="Strong"/>
-          <w:rFonts w:ascii="Times New Roman" w:hAnsi="Times New Roman"/>
-          <w:b w:val="false"/>
-          <w:bCs w:val="false"/>
-          <w:sz w:val="24"/>
-          <w:szCs w:val="24"/>
-        </w:rPr>
-        <w:t>133 samples</w:t>
-      </w:r>
-      <w:r>
-        <w:rPr>
-          <w:rFonts w:ascii="Times New Roman" w:hAnsi="Times New Roman"/>
-          <w:b w:val="false"/>
-          <w:bCs w:val="false"/>
-          <w:sz w:val="24"/>
-          <w:szCs w:val="24"/>
-        </w:rPr>
-        <w:t>),</w:t>
-      </w:r>
-      <w:r>
-        <w:rPr>
-          <w:rFonts w:ascii="Times New Roman" w:hAnsi="Times New Roman"/>
-          <w:sz w:val="24"/>
-          <w:szCs w:val="24"/>
-        </w:rPr>
-        <w:t xml:space="preserve"> which may limit generalization to larger populations. </w:t>
+        <w:rPr>
+          <w:rFonts w:ascii="Times New Roman" w:hAnsi="Times New Roman"/>
+          <w:sz w:val="24"/>
+          <w:szCs w:val="24"/>
+        </w:rPr>
+      </w:pPr>
+      <w:r>
+        <w:rPr>
+          <w:rFonts w:ascii="Times New Roman" w:hAnsi="Times New Roman"/>
+          <w:sz w:val="24"/>
+          <w:szCs w:val="24"/>
+        </w:rPr>
+        <w:t xml:space="preserve">Increase dataset size to improve model generalization and robustness. </w:t>
       </w:r>
     </w:p>
     <w:p>
@@ -19534,7 +19677,7 @@
           <w:sz w:val="24"/>
           <w:szCs w:val="24"/>
         </w:rPr>
-        <w:t xml:space="preserve">Class imbalance is mild, which can slightly bias predictions toward the majority class. </w:t>
+        <w:t xml:space="preserve">Apply advanced resampling techniques such as SMOTE to handle class imbalance more effectively. </w:t>
       </w:r>
     </w:p>
     <w:p>
@@ -19563,7 +19706,7 @@
           <w:sz w:val="24"/>
           <w:szCs w:val="24"/>
         </w:rPr>
-        <w:t xml:space="preserve">The model depends heavily on feature engineering; missing or noisy data can reduce performance. </w:t>
+        <w:t xml:space="preserve">Experiment with multiple algorithms such as XGBoost, SVM, and Neural Networks for better comparison. </w:t>
       </w:r>
     </w:p>
     <w:p>
@@ -19592,7 +19735,7 @@
           <w:sz w:val="24"/>
           <w:szCs w:val="24"/>
         </w:rPr>
-        <w:t xml:space="preserve">Only one machine learning algorithm (Random Forest) was used for classification, limiting comparison with other models. </w:t>
+        <w:t xml:space="preserve">Perform hyperparameter tuning to further optimize Random Forest performance. </w:t>
       </w:r>
     </w:p>
     <w:p>
@@ -19606,7 +19749,7 @@
           <w:tab w:val="clear" w:pos="720"/>
           <w:tab w:val="left" w:pos="0" w:leader="none"/>
         </w:tabs>
-        <w:spacing w:lineRule="auto" w:line="360"/>
+        <w:spacing w:lineRule="auto" w:line="360" w:before="0" w:after="0"/>
         <w:ind w:hanging="283" w:left="709"/>
         <w:jc w:val="both"/>
         <w:rPr>
@@ -19621,74 +19764,7 @@
           <w:sz w:val="24"/>
           <w:szCs w:val="24"/>
         </w:rPr>
-        <w:t>The dataset may not fully capture real-world behavioral complexity of customers.</w:t>
-      </w:r>
-    </w:p>
-    <w:p>
-      <w:pPr>
-        <w:pStyle w:val="NoSpacing"/>
-        <w:spacing w:lineRule="auto" w:line="360"/>
-        <w:jc w:val="both"/>
-        <w:rPr>
-          <w:rFonts w:ascii="Times New Roman" w:hAnsi="Times New Roman" w:cs="Times New Roman"/>
-          <w:b/>
-          <w:sz w:val="24"/>
-          <w:szCs w:val="24"/>
-        </w:rPr>
-      </w:pPr>
-      <w:r>
-        <w:rPr>
-          <w:rFonts w:cs="Times New Roman" w:ascii="Times New Roman" w:hAnsi="Times New Roman"/>
-          <w:b/>
-          <w:sz w:val="24"/>
-          <w:szCs w:val="24"/>
-        </w:rPr>
-      </w:r>
-    </w:p>
-    <w:p>
-      <w:pPr>
-        <w:pStyle w:val="Normal"/>
-        <w:spacing w:lineRule="auto" w:line="360" w:before="0" w:after="15"/>
-        <w:jc w:val="both"/>
-        <w:rPr>
-          <w:rFonts w:ascii="Times New Roman" w:hAnsi="Times New Roman" w:cs="Times New Roman"/>
-          <w:b/>
-          <w:sz w:val="26"/>
-          <w:szCs w:val="26"/>
-        </w:rPr>
-      </w:pPr>
-      <w:r>
-        <w:rPr>
-          <w:rFonts w:cs="Times New Roman" w:ascii="Times New Roman" w:hAnsi="Times New Roman"/>
-          <w:b/>
-          <w:sz w:val="26"/>
-          <w:szCs w:val="26"/>
-        </w:rPr>
-        <w:t>8.3 Future Improvements</w:t>
-      </w:r>
-    </w:p>
-    <w:p>
-      <w:pPr>
-        <w:pStyle w:val="BodyText"/>
-        <w:spacing w:lineRule="auto" w:line="360" w:before="0" w:after="15"/>
-        <w:jc w:val="both"/>
-        <w:rPr>
-          <w:rFonts w:ascii="Times New Roman" w:hAnsi="Times New Roman" w:eastAsia="Times New Roman" w:cs="Times New Roman"/>
-          <w:iCs/>
-          <w:color w:val="000000"/>
-          <w:sz w:val="24"/>
-          <w:szCs w:val="24"/>
-        </w:rPr>
-      </w:pPr>
-      <w:r>
-        <w:rPr>
-          <w:rFonts w:eastAsia="Times New Roman" w:cs="Times New Roman" w:ascii="Times New Roman" w:hAnsi="Times New Roman"/>
-          <w:iCs/>
-          <w:color w:val="000000"/>
-          <w:sz w:val="24"/>
-          <w:szCs w:val="24"/>
-        </w:rPr>
-        <w:t>To improve the system in future work, the following enhancements can be considered:</w:t>
+        <w:t xml:space="preserve">Incorporate additional behavioral and psychological features for more accurate prediction. </w:t>
       </w:r>
     </w:p>
     <w:p>
@@ -19696,157 +19772,12 @@
         <w:pStyle w:val="BodyText"/>
         <w:numPr>
           <w:ilvl w:val="0"/>
-          <w:numId w:val="21"/>
+          <w:numId w:val="20"/>
         </w:numPr>
         <w:tabs>
           <w:tab w:val="clear" w:pos="720"/>
           <w:tab w:val="left" w:pos="0" w:leader="none"/>
         </w:tabs>
-        <w:spacing w:lineRule="auto" w:line="360" w:before="0" w:after="0"/>
-        <w:ind w:hanging="283" w:left="709"/>
-        <w:jc w:val="both"/>
-        <w:rPr>
-          <w:rFonts w:ascii="Times New Roman" w:hAnsi="Times New Roman"/>
-          <w:sz w:val="24"/>
-          <w:szCs w:val="24"/>
-        </w:rPr>
-      </w:pPr>
-      <w:r>
-        <w:rPr>
-          <w:rFonts w:ascii="Times New Roman" w:hAnsi="Times New Roman"/>
-          <w:sz w:val="24"/>
-          <w:szCs w:val="24"/>
-        </w:rPr>
-        <w:t xml:space="preserve">Increase dataset size to improve model generalization and robustness. </w:t>
-      </w:r>
-    </w:p>
-    <w:p>
-      <w:pPr>
-        <w:pStyle w:val="BodyText"/>
-        <w:numPr>
-          <w:ilvl w:val="0"/>
-          <w:numId w:val="21"/>
-        </w:numPr>
-        <w:tabs>
-          <w:tab w:val="clear" w:pos="720"/>
-          <w:tab w:val="left" w:pos="0" w:leader="none"/>
-        </w:tabs>
-        <w:spacing w:lineRule="auto" w:line="360" w:before="0" w:after="0"/>
-        <w:ind w:hanging="283" w:left="709"/>
-        <w:jc w:val="both"/>
-        <w:rPr>
-          <w:rFonts w:ascii="Times New Roman" w:hAnsi="Times New Roman"/>
-          <w:sz w:val="24"/>
-          <w:szCs w:val="24"/>
-        </w:rPr>
-      </w:pPr>
-      <w:r>
-        <w:rPr>
-          <w:rFonts w:ascii="Times New Roman" w:hAnsi="Times New Roman"/>
-          <w:sz w:val="24"/>
-          <w:szCs w:val="24"/>
-        </w:rPr>
-        <w:t xml:space="preserve">Apply advanced resampling techniques such as SMOTE to handle class imbalance more effectively. </w:t>
-      </w:r>
-    </w:p>
-    <w:p>
-      <w:pPr>
-        <w:pStyle w:val="BodyText"/>
-        <w:numPr>
-          <w:ilvl w:val="0"/>
-          <w:numId w:val="21"/>
-        </w:numPr>
-        <w:tabs>
-          <w:tab w:val="clear" w:pos="720"/>
-          <w:tab w:val="left" w:pos="0" w:leader="none"/>
-        </w:tabs>
-        <w:spacing w:lineRule="auto" w:line="360" w:before="0" w:after="0"/>
-        <w:ind w:hanging="283" w:left="709"/>
-        <w:jc w:val="both"/>
-        <w:rPr>
-          <w:rFonts w:ascii="Times New Roman" w:hAnsi="Times New Roman"/>
-          <w:sz w:val="24"/>
-          <w:szCs w:val="24"/>
-        </w:rPr>
-      </w:pPr>
-      <w:r>
-        <w:rPr>
-          <w:rFonts w:ascii="Times New Roman" w:hAnsi="Times New Roman"/>
-          <w:sz w:val="24"/>
-          <w:szCs w:val="24"/>
-        </w:rPr>
-        <w:t xml:space="preserve">Experiment with multiple algorithms such as XGBoost, SVM, and Neural Networks for better comparison. </w:t>
-      </w:r>
-    </w:p>
-    <w:p>
-      <w:pPr>
-        <w:pStyle w:val="BodyText"/>
-        <w:numPr>
-          <w:ilvl w:val="0"/>
-          <w:numId w:val="21"/>
-        </w:numPr>
-        <w:tabs>
-          <w:tab w:val="clear" w:pos="720"/>
-          <w:tab w:val="left" w:pos="0" w:leader="none"/>
-        </w:tabs>
-        <w:spacing w:lineRule="auto" w:line="360" w:before="0" w:after="0"/>
-        <w:ind w:hanging="283" w:left="709"/>
-        <w:jc w:val="both"/>
-        <w:rPr>
-          <w:rFonts w:ascii="Times New Roman" w:hAnsi="Times New Roman"/>
-          <w:sz w:val="24"/>
-          <w:szCs w:val="24"/>
-        </w:rPr>
-      </w:pPr>
-      <w:r>
-        <w:rPr>
-          <w:rFonts w:ascii="Times New Roman" w:hAnsi="Times New Roman"/>
-          <w:sz w:val="24"/>
-          <w:szCs w:val="24"/>
-        </w:rPr>
-        <w:t xml:space="preserve">Perform hyperparameter tuning to further optimize Random Forest performance. </w:t>
-      </w:r>
-    </w:p>
-    <w:p>
-      <w:pPr>
-        <w:pStyle w:val="BodyText"/>
-        <w:numPr>
-          <w:ilvl w:val="0"/>
-          <w:numId w:val="21"/>
-        </w:numPr>
-        <w:tabs>
-          <w:tab w:val="clear" w:pos="720"/>
-          <w:tab w:val="left" w:pos="0" w:leader="none"/>
-        </w:tabs>
-        <w:spacing w:lineRule="auto" w:line="360" w:before="0" w:after="0"/>
-        <w:ind w:hanging="283" w:left="709"/>
-        <w:jc w:val="both"/>
-        <w:rPr>
-          <w:rFonts w:ascii="Times New Roman" w:hAnsi="Times New Roman"/>
-          <w:sz w:val="24"/>
-          <w:szCs w:val="24"/>
-        </w:rPr>
-      </w:pPr>
-      <w:r>
-        <w:rPr>
-          <w:rFonts w:ascii="Times New Roman" w:hAnsi="Times New Roman"/>
-          <w:sz w:val="24"/>
-          <w:szCs w:val="24"/>
-        </w:rPr>
-        <w:t xml:space="preserve">Incorporate additional behavioral and psychological features for more accurate prediction. </w:t>
-      </w:r>
-    </w:p>
-    <w:p>
-      <w:pPr>
-        <w:pStyle w:val="BodyText"/>
-        <w:numPr>
-          <w:ilvl w:val="0"/>
-          <w:numId w:val="21"/>
-        </w:numPr>
-        <w:tabs>
-          <w:tab w:val="clear" w:pos="720"/>
-          <w:tab w:val="left" w:pos="0" w:leader="none"/>
-        </w:tabs>
         <w:spacing w:lineRule="auto" w:line="360"/>
         <w:ind w:hanging="283" w:left="709"/>
         <w:jc w:val="both"/>
@@ -20027,23 +19958,7 @@
           <w:sz w:val="24"/>
           <w:szCs w:val="24"/>
         </w:rPr>
-        <w:t xml:space="preserve">In addition, the Random Forest classifier was used to predict whether a customer is likely to purchase a </w:t>
-      </w:r>
-      <w:r>
-        <w:rPr>
-          <w:rFonts w:cs="Times New Roman" w:ascii="Times New Roman" w:hAnsi="Times New Roman"/>
-          <w:sz w:val="24"/>
-          <w:szCs w:val="24"/>
-        </w:rPr>
-        <w:t>M1</w:t>
-      </w:r>
-      <w:r>
-        <w:rPr>
-          <w:rFonts w:cs="Times New Roman" w:ascii="Times New Roman" w:hAnsi="Times New Roman"/>
-          <w:sz w:val="24"/>
-          <w:szCs w:val="24"/>
-        </w:rPr>
-        <w:t xml:space="preserve"> laptop. The model demonstrated strong performance by capturing complex relationships between features and reducing overfitting through ensemble learning. Evaluation metrics such as accuracy, confusion matrix, and cross-validation confirmed the reliability and robustness of the model.</w:t>
+        <w:t>In addition, the Random Forest classifier was used to predict whether a customer is likely to purchase a M1 laptop. The model demonstrated strong performance by capturing complex relationships between features and reducing overfitting through ensemble learning. Evaluation metrics such as accuracy, confusion matrix, and cross-validation confirmed the reliability and robustness of the model.</w:t>
       </w:r>
     </w:p>
     <w:p>
@@ -20946,11 +20861,9 @@
       </w:pPr>
       <w:r>
         <w:rPr>
-          <w:rFonts w:ascii="Times New Roman" w:hAnsi="Times New Roman"/>
-          <w:b w:val="false"/>
-          <w:bCs w:val="false"/>
-          <w:sz w:val="24"/>
-          <w:szCs w:val="24"/>
+          <w:rFonts w:eastAsia="Times New Roman" w:cs="Times New Roman"/>
+          <w:iCs/>
+          <w:color w:val="000000"/>
         </w:rPr>
       </w:r>
     </w:p>
@@ -20989,6 +20902,7 @@
           <w:rFonts w:ascii="Times New Roman" w:hAnsi="Times New Roman"/>
           <w:b w:val="false"/>
           <w:bCs/>
+          <w:i w:val="false"/>
           <w:i w:val="false"/>
           <w:caps w:val="false"/>
           <w:smallCaps w:val="false"/>
@@ -21025,6 +20939,7 @@
           <w:b w:val="false"/>
           <w:bCs/>
           <w:i w:val="false"/>
+          <w:i w:val="false"/>
           <w:caps w:val="false"/>
           <w:smallCaps w:val="false"/>
           <w:color w:val="000000"/>
@@ -21060,6 +20975,7 @@
           <w:b w:val="false"/>
           <w:bCs/>
           <w:i w:val="false"/>
+          <w:i w:val="false"/>
           <w:caps w:val="false"/>
           <w:smallCaps w:val="false"/>
           <w:color w:val="000000"/>
@@ -21095,6 +21011,7 @@
           <w:b w:val="false"/>
           <w:bCs/>
           <w:i w:val="false"/>
+          <w:i w:val="false"/>
           <w:caps w:val="false"/>
           <w:smallCaps w:val="false"/>
           <w:color w:val="000000"/>
@@ -21130,6 +21047,7 @@
           <w:b w:val="false"/>
           <w:bCs/>
           <w:i w:val="false"/>
+          <w:i w:val="false"/>
           <w:caps w:val="false"/>
           <w:smallCaps w:val="false"/>
           <w:color w:val="000000"/>
@@ -21165,6 +21083,7 @@
           <w:b w:val="false"/>
           <w:bCs/>
           <w:i w:val="false"/>
+          <w:i w:val="false"/>
           <w:caps w:val="false"/>
           <w:smallCaps w:val="false"/>
           <w:color w:val="000000"/>
@@ -21199,6 +21118,7 @@
           <w:rFonts w:ascii="Times New Roman" w:hAnsi="Times New Roman"/>
           <w:b w:val="false"/>
           <w:bCs/>
+          <w:i w:val="false"/>
           <w:i w:val="false"/>
           <w:caps w:val="false"/>
           <w:smallCaps w:val="false"/>
@@ -21284,16 +21204,8 @@
       </w:pPr>
       <w:r>
         <w:rPr>
-          <w:rFonts w:ascii="Times New Roman" w:hAnsi="Times New Roman"/>
-          <w:b w:val="false"/>
-          <w:bCs/>
-          <w:i w:val="false"/>
-          <w:caps w:val="false"/>
-          <w:smallCaps w:val="false"/>
-          <w:color w:val="000000"/>
-          <w:spacing w:val="0"/>
-          <w:sz w:val="28"/>
-          <w:szCs w:val="24"/>
+          <w:rFonts w:eastAsia="Times New Roman" w:cs="Times New Roman"/>
+          <w:iCs/>
         </w:rPr>
       </w:r>
     </w:p>
@@ -21309,16 +21221,8 @@
       </w:pPr>
       <w:r>
         <w:rPr>
-          <w:rFonts w:ascii="Times New Roman" w:hAnsi="Times New Roman"/>
-          <w:b w:val="false"/>
-          <w:bCs/>
-          <w:i w:val="false"/>
-          <w:caps w:val="false"/>
-          <w:smallCaps w:val="false"/>
-          <w:color w:val="000000"/>
-          <w:spacing w:val="0"/>
-          <w:sz w:val="28"/>
-          <w:szCs w:val="24"/>
+          <w:rFonts w:eastAsia="Times New Roman" w:cs="Times New Roman"/>
+          <w:iCs/>
         </w:rPr>
       </w:r>
     </w:p>
@@ -21334,16 +21238,8 @@
       </w:pPr>
       <w:r>
         <w:rPr>
-          <w:rFonts w:ascii="Times New Roman" w:hAnsi="Times New Roman"/>
-          <w:b w:val="false"/>
-          <w:bCs/>
-          <w:i w:val="false"/>
-          <w:caps w:val="false"/>
-          <w:smallCaps w:val="false"/>
-          <w:color w:val="000000"/>
-          <w:spacing w:val="0"/>
-          <w:sz w:val="28"/>
-          <w:szCs w:val="24"/>
+          <w:rFonts w:eastAsia="Times New Roman" w:cs="Times New Roman"/>
+          <w:iCs/>
         </w:rPr>
       </w:r>
     </w:p>
@@ -21359,16 +21255,8 @@
       </w:pPr>
       <w:r>
         <w:rPr>
-          <w:rFonts w:ascii="Times New Roman" w:hAnsi="Times New Roman"/>
-          <w:b w:val="false"/>
-          <w:bCs/>
-          <w:i w:val="false"/>
-          <w:caps w:val="false"/>
-          <w:smallCaps w:val="false"/>
-          <w:color w:val="000000"/>
-          <w:spacing w:val="0"/>
-          <w:sz w:val="28"/>
-          <w:szCs w:val="24"/>
+          <w:rFonts w:eastAsia="Times New Roman" w:cs="Times New Roman"/>
+          <w:iCs/>
         </w:rPr>
       </w:r>
     </w:p>
@@ -21384,16 +21272,8 @@
       </w:pPr>
       <w:r>
         <w:rPr>
-          <w:rFonts w:ascii="Times New Roman" w:hAnsi="Times New Roman"/>
-          <w:b w:val="false"/>
-          <w:bCs/>
-          <w:i w:val="false"/>
-          <w:caps w:val="false"/>
-          <w:smallCaps w:val="false"/>
-          <w:color w:val="000000"/>
-          <w:spacing w:val="0"/>
-          <w:sz w:val="28"/>
-          <w:szCs w:val="24"/>
+          <w:rFonts w:eastAsia="Times New Roman" w:cs="Times New Roman"/>
+          <w:iCs/>
         </w:rPr>
       </w:r>
     </w:p>
@@ -21409,16 +21289,8 @@
       </w:pPr>
       <w:r>
         <w:rPr>
-          <w:rFonts w:ascii="Times New Roman" w:hAnsi="Times New Roman"/>
-          <w:b w:val="false"/>
-          <w:bCs/>
-          <w:i w:val="false"/>
-          <w:caps w:val="false"/>
-          <w:smallCaps w:val="false"/>
-          <w:color w:val="000000"/>
-          <w:spacing w:val="0"/>
-          <w:sz w:val="28"/>
-          <w:szCs w:val="24"/>
+          <w:rFonts w:eastAsia="Times New Roman" w:cs="Times New Roman"/>
+          <w:iCs/>
         </w:rPr>
       </w:r>
     </w:p>
@@ -21434,16 +21306,8 @@
       </w:pPr>
       <w:r>
         <w:rPr>
-          <w:rFonts w:ascii="Times New Roman" w:hAnsi="Times New Roman"/>
-          <w:b w:val="false"/>
-          <w:bCs/>
-          <w:i w:val="false"/>
-          <w:caps w:val="false"/>
-          <w:smallCaps w:val="false"/>
-          <w:color w:val="000000"/>
-          <w:spacing w:val="0"/>
-          <w:sz w:val="28"/>
-          <w:szCs w:val="24"/>
+          <w:rFonts w:eastAsia="Times New Roman" w:cs="Times New Roman"/>
+          <w:iCs/>
         </w:rPr>
       </w:r>
     </w:p>
@@ -21459,16 +21323,8 @@
       </w:pPr>
       <w:r>
         <w:rPr>
-          <w:rFonts w:ascii="Times New Roman" w:hAnsi="Times New Roman"/>
-          <w:b w:val="false"/>
-          <w:bCs/>
-          <w:i w:val="false"/>
-          <w:caps w:val="false"/>
-          <w:smallCaps w:val="false"/>
-          <w:color w:val="000000"/>
-          <w:spacing w:val="0"/>
-          <w:sz w:val="28"/>
-          <w:szCs w:val="24"/>
+          <w:rFonts w:eastAsia="Times New Roman" w:cs="Times New Roman"/>
+          <w:iCs/>
         </w:rPr>
       </w:r>
     </w:p>
@@ -21484,16 +21340,8 @@
       </w:pPr>
       <w:r>
         <w:rPr>
-          <w:rFonts w:ascii="Times New Roman" w:hAnsi="Times New Roman"/>
-          <w:b w:val="false"/>
-          <w:bCs/>
-          <w:i w:val="false"/>
-          <w:caps w:val="false"/>
-          <w:smallCaps w:val="false"/>
-          <w:color w:val="000000"/>
-          <w:spacing w:val="0"/>
-          <w:sz w:val="28"/>
-          <w:szCs w:val="24"/>
+          <w:rFonts w:eastAsia="Times New Roman" w:cs="Times New Roman"/>
+          <w:iCs/>
         </w:rPr>
       </w:r>
     </w:p>
@@ -21509,16 +21357,8 @@
       </w:pPr>
       <w:r>
         <w:rPr>
-          <w:rFonts w:ascii="Times New Roman" w:hAnsi="Times New Roman"/>
-          <w:b w:val="false"/>
-          <w:bCs/>
-          <w:i w:val="false"/>
-          <w:caps w:val="false"/>
-          <w:smallCaps w:val="false"/>
-          <w:color w:val="000000"/>
-          <w:spacing w:val="0"/>
-          <w:sz w:val="28"/>
-          <w:szCs w:val="24"/>
+          <w:rFonts w:eastAsia="Times New Roman" w:cs="Times New Roman"/>
+          <w:iCs/>
         </w:rPr>
       </w:r>
     </w:p>
@@ -21534,16 +21374,8 @@
       </w:pPr>
       <w:r>
         <w:rPr>
-          <w:rFonts w:ascii="Times New Roman" w:hAnsi="Times New Roman"/>
-          <w:b w:val="false"/>
-          <w:bCs/>
-          <w:i w:val="false"/>
-          <w:caps w:val="false"/>
-          <w:smallCaps w:val="false"/>
-          <w:color w:val="000000"/>
-          <w:spacing w:val="0"/>
-          <w:sz w:val="28"/>
-          <w:szCs w:val="24"/>
+          <w:rFonts w:eastAsia="Times New Roman" w:cs="Times New Roman"/>
+          <w:iCs/>
         </w:rPr>
       </w:r>
     </w:p>
@@ -21559,16 +21391,8 @@
       </w:pPr>
       <w:r>
         <w:rPr>
-          <w:rFonts w:ascii="Times New Roman" w:hAnsi="Times New Roman"/>
-          <w:b/>
-          <w:bCs/>
-          <w:i w:val="false"/>
-          <w:caps w:val="false"/>
-          <w:smallCaps w:val="false"/>
-          <w:color w:val="000000"/>
-          <w:spacing w:val="0"/>
-          <w:sz w:val="26"/>
-          <w:szCs w:val="26"/>
+          <w:rFonts w:eastAsia="Times New Roman" w:cs="Times New Roman"/>
+          <w:iCs/>
         </w:rPr>
       </w:r>
       <w:r>
@@ -21584,6 +21408,7 @@
           <w:rFonts w:ascii="Times New Roman" w:hAnsi="Times New Roman"/>
           <w:b/>
           <w:bCs/>
+          <w:i w:val="false"/>
           <w:i w:val="false"/>
           <w:caps w:val="false"/>
           <w:smallCaps w:val="false"/>
@@ -21619,6 +21444,7 @@
           <w:rFonts w:ascii="Times New Roman" w:hAnsi="Times New Roman"/>
           <w:b w:val="false"/>
           <w:bCs w:val="false"/>
+          <w:i w:val="false"/>
           <w:i w:val="false"/>
           <w:caps w:val="false"/>
           <w:smallCaps w:val="false"/>
@@ -21655,6 +21481,7 @@
           <w:b/>
           <w:bCs/>
           <w:i w:val="false"/>
+          <w:i w:val="false"/>
           <w:caps w:val="false"/>
           <w:smallCaps w:val="false"/>
           <w:color w:val="000000"/>
@@ -21729,16 +21556,8 @@
       </w:pPr>
       <w:r>
         <w:rPr>
-          <w:rFonts w:ascii="Times New Roman" w:hAnsi="Times New Roman"/>
-          <w:b w:val="false"/>
-          <w:bCs/>
-          <w:i w:val="false"/>
-          <w:caps w:val="false"/>
-          <w:smallCaps w:val="false"/>
-          <w:color w:val="000000"/>
-          <w:spacing w:val="0"/>
-          <w:sz w:val="24"/>
-          <w:szCs w:val="24"/>
+          <w:rFonts w:eastAsia="Times New Roman" w:cs="Times New Roman"/>
+          <w:iCs/>
         </w:rPr>
       </w:r>
     </w:p>
@@ -21751,6 +21570,7 @@
           <w:rFonts w:ascii="Times New Roman" w:hAnsi="Times New Roman"/>
           <w:b/>
           <w:bCs/>
+          <w:i w:val="false"/>
           <w:i w:val="false"/>
           <w:caps w:val="false"/>
           <w:smallCaps w:val="false"/>
@@ -21826,16 +21646,8 @@
       </w:pPr>
       <w:r>
         <w:rPr>
-          <w:rFonts w:ascii="Times New Roman" w:hAnsi="Times New Roman"/>
-          <w:b w:val="false"/>
-          <w:bCs/>
-          <w:i w:val="false"/>
-          <w:caps w:val="false"/>
-          <w:smallCaps w:val="false"/>
-          <w:color w:val="000000"/>
-          <w:spacing w:val="0"/>
-          <w:sz w:val="24"/>
-          <w:szCs w:val="24"/>
+          <w:rFonts w:eastAsia="Times New Roman" w:cs="Times New Roman"/>
+          <w:iCs/>
         </w:rPr>
       </w:r>
     </w:p>
@@ -21848,6 +21660,7 @@
           <w:rFonts w:ascii="Times New Roman" w:hAnsi="Times New Roman"/>
           <w:b/>
           <w:bCs/>
+          <w:i w:val="false"/>
           <w:i w:val="false"/>
           <w:caps w:val="false"/>
           <w:smallCaps w:val="false"/>
@@ -21923,16 +21736,8 @@
       </w:pPr>
       <w:r>
         <w:rPr>
-          <w:rFonts w:ascii="Times New Roman" w:hAnsi="Times New Roman"/>
-          <w:b w:val="false"/>
-          <w:bCs/>
-          <w:i w:val="false"/>
-          <w:caps w:val="false"/>
-          <w:smallCaps w:val="false"/>
-          <w:color w:val="000000"/>
-          <w:spacing w:val="0"/>
-          <w:sz w:val="24"/>
-          <w:szCs w:val="24"/>
+          <w:rFonts w:eastAsia="Times New Roman" w:cs="Times New Roman"/>
+          <w:iCs/>
         </w:rPr>
       </w:r>
     </w:p>
@@ -21945,6 +21750,7 @@
           <w:rFonts w:ascii="Times New Roman" w:hAnsi="Times New Roman"/>
           <w:b/>
           <w:bCs/>
+          <w:i w:val="false"/>
           <w:i w:val="false"/>
           <w:caps w:val="false"/>
           <w:smallCaps w:val="false"/>
@@ -22020,16 +21826,8 @@
       </w:pPr>
       <w:r>
         <w:rPr>
-          <w:rFonts w:ascii="Times New Roman" w:hAnsi="Times New Roman"/>
-          <w:b w:val="false"/>
-          <w:bCs/>
-          <w:i w:val="false"/>
-          <w:caps w:val="false"/>
-          <w:smallCaps w:val="false"/>
-          <w:color w:val="000000"/>
-          <w:spacing w:val="0"/>
-          <w:sz w:val="24"/>
-          <w:szCs w:val="24"/>
+          <w:rFonts w:eastAsia="Times New Roman" w:cs="Times New Roman"/>
+          <w:iCs/>
         </w:rPr>
       </w:r>
     </w:p>
@@ -22042,6 +21840,7 @@
           <w:rFonts w:ascii="Times New Roman" w:hAnsi="Times New Roman"/>
           <w:b/>
           <w:bCs/>
+          <w:i w:val="false"/>
           <w:i w:val="false"/>
           <w:caps w:val="false"/>
           <w:smallCaps w:val="false"/>
@@ -22116,17 +21915,7 @@
       </w:pPr>
       <w:r>
         <w:rPr>
-          <w:rFonts w:ascii="Times New Roman" w:hAnsi="Times New Roman"/>
-          <w:b w:val="false"/>
-          <w:bCs/>
-          <w:i/>
-          <w:iCs/>
-          <w:caps w:val="false"/>
-          <w:smallCaps w:val="false"/>
-          <w:color w:val="000000"/>
-          <w:spacing w:val="0"/>
-          <w:sz w:val="24"/>
-          <w:szCs w:val="24"/>
+          <w:rFonts w:eastAsia="Times New Roman" w:cs="Times New Roman"/>
         </w:rPr>
       </w:r>
     </w:p>
@@ -22178,17 +21967,7 @@
       </w:pPr>
       <w:r>
         <w:rPr>
-          <w:rFonts w:ascii="Times New Roman" w:hAnsi="Times New Roman"/>
-          <w:b/>
-          <w:bCs/>
-          <w:i w:val="false"/>
-          <w:iCs w:val="false"/>
-          <w:caps w:val="false"/>
-          <w:smallCaps w:val="false"/>
-          <w:color w:val="000000"/>
-          <w:spacing w:val="0"/>
-          <w:sz w:val="26"/>
-          <w:szCs w:val="26"/>
+          <w:rFonts w:eastAsia="Times New Roman" w:cs="Times New Roman"/>
         </w:rPr>
       </w:r>
     </w:p>
@@ -22206,8 +21985,8 @@
         </w:tblCellMar>
       </w:tblPr>
       <w:tblGrid>
-        <w:gridCol w:w="855"/>
-        <w:gridCol w:w="1162"/>
+        <w:gridCol w:w="854"/>
+        <w:gridCol w:w="1163"/>
         <w:gridCol w:w="3117"/>
       </w:tblGrid>
       <w:tr>
@@ -22216,7 +21995,7 @@
         </w:trPr>
         <w:tc>
           <w:tcPr>
-            <w:tcW w:w="855" w:type="dxa"/>
+            <w:tcW w:w="854" w:type="dxa"/>
             <w:tcBorders>
               <w:top w:val="single" w:sz="2" w:space="0" w:color="000000"/>
               <w:left w:val="single" w:sz="2" w:space="0" w:color="000000"/>
@@ -22242,7 +22021,7 @@
         </w:tc>
         <w:tc>
           <w:tcPr>
-            <w:tcW w:w="1162" w:type="dxa"/>
+            <w:tcW w:w="1163" w:type="dxa"/>
             <w:tcBorders>
               <w:top w:val="single" w:sz="2" w:space="0" w:color="000000"/>
               <w:left w:val="single" w:sz="2" w:space="0" w:color="000000"/>
@@ -22298,7 +22077,7 @@
         <w:trPr/>
         <w:tc>
           <w:tcPr>
-            <w:tcW w:w="855" w:type="dxa"/>
+            <w:tcW w:w="854" w:type="dxa"/>
             <w:tcBorders>
               <w:left w:val="single" w:sz="2" w:space="0" w:color="000000"/>
               <w:bottom w:val="single" w:sz="2" w:space="0" w:color="000000"/>
@@ -22323,7 +22102,7 @@
         </w:tc>
         <w:tc>
           <w:tcPr>
-            <w:tcW w:w="1162" w:type="dxa"/>
+            <w:tcW w:w="1163" w:type="dxa"/>
             <w:tcBorders>
               <w:left w:val="single" w:sz="2" w:space="0" w:color="000000"/>
               <w:bottom w:val="single" w:sz="2" w:space="0" w:color="000000"/>
@@ -22376,7 +22155,7 @@
         <w:trPr/>
         <w:tc>
           <w:tcPr>
-            <w:tcW w:w="855" w:type="dxa"/>
+            <w:tcW w:w="854" w:type="dxa"/>
             <w:tcBorders>
               <w:left w:val="single" w:sz="2" w:space="0" w:color="000000"/>
               <w:bottom w:val="single" w:sz="2" w:space="0" w:color="000000"/>
@@ -22401,7 +22180,7 @@
         </w:tc>
         <w:tc>
           <w:tcPr>
-            <w:tcW w:w="1162" w:type="dxa"/>
+            <w:tcW w:w="1163" w:type="dxa"/>
             <w:tcBorders>
               <w:left w:val="single" w:sz="2" w:space="0" w:color="000000"/>
               <w:bottom w:val="single" w:sz="2" w:space="0" w:color="000000"/>
@@ -22419,14 +22198,7 @@
                 <w:rStyle w:val="SourceText"/>
                 <w:rFonts w:ascii="Times New Roman" w:hAnsi="Times New Roman"/>
               </w:rPr>
-              <w:t>/</w:t>
-            </w:r>
-            <w:r>
-              <w:rPr>
-                <w:rStyle w:val="SourceText"/>
-                <w:rFonts w:ascii="Times New Roman" w:hAnsi="Times New Roman"/>
-              </w:rPr>
-              <w:t>docs</w:t>
+              <w:t>/docs</w:t>
             </w:r>
           </w:p>
         </w:tc>
@@ -22461,7 +22233,7 @@
         <w:trPr/>
         <w:tc>
           <w:tcPr>
-            <w:tcW w:w="855" w:type="dxa"/>
+            <w:tcW w:w="854" w:type="dxa"/>
             <w:tcBorders>
               <w:left w:val="single" w:sz="2" w:space="0" w:color="000000"/>
               <w:bottom w:val="single" w:sz="2" w:space="0" w:color="000000"/>
@@ -22486,7 +22258,7 @@
         </w:tc>
         <w:tc>
           <w:tcPr>
-            <w:tcW w:w="1162" w:type="dxa"/>
+            <w:tcW w:w="1163" w:type="dxa"/>
             <w:tcBorders>
               <w:left w:val="single" w:sz="2" w:space="0" w:color="000000"/>
               <w:bottom w:val="single" w:sz="2" w:space="0" w:color="000000"/>
@@ -22547,22 +22319,14 @@
       </w:pPr>
       <w:r>
         <w:rPr>
-          <w:rFonts w:ascii="Times New Roman" w:hAnsi="Times New Roman"/>
-          <w:b w:val="false"/>
-          <w:bCs/>
-          <w:i/>
-          <w:iCs/>
-          <w:caps w:val="false"/>
-          <w:smallCaps w:val="false"/>
-          <w:color w:val="000000"/>
-          <w:spacing w:val="0"/>
-          <w:sz w:val="24"/>
-          <w:szCs w:val="24"/>
+          <w:rFonts w:eastAsia="Times New Roman" w:cs="Times New Roman"/>
         </w:rPr>
       </w:r>
     </w:p>
     <w:sectPr>
-      <w:footerReference w:type="default" r:id="rId23"/>
+      <w:footerReference w:type="even" r:id="rId23"/>
+      <w:footerReference w:type="default" r:id="rId24"/>
+      <w:footerReference w:type="first" r:id="rId25"/>
       <w:type w:val="nextPage"/>
       <w:pgSz w:w="12240" w:h="15840"/>
       <w:pgMar w:left="1440" w:right="1440" w:gutter="0" w:header="0" w:top="1440" w:footer="720" w:bottom="1440"/>
@@ -22576,6 +22340,44 @@
 </file>
 
 <file path=word/footer1.xml><?xml version="1.0" encoding="utf-8"?>
+<w:ftr xmlns:o="urn:schemas-microsoft-com:office:office" xmlns:r="http://schemas.openxmlformats.org/officeDocument/2006/relationships" xmlns:v="urn:schemas-microsoft-com:vml" xmlns:w="http://schemas.openxmlformats.org/wordprocessingml/2006/main" xmlns:w10="urn:schemas-microsoft-com:office:word" xmlns:wp="http://schemas.openxmlformats.org/drawingml/2006/wordprocessingDrawing" xmlns:wps="http://schemas.microsoft.com/office/word/2010/wordprocessingShape" xmlns:wpg="http://schemas.microsoft.com/office/word/2010/wordprocessingGroup" xmlns:mc="http://schemas.openxmlformats.org/markup-compatibility/2006" xmlns:wp14="http://schemas.microsoft.com/office/word/2010/wordprocessingDrawing" xmlns:w14="http://schemas.microsoft.com/office/word/2010/wordml" xmlns:w15="http://schemas.microsoft.com/office/word/2012/wordml" mc:Ignorable="w14 wp14 w15">
+  <w:p>
+    <w:pPr>
+      <w:pStyle w:val="Footer"/>
+      <w:rPr/>
+    </w:pPr>
+    <w:r>
+      <w:rPr/>
+    </w:r>
+  </w:p>
+</w:ftr>
+</file>
+
+<file path=word/footer2.xml><?xml version="1.0" encoding="utf-8"?>
+<w:ftr xmlns:o="urn:schemas-microsoft-com:office:office" xmlns:r="http://schemas.openxmlformats.org/officeDocument/2006/relationships" xmlns:v="urn:schemas-microsoft-com:vml" xmlns:w="http://schemas.openxmlformats.org/wordprocessingml/2006/main" xmlns:w10="urn:schemas-microsoft-com:office:word" xmlns:wp="http://schemas.openxmlformats.org/drawingml/2006/wordprocessingDrawing" xmlns:wps="http://schemas.microsoft.com/office/word/2010/wordprocessingShape" xmlns:wpg="http://schemas.microsoft.com/office/word/2010/wordprocessingGroup" xmlns:mc="http://schemas.openxmlformats.org/markup-compatibility/2006" xmlns:wp14="http://schemas.microsoft.com/office/word/2010/wordprocessingDrawing" xmlns:w14="http://schemas.microsoft.com/office/word/2010/wordml" xmlns:w15="http://schemas.microsoft.com/office/word/2012/wordml" mc:Ignorable="w14 wp14 w15">
+  <w:p>
+    <w:pPr>
+      <w:pStyle w:val="Footer"/>
+      <w:jc w:val="right"/>
+      <w:rPr/>
+    </w:pPr>
+    <w:r>
+      <w:rPr/>
+    </w:r>
+  </w:p>
+  <w:p>
+    <w:pPr>
+      <w:pStyle w:val="Footer"/>
+      <w:rPr/>
+    </w:pPr>
+    <w:r>
+      <w:rPr/>
+    </w:r>
+  </w:p>
+</w:ftr>
+</file>
+
+<file path=word/footer3.xml><?xml version="1.0" encoding="utf-8"?>
 <w:ftr xmlns:o="urn:schemas-microsoft-com:office:office" xmlns:r="http://schemas.openxmlformats.org/officeDocument/2006/relationships" xmlns:v="urn:schemas-microsoft-com:vml" xmlns:w="http://schemas.openxmlformats.org/wordprocessingml/2006/main" xmlns:w10="urn:schemas-microsoft-com:office:word" xmlns:wp="http://schemas.openxmlformats.org/drawingml/2006/wordprocessingDrawing" xmlns:wps="http://schemas.microsoft.com/office/word/2010/wordprocessingShape" xmlns:wpg="http://schemas.microsoft.com/office/word/2010/wordprocessingGroup" xmlns:mc="http://schemas.openxmlformats.org/markup-compatibility/2006" xmlns:wp14="http://schemas.microsoft.com/office/word/2010/wordprocessingDrawing" xmlns:w14="http://schemas.microsoft.com/office/word/2010/wordml" xmlns:w15="http://schemas.microsoft.com/office/word/2012/wordml" mc:Ignorable="w14 wp14 w15">
   <w:p>
     <w:pPr>
@@ -22614,125 +22416,6 @@
         </w:tabs>
         <w:ind w:left="0" w:hanging="0"/>
       </w:pPr>
-    </w:lvl>
-    <w:lvl w:ilvl="1">
-      <w:start w:val="1"/>
-      <w:numFmt w:val="none"/>
-      <w:suff w:val="nothing"/>
-      <w:lvlText w:val="%2"/>
-      <w:lvlJc w:val="left"/>
-      <w:pPr>
-        <w:tabs>
-          <w:tab w:val="num" w:pos="0"/>
-        </w:tabs>
-        <w:ind w:left="0" w:hanging="0"/>
-      </w:pPr>
-    </w:lvl>
-    <w:lvl w:ilvl="2">
-      <w:start w:val="1"/>
-      <w:numFmt w:val="none"/>
-      <w:suff w:val="nothing"/>
-      <w:lvlText w:val="%3"/>
-      <w:lvlJc w:val="left"/>
-      <w:pPr>
-        <w:tabs>
-          <w:tab w:val="num" w:pos="0"/>
-        </w:tabs>
-        <w:ind w:left="0" w:hanging="0"/>
-      </w:pPr>
-    </w:lvl>
-    <w:lvl w:ilvl="3">
-      <w:start w:val="1"/>
-      <w:numFmt w:val="none"/>
-      <w:suff w:val="nothing"/>
-      <w:lvlText w:val="%4"/>
-      <w:lvlJc w:val="left"/>
-      <w:pPr>
-        <w:tabs>
-          <w:tab w:val="num" w:pos="0"/>
-        </w:tabs>
-        <w:ind w:left="0" w:hanging="0"/>
-      </w:pPr>
-    </w:lvl>
-    <w:lvl w:ilvl="4">
-      <w:start w:val="1"/>
-      <w:numFmt w:val="none"/>
-      <w:suff w:val="nothing"/>
-      <w:lvlText w:val="%5"/>
-      <w:lvlJc w:val="left"/>
-      <w:pPr>
-        <w:tabs>
-          <w:tab w:val="num" w:pos="0"/>
-        </w:tabs>
-        <w:ind w:left="0" w:hanging="0"/>
-      </w:pPr>
-    </w:lvl>
-    <w:lvl w:ilvl="5">
-      <w:start w:val="1"/>
-      <w:numFmt w:val="none"/>
-      <w:suff w:val="nothing"/>
-      <w:lvlText w:val="%6"/>
-      <w:lvlJc w:val="left"/>
-      <w:pPr>
-        <w:tabs>
-          <w:tab w:val="num" w:pos="0"/>
-        </w:tabs>
-        <w:ind w:left="0" w:hanging="0"/>
-      </w:pPr>
-    </w:lvl>
-    <w:lvl w:ilvl="6">
-      <w:start w:val="1"/>
-      <w:numFmt w:val="none"/>
-      <w:suff w:val="nothing"/>
-      <w:lvlText w:val="%7"/>
-      <w:lvlJc w:val="left"/>
-      <w:pPr>
-        <w:tabs>
-          <w:tab w:val="num" w:pos="0"/>
-        </w:tabs>
-        <w:ind w:left="0" w:hanging="0"/>
-      </w:pPr>
-    </w:lvl>
-    <w:lvl w:ilvl="7">
-      <w:start w:val="1"/>
-      <w:numFmt w:val="none"/>
-      <w:suff w:val="nothing"/>
-      <w:lvlText w:val="%8"/>
-      <w:lvlJc w:val="left"/>
-      <w:pPr>
-        <w:tabs>
-          <w:tab w:val="num" w:pos="0"/>
-        </w:tabs>
-        <w:ind w:left="0" w:hanging="0"/>
-      </w:pPr>
-    </w:lvl>
-    <w:lvl w:ilvl="8">
-      <w:start w:val="1"/>
-      <w:numFmt w:val="none"/>
-      <w:suff w:val="nothing"/>
-      <w:lvlText w:val="%9"/>
-      <w:lvlJc w:val="left"/>
-      <w:pPr>
-        <w:tabs>
-          <w:tab w:val="num" w:pos="0"/>
-        </w:tabs>
-        <w:ind w:left="0" w:hanging="0"/>
-      </w:pPr>
-    </w:lvl>
-  </w:abstractNum>
-  <w:abstractNum w:abstractNumId="2">
-    <w:lvl w:ilvl="0">
-      <w:start w:val="1"/>
-      <w:numFmt w:val="none"/>
-      <w:suff w:val="nothing"/>
-      <w:lvlText w:val="%1"/>
-      <w:lvlJc w:val="left"/>
-      <w:pPr>
-        <w:tabs>
-          <w:tab w:val="num" w:pos="0"/>
-        </w:tabs>
-        <w:ind w:left="0" w:hanging="0"/>
-      </w:pPr>
       <w:rPr/>
     </w:lvl>
     <w:lvl w:ilvl="1">
@@ -22848,7 +22531,7 @@
       <w:rPr/>
     </w:lvl>
   </w:abstractNum>
-  <w:abstractNum w:abstractNumId="3">
+  <w:abstractNum w:abstractNumId="2">
     <w:lvl w:ilvl="0">
       <w:start w:val="1"/>
       <w:numFmt w:val="bullet"/>
@@ -22985,7 +22668,7 @@
       </w:rPr>
     </w:lvl>
   </w:abstractNum>
-  <w:abstractNum w:abstractNumId="4">
+  <w:abstractNum w:abstractNumId="3">
     <w:lvl w:ilvl="0">
       <w:start w:val="1"/>
       <w:numFmt w:val="bullet"/>
@@ -23122,7 +22805,7 @@
       </w:rPr>
     </w:lvl>
   </w:abstractNum>
-  <w:abstractNum w:abstractNumId="5">
+  <w:abstractNum w:abstractNumId="4">
     <w:lvl w:ilvl="0">
       <w:start w:val="1"/>
       <w:numFmt w:val="decimal"/>
@@ -23239,6 +22922,143 @@
         <w:ind w:left="6381" w:hanging="283"/>
       </w:pPr>
       <w:rPr/>
+    </w:lvl>
+  </w:abstractNum>
+  <w:abstractNum w:abstractNumId="5">
+    <w:lvl w:ilvl="0">
+      <w:start w:val="1"/>
+      <w:numFmt w:val="bullet"/>
+      <w:lvlText w:val=""/>
+      <w:lvlJc w:val="left"/>
+      <w:pPr>
+        <w:tabs>
+          <w:tab w:val="num" w:pos="709"/>
+        </w:tabs>
+        <w:ind w:left="709" w:hanging="283"/>
+      </w:pPr>
+      <w:rPr>
+        <w:rFonts w:ascii="Symbol" w:hAnsi="Symbol" w:cs="Symbol" w:hint="default"/>
+      </w:rPr>
+    </w:lvl>
+    <w:lvl w:ilvl="1">
+      <w:start w:val="1"/>
+      <w:numFmt w:val="bullet"/>
+      <w:lvlText w:val=""/>
+      <w:lvlJc w:val="left"/>
+      <w:pPr>
+        <w:tabs>
+          <w:tab w:val="num" w:pos="1418"/>
+        </w:tabs>
+        <w:ind w:left="1418" w:hanging="283"/>
+      </w:pPr>
+      <w:rPr>
+        <w:rFonts w:ascii="Symbol" w:hAnsi="Symbol" w:cs="Symbol" w:hint="default"/>
+      </w:rPr>
+    </w:lvl>
+    <w:lvl w:ilvl="2">
+      <w:start w:val="1"/>
+      <w:numFmt w:val="bullet"/>
+      <w:lvlText w:val=""/>
+      <w:lvlJc w:val="left"/>
+      <w:pPr>
+        <w:tabs>
+          <w:tab w:val="num" w:pos="2127"/>
+        </w:tabs>
+        <w:ind w:left="2127" w:hanging="283"/>
+      </w:pPr>
+      <w:rPr>
+        <w:rFonts w:ascii="Symbol" w:hAnsi="Symbol" w:cs="Symbol" w:hint="default"/>
+      </w:rPr>
+    </w:lvl>
+    <w:lvl w:ilvl="3">
+      <w:start w:val="1"/>
+      <w:numFmt w:val="bullet"/>
+      <w:lvlText w:val=""/>
+      <w:lvlJc w:val="left"/>
+      <w:pPr>
+        <w:tabs>
+          <w:tab w:val="num" w:pos="2836"/>
+        </w:tabs>
+        <w:ind w:left="2836" w:hanging="283"/>
+      </w:pPr>
+      <w:rPr>
+        <w:rFonts w:ascii="Symbol" w:hAnsi="Symbol" w:cs="Symbol" w:hint="default"/>
+      </w:rPr>
+    </w:lvl>
+    <w:lvl w:ilvl="4">
+      <w:start w:val="1"/>
+      <w:numFmt w:val="bullet"/>
+      <w:lvlText w:val=""/>
+      <w:lvlJc w:val="left"/>
+      <w:pPr>
+        <w:tabs>
+          <w:tab w:val="num" w:pos="3545"/>
+        </w:tabs>
+        <w:ind w:left="3545" w:hanging="283"/>
+      </w:pPr>
+      <w:rPr>
+        <w:rFonts w:ascii="Symbol" w:hAnsi="Symbol" w:cs="Symbol" w:hint="default"/>
+      </w:rPr>
+    </w:lvl>
+    <w:lvl w:ilvl="5">
+      <w:start w:val="1"/>
+      <w:numFmt w:val="bullet"/>
+      <w:lvlText w:val=""/>
+      <w:lvlJc w:val="left"/>
+      <w:pPr>
+        <w:tabs>
+          <w:tab w:val="num" w:pos="4254"/>
+        </w:tabs>
+        <w:ind w:left="4254" w:hanging="283"/>
+      </w:pPr>
+      <w:rPr>
+        <w:rFonts w:ascii="Symbol" w:hAnsi="Symbol" w:cs="Symbol" w:hint="default"/>
+      </w:rPr>
+    </w:lvl>
+    <w:lvl w:ilvl="6">
+      <w:start w:val="1"/>
+      <w:numFmt w:val="bullet"/>
+      <w:lvlText w:val=""/>
+      <w:lvlJc w:val="left"/>
+      <w:pPr>
+        <w:tabs>
+          <w:tab w:val="num" w:pos="4963"/>
+        </w:tabs>
+        <w:ind w:left="4963" w:hanging="283"/>
+      </w:pPr>
+      <w:rPr>
+        <w:rFonts w:ascii="Symbol" w:hAnsi="Symbol" w:cs="Symbol" w:hint="default"/>
+      </w:rPr>
+    </w:lvl>
+    <w:lvl w:ilvl="7">
+      <w:start w:val="1"/>
+      <w:numFmt w:val="bullet"/>
+      <w:lvlText w:val=""/>
+      <w:lvlJc w:val="left"/>
+      <w:pPr>
+        <w:tabs>
+          <w:tab w:val="num" w:pos="5672"/>
+        </w:tabs>
+        <w:ind w:left="5672" w:hanging="283"/>
+      </w:pPr>
+      <w:rPr>
+        <w:rFonts w:ascii="Symbol" w:hAnsi="Symbol" w:cs="Symbol" w:hint="default"/>
+      </w:rPr>
+    </w:lvl>
+    <w:lvl w:ilvl="8">
+      <w:start w:val="1"/>
+      <w:numFmt w:val="bullet"/>
+      <w:lvlText w:val=""/>
+      <w:lvlJc w:val="left"/>
+      <w:pPr>
+        <w:tabs>
+          <w:tab w:val="num" w:pos="6381"/>
+        </w:tabs>
+        <w:ind w:left="6381" w:hanging="283"/>
+      </w:pPr>
+      <w:rPr>
+        <w:rFonts w:ascii="Symbol" w:hAnsi="Symbol" w:cs="Symbol" w:hint="default"/>
+      </w:rPr>
     </w:lvl>
   </w:abstractNum>
   <w:abstractNum w:abstractNumId="6">
@@ -23929,6 +23749,125 @@
   <w:abstractNum w:abstractNumId="11">
     <w:lvl w:ilvl="0">
       <w:start w:val="1"/>
+      <w:numFmt w:val="decimal"/>
+      <w:lvlText w:val="%1."/>
+      <w:lvlJc w:val="left"/>
+      <w:pPr>
+        <w:tabs>
+          <w:tab w:val="num" w:pos="709"/>
+        </w:tabs>
+        <w:ind w:left="709" w:hanging="283"/>
+      </w:pPr>
+      <w:rPr/>
+    </w:lvl>
+    <w:lvl w:ilvl="1">
+      <w:start w:val="1"/>
+      <w:numFmt w:val="decimal"/>
+      <w:lvlText w:val="%2."/>
+      <w:lvlJc w:val="left"/>
+      <w:pPr>
+        <w:tabs>
+          <w:tab w:val="num" w:pos="1418"/>
+        </w:tabs>
+        <w:ind w:left="1418" w:hanging="283"/>
+      </w:pPr>
+      <w:rPr/>
+    </w:lvl>
+    <w:lvl w:ilvl="2">
+      <w:start w:val="1"/>
+      <w:numFmt w:val="decimal"/>
+      <w:lvlText w:val="%3."/>
+      <w:lvlJc w:val="left"/>
+      <w:pPr>
+        <w:tabs>
+          <w:tab w:val="num" w:pos="2127"/>
+        </w:tabs>
+        <w:ind w:left="2127" w:hanging="283"/>
+      </w:pPr>
+      <w:rPr/>
+    </w:lvl>
+    <w:lvl w:ilvl="3">
+      <w:start w:val="1"/>
+      <w:numFmt w:val="decimal"/>
+      <w:lvlText w:val="%4."/>
+      <w:lvlJc w:val="left"/>
+      <w:pPr>
+        <w:tabs>
+          <w:tab w:val="num" w:pos="2836"/>
+        </w:tabs>
+        <w:ind w:left="2836" w:hanging="283"/>
+      </w:pPr>
+      <w:rPr/>
+    </w:lvl>
+    <w:lvl w:ilvl="4">
+      <w:start w:val="1"/>
+      <w:numFmt w:val="decimal"/>
+      <w:lvlText w:val="%5."/>
+      <w:lvlJc w:val="left"/>
+      <w:pPr>
+        <w:tabs>
+          <w:tab w:val="num" w:pos="3545"/>
+        </w:tabs>
+        <w:ind w:left="3545" w:hanging="283"/>
+      </w:pPr>
+      <w:rPr/>
+    </w:lvl>
+    <w:lvl w:ilvl="5">
+      <w:start w:val="1"/>
+      <w:numFmt w:val="decimal"/>
+      <w:lvlText w:val="%6."/>
+      <w:lvlJc w:val="left"/>
+      <w:pPr>
+        <w:tabs>
+          <w:tab w:val="num" w:pos="4254"/>
+        </w:tabs>
+        <w:ind w:left="4254" w:hanging="283"/>
+      </w:pPr>
+      <w:rPr/>
+    </w:lvl>
+    <w:lvl w:ilvl="6">
+      <w:start w:val="1"/>
+      <w:numFmt w:val="decimal"/>
+      <w:lvlText w:val="%7."/>
+      <w:lvlJc w:val="left"/>
+      <w:pPr>
+        <w:tabs>
+          <w:tab w:val="num" w:pos="4963"/>
+        </w:tabs>
+        <w:ind w:left="4963" w:hanging="283"/>
+      </w:pPr>
+      <w:rPr/>
+    </w:lvl>
+    <w:lvl w:ilvl="7">
+      <w:start w:val="1"/>
+      <w:numFmt w:val="decimal"/>
+      <w:lvlText w:val="%8."/>
+      <w:lvlJc w:val="left"/>
+      <w:pPr>
+        <w:tabs>
+          <w:tab w:val="num" w:pos="5672"/>
+        </w:tabs>
+        <w:ind w:left="5672" w:hanging="283"/>
+      </w:pPr>
+      <w:rPr/>
+    </w:lvl>
+    <w:lvl w:ilvl="8">
+      <w:start w:val="1"/>
+      <w:numFmt w:val="decimal"/>
+      <w:lvlText w:val="%9."/>
+      <w:lvlJc w:val="left"/>
+      <w:pPr>
+        <w:tabs>
+          <w:tab w:val="num" w:pos="6381"/>
+        </w:tabs>
+        <w:ind w:left="6381" w:hanging="283"/>
+      </w:pPr>
+      <w:rPr/>
+    </w:lvl>
+  </w:abstractNum>
+  <w:abstractNum w:abstractNumId="12">
+    <w:lvl w:ilvl="0">
+      <w:start w:val="1"/>
       <w:numFmt w:val="bullet"/>
       <w:lvlText w:val=""/>
       <w:lvlJc w:val="left"/>
@@ -24063,125 +24002,6 @@
       </w:rPr>
     </w:lvl>
   </w:abstractNum>
-  <w:abstractNum w:abstractNumId="12">
-    <w:lvl w:ilvl="0">
-      <w:start w:val="1"/>
-      <w:numFmt w:val="decimal"/>
-      <w:lvlText w:val="%1."/>
-      <w:lvlJc w:val="left"/>
-      <w:pPr>
-        <w:tabs>
-          <w:tab w:val="num" w:pos="709"/>
-        </w:tabs>
-        <w:ind w:left="709" w:hanging="283"/>
-      </w:pPr>
-      <w:rPr/>
-    </w:lvl>
-    <w:lvl w:ilvl="1">
-      <w:start w:val="1"/>
-      <w:numFmt w:val="decimal"/>
-      <w:lvlText w:val="%2."/>
-      <w:lvlJc w:val="left"/>
-      <w:pPr>
-        <w:tabs>
-          <w:tab w:val="num" w:pos="1418"/>
-        </w:tabs>
-        <w:ind w:left="1418" w:hanging="283"/>
-      </w:pPr>
-      <w:rPr/>
-    </w:lvl>
-    <w:lvl w:ilvl="2">
-      <w:start w:val="1"/>
-      <w:numFmt w:val="decimal"/>
-      <w:lvlText w:val="%3."/>
-      <w:lvlJc w:val="left"/>
-      <w:pPr>
-        <w:tabs>
-          <w:tab w:val="num" w:pos="2127"/>
-        </w:tabs>
-        <w:ind w:left="2127" w:hanging="283"/>
-      </w:pPr>
-      <w:rPr/>
-    </w:lvl>
-    <w:lvl w:ilvl="3">
-      <w:start w:val="1"/>
-      <w:numFmt w:val="decimal"/>
-      <w:lvlText w:val="%4."/>
-      <w:lvlJc w:val="left"/>
-      <w:pPr>
-        <w:tabs>
-          <w:tab w:val="num" w:pos="2836"/>
-        </w:tabs>
-        <w:ind w:left="2836" w:hanging="283"/>
-      </w:pPr>
-      <w:rPr/>
-    </w:lvl>
-    <w:lvl w:ilvl="4">
-      <w:start w:val="1"/>
-      <w:numFmt w:val="decimal"/>
-      <w:lvlText w:val="%5."/>
-      <w:lvlJc w:val="left"/>
-      <w:pPr>
-        <w:tabs>
-          <w:tab w:val="num" w:pos="3545"/>
-        </w:tabs>
-        <w:ind w:left="3545" w:hanging="283"/>
-      </w:pPr>
-      <w:rPr/>
-    </w:lvl>
-    <w:lvl w:ilvl="5">
-      <w:start w:val="1"/>
-      <w:numFmt w:val="decimal"/>
-      <w:lvlText w:val="%6."/>
-      <w:lvlJc w:val="left"/>
-      <w:pPr>
-        <w:tabs>
-          <w:tab w:val="num" w:pos="4254"/>
-        </w:tabs>
-        <w:ind w:left="4254" w:hanging="283"/>
-      </w:pPr>
-      <w:rPr/>
-    </w:lvl>
-    <w:lvl w:ilvl="6">
-      <w:start w:val="1"/>
-      <w:numFmt w:val="decimal"/>
-      <w:lvlText w:val="%7."/>
-      <w:lvlJc w:val="left"/>
-      <w:pPr>
-        <w:tabs>
-          <w:tab w:val="num" w:pos="4963"/>
-        </w:tabs>
-        <w:ind w:left="4963" w:hanging="283"/>
-      </w:pPr>
-      <w:rPr/>
-    </w:lvl>
-    <w:lvl w:ilvl="7">
-      <w:start w:val="1"/>
-      <w:numFmt w:val="decimal"/>
-      <w:lvlText w:val="%8."/>
-      <w:lvlJc w:val="left"/>
-      <w:pPr>
-        <w:tabs>
-          <w:tab w:val="num" w:pos="5672"/>
-        </w:tabs>
-        <w:ind w:left="5672" w:hanging="283"/>
-      </w:pPr>
-      <w:rPr/>
-    </w:lvl>
-    <w:lvl w:ilvl="8">
-      <w:start w:val="1"/>
-      <w:numFmt w:val="decimal"/>
-      <w:lvlText w:val="%9."/>
-      <w:lvlJc w:val="left"/>
-      <w:pPr>
-        <w:tabs>
-          <w:tab w:val="num" w:pos="6381"/>
-        </w:tabs>
-        <w:ind w:left="6381" w:hanging="283"/>
-      </w:pPr>
-      <w:rPr/>
-    </w:lvl>
-  </w:abstractNum>
   <w:abstractNum w:abstractNumId="13">
     <w:lvl w:ilvl="0">
       <w:start w:val="1"/>
@@ -24322,6 +24142,125 @@
   <w:abstractNum w:abstractNumId="14">
     <w:lvl w:ilvl="0">
       <w:start w:val="1"/>
+      <w:numFmt w:val="decimal"/>
+      <w:lvlText w:val="%1."/>
+      <w:lvlJc w:val="left"/>
+      <w:pPr>
+        <w:tabs>
+          <w:tab w:val="num" w:pos="709"/>
+        </w:tabs>
+        <w:ind w:left="709" w:hanging="283"/>
+      </w:pPr>
+      <w:rPr/>
+    </w:lvl>
+    <w:lvl w:ilvl="1">
+      <w:start w:val="1"/>
+      <w:numFmt w:val="decimal"/>
+      <w:lvlText w:val="%2."/>
+      <w:lvlJc w:val="left"/>
+      <w:pPr>
+        <w:tabs>
+          <w:tab w:val="num" w:pos="1418"/>
+        </w:tabs>
+        <w:ind w:left="1418" w:hanging="283"/>
+      </w:pPr>
+      <w:rPr/>
+    </w:lvl>
+    <w:lvl w:ilvl="2">
+      <w:start w:val="1"/>
+      <w:numFmt w:val="decimal"/>
+      <w:lvlText w:val="%3."/>
+      <w:lvlJc w:val="left"/>
+      <w:pPr>
+        <w:tabs>
+          <w:tab w:val="num" w:pos="2127"/>
+        </w:tabs>
+        <w:ind w:left="2127" w:hanging="283"/>
+      </w:pPr>
+      <w:rPr/>
+    </w:lvl>
+    <w:lvl w:ilvl="3">
+      <w:start w:val="1"/>
+      <w:numFmt w:val="decimal"/>
+      <w:lvlText w:val="%4."/>
+      <w:lvlJc w:val="left"/>
+      <w:pPr>
+        <w:tabs>
+          <w:tab w:val="num" w:pos="2836"/>
+        </w:tabs>
+        <w:ind w:left="2836" w:hanging="283"/>
+      </w:pPr>
+      <w:rPr/>
+    </w:lvl>
+    <w:lvl w:ilvl="4">
+      <w:start w:val="1"/>
+      <w:numFmt w:val="decimal"/>
+      <w:lvlText w:val="%5."/>
+      <w:lvlJc w:val="left"/>
+      <w:pPr>
+        <w:tabs>
+          <w:tab w:val="num" w:pos="3545"/>
+        </w:tabs>
+        <w:ind w:left="3545" w:hanging="283"/>
+      </w:pPr>
+      <w:rPr/>
+    </w:lvl>
+    <w:lvl w:ilvl="5">
+      <w:start w:val="1"/>
+      <w:numFmt w:val="decimal"/>
+      <w:lvlText w:val="%6."/>
+      <w:lvlJc w:val="left"/>
+      <w:pPr>
+        <w:tabs>
+          <w:tab w:val="num" w:pos="4254"/>
+        </w:tabs>
+        <w:ind w:left="4254" w:hanging="283"/>
+      </w:pPr>
+      <w:rPr/>
+    </w:lvl>
+    <w:lvl w:ilvl="6">
+      <w:start w:val="1"/>
+      <w:numFmt w:val="decimal"/>
+      <w:lvlText w:val="%7."/>
+      <w:lvlJc w:val="left"/>
+      <w:pPr>
+        <w:tabs>
+          <w:tab w:val="num" w:pos="4963"/>
+        </w:tabs>
+        <w:ind w:left="4963" w:hanging="283"/>
+      </w:pPr>
+      <w:rPr/>
+    </w:lvl>
+    <w:lvl w:ilvl="7">
+      <w:start w:val="1"/>
+      <w:numFmt w:val="decimal"/>
+      <w:lvlText w:val="%8."/>
+      <w:lvlJc w:val="left"/>
+      <w:pPr>
+        <w:tabs>
+          <w:tab w:val="num" w:pos="5672"/>
+        </w:tabs>
+        <w:ind w:left="5672" w:hanging="283"/>
+      </w:pPr>
+      <w:rPr/>
+    </w:lvl>
+    <w:lvl w:ilvl="8">
+      <w:start w:val="1"/>
+      <w:numFmt w:val="decimal"/>
+      <w:lvlText w:val="%9."/>
+      <w:lvlJc w:val="left"/>
+      <w:pPr>
+        <w:tabs>
+          <w:tab w:val="num" w:pos="6381"/>
+        </w:tabs>
+        <w:ind w:left="6381" w:hanging="283"/>
+      </w:pPr>
+      <w:rPr/>
+    </w:lvl>
+  </w:abstractNum>
+  <w:abstractNum w:abstractNumId="15">
+    <w:lvl w:ilvl="0">
+      <w:start w:val="1"/>
       <w:numFmt w:val="bullet"/>
       <w:lvlText w:val=""/>
       <w:lvlJc w:val="left"/>
@@ -24454,125 +24393,6 @@
       <w:rPr>
         <w:rFonts w:ascii="Symbol" w:hAnsi="Symbol" w:cs="Symbol" w:hint="default"/>
       </w:rPr>
-    </w:lvl>
-  </w:abstractNum>
-  <w:abstractNum w:abstractNumId="15">
-    <w:lvl w:ilvl="0">
-      <w:start w:val="1"/>
-      <w:numFmt w:val="decimal"/>
-      <w:lvlText w:val="%1."/>
-      <w:lvlJc w:val="left"/>
-      <w:pPr>
-        <w:tabs>
-          <w:tab w:val="num" w:pos="709"/>
-        </w:tabs>
-        <w:ind w:left="709" w:hanging="283"/>
-      </w:pPr>
-      <w:rPr/>
-    </w:lvl>
-    <w:lvl w:ilvl="1">
-      <w:start w:val="1"/>
-      <w:numFmt w:val="decimal"/>
-      <w:lvlText w:val="%2."/>
-      <w:lvlJc w:val="left"/>
-      <w:pPr>
-        <w:tabs>
-          <w:tab w:val="num" w:pos="1418"/>
-        </w:tabs>
-        <w:ind w:left="1418" w:hanging="283"/>
-      </w:pPr>
-      <w:rPr/>
-    </w:lvl>
-    <w:lvl w:ilvl="2">
-      <w:start w:val="1"/>
-      <w:numFmt w:val="decimal"/>
-      <w:lvlText w:val="%3."/>
-      <w:lvlJc w:val="left"/>
-      <w:pPr>
-        <w:tabs>
-          <w:tab w:val="num" w:pos="2127"/>
-        </w:tabs>
-        <w:ind w:left="2127" w:hanging="283"/>
-      </w:pPr>
-      <w:rPr/>
-    </w:lvl>
-    <w:lvl w:ilvl="3">
-      <w:start w:val="1"/>
-      <w:numFmt w:val="decimal"/>
-      <w:lvlText w:val="%4."/>
-      <w:lvlJc w:val="left"/>
-      <w:pPr>
-        <w:tabs>
-          <w:tab w:val="num" w:pos="2836"/>
-        </w:tabs>
-        <w:ind w:left="2836" w:hanging="283"/>
-      </w:pPr>
-      <w:rPr/>
-    </w:lvl>
-    <w:lvl w:ilvl="4">
-      <w:start w:val="1"/>
-      <w:numFmt w:val="decimal"/>
-      <w:lvlText w:val="%5."/>
-      <w:lvlJc w:val="left"/>
-      <w:pPr>
-        <w:tabs>
-          <w:tab w:val="num" w:pos="3545"/>
-        </w:tabs>
-        <w:ind w:left="3545" w:hanging="283"/>
-      </w:pPr>
-      <w:rPr/>
-    </w:lvl>
-    <w:lvl w:ilvl="5">
-      <w:start w:val="1"/>
-      <w:numFmt w:val="decimal"/>
-      <w:lvlText w:val="%6."/>
-      <w:lvlJc w:val="left"/>
-      <w:pPr>
-        <w:tabs>
-          <w:tab w:val="num" w:pos="4254"/>
-        </w:tabs>
-        <w:ind w:left="4254" w:hanging="283"/>
-      </w:pPr>
-      <w:rPr/>
-    </w:lvl>
-    <w:lvl w:ilvl="6">
-      <w:start w:val="1"/>
-      <w:numFmt w:val="decimal"/>
-      <w:lvlText w:val="%7."/>
-      <w:lvlJc w:val="left"/>
-      <w:pPr>
-        <w:tabs>
-          <w:tab w:val="num" w:pos="4963"/>
-        </w:tabs>
-        <w:ind w:left="4963" w:hanging="283"/>
-      </w:pPr>
-      <w:rPr/>
-    </w:lvl>
-    <w:lvl w:ilvl="7">
-      <w:start w:val="1"/>
-      <w:numFmt w:val="decimal"/>
-      <w:lvlText w:val="%8."/>
-      <w:lvlJc w:val="left"/>
-      <w:pPr>
-        <w:tabs>
-          <w:tab w:val="num" w:pos="5672"/>
-        </w:tabs>
-        <w:ind w:left="5672" w:hanging="283"/>
-      </w:pPr>
-      <w:rPr/>
-    </w:lvl>
-    <w:lvl w:ilvl="8">
-      <w:start w:val="1"/>
-      <w:numFmt w:val="decimal"/>
-      <w:lvlText w:val="%9."/>
-      <w:lvlJc w:val="left"/>
-      <w:pPr>
-        <w:tabs>
-          <w:tab w:val="num" w:pos="6381"/>
-        </w:tabs>
-        <w:ind w:left="6381" w:hanging="283"/>
-      </w:pPr>
-      <w:rPr/>
     </w:lvl>
   </w:abstractNum>
   <w:abstractNum w:abstractNumId="16">
@@ -25263,138 +25083,120 @@
   <w:abstractNum w:abstractNumId="21">
     <w:lvl w:ilvl="0">
       <w:start w:val="1"/>
-      <w:numFmt w:val="bullet"/>
-      <w:lvlText w:val=""/>
+      <w:numFmt w:val="none"/>
+      <w:suff w:val="nothing"/>
+      <w:lvlText w:val=""/>
       <w:lvlJc w:val="left"/>
       <w:pPr>
         <w:tabs>
-          <w:tab w:val="num" w:pos="709"/>
-        </w:tabs>
-        <w:ind w:left="709" w:hanging="283"/>
-      </w:pPr>
-      <w:rPr>
-        <w:rFonts w:ascii="Symbol" w:hAnsi="Symbol" w:cs="Symbol" w:hint="default"/>
-      </w:rPr>
+          <w:tab w:val="num" w:pos="0"/>
+        </w:tabs>
+        <w:ind w:left="0" w:hanging="0"/>
+      </w:pPr>
     </w:lvl>
     <w:lvl w:ilvl="1">
       <w:start w:val="1"/>
-      <w:numFmt w:val="bullet"/>
-      <w:lvlText w:val=""/>
+      <w:numFmt w:val="none"/>
+      <w:suff w:val="nothing"/>
+      <w:lvlText w:val=""/>
       <w:lvlJc w:val="left"/>
       <w:pPr>
         <w:tabs>
-          <w:tab w:val="num" w:pos="1418"/>
-        </w:tabs>
-        <w:ind w:left="1418" w:hanging="283"/>
-      </w:pPr>
-      <w:rPr>
-        <w:rFonts w:ascii="Symbol" w:hAnsi="Symbol" w:cs="Symbol" w:hint="default"/>
-      </w:rPr>
+          <w:tab w:val="num" w:pos="0"/>
+        </w:tabs>
+        <w:ind w:left="0" w:hanging="0"/>
+      </w:pPr>
     </w:lvl>
     <w:lvl w:ilvl="2">
       <w:start w:val="1"/>
-      <w:numFmt w:val="bullet"/>
-      <w:lvlText w:val=""/>
+      <w:numFmt w:val="none"/>
+      <w:suff w:val="nothing"/>
+      <w:lvlText w:val=""/>
       <w:lvlJc w:val="left"/>
       <w:pPr>
         <w:tabs>
-          <w:tab w:val="num" w:pos="2127"/>
-        </w:tabs>
-        <w:ind w:left="2127" w:hanging="283"/>
-      </w:pPr>
-      <w:rPr>
-        <w:rFonts w:ascii="Symbol" w:hAnsi="Symbol" w:cs="Symbol" w:hint="default"/>
-      </w:rPr>
+          <w:tab w:val="num" w:pos="0"/>
+        </w:tabs>
+        <w:ind w:left="0" w:hanging="0"/>
+      </w:pPr>
     </w:lvl>
     <w:lvl w:ilvl="3">
       <w:start w:val="1"/>
-      <w:numFmt w:val="bullet"/>
-      <w:lvlText w:val=""/>
+      <w:numFmt w:val="none"/>
+      <w:suff w:val="nothing"/>
+      <w:lvlText w:val=""/>
       <w:lvlJc w:val="left"/>
       <w:pPr>
         <w:tabs>
-          <w:tab w:val="num" w:pos="2836"/>
-        </w:tabs>
-        <w:ind w:left="2836" w:hanging="283"/>
-      </w:pPr>
-      <w:rPr>
-        <w:rFonts w:ascii="Symbol" w:hAnsi="Symbol" w:cs="Symbol" w:hint="default"/>
-      </w:rPr>
+          <w:tab w:val="num" w:pos="0"/>
+        </w:tabs>
+        <w:ind w:left="0" w:hanging="0"/>
+      </w:pPr>
     </w:lvl>
     <w:lvl w:ilvl="4">
       <w:start w:val="1"/>
-      <w:numFmt w:val="bullet"/>
-      <w:lvlText w:val=""/>
+      <w:numFmt w:val="none"/>
+      <w:suff w:val="nothing"/>
+      <w:lvlText w:val=""/>
       <w:lvlJc w:val="left"/>
       <w:pPr>
         <w:tabs>
-          <w:tab w:val="num" w:pos="3545"/>
-        </w:tabs>
-        <w:ind w:left="3545" w:hanging="283"/>
-      </w:pPr>
-      <w:rPr>
-        <w:rFonts w:ascii="Symbol" w:hAnsi="Symbol" w:cs="Symbol" w:hint="default"/>
-      </w:rPr>
+          <w:tab w:val="num" w:pos="0"/>
+        </w:tabs>
+        <w:ind w:left="0" w:hanging="0"/>
+      </w:pPr>
     </w:lvl>
     <w:lvl w:ilvl="5">
       <w:start w:val="1"/>
-      <w:numFmt w:val="bullet"/>
-      <w:lvlText w:val=""/>
+      <w:numFmt w:val="none"/>
+      <w:suff w:val="nothing"/>
+      <w:lvlText w:val=""/>
       <w:lvlJc w:val="left"/>
       <w:pPr>
         <w:tabs>
-          <w:tab w:val="num" w:pos="4254"/>
-        </w:tabs>
-        <w:ind w:left="4254" w:hanging="283"/>
-      </w:pPr>
-      <w:rPr>
-        <w:rFonts w:ascii="Symbol" w:hAnsi="Symbol" w:cs="Symbol" w:hint="default"/>
-      </w:rPr>
+          <w:tab w:val="num" w:pos="0"/>
+        </w:tabs>
+        <w:ind w:left="0" w:hanging="0"/>
+      </w:pPr>
     </w:lvl>
     <w:lvl w:ilvl="6">
       <w:start w:val="1"/>
-      <w:numFmt w:val="bullet"/>
-      <w:lvlText w:val=""/>
+      <w:numFmt w:val="none"/>
+      <w:suff w:val="nothing"/>
+      <w:lvlText w:val=""/>
       <w:lvlJc w:val="left"/>
       <w:pPr>
         <w:tabs>
-          <w:tab w:val="num" w:pos="4963"/>
-        </w:tabs>
-        <w:ind w:left="4963" w:hanging="283"/>
-      </w:pPr>
-      <w:rPr>
-        <w:rFonts w:ascii="Symbol" w:hAnsi="Symbol" w:cs="Symbol" w:hint="default"/>
-      </w:rPr>
+          <w:tab w:val="num" w:pos="0"/>
+        </w:tabs>
+        <w:ind w:left="0" w:hanging="0"/>
+      </w:pPr>
     </w:lvl>
     <w:lvl w:ilvl="7">
       <w:start w:val="1"/>
-      <w:numFmt w:val="bullet"/>
-      <w:lvlText w:val=""/>
+      <w:numFmt w:val="none"/>
+      <w:suff w:val="nothing"/>
+      <w:lvlText w:val=""/>
       <w:lvlJc w:val="left"/>
       <w:pPr>
         <w:tabs>
-          <w:tab w:val="num" w:pos="5672"/>
-        </w:tabs>
-        <w:ind w:left="5672" w:hanging="283"/>
-      </w:pPr>
-      <w:rPr>
-        <w:rFonts w:ascii="Symbol" w:hAnsi="Symbol" w:cs="Symbol" w:hint="default"/>
-      </w:rPr>
+          <w:tab w:val="num" w:pos="0"/>
+        </w:tabs>
+        <w:ind w:left="0" w:hanging="0"/>
+      </w:pPr>
     </w:lvl>
     <w:lvl w:ilvl="8">
       <w:start w:val="1"/>
-      <w:numFmt w:val="bullet"/>
-      <w:lvlText w:val=""/>
+      <w:numFmt w:val="none"/>
+      <w:suff w:val="nothing"/>
+      <w:lvlText w:val=""/>
       <w:lvlJc w:val="left"/>
       <w:pPr>
         <w:tabs>
-          <w:tab w:val="num" w:pos="6381"/>
-        </w:tabs>
-        <w:ind w:left="6381" w:hanging="283"/>
-      </w:pPr>
-      <w:rPr>
-        <w:rFonts w:ascii="Symbol" w:hAnsi="Symbol" w:cs="Symbol" w:hint="default"/>
-      </w:rPr>
+          <w:tab w:val="num" w:pos="0"/>
+        </w:tabs>
+        <w:ind w:left="0" w:hanging="0"/>
+      </w:pPr>
     </w:lvl>
   </w:abstractNum>
   <w:num w:numId="1">
@@ -25486,9 +25288,7 @@
     <w:pPr>
       <w:widowControl/>
       <w:suppressAutoHyphens w:val="true"/>
-      <w:kinsoku w:val="true"/>
-      <w:overflowPunct w:val="true"/>
-      <w:autoSpaceDE w:val="true"/>
+      <w:overflowPunct w:val="false"/>
       <w:bidi w:val="0"/>
       <w:spacing w:lineRule="auto" w:line="259" w:before="0" w:after="160"/>
       <w:jc w:val="left"/>
@@ -25599,7 +25399,7 @@
     <w:pPr>
       <w:numPr>
         <w:ilvl w:val="4"/>
-        <w:numId w:val="2"/>
+        <w:numId w:val="1"/>
       </w:numPr>
       <w:spacing w:before="120" w:after="60"/>
       <w:outlineLvl w:val="4"/>
@@ -25788,9 +25588,7 @@
     <w:pPr>
       <w:widowControl/>
       <w:suppressAutoHyphens w:val="true"/>
-      <w:kinsoku w:val="true"/>
-      <w:overflowPunct w:val="true"/>
-      <w:autoSpaceDE w:val="true"/>
+      <w:overflowPunct w:val="false"/>
       <w:bidi w:val="0"/>
       <w:spacing w:lineRule="auto" w:line="240" w:before="0" w:after="0"/>
       <w:jc w:val="left"/>

--- a/document/customer-segmentation.docx
+++ b/document/customer-segmentation.docx
@@ -33,9 +33,9 @@
             <wp:wrapTight wrapText="bothSides">
               <wp:wrapPolygon edited="0">
                 <wp:start x="-83" y="0"/>
-                <wp:lineTo x="-83" y="20636"/>
-                <wp:lineTo x="21015" y="20636"/>
-                <wp:lineTo x="21015" y="0"/>
+                <wp:lineTo x="-83" y="20477"/>
+                <wp:lineTo x="20932" y="20477"/>
+                <wp:lineTo x="20932" y="0"/>
                 <wp:lineTo x="-83" y="0"/>
               </wp:wrapPolygon>
             </wp:wrapTight>
@@ -445,43 +445,7 @@
           <w:sz w:val="28"/>
           <w:szCs w:val="28"/>
         </w:rPr>
-        <w:t>Aashis</w:t>
-      </w:r>
-      <w:r>
-        <w:rPr>
-          <w:rFonts w:cs="Times New Roman" w:ascii="Times New Roman" w:hAnsi="Times New Roman"/>
-          <w:b/>
-          <w:sz w:val="28"/>
-          <w:szCs w:val="28"/>
-        </w:rPr>
-        <w:t>h</w:t>
-      </w:r>
-      <w:r>
-        <w:rPr>
-          <w:rFonts w:cs="Times New Roman" w:ascii="Times New Roman" w:hAnsi="Times New Roman"/>
-          <w:b/>
-          <w:sz w:val="28"/>
-          <w:szCs w:val="28"/>
-        </w:rPr>
-        <w:t xml:space="preserve"> Ri</w:t>
-      </w:r>
-      <w:r>
-        <w:rPr>
-          <w:rFonts w:cs="Times New Roman" w:ascii="Times New Roman" w:hAnsi="Times New Roman"/>
-          <w:b/>
-          <w:sz w:val="28"/>
-          <w:szCs w:val="28"/>
-        </w:rPr>
-        <w:t>j</w:t>
-      </w:r>
-      <w:r>
-        <w:rPr>
-          <w:rFonts w:cs="Times New Roman" w:ascii="Times New Roman" w:hAnsi="Times New Roman"/>
-          <w:b/>
-          <w:sz w:val="28"/>
-          <w:szCs w:val="28"/>
-        </w:rPr>
-        <w:t>al (79010939)</w:t>
+        <w:t>Aashish Rijal (79010939)</w:t>
       </w:r>
     </w:p>
     <w:p>
@@ -6151,23 +6115,7 @@
           <w:sz w:val="24"/>
           <w:szCs w:val="24"/>
         </w:rPr>
-        <w:t xml:space="preserve">In this project, preprocessing was performed on the Kaggle dataset containing </w:t>
-      </w:r>
-      <w:r>
-        <w:rPr>
-          <w:rFonts w:ascii="Times New Roman" w:hAnsi="Times New Roman"/>
-          <w:sz w:val="24"/>
-          <w:szCs w:val="24"/>
-        </w:rPr>
-        <w:t>133</w:t>
-      </w:r>
-      <w:r>
-        <w:rPr>
-          <w:rFonts w:ascii="Times New Roman" w:hAnsi="Times New Roman"/>
-          <w:sz w:val="24"/>
-          <w:szCs w:val="24"/>
-        </w:rPr>
-        <w:t xml:space="preserve"> customer records using Pandas and Scikit-learn.</w:t>
+        <w:t>In this project, preprocessing was performed on the Kaggle dataset containing 133 customer records using Pandas and Scikit-learn.</w:t>
       </w:r>
     </w:p>
     <w:p>
@@ -7037,13 +6985,13 @@
         <w:gridCol w:w="1229"/>
         <w:gridCol w:w="1515"/>
         <w:gridCol w:w="1290"/>
-        <w:gridCol w:w="1635"/>
+        <w:gridCol w:w="1637"/>
         <w:gridCol w:w="1350"/>
         <w:gridCol w:w="751"/>
         <w:gridCol w:w="645"/>
         <w:gridCol w:w="884"/>
         <w:gridCol w:w="660"/>
-        <w:gridCol w:w="844"/>
+        <w:gridCol w:w="842"/>
       </w:tblGrid>
       <w:tr>
         <w:trPr>
@@ -7315,7 +7263,7 @@
         </w:tc>
         <w:tc>
           <w:tcPr>
-            <w:tcW w:w="1635" w:type="dxa"/>
+            <w:tcW w:w="1637" w:type="dxa"/>
             <w:tcBorders/>
             <w:vAlign w:val="center"/>
           </w:tcPr>
@@ -7447,7 +7395,7 @@
         </w:tc>
         <w:tc>
           <w:tcPr>
-            <w:tcW w:w="844" w:type="dxa"/>
+            <w:tcW w:w="842" w:type="dxa"/>
             <w:tcBorders/>
             <w:vAlign w:val="center"/>
           </w:tcPr>
@@ -7736,7 +7684,7 @@
         </w:tc>
         <w:tc>
           <w:tcPr>
-            <w:tcW w:w="1635" w:type="dxa"/>
+            <w:tcW w:w="1637" w:type="dxa"/>
             <w:tcBorders/>
             <w:vAlign w:val="center"/>
           </w:tcPr>
@@ -7868,7 +7816,7 @@
         </w:tc>
         <w:tc>
           <w:tcPr>
-            <w:tcW w:w="844" w:type="dxa"/>
+            <w:tcW w:w="842" w:type="dxa"/>
             <w:tcBorders/>
             <w:vAlign w:val="center"/>
           </w:tcPr>
@@ -8157,7 +8105,7 @@
         </w:tc>
         <w:tc>
           <w:tcPr>
-            <w:tcW w:w="1635" w:type="dxa"/>
+            <w:tcW w:w="1637" w:type="dxa"/>
             <w:tcBorders/>
             <w:vAlign w:val="center"/>
           </w:tcPr>
@@ -8289,7 +8237,7 @@
         </w:tc>
         <w:tc>
           <w:tcPr>
-            <w:tcW w:w="844" w:type="dxa"/>
+            <w:tcW w:w="842" w:type="dxa"/>
             <w:tcBorders/>
             <w:vAlign w:val="center"/>
           </w:tcPr>
@@ -8578,7 +8526,7 @@
         </w:tc>
         <w:tc>
           <w:tcPr>
-            <w:tcW w:w="1635" w:type="dxa"/>
+            <w:tcW w:w="1637" w:type="dxa"/>
             <w:tcBorders/>
             <w:vAlign w:val="center"/>
           </w:tcPr>
@@ -8710,7 +8658,7 @@
         </w:tc>
         <w:tc>
           <w:tcPr>
-            <w:tcW w:w="844" w:type="dxa"/>
+            <w:tcW w:w="842" w:type="dxa"/>
             <w:tcBorders/>
             <w:vAlign w:val="center"/>
           </w:tcPr>
@@ -8999,7 +8947,7 @@
         </w:tc>
         <w:tc>
           <w:tcPr>
-            <w:tcW w:w="1635" w:type="dxa"/>
+            <w:tcW w:w="1637" w:type="dxa"/>
             <w:tcBorders/>
             <w:vAlign w:val="center"/>
           </w:tcPr>
@@ -9131,7 +9079,7 @@
         </w:tc>
         <w:tc>
           <w:tcPr>
-            <w:tcW w:w="844" w:type="dxa"/>
+            <w:tcW w:w="842" w:type="dxa"/>
             <w:tcBorders/>
             <w:vAlign w:val="center"/>
           </w:tcPr>
@@ -9420,7 +9368,7 @@
         </w:tc>
         <w:tc>
           <w:tcPr>
-            <w:tcW w:w="1635" w:type="dxa"/>
+            <w:tcW w:w="1637" w:type="dxa"/>
             <w:tcBorders/>
             <w:vAlign w:val="center"/>
           </w:tcPr>
@@ -9552,7 +9500,7 @@
         </w:tc>
         <w:tc>
           <w:tcPr>
-            <w:tcW w:w="844" w:type="dxa"/>
+            <w:tcW w:w="842" w:type="dxa"/>
             <w:tcBorders/>
             <w:vAlign w:val="center"/>
           </w:tcPr>
@@ -17315,7 +17263,12 @@
         </w:rPr>
       </w:pPr>
       <w:r>
-        <w:rPr/>
+        <w:rPr>
+          <w:rFonts w:cs="Times New Roman" w:ascii="Times New Roman" w:hAnsi="Times New Roman"/>
+          <w:b/>
+          <w:sz w:val="24"/>
+          <w:szCs w:val="24"/>
+        </w:rPr>
       </w:r>
     </w:p>
     <w:p>
@@ -17405,9 +17358,7 @@
         <w:t>Accuracy= </w:t>
       </w:r>
       <w:r>
-        <w:rPr>
-          <w:rFonts w:ascii="Times New Roman" w:hAnsi="Times New Roman"/>
-        </w:rPr>
+        <w:rPr/>
       </w:r>
       <m:oMath xmlns:m="http://schemas.openxmlformats.org/officeDocument/2006/math">
         <m:f>
@@ -17583,9 +17534,7 @@
         <w:t>Precision=</w:t>
       </w:r>
       <w:r>
-        <w:rPr>
-          <w:rFonts w:ascii="Times New Roman" w:hAnsi="Times New Roman"/>
-        </w:rPr>
+        <w:rPr/>
       </w:r>
       <m:oMath xmlns:m="http://schemas.openxmlformats.org/officeDocument/2006/math">
         <m:f>
@@ -17777,9 +17726,7 @@
         <w:t>Recall=</w:t>
       </w:r>
       <w:r>
-        <w:rPr>
-          <w:rFonts w:ascii="Times New Roman" w:hAnsi="Times New Roman"/>
-        </w:rPr>
+        <w:rPr/>
       </w:r>
       <m:oMath xmlns:m="http://schemas.openxmlformats.org/officeDocument/2006/math">
         <m:f>
@@ -17972,9 +17919,7 @@
         <w:t xml:space="preserve">F1-Score =2* </w:t>
       </w:r>
       <w:r>
-        <w:rPr>
-          <w:rFonts w:ascii="Times New Roman" w:hAnsi="Times New Roman"/>
-        </w:rPr>
+        <w:rPr/>
       </w:r>
       <m:oMath xmlns:m="http://schemas.openxmlformats.org/officeDocument/2006/math">
         <m:f>
@@ -18155,7 +18100,7 @@
     <w:p>
       <w:pPr>
         <w:pStyle w:val="BodyText"/>
-        <w:spacing w:lineRule="auto" w:line="360"/>
+        <w:spacing w:lineRule="auto" w:line="360" w:before="0" w:after="140"/>
         <w:rPr>
           <w:rFonts w:cs="Times New Roman"/>
           <w:b/>
@@ -18767,7 +18712,9 @@
         </w:rPr>
       </w:pPr>
       <w:r>
-        <w:rPr/>
+        <w:rPr>
+          <w:rFonts w:ascii="Times New Roman" w:hAnsi="Times New Roman"/>
+        </w:rPr>
       </w:r>
     </w:p>
     <w:p>
@@ -21985,8 +21932,8 @@
         </w:tblCellMar>
       </w:tblPr>
       <w:tblGrid>
-        <w:gridCol w:w="854"/>
-        <w:gridCol w:w="1163"/>
+        <w:gridCol w:w="853"/>
+        <w:gridCol w:w="1164"/>
         <w:gridCol w:w="3117"/>
       </w:tblGrid>
       <w:tr>
@@ -21995,7 +21942,7 @@
         </w:trPr>
         <w:tc>
           <w:tcPr>
-            <w:tcW w:w="854" w:type="dxa"/>
+            <w:tcW w:w="853" w:type="dxa"/>
             <w:tcBorders>
               <w:top w:val="single" w:sz="2" w:space="0" w:color="000000"/>
               <w:left w:val="single" w:sz="2" w:space="0" w:color="000000"/>
@@ -22021,7 +21968,7 @@
         </w:tc>
         <w:tc>
           <w:tcPr>
-            <w:tcW w:w="1163" w:type="dxa"/>
+            <w:tcW w:w="1164" w:type="dxa"/>
             <w:tcBorders>
               <w:top w:val="single" w:sz="2" w:space="0" w:color="000000"/>
               <w:left w:val="single" w:sz="2" w:space="0" w:color="000000"/>
@@ -22077,7 +22024,7 @@
         <w:trPr/>
         <w:tc>
           <w:tcPr>
-            <w:tcW w:w="854" w:type="dxa"/>
+            <w:tcW w:w="853" w:type="dxa"/>
             <w:tcBorders>
               <w:left w:val="single" w:sz="2" w:space="0" w:color="000000"/>
               <w:bottom w:val="single" w:sz="2" w:space="0" w:color="000000"/>
@@ -22102,7 +22049,7 @@
         </w:tc>
         <w:tc>
           <w:tcPr>
-            <w:tcW w:w="1163" w:type="dxa"/>
+            <w:tcW w:w="1164" w:type="dxa"/>
             <w:tcBorders>
               <w:left w:val="single" w:sz="2" w:space="0" w:color="000000"/>
               <w:bottom w:val="single" w:sz="2" w:space="0" w:color="000000"/>
@@ -22155,7 +22102,7 @@
         <w:trPr/>
         <w:tc>
           <w:tcPr>
-            <w:tcW w:w="854" w:type="dxa"/>
+            <w:tcW w:w="853" w:type="dxa"/>
             <w:tcBorders>
               <w:left w:val="single" w:sz="2" w:space="0" w:color="000000"/>
               <w:bottom w:val="single" w:sz="2" w:space="0" w:color="000000"/>
@@ -22180,7 +22127,7 @@
         </w:tc>
         <w:tc>
           <w:tcPr>
-            <w:tcW w:w="1163" w:type="dxa"/>
+            <w:tcW w:w="1164" w:type="dxa"/>
             <w:tcBorders>
               <w:left w:val="single" w:sz="2" w:space="0" w:color="000000"/>
               <w:bottom w:val="single" w:sz="2" w:space="0" w:color="000000"/>
@@ -22233,7 +22180,7 @@
         <w:trPr/>
         <w:tc>
           <w:tcPr>
-            <w:tcW w:w="854" w:type="dxa"/>
+            <w:tcW w:w="853" w:type="dxa"/>
             <w:tcBorders>
               <w:left w:val="single" w:sz="2" w:space="0" w:color="000000"/>
               <w:bottom w:val="single" w:sz="2" w:space="0" w:color="000000"/>
@@ -22258,7 +22205,7 @@
         </w:tc>
         <w:tc>
           <w:tcPr>
-            <w:tcW w:w="1163" w:type="dxa"/>
+            <w:tcW w:w="1164" w:type="dxa"/>
             <w:tcBorders>
               <w:left w:val="single" w:sz="2" w:space="0" w:color="000000"/>
               <w:bottom w:val="single" w:sz="2" w:space="0" w:color="000000"/>
@@ -22358,12 +22305,31 @@
   <w:p>
     <w:pPr>
       <w:pStyle w:val="Footer"/>
-      <w:jc w:val="right"/>
+      <w:jc w:val="center"/>
       <w:rPr/>
     </w:pPr>
+    <w:bookmarkStart w:id="2" w:name="PageNumWizard_FOOTER_Default_Page_Style2"/>
     <w:r>
       <w:rPr/>
+      <w:fldChar w:fldCharType="begin"/>
     </w:r>
+    <w:r>
+      <w:rPr/>
+      <w:instrText xml:space="preserve"> PAGE </w:instrText>
+    </w:r>
+    <w:r>
+      <w:rPr/>
+      <w:fldChar w:fldCharType="separate"/>
+    </w:r>
+    <w:r>
+      <w:rPr/>
+      <w:t>41</w:t>
+    </w:r>
+    <w:r>
+      <w:rPr/>
+      <w:fldChar w:fldCharType="end"/>
+    </w:r>
+    <w:bookmarkEnd w:id="2"/>
   </w:p>
   <w:p>
     <w:pPr>
@@ -22382,12 +22348,31 @@
   <w:p>
     <w:pPr>
       <w:pStyle w:val="Footer"/>
-      <w:jc w:val="right"/>
+      <w:jc w:val="center"/>
       <w:rPr/>
     </w:pPr>
+    <w:bookmarkStart w:id="3" w:name="PageNumWizard_FOOTER_Default_Page_Style2"/>
     <w:r>
       <w:rPr/>
+      <w:fldChar w:fldCharType="begin"/>
     </w:r>
+    <w:r>
+      <w:rPr/>
+      <w:instrText xml:space="preserve"> PAGE </w:instrText>
+    </w:r>
+    <w:r>
+      <w:rPr/>
+      <w:fldChar w:fldCharType="separate"/>
+    </w:r>
+    <w:r>
+      <w:rPr/>
+      <w:t>41</w:t>
+    </w:r>
+    <w:r>
+      <w:rPr/>
+      <w:fldChar w:fldCharType="end"/>
+    </w:r>
+    <w:bookmarkEnd w:id="3"/>
   </w:p>
   <w:p>
     <w:pPr>
@@ -25288,7 +25273,7 @@
     <w:pPr>
       <w:widowControl/>
       <w:suppressAutoHyphens w:val="true"/>
-      <w:overflowPunct w:val="false"/>
+      <w:overflowPunct w:val="true"/>
       <w:bidi w:val="0"/>
       <w:spacing w:lineRule="auto" w:line="259" w:before="0" w:after="160"/>
       <w:jc w:val="left"/>
@@ -25588,7 +25573,7 @@
     <w:pPr>
       <w:widowControl/>
       <w:suppressAutoHyphens w:val="true"/>
-      <w:overflowPunct w:val="false"/>
+      <w:overflowPunct w:val="true"/>
       <w:bidi w:val="0"/>
       <w:spacing w:lineRule="auto" w:line="240" w:before="0" w:after="0"/>
       <w:jc w:val="left"/>
